--- a/data/outputs/v2/Maths/SS3.4_Linear_Motion/Mathematics_Linear_Motion_CBE_LessonSequence.docx
+++ b/data/outputs/v2/Maths/SS3.4_Linear_Motion/Mathematics_Linear_Motion_CBE_LessonSequence.docx
@@ -3144,7 +3144,25 @@
             </w:tcMar>
             <w:vAlign w:val="top"/>
           </w:tcPr>
-          <w:p/>
+          <w:p>
+            <w:pPr>
+              <w:spacing w:after="40" w:before="0"/>
+              <w:jc w:val="left"/>
+            </w:pPr>
+            <w:r>
+              <w:rPr>
+                <w:rFonts w:ascii="Arial" w:cs="Arial" w:eastAsia="Arial" w:hAnsi="Arial"/>
+                <w:b w:val="false"/>
+                <w:bCs w:val="false"/>
+                <w:i w:val="false"/>
+                <w:iCs w:val="false"/>
+                <w:color w:val="000000"/>
+                <w:sz w:val="18"/>
+                <w:szCs w:val="18"/>
+              </w:rPr>
+              <w:t xml:space="preserve">Conduct the outdoor activity in a clearly marked, obstacle-free section of the school compound. Brief learners to walk briskly — not run — to avoid falls. Ensure no learner has a physical condition preventing participation; assign an observer or recorder role for any such learner.</w:t>
+            </w:r>
+          </w:p>
         </w:tc>
       </w:tr>
     </w:tbl>
@@ -3518,7 +3536,7 @@
             <w:pPr>
               <w:spacing w:after="20" w:before="0"/>
             </w:pPr>
-            <w:hyperlink w:history="1" r:id="rIdzshpvl5he32_xiurdl7v2">
+            <w:hyperlink w:history="1" r:id="rIdz32gggsxwxax8f0ss92nk">
               <w:r>
                 <w:rPr>
                   <w:rFonts w:ascii="Arial" w:cs="Arial" w:eastAsia="Arial" w:hAnsi="Arial"/>
@@ -3551,7 +3569,7 @@
               <w:spacing w:after="10" w:before="0"/>
               <w:ind w:left="120"/>
             </w:pPr>
-            <w:hyperlink w:history="1" r:id="rId2iwu8lcq3niexbhu2vqke">
+            <w:hyperlink w:history="1" r:id="rIddodll8mozukgdcdfojvl7">
               <w:r>
                 <w:rPr>
                   <w:rFonts w:ascii="Arial" w:cs="Arial" w:eastAsia="Arial" w:hAnsi="Arial"/>
@@ -3596,7 +3614,7 @@
             <w:pPr>
               <w:spacing w:after="20" w:before="0"/>
             </w:pPr>
-            <w:hyperlink w:history="1" r:id="rId7jjgys6a9p81w4xwrpcxn">
+            <w:hyperlink w:history="1" r:id="rIdamhjjtvpmpcjzomogawvm">
               <w:r>
                 <w:rPr>
                   <w:rFonts w:ascii="Arial" w:cs="Arial" w:eastAsia="Arial" w:hAnsi="Arial"/>
@@ -3629,7 +3647,7 @@
               <w:spacing w:after="10" w:before="0"/>
               <w:ind w:left="120"/>
             </w:pPr>
-            <w:hyperlink w:history="1" r:id="rIdf7984zzmdjmhrwtxoxeiu">
+            <w:hyperlink w:history="1" r:id="rIdnyq0tzbjgdycvn_ld_pkl">
               <w:r>
                 <w:rPr>
                   <w:rFonts w:ascii="Arial" w:cs="Arial" w:eastAsia="Arial" w:hAnsi="Arial"/>
@@ -3824,7 +3842,7 @@
             <w:pPr>
               <w:spacing w:after="20" w:before="0"/>
             </w:pPr>
-            <w:hyperlink w:history="1" r:id="rId1dlomtqr9pmm3m8gmanhh">
+            <w:hyperlink w:history="1" r:id="rIdsyrp8wbuh4cymhon779ps">
               <w:r>
                 <w:rPr>
                   <w:rFonts w:ascii="Arial" w:cs="Arial" w:eastAsia="Arial" w:hAnsi="Arial"/>
@@ -3857,7 +3875,7 @@
               <w:spacing w:after="10" w:before="0"/>
               <w:ind w:left="120"/>
             </w:pPr>
-            <w:hyperlink w:history="1" r:id="rIdkxzx7yxxzqre4m-av7zt0">
+            <w:hyperlink w:history="1" r:id="rId66ezh-phnh-xtz6hdznxv">
               <w:r>
                 <w:rPr>
                   <w:rFonts w:ascii="Arial" w:cs="Arial" w:eastAsia="Arial" w:hAnsi="Arial"/>
@@ -3902,7 +3920,7 @@
             <w:pPr>
               <w:spacing w:after="20" w:before="0"/>
             </w:pPr>
-            <w:hyperlink w:history="1" r:id="rIdvq_ula8kck7hz2xeznq5a">
+            <w:hyperlink w:history="1" r:id="rIdvwglhfxjxmmukbwlzilu2">
               <w:r>
                 <w:rPr>
                   <w:rFonts w:ascii="Arial" w:cs="Arial" w:eastAsia="Arial" w:hAnsi="Arial"/>
@@ -3935,7 +3953,7 @@
               <w:spacing w:after="10" w:before="0"/>
               <w:ind w:left="120"/>
             </w:pPr>
-            <w:hyperlink w:history="1" r:id="rIdr-as0rxu9jusbpwi45rp_">
+            <w:hyperlink w:history="1" r:id="rIdntxmivy_tamcgszb0nah7">
               <w:r>
                 <w:rPr>
                   <w:rFonts w:ascii="Arial" w:cs="Arial" w:eastAsia="Arial" w:hAnsi="Arial"/>
@@ -4130,7 +4148,7 @@
             <w:pPr>
               <w:spacing w:after="20" w:before="0"/>
             </w:pPr>
-            <w:hyperlink w:history="1" r:id="rIdbsfz7fyosqlzkglpi0mms">
+            <w:hyperlink w:history="1" r:id="rIduqjalisvji4g9xkxbnkf0">
               <w:r>
                 <w:rPr>
                   <w:rFonts w:ascii="Arial" w:cs="Arial" w:eastAsia="Arial" w:hAnsi="Arial"/>
@@ -4163,7 +4181,7 @@
               <w:spacing w:after="10" w:before="0"/>
               <w:ind w:left="120"/>
             </w:pPr>
-            <w:hyperlink w:history="1" r:id="rIdxdlgtwvhrjk2q44tlsapz">
+            <w:hyperlink w:history="1" r:id="rIdya_ghnsp4pzot2ua1wscd">
               <w:r>
                 <w:rPr>
                   <w:rFonts w:ascii="Arial" w:cs="Arial" w:eastAsia="Arial" w:hAnsi="Arial"/>
@@ -4208,7 +4226,7 @@
             <w:pPr>
               <w:spacing w:after="20" w:before="0"/>
             </w:pPr>
-            <w:hyperlink w:history="1" r:id="rIdjdswwboqxye_b-gwggctj">
+            <w:hyperlink w:history="1" r:id="rIdvc7tx5ebemcg74fwgswfy">
               <w:r>
                 <w:rPr>
                   <w:rFonts w:ascii="Arial" w:cs="Arial" w:eastAsia="Arial" w:hAnsi="Arial"/>
@@ -4241,7 +4259,7 @@
               <w:spacing w:after="10" w:before="0"/>
               <w:ind w:left="120"/>
             </w:pPr>
-            <w:hyperlink w:history="1" r:id="rIdtdpbcb0rv5xvtli6romvz">
+            <w:hyperlink w:history="1" r:id="rIdwqkerz9s5yy857accckfs">
               <w:r>
                 <w:rPr>
                   <w:rFonts w:ascii="Arial" w:cs="Arial" w:eastAsia="Arial" w:hAnsi="Arial"/>
@@ -4436,7 +4454,7 @@
             <w:pPr>
               <w:spacing w:after="20" w:before="0"/>
             </w:pPr>
-            <w:hyperlink w:history="1" r:id="rId2cgabq1t3sn4tnhcwz0hu">
+            <w:hyperlink w:history="1" r:id="rIdfzq3wfsnw1ryj53yju5fy">
               <w:r>
                 <w:rPr>
                   <w:rFonts w:ascii="Arial" w:cs="Arial" w:eastAsia="Arial" w:hAnsi="Arial"/>
@@ -4469,7 +4487,7 @@
               <w:spacing w:after="10" w:before="0"/>
               <w:ind w:left="120"/>
             </w:pPr>
-            <w:hyperlink w:history="1" r:id="rIdetabvrn0qsshpuamqw1ts">
+            <w:hyperlink w:history="1" r:id="rIdqiptyl4bb4ykpaeamwtxh">
               <w:r>
                 <w:rPr>
                   <w:rFonts w:ascii="Arial" w:cs="Arial" w:eastAsia="Arial" w:hAnsi="Arial"/>
@@ -4514,7 +4532,7 @@
             <w:pPr>
               <w:spacing w:after="20" w:before="0"/>
             </w:pPr>
-            <w:hyperlink w:history="1" r:id="rId95njr0fmhlqxgyzq6362t">
+            <w:hyperlink w:history="1" r:id="rIdeab6quxvtfokabjpqnpyk">
               <w:r>
                 <w:rPr>
                   <w:rFonts w:ascii="Arial" w:cs="Arial" w:eastAsia="Arial" w:hAnsi="Arial"/>
@@ -4547,7 +4565,7 @@
               <w:spacing w:after="10" w:before="0"/>
               <w:ind w:left="120"/>
             </w:pPr>
-            <w:hyperlink w:history="1" r:id="rIdg16h-8vioowdw8mr0oge8">
+            <w:hyperlink w:history="1" r:id="rIdnoc2yay9q9chyjkvjyln3">
               <w:r>
                 <w:rPr>
                   <w:rFonts w:ascii="Arial" w:cs="Arial" w:eastAsia="Arial" w:hAnsi="Arial"/>
@@ -4742,7 +4760,7 @@
             <w:pPr>
               <w:spacing w:after="20" w:before="0"/>
             </w:pPr>
-            <w:hyperlink w:history="1" r:id="rIdbd8rj0n-i9ejm9iqqfslr">
+            <w:hyperlink w:history="1" r:id="rIdio9lbnfgbnepel4i2o6i9">
               <w:r>
                 <w:rPr>
                   <w:rFonts w:ascii="Arial" w:cs="Arial" w:eastAsia="Arial" w:hAnsi="Arial"/>
@@ -4775,7 +4793,7 @@
               <w:spacing w:after="10" w:before="0"/>
               <w:ind w:left="120"/>
             </w:pPr>
-            <w:hyperlink w:history="1" r:id="rIdzjudn_gmbmwhrreiqzuz6">
+            <w:hyperlink w:history="1" r:id="rId-9lcj9kznz74fywkxytjv">
               <w:r>
                 <w:rPr>
                   <w:rFonts w:ascii="Arial" w:cs="Arial" w:eastAsia="Arial" w:hAnsi="Arial"/>
@@ -4820,7 +4838,7 @@
             <w:pPr>
               <w:spacing w:after="20" w:before="0"/>
             </w:pPr>
-            <w:hyperlink w:history="1" r:id="rIdama2ox2ddplqo7jzpcujn">
+            <w:hyperlink w:history="1" r:id="rIda3qqgwvmdoaxoj1dhcjc1">
               <w:r>
                 <w:rPr>
                   <w:rFonts w:ascii="Arial" w:cs="Arial" w:eastAsia="Arial" w:hAnsi="Arial"/>
@@ -4853,7 +4871,7 @@
               <w:spacing w:after="10" w:before="0"/>
               <w:ind w:left="120"/>
             </w:pPr>
-            <w:hyperlink w:history="1" r:id="rId9wpvr5fhs1od0qhqm5ocj">
+            <w:hyperlink w:history="1" r:id="rIdurndrnm_li9fwlqomlqla">
               <w:r>
                 <w:rPr>
                   <w:rFonts w:ascii="Arial" w:cs="Arial" w:eastAsia="Arial" w:hAnsi="Arial"/>
@@ -5948,7 +5966,25 @@
             </w:tcMar>
             <w:vAlign w:val="top"/>
           </w:tcPr>
-          <w:p/>
+          <w:p>
+            <w:pPr>
+              <w:spacing w:after="40" w:before="0"/>
+              <w:jc w:val="left"/>
+            </w:pPr>
+            <w:r>
+              <w:rPr>
+                <w:rFonts w:ascii="Arial" w:cs="Arial" w:eastAsia="Arial" w:hAnsi="Arial"/>
+                <w:b w:val="false"/>
+                <w:bCs w:val="false"/>
+                <w:i w:val="false"/>
+                <w:iCs w:val="false"/>
+                <w:color w:val="000000"/>
+                <w:sz w:val="18"/>
+                <w:szCs w:val="18"/>
+              </w:rPr>
+              <w:t xml:space="preserve">No physical activity in this lesson. If video is projected, ensure the room lighting is adequate and screen glare is minimised. Learners with visual impairments should be seated closest to the screen.</w:t>
+            </w:r>
+          </w:p>
         </w:tc>
       </w:tr>
     </w:tbl>
@@ -6322,7 +6358,7 @@
             <w:pPr>
               <w:spacing w:after="20" w:before="0"/>
             </w:pPr>
-            <w:hyperlink w:history="1" r:id="rIdrfjf6owo-o6lfwmvrub_6">
+            <w:hyperlink w:history="1" r:id="rIdmuyvim9i7gkmlkll59duq">
               <w:r>
                 <w:rPr>
                   <w:rFonts w:ascii="Arial" w:cs="Arial" w:eastAsia="Arial" w:hAnsi="Arial"/>
@@ -6355,7 +6391,7 @@
               <w:spacing w:after="10" w:before="0"/>
               <w:ind w:left="120"/>
             </w:pPr>
-            <w:hyperlink w:history="1" r:id="rIdolyjytc1fmpsge8y_mpps">
+            <w:hyperlink w:history="1" r:id="rIdlpy54jw6nin5rz_m3fxa_">
               <w:r>
                 <w:rPr>
                   <w:rFonts w:ascii="Arial" w:cs="Arial" w:eastAsia="Arial" w:hAnsi="Arial"/>
@@ -6400,7 +6436,7 @@
             <w:pPr>
               <w:spacing w:after="20" w:before="0"/>
             </w:pPr>
-            <w:hyperlink w:history="1" r:id="rIdact-m6y7p69irpcqwgozq">
+            <w:hyperlink w:history="1" r:id="rIdvlifqxsdfrnzznwzttq4p">
               <w:r>
                 <w:rPr>
                   <w:rFonts w:ascii="Arial" w:cs="Arial" w:eastAsia="Arial" w:hAnsi="Arial"/>
@@ -6433,7 +6469,7 @@
               <w:spacing w:after="10" w:before="0"/>
               <w:ind w:left="120"/>
             </w:pPr>
-            <w:hyperlink w:history="1" r:id="rIdgvp9spidqccrtzur9qpbl">
+            <w:hyperlink w:history="1" r:id="rIdbkx4nt8gpvnarvr5qbt9w">
               <w:r>
                 <w:rPr>
                   <w:rFonts w:ascii="Arial" w:cs="Arial" w:eastAsia="Arial" w:hAnsi="Arial"/>
@@ -6628,7 +6664,7 @@
             <w:pPr>
               <w:spacing w:after="20" w:before="0"/>
             </w:pPr>
-            <w:hyperlink w:history="1" r:id="rIdapdgfw_by9bt6xtyw3ajr">
+            <w:hyperlink w:history="1" r:id="rIdhoidqxdhcu8_k06bmufqo">
               <w:r>
                 <w:rPr>
                   <w:rFonts w:ascii="Arial" w:cs="Arial" w:eastAsia="Arial" w:hAnsi="Arial"/>
@@ -6661,7 +6697,7 @@
               <w:spacing w:after="10" w:before="0"/>
               <w:ind w:left="120"/>
             </w:pPr>
-            <w:hyperlink w:history="1" r:id="rIdhfsowzgkevgedyo8icmg9">
+            <w:hyperlink w:history="1" r:id="rId5nxgqtrn9sbm_w4ulyy5b">
               <w:r>
                 <w:rPr>
                   <w:rFonts w:ascii="Arial" w:cs="Arial" w:eastAsia="Arial" w:hAnsi="Arial"/>
@@ -6706,7 +6742,7 @@
             <w:pPr>
               <w:spacing w:after="20" w:before="0"/>
             </w:pPr>
-            <w:hyperlink w:history="1" r:id="rIdurdszusgmb5i-s350g2a0">
+            <w:hyperlink w:history="1" r:id="rId8mxt-cqhomgfr4pqksg1c">
               <w:r>
                 <w:rPr>
                   <w:rFonts w:ascii="Arial" w:cs="Arial" w:eastAsia="Arial" w:hAnsi="Arial"/>
@@ -6739,7 +6775,7 @@
               <w:spacing w:after="10" w:before="0"/>
               <w:ind w:left="120"/>
             </w:pPr>
-            <w:hyperlink w:history="1" r:id="rIdcqqls7cf8h7hvbi_8ajwv">
+            <w:hyperlink w:history="1" r:id="rIdjdidkfj8yuh7jsu3mwzpz">
               <w:r>
                 <w:rPr>
                   <w:rFonts w:ascii="Arial" w:cs="Arial" w:eastAsia="Arial" w:hAnsi="Arial"/>
@@ -6934,7 +6970,7 @@
             <w:pPr>
               <w:spacing w:after="20" w:before="0"/>
             </w:pPr>
-            <w:hyperlink w:history="1" r:id="rIdltiss0fcxz5qlq44dwwom">
+            <w:hyperlink w:history="1" r:id="rIdfncztvcrsdzygiotsvgea">
               <w:r>
                 <w:rPr>
                   <w:rFonts w:ascii="Arial" w:cs="Arial" w:eastAsia="Arial" w:hAnsi="Arial"/>
@@ -6967,7 +7003,7 @@
               <w:spacing w:after="10" w:before="0"/>
               <w:ind w:left="120"/>
             </w:pPr>
-            <w:hyperlink w:history="1" r:id="rId42fsnp2ociv4ikx9fj1nm">
+            <w:hyperlink w:history="1" r:id="rIdnm9papt51im9n64mjnc_z">
               <w:r>
                 <w:rPr>
                   <w:rFonts w:ascii="Arial" w:cs="Arial" w:eastAsia="Arial" w:hAnsi="Arial"/>
@@ -7012,7 +7048,7 @@
             <w:pPr>
               <w:spacing w:after="20" w:before="0"/>
             </w:pPr>
-            <w:hyperlink w:history="1" r:id="rIdd1goontho9ewmbtedmpfj">
+            <w:hyperlink w:history="1" r:id="rIdo8fgpy_9ow5fzi2egyqkp">
               <w:r>
                 <w:rPr>
                   <w:rFonts w:ascii="Arial" w:cs="Arial" w:eastAsia="Arial" w:hAnsi="Arial"/>
@@ -7045,7 +7081,7 @@
               <w:spacing w:after="10" w:before="0"/>
               <w:ind w:left="120"/>
             </w:pPr>
-            <w:hyperlink w:history="1" r:id="rIdxtkrfdbixc93kmeriwvyq">
+            <w:hyperlink w:history="1" r:id="rIdt8b_cqt8hxi4t8s9ri6ur">
               <w:r>
                 <w:rPr>
                   <w:rFonts w:ascii="Arial" w:cs="Arial" w:eastAsia="Arial" w:hAnsi="Arial"/>
@@ -7240,7 +7276,7 @@
             <w:pPr>
               <w:spacing w:after="20" w:before="0"/>
             </w:pPr>
-            <w:hyperlink w:history="1" r:id="rIdrkeus5ot_wr2-nb5ijtnh">
+            <w:hyperlink w:history="1" r:id="rIdi33r8jmqv9vfu1dibm0t0">
               <w:r>
                 <w:rPr>
                   <w:rFonts w:ascii="Arial" w:cs="Arial" w:eastAsia="Arial" w:hAnsi="Arial"/>
@@ -7273,7 +7309,7 @@
               <w:spacing w:after="10" w:before="0"/>
               <w:ind w:left="120"/>
             </w:pPr>
-            <w:hyperlink w:history="1" r:id="rIddqil6lgwac9ugfs7uyz_3">
+            <w:hyperlink w:history="1" r:id="rIdst6rpantclv0ypdg2chnz">
               <w:r>
                 <w:rPr>
                   <w:rFonts w:ascii="Arial" w:cs="Arial" w:eastAsia="Arial" w:hAnsi="Arial"/>
@@ -7318,7 +7354,7 @@
             <w:pPr>
               <w:spacing w:after="20" w:before="0"/>
             </w:pPr>
-            <w:hyperlink w:history="1" r:id="rIdagmomuzhyqfr3wxo7qtpz">
+            <w:hyperlink w:history="1" r:id="rIda4hknnsoy11mac69fp6ok">
               <w:r>
                 <w:rPr>
                   <w:rFonts w:ascii="Arial" w:cs="Arial" w:eastAsia="Arial" w:hAnsi="Arial"/>
@@ -7351,7 +7387,7 @@
               <w:spacing w:after="10" w:before="0"/>
               <w:ind w:left="120"/>
             </w:pPr>
-            <w:hyperlink w:history="1" r:id="rIdsjquy8hv6yaiqe9wiapww">
+            <w:hyperlink w:history="1" r:id="rIdmnul2h35-cg9t_8dijmkd">
               <w:r>
                 <w:rPr>
                   <w:rFonts w:ascii="Arial" w:cs="Arial" w:eastAsia="Arial" w:hAnsi="Arial"/>
@@ -7546,7 +7582,7 @@
             <w:pPr>
               <w:spacing w:after="20" w:before="0"/>
             </w:pPr>
-            <w:hyperlink w:history="1" r:id="rId9epbthd-t-nlgc5xkdysr">
+            <w:hyperlink w:history="1" r:id="rIdapg4nsu4rqirwet03mbqf">
               <w:r>
                 <w:rPr>
                   <w:rFonts w:ascii="Arial" w:cs="Arial" w:eastAsia="Arial" w:hAnsi="Arial"/>
@@ -7579,7 +7615,7 @@
               <w:spacing w:after="10" w:before="0"/>
               <w:ind w:left="120"/>
             </w:pPr>
-            <w:hyperlink w:history="1" r:id="rIdyjdywiqcqxw4gbthkbhzn">
+            <w:hyperlink w:history="1" r:id="rIduobicehtczuvnovbt-0bw">
               <w:r>
                 <w:rPr>
                   <w:rFonts w:ascii="Arial" w:cs="Arial" w:eastAsia="Arial" w:hAnsi="Arial"/>
@@ -7624,7 +7660,7 @@
             <w:pPr>
               <w:spacing w:after="20" w:before="0"/>
             </w:pPr>
-            <w:hyperlink w:history="1" r:id="rIdvp8dikbl5ddf5icxyxllb">
+            <w:hyperlink w:history="1" r:id="rIdoljir9hwjal2kj-asmpsf">
               <w:r>
                 <w:rPr>
                   <w:rFonts w:ascii="Arial" w:cs="Arial" w:eastAsia="Arial" w:hAnsi="Arial"/>
@@ -7657,7 +7693,7 @@
               <w:spacing w:after="10" w:before="0"/>
               <w:ind w:left="120"/>
             </w:pPr>
-            <w:hyperlink w:history="1" r:id="rIdr__rbnsr4va8wp1tiwyf7">
+            <w:hyperlink w:history="1" r:id="rIdd-b0tadli9bi8ekknreyu">
               <w:r>
                 <w:rPr>
                   <w:rFonts w:ascii="Arial" w:cs="Arial" w:eastAsia="Arial" w:hAnsi="Arial"/>
@@ -9096,32 +9132,32 @@
         <w:tc>
           <w:tcPr>
             <w:tcW w:type="dxa" w:w="1520"/>
-            <w:shd w:fill="F2F2F2" w:color="auto" w:val="clear"/>
-            <w:tcMar>
-              <w:top w:type="dxa" w:w="60"/>
-              <w:left w:type="dxa" w:w="120"/>
-              <w:bottom w:type="dxa" w:w="60"/>
-              <w:right w:type="dxa" w:w="120"/>
-            </w:tcMar>
-            <w:vAlign w:val="top"/>
-          </w:tcPr>
-          <w:p>
-            <w:pPr>
-              <w:spacing w:after="40" w:before="0"/>
-              <w:jc w:val="left"/>
-            </w:pPr>
-            <w:r>
-              <w:rPr>
-                <w:rFonts w:ascii="Arial" w:cs="Arial" w:eastAsia="Arial" w:hAnsi="Arial"/>
-                <w:b/>
-                <w:bCs/>
-                <w:i w:val="false"/>
-                <w:iCs w:val="false"/>
-                <w:color w:val="000000"/>
-                <w:sz w:val="18"/>
-                <w:szCs w:val="18"/>
-              </w:rPr>
-              <w:t xml:space="preserve">Phase 1 — Predict</w:t>
+            <w:shd w:fill="EAD1F5" w:color="auto" w:val="clear"/>
+            <w:tcMar>
+              <w:top w:type="dxa" w:w="60"/>
+              <w:left w:type="dxa" w:w="120"/>
+              <w:bottom w:type="dxa" w:w="60"/>
+              <w:right w:type="dxa" w:w="120"/>
+            </w:tcMar>
+            <w:vAlign w:val="top"/>
+          </w:tcPr>
+          <w:p>
+            <w:pPr>
+              <w:spacing w:after="40" w:before="0"/>
+              <w:jc w:val="left"/>
+            </w:pPr>
+            <w:r>
+              <w:rPr>
+                <w:rFonts w:ascii="Arial" w:cs="Arial" w:eastAsia="Arial" w:hAnsi="Arial"/>
+                <w:b/>
+                <w:bCs/>
+                <w:i w:val="false"/>
+                <w:iCs w:val="false"/>
+                <w:color w:val="000000"/>
+                <w:sz w:val="18"/>
+                <w:szCs w:val="18"/>
+              </w:rPr>
+              <w:t xml:space="preserve">Predict Phase</w:t>
             </w:r>
           </w:p>
           <w:p>
@@ -9144,7 +9180,7 @@
             <w:pPr>
               <w:spacing w:after="20" w:before="0"/>
             </w:pPr>
-            <w:hyperlink w:history="1" r:id="rId9nrnbmvpput0qmjhyvo1q">
+            <w:hyperlink w:history="1" r:id="rIdvrpndd4qy0ikt83r_ddus">
               <w:r>
                 <w:rPr>
                   <w:rFonts w:ascii="Arial" w:cs="Arial" w:eastAsia="Arial" w:hAnsi="Arial"/>
@@ -9177,7 +9213,7 @@
               <w:spacing w:after="10" w:before="0"/>
               <w:ind w:left="120"/>
             </w:pPr>
-            <w:hyperlink w:history="1" r:id="rIdx8ps_erie_j89e7jzluzp">
+            <w:hyperlink w:history="1" r:id="rIdvjgbmxtatw6jc_11hmqjm">
               <w:r>
                 <w:rPr>
                   <w:rFonts w:ascii="Arial" w:cs="Arial" w:eastAsia="Arial" w:hAnsi="Arial"/>
@@ -9222,7 +9258,7 @@
             <w:pPr>
               <w:spacing w:after="20" w:before="0"/>
             </w:pPr>
-            <w:hyperlink w:history="1" r:id="rIdlxqn-mct_lesdwpordac7">
+            <w:hyperlink w:history="1" r:id="rIdpdbhfuh5k8sin2hlavgld">
               <w:r>
                 <w:rPr>
                   <w:rFonts w:ascii="Arial" w:cs="Arial" w:eastAsia="Arial" w:hAnsi="Arial"/>
@@ -9255,7 +9291,7 @@
               <w:spacing w:after="10" w:before="0"/>
               <w:ind w:left="120"/>
             </w:pPr>
-            <w:hyperlink w:history="1" r:id="rIdxlrep5oycz7h96oqn2cwe">
+            <w:hyperlink w:history="1" r:id="rIdbgldci3ctohnhehijzozc">
               <w:r>
                 <w:rPr>
                   <w:rFonts w:ascii="Arial" w:cs="Arial" w:eastAsia="Arial" w:hAnsi="Arial"/>
@@ -9402,32 +9438,32 @@
         <w:tc>
           <w:tcPr>
             <w:tcW w:type="dxa" w:w="1520"/>
-            <w:shd w:fill="F2F2F2" w:color="auto" w:val="clear"/>
-            <w:tcMar>
-              <w:top w:type="dxa" w:w="60"/>
-              <w:left w:type="dxa" w:w="120"/>
-              <w:bottom w:type="dxa" w:w="60"/>
-              <w:right w:type="dxa" w:w="120"/>
-            </w:tcMar>
-            <w:vAlign w:val="top"/>
-          </w:tcPr>
-          <w:p>
-            <w:pPr>
-              <w:spacing w:after="40" w:before="0"/>
-              <w:jc w:val="left"/>
-            </w:pPr>
-            <w:r>
-              <w:rPr>
-                <w:rFonts w:ascii="Arial" w:cs="Arial" w:eastAsia="Arial" w:hAnsi="Arial"/>
-                <w:b/>
-                <w:bCs/>
-                <w:i w:val="false"/>
-                <w:iCs w:val="false"/>
-                <w:color w:val="000000"/>
-                <w:sz w:val="18"/>
-                <w:szCs w:val="18"/>
-              </w:rPr>
-              <w:t xml:space="preserve">Phase 2 — Observe</w:t>
+            <w:shd w:fill="D9EEF1" w:color="auto" w:val="clear"/>
+            <w:tcMar>
+              <w:top w:type="dxa" w:w="60"/>
+              <w:left w:type="dxa" w:w="120"/>
+              <w:bottom w:type="dxa" w:w="60"/>
+              <w:right w:type="dxa" w:w="120"/>
+            </w:tcMar>
+            <w:vAlign w:val="top"/>
+          </w:tcPr>
+          <w:p>
+            <w:pPr>
+              <w:spacing w:after="40" w:before="0"/>
+              <w:jc w:val="left"/>
+            </w:pPr>
+            <w:r>
+              <w:rPr>
+                <w:rFonts w:ascii="Arial" w:cs="Arial" w:eastAsia="Arial" w:hAnsi="Arial"/>
+                <w:b/>
+                <w:bCs/>
+                <w:i w:val="false"/>
+                <w:iCs w:val="false"/>
+                <w:color w:val="000000"/>
+                <w:sz w:val="18"/>
+                <w:szCs w:val="18"/>
+              </w:rPr>
+              <w:t xml:space="preserve">Observe Phase</w:t>
             </w:r>
           </w:p>
           <w:p>
@@ -9450,7 +9486,7 @@
             <w:pPr>
               <w:spacing w:after="20" w:before="0"/>
             </w:pPr>
-            <w:hyperlink w:history="1" r:id="rIdnz6jt1e8qqq30phk3zy59">
+            <w:hyperlink w:history="1" r:id="rId5yn2x7ngelkvrlzpxx92g">
               <w:r>
                 <w:rPr>
                   <w:rFonts w:ascii="Arial" w:cs="Arial" w:eastAsia="Arial" w:hAnsi="Arial"/>
@@ -9483,7 +9519,7 @@
               <w:spacing w:after="10" w:before="0"/>
               <w:ind w:left="120"/>
             </w:pPr>
-            <w:hyperlink w:history="1" r:id="rIdufnp-srfei0e8lmcreojj">
+            <w:hyperlink w:history="1" r:id="rIdx7lq0zypzep8tkfogk-lg">
               <w:r>
                 <w:rPr>
                   <w:rFonts w:ascii="Arial" w:cs="Arial" w:eastAsia="Arial" w:hAnsi="Arial"/>
@@ -9528,7 +9564,7 @@
             <w:pPr>
               <w:spacing w:after="20" w:before="0"/>
             </w:pPr>
-            <w:hyperlink w:history="1" r:id="rIdvdjqqsnoj957tmgium-ak">
+            <w:hyperlink w:history="1" r:id="rIddn4a2n45tqjat4ae2jej4">
               <w:r>
                 <w:rPr>
                   <w:rFonts w:ascii="Arial" w:cs="Arial" w:eastAsia="Arial" w:hAnsi="Arial"/>
@@ -9561,7 +9597,7 @@
               <w:spacing w:after="10" w:before="0"/>
               <w:ind w:left="120"/>
             </w:pPr>
-            <w:hyperlink w:history="1" r:id="rIdzqwenoo6jopsmwsddrn01">
+            <w:hyperlink w:history="1" r:id="rIdfnctmyoxduvzlld-fw2up">
               <w:r>
                 <w:rPr>
                   <w:rFonts w:ascii="Arial" w:cs="Arial" w:eastAsia="Arial" w:hAnsi="Arial"/>
@@ -9708,32 +9744,32 @@
         <w:tc>
           <w:tcPr>
             <w:tcW w:type="dxa" w:w="1520"/>
-            <w:shd w:fill="F2F2F2" w:color="auto" w:val="clear"/>
-            <w:tcMar>
-              <w:top w:type="dxa" w:w="60"/>
-              <w:left w:type="dxa" w:w="120"/>
-              <w:bottom w:type="dxa" w:w="60"/>
-              <w:right w:type="dxa" w:w="120"/>
-            </w:tcMar>
-            <w:vAlign w:val="top"/>
-          </w:tcPr>
-          <w:p>
-            <w:pPr>
-              <w:spacing w:after="40" w:before="0"/>
-              <w:jc w:val="left"/>
-            </w:pPr>
-            <w:r>
-              <w:rPr>
-                <w:rFonts w:ascii="Arial" w:cs="Arial" w:eastAsia="Arial" w:hAnsi="Arial"/>
-                <w:b/>
-                <w:bCs/>
-                <w:i w:val="false"/>
-                <w:iCs w:val="false"/>
-                <w:color w:val="000000"/>
-                <w:sz w:val="18"/>
-                <w:szCs w:val="18"/>
-              </w:rPr>
-              <w:t xml:space="preserve">Phase 3 — Explain</w:t>
+            <w:shd w:fill="E2EFDA" w:color="auto" w:val="clear"/>
+            <w:tcMar>
+              <w:top w:type="dxa" w:w="60"/>
+              <w:left w:type="dxa" w:w="120"/>
+              <w:bottom w:type="dxa" w:w="60"/>
+              <w:right w:type="dxa" w:w="120"/>
+            </w:tcMar>
+            <w:vAlign w:val="top"/>
+          </w:tcPr>
+          <w:p>
+            <w:pPr>
+              <w:spacing w:after="40" w:before="0"/>
+              <w:jc w:val="left"/>
+            </w:pPr>
+            <w:r>
+              <w:rPr>
+                <w:rFonts w:ascii="Arial" w:cs="Arial" w:eastAsia="Arial" w:hAnsi="Arial"/>
+                <w:b/>
+                <w:bCs/>
+                <w:i w:val="false"/>
+                <w:iCs w:val="false"/>
+                <w:color w:val="000000"/>
+                <w:sz w:val="18"/>
+                <w:szCs w:val="18"/>
+              </w:rPr>
+              <w:t xml:space="preserve">Explain Phase</w:t>
             </w:r>
           </w:p>
           <w:p>
@@ -9756,7 +9792,7 @@
             <w:pPr>
               <w:spacing w:after="20" w:before="0"/>
             </w:pPr>
-            <w:hyperlink w:history="1" r:id="rIdtyvp3df0nlgxnyy6clqek">
+            <w:hyperlink w:history="1" r:id="rIdueder7gxi6u8x7n5zehox">
               <w:r>
                 <w:rPr>
                   <w:rFonts w:ascii="Arial" w:cs="Arial" w:eastAsia="Arial" w:hAnsi="Arial"/>
@@ -9789,7 +9825,7 @@
               <w:spacing w:after="10" w:before="0"/>
               <w:ind w:left="120"/>
             </w:pPr>
-            <w:hyperlink w:history="1" r:id="rIdn2z5hvgx6amts2tn7nhda">
+            <w:hyperlink w:history="1" r:id="rIddbvvv9d1y4d3gitv-xc2l">
               <w:r>
                 <w:rPr>
                   <w:rFonts w:ascii="Arial" w:cs="Arial" w:eastAsia="Arial" w:hAnsi="Arial"/>
@@ -9834,7 +9870,7 @@
             <w:pPr>
               <w:spacing w:after="20" w:before="0"/>
             </w:pPr>
-            <w:hyperlink w:history="1" r:id="rIdjpc0ogsvibxqm8ei-w_dt">
+            <w:hyperlink w:history="1" r:id="rIdqrq2-h2l9g-6bb03esqen">
               <w:r>
                 <w:rPr>
                   <w:rFonts w:ascii="Arial" w:cs="Arial" w:eastAsia="Arial" w:hAnsi="Arial"/>
@@ -9867,7 +9903,7 @@
               <w:spacing w:after="10" w:before="0"/>
               <w:ind w:left="120"/>
             </w:pPr>
-            <w:hyperlink w:history="1" r:id="rIdvhi_hb8p6xlcie157tmjy">
+            <w:hyperlink w:history="1" r:id="rIdahlt3u6di32p-s5b8rxqw">
               <w:r>
                 <w:rPr>
                   <w:rFonts w:ascii="Arial" w:cs="Arial" w:eastAsia="Arial" w:hAnsi="Arial"/>
@@ -10014,32 +10050,32 @@
         <w:tc>
           <w:tcPr>
             <w:tcW w:type="dxa" w:w="1520"/>
-            <w:shd w:fill="F2F2F2" w:color="auto" w:val="clear"/>
-            <w:tcMar>
-              <w:top w:type="dxa" w:w="60"/>
-              <w:left w:type="dxa" w:w="120"/>
-              <w:bottom w:type="dxa" w:w="60"/>
-              <w:right w:type="dxa" w:w="120"/>
-            </w:tcMar>
-            <w:vAlign w:val="top"/>
-          </w:tcPr>
-          <w:p>
-            <w:pPr>
-              <w:spacing w:after="40" w:before="0"/>
-              <w:jc w:val="left"/>
-            </w:pPr>
-            <w:r>
-              <w:rPr>
-                <w:rFonts w:ascii="Arial" w:cs="Arial" w:eastAsia="Arial" w:hAnsi="Arial"/>
-                <w:b/>
-                <w:bCs/>
-                <w:i w:val="false"/>
-                <w:iCs w:val="false"/>
-                <w:color w:val="000000"/>
-                <w:sz w:val="18"/>
-                <w:szCs w:val="18"/>
-              </w:rPr>
-              <w:t xml:space="preserve">Phase 4 — Driving Question Board (DQB) Update</w:t>
+            <w:shd w:fill="FCE4D6" w:color="auto" w:val="clear"/>
+            <w:tcMar>
+              <w:top w:type="dxa" w:w="60"/>
+              <w:left w:type="dxa" w:w="120"/>
+              <w:bottom w:type="dxa" w:w="60"/>
+              <w:right w:type="dxa" w:w="120"/>
+            </w:tcMar>
+            <w:vAlign w:val="top"/>
+          </w:tcPr>
+          <w:p>
+            <w:pPr>
+              <w:spacing w:after="40" w:before="0"/>
+              <w:jc w:val="left"/>
+            </w:pPr>
+            <w:r>
+              <w:rPr>
+                <w:rFonts w:ascii="Arial" w:cs="Arial" w:eastAsia="Arial" w:hAnsi="Arial"/>
+                <w:b/>
+                <w:bCs/>
+                <w:i w:val="false"/>
+                <w:iCs w:val="false"/>
+                <w:color w:val="000000"/>
+                <w:sz w:val="18"/>
+                <w:szCs w:val="18"/>
+              </w:rPr>
+              <w:t xml:space="preserve">Driving Question Board (DQB) Creation</w:t>
             </w:r>
           </w:p>
           <w:p>
@@ -10062,7 +10098,7 @@
             <w:pPr>
               <w:spacing w:after="20" w:before="0"/>
             </w:pPr>
-            <w:hyperlink w:history="1" r:id="rIdh7oauhyc295ei9fc3pm8h">
+            <w:hyperlink w:history="1" r:id="rIddxdmuhzcvvtl5dw1melfr">
               <w:r>
                 <w:rPr>
                   <w:rFonts w:ascii="Arial" w:cs="Arial" w:eastAsia="Arial" w:hAnsi="Arial"/>
@@ -10095,7 +10131,7 @@
               <w:spacing w:after="10" w:before="0"/>
               <w:ind w:left="120"/>
             </w:pPr>
-            <w:hyperlink w:history="1" r:id="rIdq7p0b6d9sug17xxvtahbq">
+            <w:hyperlink w:history="1" r:id="rIdddlwzvqb0kzdnzqi2nz1d">
               <w:r>
                 <w:rPr>
                   <w:rFonts w:ascii="Arial" w:cs="Arial" w:eastAsia="Arial" w:hAnsi="Arial"/>
@@ -10140,7 +10176,7 @@
             <w:pPr>
               <w:spacing w:after="20" w:before="0"/>
             </w:pPr>
-            <w:hyperlink w:history="1" r:id="rId4dftp7qgc6lgyr0jnzxva">
+            <w:hyperlink w:history="1" r:id="rIdff4dfci7gvazwbv6pgaxk">
               <w:r>
                 <w:rPr>
                   <w:rFonts w:ascii="Arial" w:cs="Arial" w:eastAsia="Arial" w:hAnsi="Arial"/>
@@ -10173,7 +10209,7 @@
               <w:spacing w:after="10" w:before="0"/>
               <w:ind w:left="120"/>
             </w:pPr>
-            <w:hyperlink w:history="1" r:id="rIdobi_xsuocz4x-_a6qabzb">
+            <w:hyperlink w:history="1" r:id="rIdonwqe_b_mt3clcpvkmbof">
               <w:r>
                 <w:rPr>
                   <w:rFonts w:ascii="Arial" w:cs="Arial" w:eastAsia="Arial" w:hAnsi="Arial"/>
@@ -10320,32 +10356,32 @@
         <w:tc>
           <w:tcPr>
             <w:tcW w:type="dxa" w:w="1520"/>
-            <w:shd w:fill="F2F2F2" w:color="auto" w:val="clear"/>
-            <w:tcMar>
-              <w:top w:type="dxa" w:w="60"/>
-              <w:left w:type="dxa" w:w="120"/>
-              <w:bottom w:type="dxa" w:w="60"/>
-              <w:right w:type="dxa" w:w="120"/>
-            </w:tcMar>
-            <w:vAlign w:val="top"/>
-          </w:tcPr>
-          <w:p>
-            <w:pPr>
-              <w:spacing w:after="40" w:before="0"/>
-              <w:jc w:val="left"/>
-            </w:pPr>
-            <w:r>
-              <w:rPr>
-                <w:rFonts w:ascii="Arial" w:cs="Arial" w:eastAsia="Arial" w:hAnsi="Arial"/>
-                <w:b/>
-                <w:bCs/>
-                <w:i w:val="false"/>
-                <w:iCs w:val="false"/>
-                <w:color w:val="000000"/>
-                <w:sz w:val="18"/>
-                <w:szCs w:val="18"/>
-              </w:rPr>
-              <w:t xml:space="preserve">Phase 5 — Model Building</w:t>
+            <w:shd w:fill="D5E8F0" w:color="auto" w:val="clear"/>
+            <w:tcMar>
+              <w:top w:type="dxa" w:w="60"/>
+              <w:left w:type="dxa" w:w="120"/>
+              <w:bottom w:type="dxa" w:w="60"/>
+              <w:right w:type="dxa" w:w="120"/>
+            </w:tcMar>
+            <w:vAlign w:val="top"/>
+          </w:tcPr>
+          <w:p>
+            <w:pPr>
+              <w:spacing w:after="40" w:before="0"/>
+              <w:jc w:val="left"/>
+            </w:pPr>
+            <w:r>
+              <w:rPr>
+                <w:rFonts w:ascii="Arial" w:cs="Arial" w:eastAsia="Arial" w:hAnsi="Arial"/>
+                <w:b/>
+                <w:bCs/>
+                <w:i w:val="false"/>
+                <w:iCs w:val="false"/>
+                <w:color w:val="000000"/>
+                <w:sz w:val="18"/>
+                <w:szCs w:val="18"/>
+              </w:rPr>
+              <w:t xml:space="preserve">Model Building Phase</w:t>
             </w:r>
           </w:p>
           <w:p>
@@ -10368,7 +10404,7 @@
             <w:pPr>
               <w:spacing w:after="20" w:before="0"/>
             </w:pPr>
-            <w:hyperlink w:history="1" r:id="rIdx1uy1go5dlworqxpl6flp">
+            <w:hyperlink w:history="1" r:id="rIdezcfjdohvmqqo8y1wmaln">
               <w:r>
                 <w:rPr>
                   <w:rFonts w:ascii="Arial" w:cs="Arial" w:eastAsia="Arial" w:hAnsi="Arial"/>
@@ -10401,7 +10437,7 @@
               <w:spacing w:after="10" w:before="0"/>
               <w:ind w:left="120"/>
             </w:pPr>
-            <w:hyperlink w:history="1" r:id="rIdgy9yau_vfcgmbmgs0abhs">
+            <w:hyperlink w:history="1" r:id="rIdhge1qpcn24tc5tw3q6l52">
               <w:r>
                 <w:rPr>
                   <w:rFonts w:ascii="Arial" w:cs="Arial" w:eastAsia="Arial" w:hAnsi="Arial"/>
@@ -10446,7 +10482,7 @@
             <w:pPr>
               <w:spacing w:after="20" w:before="0"/>
             </w:pPr>
-            <w:hyperlink w:history="1" r:id="rIdvd0uhxn0bcdbq1mq6smoi">
+            <w:hyperlink w:history="1" r:id="rIdmaoubedd1nwi1pt3lbs0u">
               <w:r>
                 <w:rPr>
                   <w:rFonts w:ascii="Arial" w:cs="Arial" w:eastAsia="Arial" w:hAnsi="Arial"/>
@@ -10479,7 +10515,7 @@
               <w:spacing w:after="10" w:before="0"/>
               <w:ind w:left="120"/>
             </w:pPr>
-            <w:hyperlink w:history="1" r:id="rIdjvswzn6uuqavk4lvq1a03">
+            <w:hyperlink w:history="1" r:id="rIdlugftf7b8lza5zvsu8sxz">
               <w:r>
                 <w:rPr>
                   <w:rFonts w:ascii="Arial" w:cs="Arial" w:eastAsia="Arial" w:hAnsi="Arial"/>
@@ -11918,32 +11954,32 @@
         <w:tc>
           <w:tcPr>
             <w:tcW w:type="dxa" w:w="1520"/>
-            <w:shd w:fill="F2F2F2" w:color="auto" w:val="clear"/>
-            <w:tcMar>
-              <w:top w:type="dxa" w:w="60"/>
-              <w:left w:type="dxa" w:w="120"/>
-              <w:bottom w:type="dxa" w:w="60"/>
-              <w:right w:type="dxa" w:w="120"/>
-            </w:tcMar>
-            <w:vAlign w:val="top"/>
-          </w:tcPr>
-          <w:p>
-            <w:pPr>
-              <w:spacing w:after="40" w:before="0"/>
-              <w:jc w:val="left"/>
-            </w:pPr>
-            <w:r>
-              <w:rPr>
-                <w:rFonts w:ascii="Arial" w:cs="Arial" w:eastAsia="Arial" w:hAnsi="Arial"/>
-                <w:b/>
-                <w:bCs/>
-                <w:i w:val="false"/>
-                <w:iCs w:val="false"/>
-                <w:color w:val="000000"/>
-                <w:sz w:val="18"/>
-                <w:szCs w:val="18"/>
-              </w:rPr>
-              <w:t xml:space="preserve">Phase 1 — Predict</w:t>
+            <w:shd w:fill="EAD1F5" w:color="auto" w:val="clear"/>
+            <w:tcMar>
+              <w:top w:type="dxa" w:w="60"/>
+              <w:left w:type="dxa" w:w="120"/>
+              <w:bottom w:type="dxa" w:w="60"/>
+              <w:right w:type="dxa" w:w="120"/>
+            </w:tcMar>
+            <w:vAlign w:val="top"/>
+          </w:tcPr>
+          <w:p>
+            <w:pPr>
+              <w:spacing w:after="40" w:before="0"/>
+              <w:jc w:val="left"/>
+            </w:pPr>
+            <w:r>
+              <w:rPr>
+                <w:rFonts w:ascii="Arial" w:cs="Arial" w:eastAsia="Arial" w:hAnsi="Arial"/>
+                <w:b/>
+                <w:bCs/>
+                <w:i w:val="false"/>
+                <w:iCs w:val="false"/>
+                <w:color w:val="000000"/>
+                <w:sz w:val="18"/>
+                <w:szCs w:val="18"/>
+              </w:rPr>
+              <w:t xml:space="preserve">Predict Phase</w:t>
             </w:r>
           </w:p>
           <w:p>
@@ -11966,7 +12002,7 @@
             <w:pPr>
               <w:spacing w:after="20" w:before="0"/>
             </w:pPr>
-            <w:hyperlink w:history="1" r:id="rIdf20liolgxzvrajgyuhvch">
+            <w:hyperlink w:history="1" r:id="rIdeeotrfbezrran2_r0qc1c">
               <w:r>
                 <w:rPr>
                   <w:rFonts w:ascii="Arial" w:cs="Arial" w:eastAsia="Arial" w:hAnsi="Arial"/>
@@ -11999,7 +12035,7 @@
               <w:spacing w:after="10" w:before="0"/>
               <w:ind w:left="120"/>
             </w:pPr>
-            <w:hyperlink w:history="1" r:id="rIdphzkinyp6zi_4bs_sp_pc">
+            <w:hyperlink w:history="1" r:id="rId9upvj-mpgrmlcxxgehpuv">
               <w:r>
                 <w:rPr>
                   <w:rFonts w:ascii="Arial" w:cs="Arial" w:eastAsia="Arial" w:hAnsi="Arial"/>
@@ -12044,7 +12080,7 @@
             <w:pPr>
               <w:spacing w:after="20" w:before="0"/>
             </w:pPr>
-            <w:hyperlink w:history="1" r:id="rIdveurvsypfydukew_hl7fd">
+            <w:hyperlink w:history="1" r:id="rIdykcaw8tp2ecbgoysmiwfd">
               <w:r>
                 <w:rPr>
                   <w:rFonts w:ascii="Arial" w:cs="Arial" w:eastAsia="Arial" w:hAnsi="Arial"/>
@@ -12077,7 +12113,7 @@
               <w:spacing w:after="10" w:before="0"/>
               <w:ind w:left="120"/>
             </w:pPr>
-            <w:hyperlink w:history="1" r:id="rId3yclina9wimrpthvzwep6">
+            <w:hyperlink w:history="1" r:id="rIdxw3idwyx4mwnvlrfyxjcl">
               <w:r>
                 <w:rPr>
                   <w:rFonts w:ascii="Arial" w:cs="Arial" w:eastAsia="Arial" w:hAnsi="Arial"/>
@@ -12224,32 +12260,32 @@
         <w:tc>
           <w:tcPr>
             <w:tcW w:type="dxa" w:w="1520"/>
-            <w:shd w:fill="F2F2F2" w:color="auto" w:val="clear"/>
-            <w:tcMar>
-              <w:top w:type="dxa" w:w="60"/>
-              <w:left w:type="dxa" w:w="120"/>
-              <w:bottom w:type="dxa" w:w="60"/>
-              <w:right w:type="dxa" w:w="120"/>
-            </w:tcMar>
-            <w:vAlign w:val="top"/>
-          </w:tcPr>
-          <w:p>
-            <w:pPr>
-              <w:spacing w:after="40" w:before="0"/>
-              <w:jc w:val="left"/>
-            </w:pPr>
-            <w:r>
-              <w:rPr>
-                <w:rFonts w:ascii="Arial" w:cs="Arial" w:eastAsia="Arial" w:hAnsi="Arial"/>
-                <w:b/>
-                <w:bCs/>
-                <w:i w:val="false"/>
-                <w:iCs w:val="false"/>
-                <w:color w:val="000000"/>
-                <w:sz w:val="18"/>
-                <w:szCs w:val="18"/>
-              </w:rPr>
-              <w:t xml:space="preserve">Phase 2 — Observe (Evidence Gathering)</w:t>
+            <w:shd w:fill="D9EEF1" w:color="auto" w:val="clear"/>
+            <w:tcMar>
+              <w:top w:type="dxa" w:w="60"/>
+              <w:left w:type="dxa" w:w="120"/>
+              <w:bottom w:type="dxa" w:w="60"/>
+              <w:right w:type="dxa" w:w="120"/>
+            </w:tcMar>
+            <w:vAlign w:val="top"/>
+          </w:tcPr>
+          <w:p>
+            <w:pPr>
+              <w:spacing w:after="40" w:before="0"/>
+              <w:jc w:val="left"/>
+            </w:pPr>
+            <w:r>
+              <w:rPr>
+                <w:rFonts w:ascii="Arial" w:cs="Arial" w:eastAsia="Arial" w:hAnsi="Arial"/>
+                <w:b/>
+                <w:bCs/>
+                <w:i w:val="false"/>
+                <w:iCs w:val="false"/>
+                <w:color w:val="000000"/>
+                <w:sz w:val="18"/>
+                <w:szCs w:val="18"/>
+              </w:rPr>
+              <w:t xml:space="preserve">Observe Phase</w:t>
             </w:r>
           </w:p>
           <w:p>
@@ -12272,7 +12308,7 @@
             <w:pPr>
               <w:spacing w:after="20" w:before="0"/>
             </w:pPr>
-            <w:hyperlink w:history="1" r:id="rIdylmqjtzvlg2wszr3rcpvy">
+            <w:hyperlink w:history="1" r:id="rIdd0casx9pgmsbhalycswbe">
               <w:r>
                 <w:rPr>
                   <w:rFonts w:ascii="Arial" w:cs="Arial" w:eastAsia="Arial" w:hAnsi="Arial"/>
@@ -12305,7 +12341,7 @@
               <w:spacing w:after="10" w:before="0"/>
               <w:ind w:left="120"/>
             </w:pPr>
-            <w:hyperlink w:history="1" r:id="rIdl35x_k2un-e09tohvqj_v">
+            <w:hyperlink w:history="1" r:id="rId6uzwwg47flvnr_whxc9sv">
               <w:r>
                 <w:rPr>
                   <w:rFonts w:ascii="Arial" w:cs="Arial" w:eastAsia="Arial" w:hAnsi="Arial"/>
@@ -12350,7 +12386,7 @@
             <w:pPr>
               <w:spacing w:after="20" w:before="0"/>
             </w:pPr>
-            <w:hyperlink w:history="1" r:id="rIdu4olvgobpkqzyrswxenkg">
+            <w:hyperlink w:history="1" r:id="rIdjl3n-oxbc8byrt4eticdd">
               <w:r>
                 <w:rPr>
                   <w:rFonts w:ascii="Arial" w:cs="Arial" w:eastAsia="Arial" w:hAnsi="Arial"/>
@@ -12383,7 +12419,7 @@
               <w:spacing w:after="10" w:before="0"/>
               <w:ind w:left="120"/>
             </w:pPr>
-            <w:hyperlink w:history="1" r:id="rIdesnskpw0a-zuwvbenljah">
+            <w:hyperlink w:history="1" r:id="rIdj0ng8xth4gghjssg2nkmp">
               <w:r>
                 <w:rPr>
                   <w:rFonts w:ascii="Arial" w:cs="Arial" w:eastAsia="Arial" w:hAnsi="Arial"/>
@@ -12530,32 +12566,32 @@
         <w:tc>
           <w:tcPr>
             <w:tcW w:type="dxa" w:w="1520"/>
-            <w:shd w:fill="F2F2F2" w:color="auto" w:val="clear"/>
-            <w:tcMar>
-              <w:top w:type="dxa" w:w="60"/>
-              <w:left w:type="dxa" w:w="120"/>
-              <w:bottom w:type="dxa" w:w="60"/>
-              <w:right w:type="dxa" w:w="120"/>
-            </w:tcMar>
-            <w:vAlign w:val="top"/>
-          </w:tcPr>
-          <w:p>
-            <w:pPr>
-              <w:spacing w:after="40" w:before="0"/>
-              <w:jc w:val="left"/>
-            </w:pPr>
-            <w:r>
-              <w:rPr>
-                <w:rFonts w:ascii="Arial" w:cs="Arial" w:eastAsia="Arial" w:hAnsi="Arial"/>
-                <w:b/>
-                <w:bCs/>
-                <w:i w:val="false"/>
-                <w:iCs w:val="false"/>
-                <w:color w:val="000000"/>
-                <w:sz w:val="18"/>
-                <w:szCs w:val="18"/>
-              </w:rPr>
-              <w:t xml:space="preserve">Phase 3 — Explain</w:t>
+            <w:shd w:fill="E2EFDA" w:color="auto" w:val="clear"/>
+            <w:tcMar>
+              <w:top w:type="dxa" w:w="60"/>
+              <w:left w:type="dxa" w:w="120"/>
+              <w:bottom w:type="dxa" w:w="60"/>
+              <w:right w:type="dxa" w:w="120"/>
+            </w:tcMar>
+            <w:vAlign w:val="top"/>
+          </w:tcPr>
+          <w:p>
+            <w:pPr>
+              <w:spacing w:after="40" w:before="0"/>
+              <w:jc w:val="left"/>
+            </w:pPr>
+            <w:r>
+              <w:rPr>
+                <w:rFonts w:ascii="Arial" w:cs="Arial" w:eastAsia="Arial" w:hAnsi="Arial"/>
+                <w:b/>
+                <w:bCs/>
+                <w:i w:val="false"/>
+                <w:iCs w:val="false"/>
+                <w:color w:val="000000"/>
+                <w:sz w:val="18"/>
+                <w:szCs w:val="18"/>
+              </w:rPr>
+              <w:t xml:space="preserve">Explain Phase</w:t>
             </w:r>
           </w:p>
           <w:p>
@@ -12578,7 +12614,7 @@
             <w:pPr>
               <w:spacing w:after="20" w:before="0"/>
             </w:pPr>
-            <w:hyperlink w:history="1" r:id="rIdhoge0qzfkzlgudbsfcbey">
+            <w:hyperlink w:history="1" r:id="rId0wg16whrpjaxqc5v-vvf-">
               <w:r>
                 <w:rPr>
                   <w:rFonts w:ascii="Arial" w:cs="Arial" w:eastAsia="Arial" w:hAnsi="Arial"/>
@@ -12611,7 +12647,7 @@
               <w:spacing w:after="10" w:before="0"/>
               <w:ind w:left="120"/>
             </w:pPr>
-            <w:hyperlink w:history="1" r:id="rIdw8qxxwuapjh1oepsnmklv">
+            <w:hyperlink w:history="1" r:id="rIdtfwsp3sod0rtgahhx39gs">
               <w:r>
                 <w:rPr>
                   <w:rFonts w:ascii="Arial" w:cs="Arial" w:eastAsia="Arial" w:hAnsi="Arial"/>
@@ -12656,7 +12692,7 @@
             <w:pPr>
               <w:spacing w:after="20" w:before="0"/>
             </w:pPr>
-            <w:hyperlink w:history="1" r:id="rIdcesocbodtgjltunrsukv2">
+            <w:hyperlink w:history="1" r:id="rIdmklwmtl20-vw_htokonsv">
               <w:r>
                 <w:rPr>
                   <w:rFonts w:ascii="Arial" w:cs="Arial" w:eastAsia="Arial" w:hAnsi="Arial"/>
@@ -12689,7 +12725,7 @@
               <w:spacing w:after="10" w:before="0"/>
               <w:ind w:left="120"/>
             </w:pPr>
-            <w:hyperlink w:history="1" r:id="rId2107vjbpkc9mqkqhr5dl7">
+            <w:hyperlink w:history="1" r:id="rId8eml3hgmpf0th8d9hdxey">
               <w:r>
                 <w:rPr>
                   <w:rFonts w:ascii="Arial" w:cs="Arial" w:eastAsia="Arial" w:hAnsi="Arial"/>
@@ -12836,32 +12872,32 @@
         <w:tc>
           <w:tcPr>
             <w:tcW w:type="dxa" w:w="1520"/>
-            <w:shd w:fill="F2F2F2" w:color="auto" w:val="clear"/>
-            <w:tcMar>
-              <w:top w:type="dxa" w:w="60"/>
-              <w:left w:type="dxa" w:w="120"/>
-              <w:bottom w:type="dxa" w:w="60"/>
-              <w:right w:type="dxa" w:w="120"/>
-            </w:tcMar>
-            <w:vAlign w:val="top"/>
-          </w:tcPr>
-          <w:p>
-            <w:pPr>
-              <w:spacing w:after="40" w:before="0"/>
-              <w:jc w:val="left"/>
-            </w:pPr>
-            <w:r>
-              <w:rPr>
-                <w:rFonts w:ascii="Arial" w:cs="Arial" w:eastAsia="Arial" w:hAnsi="Arial"/>
-                <w:b/>
-                <w:bCs/>
-                <w:i w:val="false"/>
-                <w:iCs w:val="false"/>
-                <w:color w:val="000000"/>
-                <w:sz w:val="18"/>
-                <w:szCs w:val="18"/>
-              </w:rPr>
-              <w:t xml:space="preserve">Phase 4 — Driving Question Board (DQB) Update</w:t>
+            <w:shd w:fill="FCE4D6" w:color="auto" w:val="clear"/>
+            <w:tcMar>
+              <w:top w:type="dxa" w:w="60"/>
+              <w:left w:type="dxa" w:w="120"/>
+              <w:bottom w:type="dxa" w:w="60"/>
+              <w:right w:type="dxa" w:w="120"/>
+            </w:tcMar>
+            <w:vAlign w:val="top"/>
+          </w:tcPr>
+          <w:p>
+            <w:pPr>
+              <w:spacing w:after="40" w:before="0"/>
+              <w:jc w:val="left"/>
+            </w:pPr>
+            <w:r>
+              <w:rPr>
+                <w:rFonts w:ascii="Arial" w:cs="Arial" w:eastAsia="Arial" w:hAnsi="Arial"/>
+                <w:b/>
+                <w:bCs/>
+                <w:i w:val="false"/>
+                <w:iCs w:val="false"/>
+                <w:color w:val="000000"/>
+                <w:sz w:val="18"/>
+                <w:szCs w:val="18"/>
+              </w:rPr>
+              <w:t xml:space="preserve">Driving Question Board (DQB) Creation</w:t>
             </w:r>
           </w:p>
           <w:p>
@@ -12884,7 +12920,7 @@
             <w:pPr>
               <w:spacing w:after="20" w:before="0"/>
             </w:pPr>
-            <w:hyperlink w:history="1" r:id="rIdgxldn2okmjo8vvkbminxu">
+            <w:hyperlink w:history="1" r:id="rIdlv4ejnjbchpg22a_-qkwr">
               <w:r>
                 <w:rPr>
                   <w:rFonts w:ascii="Arial" w:cs="Arial" w:eastAsia="Arial" w:hAnsi="Arial"/>
@@ -12917,7 +12953,7 @@
               <w:spacing w:after="10" w:before="0"/>
               <w:ind w:left="120"/>
             </w:pPr>
-            <w:hyperlink w:history="1" r:id="rIdmd-8q1vlvosedkbzowlux">
+            <w:hyperlink w:history="1" r:id="rIdezqij0yjwdozmwjavalzh">
               <w:r>
                 <w:rPr>
                   <w:rFonts w:ascii="Arial" w:cs="Arial" w:eastAsia="Arial" w:hAnsi="Arial"/>
@@ -12962,7 +12998,7 @@
             <w:pPr>
               <w:spacing w:after="20" w:before="0"/>
             </w:pPr>
-            <w:hyperlink w:history="1" r:id="rIdbmb87eckkma29939tlctu">
+            <w:hyperlink w:history="1" r:id="rId9chvdihxxem-wmzyqsgtl">
               <w:r>
                 <w:rPr>
                   <w:rFonts w:ascii="Arial" w:cs="Arial" w:eastAsia="Arial" w:hAnsi="Arial"/>
@@ -12995,7 +13031,7 @@
               <w:spacing w:after="10" w:before="0"/>
               <w:ind w:left="120"/>
             </w:pPr>
-            <w:hyperlink w:history="1" r:id="rIdrjpyoybczzkekaiqsv-bd">
+            <w:hyperlink w:history="1" r:id="rId8zvujh6vxoq-90flvji28">
               <w:r>
                 <w:rPr>
                   <w:rFonts w:ascii="Arial" w:cs="Arial" w:eastAsia="Arial" w:hAnsi="Arial"/>
@@ -13142,32 +13178,32 @@
         <w:tc>
           <w:tcPr>
             <w:tcW w:type="dxa" w:w="1520"/>
-            <w:shd w:fill="F2F2F2" w:color="auto" w:val="clear"/>
-            <w:tcMar>
-              <w:top w:type="dxa" w:w="60"/>
-              <w:left w:type="dxa" w:w="120"/>
-              <w:bottom w:type="dxa" w:w="60"/>
-              <w:right w:type="dxa" w:w="120"/>
-            </w:tcMar>
-            <w:vAlign w:val="top"/>
-          </w:tcPr>
-          <w:p>
-            <w:pPr>
-              <w:spacing w:after="40" w:before="0"/>
-              <w:jc w:val="left"/>
-            </w:pPr>
-            <w:r>
-              <w:rPr>
-                <w:rFonts w:ascii="Arial" w:cs="Arial" w:eastAsia="Arial" w:hAnsi="Arial"/>
-                <w:b/>
-                <w:bCs/>
-                <w:i w:val="false"/>
-                <w:iCs w:val="false"/>
-                <w:color w:val="000000"/>
-                <w:sz w:val="18"/>
-                <w:szCs w:val="18"/>
-              </w:rPr>
-              <w:t xml:space="preserve">Phase 5 — Model Building</w:t>
+            <w:shd w:fill="D5E8F0" w:color="auto" w:val="clear"/>
+            <w:tcMar>
+              <w:top w:type="dxa" w:w="60"/>
+              <w:left w:type="dxa" w:w="120"/>
+              <w:bottom w:type="dxa" w:w="60"/>
+              <w:right w:type="dxa" w:w="120"/>
+            </w:tcMar>
+            <w:vAlign w:val="top"/>
+          </w:tcPr>
+          <w:p>
+            <w:pPr>
+              <w:spacing w:after="40" w:before="0"/>
+              <w:jc w:val="left"/>
+            </w:pPr>
+            <w:r>
+              <w:rPr>
+                <w:rFonts w:ascii="Arial" w:cs="Arial" w:eastAsia="Arial" w:hAnsi="Arial"/>
+                <w:b/>
+                <w:bCs/>
+                <w:i w:val="false"/>
+                <w:iCs w:val="false"/>
+                <w:color w:val="000000"/>
+                <w:sz w:val="18"/>
+                <w:szCs w:val="18"/>
+              </w:rPr>
+              <w:t xml:space="preserve">Model Building Phase</w:t>
             </w:r>
           </w:p>
           <w:p>
@@ -13190,7 +13226,7 @@
             <w:pPr>
               <w:spacing w:after="20" w:before="0"/>
             </w:pPr>
-            <w:hyperlink w:history="1" r:id="rIdhzo_u0rm686eeuzruldty">
+            <w:hyperlink w:history="1" r:id="rIdri0yvz8whjpqkdl9haq3u">
               <w:r>
                 <w:rPr>
                   <w:rFonts w:ascii="Arial" w:cs="Arial" w:eastAsia="Arial" w:hAnsi="Arial"/>
@@ -13223,7 +13259,7 @@
               <w:spacing w:after="10" w:before="0"/>
               <w:ind w:left="120"/>
             </w:pPr>
-            <w:hyperlink w:history="1" r:id="rIdnjqdtcvfjz8mfsu-j8rum">
+            <w:hyperlink w:history="1" r:id="rIdgbe63gcs4kdbbaaa7hyve">
               <w:r>
                 <w:rPr>
                   <w:rFonts w:ascii="Arial" w:cs="Arial" w:eastAsia="Arial" w:hAnsi="Arial"/>
@@ -13268,7 +13304,7 @@
             <w:pPr>
               <w:spacing w:after="20" w:before="0"/>
             </w:pPr>
-            <w:hyperlink w:history="1" r:id="rIdiqdrf3zk5q7lwbrnjo6hp">
+            <w:hyperlink w:history="1" r:id="rIdou4xfzfha9zxw3xxtzdwz">
               <w:r>
                 <w:rPr>
                   <w:rFonts w:ascii="Arial" w:cs="Arial" w:eastAsia="Arial" w:hAnsi="Arial"/>
@@ -13301,7 +13337,7 @@
               <w:spacing w:after="10" w:before="0"/>
               <w:ind w:left="120"/>
             </w:pPr>
-            <w:hyperlink w:history="1" r:id="rIdz8f000qncqmnee6m7u9qv">
+            <w:hyperlink w:history="1" r:id="rIdozwsueykdh-ssskh4uzz0">
               <w:r>
                 <w:rPr>
                   <w:rFonts w:ascii="Arial" w:cs="Arial" w:eastAsia="Arial" w:hAnsi="Arial"/>
@@ -14740,32 +14776,32 @@
         <w:tc>
           <w:tcPr>
             <w:tcW w:type="dxa" w:w="1520"/>
-            <w:shd w:fill="F2F2F2" w:color="auto" w:val="clear"/>
-            <w:tcMar>
-              <w:top w:type="dxa" w:w="60"/>
-              <w:left w:type="dxa" w:w="120"/>
-              <w:bottom w:type="dxa" w:w="60"/>
-              <w:right w:type="dxa" w:w="120"/>
-            </w:tcMar>
-            <w:vAlign w:val="top"/>
-          </w:tcPr>
-          <w:p>
-            <w:pPr>
-              <w:spacing w:after="40" w:before="0"/>
-              <w:jc w:val="left"/>
-            </w:pPr>
-            <w:r>
-              <w:rPr>
-                <w:rFonts w:ascii="Arial" w:cs="Arial" w:eastAsia="Arial" w:hAnsi="Arial"/>
-                <w:b/>
-                <w:bCs/>
-                <w:i w:val="false"/>
-                <w:iCs w:val="false"/>
-                <w:color w:val="000000"/>
-                <w:sz w:val="18"/>
-                <w:szCs w:val="18"/>
-              </w:rPr>
-              <w:t xml:space="preserve">Phase 1 — Predict (15 minutes)</w:t>
+            <w:shd w:fill="EAD1F5" w:color="auto" w:val="clear"/>
+            <w:tcMar>
+              <w:top w:type="dxa" w:w="60"/>
+              <w:left w:type="dxa" w:w="120"/>
+              <w:bottom w:type="dxa" w:w="60"/>
+              <w:right w:type="dxa" w:w="120"/>
+            </w:tcMar>
+            <w:vAlign w:val="top"/>
+          </w:tcPr>
+          <w:p>
+            <w:pPr>
+              <w:spacing w:after="40" w:before="0"/>
+              <w:jc w:val="left"/>
+            </w:pPr>
+            <w:r>
+              <w:rPr>
+                <w:rFonts w:ascii="Arial" w:cs="Arial" w:eastAsia="Arial" w:hAnsi="Arial"/>
+                <w:b/>
+                <w:bCs/>
+                <w:i w:val="false"/>
+                <w:iCs w:val="false"/>
+                <w:color w:val="000000"/>
+                <w:sz w:val="18"/>
+                <w:szCs w:val="18"/>
+              </w:rPr>
+              <w:t xml:space="preserve">Predict Phase</w:t>
             </w:r>
           </w:p>
           <w:p>
@@ -14788,7 +14824,7 @@
             <w:pPr>
               <w:spacing w:after="20" w:before="0"/>
             </w:pPr>
-            <w:hyperlink w:history="1" r:id="rIdmxjhbxna4o065mnewnfws">
+            <w:hyperlink w:history="1" r:id="rIdeyu3sypfbv-ykz9qqpq6i">
               <w:r>
                 <w:rPr>
                   <w:rFonts w:ascii="Arial" w:cs="Arial" w:eastAsia="Arial" w:hAnsi="Arial"/>
@@ -14821,7 +14857,7 @@
               <w:spacing w:after="10" w:before="0"/>
               <w:ind w:left="120"/>
             </w:pPr>
-            <w:hyperlink w:history="1" r:id="rIdvgqdm7xai9wdn_apgpho7">
+            <w:hyperlink w:history="1" r:id="rIdtgys5t1wc_ezlu6nm1t-b">
               <w:r>
                 <w:rPr>
                   <w:rFonts w:ascii="Arial" w:cs="Arial" w:eastAsia="Arial" w:hAnsi="Arial"/>
@@ -14866,7 +14902,7 @@
             <w:pPr>
               <w:spacing w:after="20" w:before="0"/>
             </w:pPr>
-            <w:hyperlink w:history="1" r:id="rIdneepazlh1jgbu0htgthqp">
+            <w:hyperlink w:history="1" r:id="rIddvc8ctnmu34ywcmkbhc_a">
               <w:r>
                 <w:rPr>
                   <w:rFonts w:ascii="Arial" w:cs="Arial" w:eastAsia="Arial" w:hAnsi="Arial"/>
@@ -14899,7 +14935,7 @@
               <w:spacing w:after="10" w:before="0"/>
               <w:ind w:left="120"/>
             </w:pPr>
-            <w:hyperlink w:history="1" r:id="rIdvwd0forzykbmslojeyfkp">
+            <w:hyperlink w:history="1" r:id="rIduzaxvuqjmtlgibocmefya">
               <w:r>
                 <w:rPr>
                   <w:rFonts w:ascii="Arial" w:cs="Arial" w:eastAsia="Arial" w:hAnsi="Arial"/>
@@ -15046,32 +15082,32 @@
         <w:tc>
           <w:tcPr>
             <w:tcW w:type="dxa" w:w="1520"/>
-            <w:shd w:fill="F2F2F2" w:color="auto" w:val="clear"/>
-            <w:tcMar>
-              <w:top w:type="dxa" w:w="60"/>
-              <w:left w:type="dxa" w:w="120"/>
-              <w:bottom w:type="dxa" w:w="60"/>
-              <w:right w:type="dxa" w:w="120"/>
-            </w:tcMar>
-            <w:vAlign w:val="top"/>
-          </w:tcPr>
-          <w:p>
-            <w:pPr>
-              <w:spacing w:after="40" w:before="0"/>
-              <w:jc w:val="left"/>
-            </w:pPr>
-            <w:r>
-              <w:rPr>
-                <w:rFonts w:ascii="Arial" w:cs="Arial" w:eastAsia="Arial" w:hAnsi="Arial"/>
-                <w:b/>
-                <w:bCs/>
-                <w:i w:val="false"/>
-                <w:iCs w:val="false"/>
-                <w:color w:val="000000"/>
-                <w:sz w:val="18"/>
-                <w:szCs w:val="18"/>
-              </w:rPr>
-              <w:t xml:space="preserve">Phase 2 — Observe (20 minutes)</w:t>
+            <w:shd w:fill="D9EEF1" w:color="auto" w:val="clear"/>
+            <w:tcMar>
+              <w:top w:type="dxa" w:w="60"/>
+              <w:left w:type="dxa" w:w="120"/>
+              <w:bottom w:type="dxa" w:w="60"/>
+              <w:right w:type="dxa" w:w="120"/>
+            </w:tcMar>
+            <w:vAlign w:val="top"/>
+          </w:tcPr>
+          <w:p>
+            <w:pPr>
+              <w:spacing w:after="40" w:before="0"/>
+              <w:jc w:val="left"/>
+            </w:pPr>
+            <w:r>
+              <w:rPr>
+                <w:rFonts w:ascii="Arial" w:cs="Arial" w:eastAsia="Arial" w:hAnsi="Arial"/>
+                <w:b/>
+                <w:bCs/>
+                <w:i w:val="false"/>
+                <w:iCs w:val="false"/>
+                <w:color w:val="000000"/>
+                <w:sz w:val="18"/>
+                <w:szCs w:val="18"/>
+              </w:rPr>
+              <w:t xml:space="preserve">Observe Phase</w:t>
             </w:r>
           </w:p>
           <w:p>
@@ -15094,7 +15130,7 @@
             <w:pPr>
               <w:spacing w:after="20" w:before="0"/>
             </w:pPr>
-            <w:hyperlink w:history="1" r:id="rIdzngyacffxebgjkr6j1bzb">
+            <w:hyperlink w:history="1" r:id="rIdtem9mwr5bgun1ljrcubqc">
               <w:r>
                 <w:rPr>
                   <w:rFonts w:ascii="Arial" w:cs="Arial" w:eastAsia="Arial" w:hAnsi="Arial"/>
@@ -15127,7 +15163,7 @@
               <w:spacing w:after="10" w:before="0"/>
               <w:ind w:left="120"/>
             </w:pPr>
-            <w:hyperlink w:history="1" r:id="rIdtqmwtpqyy9k10uzyf9rg9">
+            <w:hyperlink w:history="1" r:id="rId79qrv4ufhkhoxf68jswid">
               <w:r>
                 <w:rPr>
                   <w:rFonts w:ascii="Arial" w:cs="Arial" w:eastAsia="Arial" w:hAnsi="Arial"/>
@@ -15172,7 +15208,7 @@
             <w:pPr>
               <w:spacing w:after="20" w:before="0"/>
             </w:pPr>
-            <w:hyperlink w:history="1" r:id="rIddc7qjs6--mjommyxtvqla">
+            <w:hyperlink w:history="1" r:id="rId-mcv4fh0tv1kxlttql_f8">
               <w:r>
                 <w:rPr>
                   <w:rFonts w:ascii="Arial" w:cs="Arial" w:eastAsia="Arial" w:hAnsi="Arial"/>
@@ -15205,7 +15241,7 @@
               <w:spacing w:after="10" w:before="0"/>
               <w:ind w:left="120"/>
             </w:pPr>
-            <w:hyperlink w:history="1" r:id="rId1tyxqu26ggwadtfvbv1pq">
+            <w:hyperlink w:history="1" r:id="rIdy_kmp1kf7nbymw7kws2x8">
               <w:r>
                 <w:rPr>
                   <w:rFonts w:ascii="Arial" w:cs="Arial" w:eastAsia="Arial" w:hAnsi="Arial"/>
@@ -15352,32 +15388,32 @@
         <w:tc>
           <w:tcPr>
             <w:tcW w:type="dxa" w:w="1520"/>
-            <w:shd w:fill="F2F2F2" w:color="auto" w:val="clear"/>
-            <w:tcMar>
-              <w:top w:type="dxa" w:w="60"/>
-              <w:left w:type="dxa" w:w="120"/>
-              <w:bottom w:type="dxa" w:w="60"/>
-              <w:right w:type="dxa" w:w="120"/>
-            </w:tcMar>
-            <w:vAlign w:val="top"/>
-          </w:tcPr>
-          <w:p>
-            <w:pPr>
-              <w:spacing w:after="40" w:before="0"/>
-              <w:jc w:val="left"/>
-            </w:pPr>
-            <w:r>
-              <w:rPr>
-                <w:rFonts w:ascii="Arial" w:cs="Arial" w:eastAsia="Arial" w:hAnsi="Arial"/>
-                <w:b/>
-                <w:bCs/>
-                <w:i w:val="false"/>
-                <w:iCs w:val="false"/>
-                <w:color w:val="000000"/>
-                <w:sz w:val="18"/>
-                <w:szCs w:val="18"/>
-              </w:rPr>
-              <w:t xml:space="preserve">Phase 3 — Explain (20 minutes)</w:t>
+            <w:shd w:fill="E2EFDA" w:color="auto" w:val="clear"/>
+            <w:tcMar>
+              <w:top w:type="dxa" w:w="60"/>
+              <w:left w:type="dxa" w:w="120"/>
+              <w:bottom w:type="dxa" w:w="60"/>
+              <w:right w:type="dxa" w:w="120"/>
+            </w:tcMar>
+            <w:vAlign w:val="top"/>
+          </w:tcPr>
+          <w:p>
+            <w:pPr>
+              <w:spacing w:after="40" w:before="0"/>
+              <w:jc w:val="left"/>
+            </w:pPr>
+            <w:r>
+              <w:rPr>
+                <w:rFonts w:ascii="Arial" w:cs="Arial" w:eastAsia="Arial" w:hAnsi="Arial"/>
+                <w:b/>
+                <w:bCs/>
+                <w:i w:val="false"/>
+                <w:iCs w:val="false"/>
+                <w:color w:val="000000"/>
+                <w:sz w:val="18"/>
+                <w:szCs w:val="18"/>
+              </w:rPr>
+              <w:t xml:space="preserve">Explain Phase</w:t>
             </w:r>
           </w:p>
           <w:p>
@@ -15400,7 +15436,7 @@
             <w:pPr>
               <w:spacing w:after="20" w:before="0"/>
             </w:pPr>
-            <w:hyperlink w:history="1" r:id="rIdlegmmuyaq8ckkjxcd4fq7">
+            <w:hyperlink w:history="1" r:id="rId5wq0iwubcq2j1fzpijub-">
               <w:r>
                 <w:rPr>
                   <w:rFonts w:ascii="Arial" w:cs="Arial" w:eastAsia="Arial" w:hAnsi="Arial"/>
@@ -15433,7 +15469,7 @@
               <w:spacing w:after="10" w:before="0"/>
               <w:ind w:left="120"/>
             </w:pPr>
-            <w:hyperlink w:history="1" r:id="rIdcze-onvphvd0ljcbwkcrt">
+            <w:hyperlink w:history="1" r:id="rIdtraqkf6tdw3ib8sclkv0z">
               <w:r>
                 <w:rPr>
                   <w:rFonts w:ascii="Arial" w:cs="Arial" w:eastAsia="Arial" w:hAnsi="Arial"/>
@@ -15478,7 +15514,7 @@
             <w:pPr>
               <w:spacing w:after="20" w:before="0"/>
             </w:pPr>
-            <w:hyperlink w:history="1" r:id="rIdzujhism1euypgv8c9pt75">
+            <w:hyperlink w:history="1" r:id="rIdbkuzvzvhxrxnyumsv8rh3">
               <w:r>
                 <w:rPr>
                   <w:rFonts w:ascii="Arial" w:cs="Arial" w:eastAsia="Arial" w:hAnsi="Arial"/>
@@ -15511,7 +15547,7 @@
               <w:spacing w:after="10" w:before="0"/>
               <w:ind w:left="120"/>
             </w:pPr>
-            <w:hyperlink w:history="1" r:id="rIdvqpkxmslztj8iy42uyoty">
+            <w:hyperlink w:history="1" r:id="rIdusco62tuk3bwcnned9i7l">
               <w:r>
                 <w:rPr>
                   <w:rFonts w:ascii="Arial" w:cs="Arial" w:eastAsia="Arial" w:hAnsi="Arial"/>
@@ -15658,32 +15694,32 @@
         <w:tc>
           <w:tcPr>
             <w:tcW w:type="dxa" w:w="1520"/>
-            <w:shd w:fill="F2F2F2" w:color="auto" w:val="clear"/>
-            <w:tcMar>
-              <w:top w:type="dxa" w:w="60"/>
-              <w:left w:type="dxa" w:w="120"/>
-              <w:bottom w:type="dxa" w:w="60"/>
-              <w:right w:type="dxa" w:w="120"/>
-            </w:tcMar>
-            <w:vAlign w:val="top"/>
-          </w:tcPr>
-          <w:p>
-            <w:pPr>
-              <w:spacing w:after="40" w:before="0"/>
-              <w:jc w:val="left"/>
-            </w:pPr>
-            <w:r>
-              <w:rPr>
-                <w:rFonts w:ascii="Arial" w:cs="Arial" w:eastAsia="Arial" w:hAnsi="Arial"/>
-                <w:b/>
-                <w:bCs/>
-                <w:i w:val="false"/>
-                <w:iCs w:val="false"/>
-                <w:color w:val="000000"/>
-                <w:sz w:val="18"/>
-                <w:szCs w:val="18"/>
-              </w:rPr>
-              <w:t xml:space="preserve">Phase 4 — Driving Question Board Update (10 minutes)</w:t>
+            <w:shd w:fill="FCE4D6" w:color="auto" w:val="clear"/>
+            <w:tcMar>
+              <w:top w:type="dxa" w:w="60"/>
+              <w:left w:type="dxa" w:w="120"/>
+              <w:bottom w:type="dxa" w:w="60"/>
+              <w:right w:type="dxa" w:w="120"/>
+            </w:tcMar>
+            <w:vAlign w:val="top"/>
+          </w:tcPr>
+          <w:p>
+            <w:pPr>
+              <w:spacing w:after="40" w:before="0"/>
+              <w:jc w:val="left"/>
+            </w:pPr>
+            <w:r>
+              <w:rPr>
+                <w:rFonts w:ascii="Arial" w:cs="Arial" w:eastAsia="Arial" w:hAnsi="Arial"/>
+                <w:b/>
+                <w:bCs/>
+                <w:i w:val="false"/>
+                <w:iCs w:val="false"/>
+                <w:color w:val="000000"/>
+                <w:sz w:val="18"/>
+                <w:szCs w:val="18"/>
+              </w:rPr>
+              <w:t xml:space="preserve">Driving Question Board (DQB) Creation</w:t>
             </w:r>
           </w:p>
           <w:p>
@@ -15706,7 +15742,7 @@
             <w:pPr>
               <w:spacing w:after="20" w:before="0"/>
             </w:pPr>
-            <w:hyperlink w:history="1" r:id="rId-muxreplnwotttkp4og8h">
+            <w:hyperlink w:history="1" r:id="rIdjw915m2m8dfw-wcoazre4">
               <w:r>
                 <w:rPr>
                   <w:rFonts w:ascii="Arial" w:cs="Arial" w:eastAsia="Arial" w:hAnsi="Arial"/>
@@ -15739,7 +15775,7 @@
               <w:spacing w:after="10" w:before="0"/>
               <w:ind w:left="120"/>
             </w:pPr>
-            <w:hyperlink w:history="1" r:id="rId6prtpj6oh5sgcvxyzeifh">
+            <w:hyperlink w:history="1" r:id="rIdfgixnlfd_01b-gm_pwe0c">
               <w:r>
                 <w:rPr>
                   <w:rFonts w:ascii="Arial" w:cs="Arial" w:eastAsia="Arial" w:hAnsi="Arial"/>
@@ -15784,7 +15820,7 @@
             <w:pPr>
               <w:spacing w:after="20" w:before="0"/>
             </w:pPr>
-            <w:hyperlink w:history="1" r:id="rIdwc9ujzkfjnf_ualuxsx58">
+            <w:hyperlink w:history="1" r:id="rIdydy09ykuyu_qppoefdwjf">
               <w:r>
                 <w:rPr>
                   <w:rFonts w:ascii="Arial" w:cs="Arial" w:eastAsia="Arial" w:hAnsi="Arial"/>
@@ -15817,7 +15853,7 @@
               <w:spacing w:after="10" w:before="0"/>
               <w:ind w:left="120"/>
             </w:pPr>
-            <w:hyperlink w:history="1" r:id="rIde7pkvvj59jx4srpbuhpyc">
+            <w:hyperlink w:history="1" r:id="rIdackhw7xje6f6h2utmop4p">
               <w:r>
                 <w:rPr>
                   <w:rFonts w:ascii="Arial" w:cs="Arial" w:eastAsia="Arial" w:hAnsi="Arial"/>
@@ -15964,32 +16000,32 @@
         <w:tc>
           <w:tcPr>
             <w:tcW w:type="dxa" w:w="1520"/>
-            <w:shd w:fill="F2F2F2" w:color="auto" w:val="clear"/>
-            <w:tcMar>
-              <w:top w:type="dxa" w:w="60"/>
-              <w:left w:type="dxa" w:w="120"/>
-              <w:bottom w:type="dxa" w:w="60"/>
-              <w:right w:type="dxa" w:w="120"/>
-            </w:tcMar>
-            <w:vAlign w:val="top"/>
-          </w:tcPr>
-          <w:p>
-            <w:pPr>
-              <w:spacing w:after="40" w:before="0"/>
-              <w:jc w:val="left"/>
-            </w:pPr>
-            <w:r>
-              <w:rPr>
-                <w:rFonts w:ascii="Arial" w:cs="Arial" w:eastAsia="Arial" w:hAnsi="Arial"/>
-                <w:b/>
-                <w:bCs/>
-                <w:i w:val="false"/>
-                <w:iCs w:val="false"/>
-                <w:color w:val="000000"/>
-                <w:sz w:val="18"/>
-                <w:szCs w:val="18"/>
-              </w:rPr>
-              <w:t xml:space="preserve">Phase 5 — Model Building (15 minutes)</w:t>
+            <w:shd w:fill="D5E8F0" w:color="auto" w:val="clear"/>
+            <w:tcMar>
+              <w:top w:type="dxa" w:w="60"/>
+              <w:left w:type="dxa" w:w="120"/>
+              <w:bottom w:type="dxa" w:w="60"/>
+              <w:right w:type="dxa" w:w="120"/>
+            </w:tcMar>
+            <w:vAlign w:val="top"/>
+          </w:tcPr>
+          <w:p>
+            <w:pPr>
+              <w:spacing w:after="40" w:before="0"/>
+              <w:jc w:val="left"/>
+            </w:pPr>
+            <w:r>
+              <w:rPr>
+                <w:rFonts w:ascii="Arial" w:cs="Arial" w:eastAsia="Arial" w:hAnsi="Arial"/>
+                <w:b/>
+                <w:bCs/>
+                <w:i w:val="false"/>
+                <w:iCs w:val="false"/>
+                <w:color w:val="000000"/>
+                <w:sz w:val="18"/>
+                <w:szCs w:val="18"/>
+              </w:rPr>
+              <w:t xml:space="preserve">Model Building Phase</w:t>
             </w:r>
           </w:p>
           <w:p>
@@ -16012,7 +16048,7 @@
             <w:pPr>
               <w:spacing w:after="20" w:before="0"/>
             </w:pPr>
-            <w:hyperlink w:history="1" r:id="rIdtkum3c0hdwffkkpgr3c3b">
+            <w:hyperlink w:history="1" r:id="rId-lmsk2ybxjyb0rmslpf24">
               <w:r>
                 <w:rPr>
                   <w:rFonts w:ascii="Arial" w:cs="Arial" w:eastAsia="Arial" w:hAnsi="Arial"/>
@@ -16045,7 +16081,7 @@
               <w:spacing w:after="10" w:before="0"/>
               <w:ind w:left="120"/>
             </w:pPr>
-            <w:hyperlink w:history="1" r:id="rIdgqvlmuhfky9nfwx_02dai">
+            <w:hyperlink w:history="1" r:id="rIdoeaqxgknlfqrpftslzj9_">
               <w:r>
                 <w:rPr>
                   <w:rFonts w:ascii="Arial" w:cs="Arial" w:eastAsia="Arial" w:hAnsi="Arial"/>
@@ -16090,7 +16126,7 @@
             <w:pPr>
               <w:spacing w:after="20" w:before="0"/>
             </w:pPr>
-            <w:hyperlink w:history="1" r:id="rIdridg29jctglw9hznxizjl">
+            <w:hyperlink w:history="1" r:id="rIdhzhw0fa28ssl8nq9y7t5z">
               <w:r>
                 <w:rPr>
                   <w:rFonts w:ascii="Arial" w:cs="Arial" w:eastAsia="Arial" w:hAnsi="Arial"/>
@@ -16123,7 +16159,7 @@
               <w:spacing w:after="10" w:before="0"/>
               <w:ind w:left="120"/>
             </w:pPr>
-            <w:hyperlink w:history="1" r:id="rId98_uowhml4exgjfyhazvf">
+            <w:hyperlink w:history="1" r:id="rIdelyy2y2vlwl95fw4xqbz8">
               <w:r>
                 <w:rPr>
                   <w:rFonts w:ascii="Arial" w:cs="Arial" w:eastAsia="Arial" w:hAnsi="Arial"/>
@@ -17562,32 +17598,32 @@
         <w:tc>
           <w:tcPr>
             <w:tcW w:type="dxa" w:w="1520"/>
-            <w:shd w:fill="F2F2F2" w:color="auto" w:val="clear"/>
-            <w:tcMar>
-              <w:top w:type="dxa" w:w="60"/>
-              <w:left w:type="dxa" w:w="120"/>
-              <w:bottom w:type="dxa" w:w="60"/>
-              <w:right w:type="dxa" w:w="120"/>
-            </w:tcMar>
-            <w:vAlign w:val="top"/>
-          </w:tcPr>
-          <w:p>
-            <w:pPr>
-              <w:spacing w:after="40" w:before="0"/>
-              <w:jc w:val="left"/>
-            </w:pPr>
-            <w:r>
-              <w:rPr>
-                <w:rFonts w:ascii="Arial" w:cs="Arial" w:eastAsia="Arial" w:hAnsi="Arial"/>
-                <w:b/>
-                <w:bCs/>
-                <w:i w:val="false"/>
-                <w:iCs w:val="false"/>
-                <w:color w:val="000000"/>
-                <w:sz w:val="18"/>
-                <w:szCs w:val="18"/>
-              </w:rPr>
-              <w:t xml:space="preserve">Phase 1 — Predict</w:t>
+            <w:shd w:fill="EAD1F5" w:color="auto" w:val="clear"/>
+            <w:tcMar>
+              <w:top w:type="dxa" w:w="60"/>
+              <w:left w:type="dxa" w:w="120"/>
+              <w:bottom w:type="dxa" w:w="60"/>
+              <w:right w:type="dxa" w:w="120"/>
+            </w:tcMar>
+            <w:vAlign w:val="top"/>
+          </w:tcPr>
+          <w:p>
+            <w:pPr>
+              <w:spacing w:after="40" w:before="0"/>
+              <w:jc w:val="left"/>
+            </w:pPr>
+            <w:r>
+              <w:rPr>
+                <w:rFonts w:ascii="Arial" w:cs="Arial" w:eastAsia="Arial" w:hAnsi="Arial"/>
+                <w:b/>
+                <w:bCs/>
+                <w:i w:val="false"/>
+                <w:iCs w:val="false"/>
+                <w:color w:val="000000"/>
+                <w:sz w:val="18"/>
+                <w:szCs w:val="18"/>
+              </w:rPr>
+              <w:t xml:space="preserve">Predict Phase</w:t>
             </w:r>
           </w:p>
           <w:p>
@@ -17610,7 +17646,7 @@
             <w:pPr>
               <w:spacing w:after="20" w:before="0"/>
             </w:pPr>
-            <w:hyperlink w:history="1" r:id="rIdrqlzx6yvzzscmznzkfdc-">
+            <w:hyperlink w:history="1" r:id="rIds46otb37hpfjj15bjt_y6">
               <w:r>
                 <w:rPr>
                   <w:rFonts w:ascii="Arial" w:cs="Arial" w:eastAsia="Arial" w:hAnsi="Arial"/>
@@ -17643,7 +17679,7 @@
               <w:spacing w:after="10" w:before="0"/>
               <w:ind w:left="120"/>
             </w:pPr>
-            <w:hyperlink w:history="1" r:id="rIdalbmdoyvhkvgakfv_clnx">
+            <w:hyperlink w:history="1" r:id="rId7hpzswdpwlqris8pa1xgw">
               <w:r>
                 <w:rPr>
                   <w:rFonts w:ascii="Arial" w:cs="Arial" w:eastAsia="Arial" w:hAnsi="Arial"/>
@@ -17688,7 +17724,7 @@
             <w:pPr>
               <w:spacing w:after="20" w:before="0"/>
             </w:pPr>
-            <w:hyperlink w:history="1" r:id="rId8it_pmdluprudispknlvu">
+            <w:hyperlink w:history="1" r:id="rIdegefux4dmjhr_x5abobtq">
               <w:r>
                 <w:rPr>
                   <w:rFonts w:ascii="Arial" w:cs="Arial" w:eastAsia="Arial" w:hAnsi="Arial"/>
@@ -17721,7 +17757,7 @@
               <w:spacing w:after="10" w:before="0"/>
               <w:ind w:left="120"/>
             </w:pPr>
-            <w:hyperlink w:history="1" r:id="rIdnf0yfnnqctkju2p54l2j6">
+            <w:hyperlink w:history="1" r:id="rIdibhfthszit3ozgqmfo2bg">
               <w:r>
                 <w:rPr>
                   <w:rFonts w:ascii="Arial" w:cs="Arial" w:eastAsia="Arial" w:hAnsi="Arial"/>
@@ -17868,32 +17904,32 @@
         <w:tc>
           <w:tcPr>
             <w:tcW w:type="dxa" w:w="1520"/>
-            <w:shd w:fill="F2F2F2" w:color="auto" w:val="clear"/>
-            <w:tcMar>
-              <w:top w:type="dxa" w:w="60"/>
-              <w:left w:type="dxa" w:w="120"/>
-              <w:bottom w:type="dxa" w:w="60"/>
-              <w:right w:type="dxa" w:w="120"/>
-            </w:tcMar>
-            <w:vAlign w:val="top"/>
-          </w:tcPr>
-          <w:p>
-            <w:pPr>
-              <w:spacing w:after="40" w:before="0"/>
-              <w:jc w:val="left"/>
-            </w:pPr>
-            <w:r>
-              <w:rPr>
-                <w:rFonts w:ascii="Arial" w:cs="Arial" w:eastAsia="Arial" w:hAnsi="Arial"/>
-                <w:b/>
-                <w:bCs/>
-                <w:i w:val="false"/>
-                <w:iCs w:val="false"/>
-                <w:color w:val="000000"/>
-                <w:sz w:val="18"/>
-                <w:szCs w:val="18"/>
-              </w:rPr>
-              <w:t xml:space="preserve">Phase 2 — Observe</w:t>
+            <w:shd w:fill="D9EEF1" w:color="auto" w:val="clear"/>
+            <w:tcMar>
+              <w:top w:type="dxa" w:w="60"/>
+              <w:left w:type="dxa" w:w="120"/>
+              <w:bottom w:type="dxa" w:w="60"/>
+              <w:right w:type="dxa" w:w="120"/>
+            </w:tcMar>
+            <w:vAlign w:val="top"/>
+          </w:tcPr>
+          <w:p>
+            <w:pPr>
+              <w:spacing w:after="40" w:before="0"/>
+              <w:jc w:val="left"/>
+            </w:pPr>
+            <w:r>
+              <w:rPr>
+                <w:rFonts w:ascii="Arial" w:cs="Arial" w:eastAsia="Arial" w:hAnsi="Arial"/>
+                <w:b/>
+                <w:bCs/>
+                <w:i w:val="false"/>
+                <w:iCs w:val="false"/>
+                <w:color w:val="000000"/>
+                <w:sz w:val="18"/>
+                <w:szCs w:val="18"/>
+              </w:rPr>
+              <w:t xml:space="preserve">Observe Phase</w:t>
             </w:r>
           </w:p>
           <w:p>
@@ -17916,7 +17952,7 @@
             <w:pPr>
               <w:spacing w:after="20" w:before="0"/>
             </w:pPr>
-            <w:hyperlink w:history="1" r:id="rIdl5_axsajzzgp5qdntdv9x">
+            <w:hyperlink w:history="1" r:id="rId62xu_bkcyokv-ofx6ibo4">
               <w:r>
                 <w:rPr>
                   <w:rFonts w:ascii="Arial" w:cs="Arial" w:eastAsia="Arial" w:hAnsi="Arial"/>
@@ -17949,7 +17985,7 @@
               <w:spacing w:after="10" w:before="0"/>
               <w:ind w:left="120"/>
             </w:pPr>
-            <w:hyperlink w:history="1" r:id="rIdlfmttkuo_cat1mlbbp8sc">
+            <w:hyperlink w:history="1" r:id="rIddcburu6p-hvplzvoib8ku">
               <w:r>
                 <w:rPr>
                   <w:rFonts w:ascii="Arial" w:cs="Arial" w:eastAsia="Arial" w:hAnsi="Arial"/>
@@ -17994,7 +18030,7 @@
             <w:pPr>
               <w:spacing w:after="20" w:before="0"/>
             </w:pPr>
-            <w:hyperlink w:history="1" r:id="rIdplmfwvpg3zr57hvuxxfmd">
+            <w:hyperlink w:history="1" r:id="rIdu7n3bawhcxfqdcfyzls98">
               <w:r>
                 <w:rPr>
                   <w:rFonts w:ascii="Arial" w:cs="Arial" w:eastAsia="Arial" w:hAnsi="Arial"/>
@@ -18027,7 +18063,7 @@
               <w:spacing w:after="10" w:before="0"/>
               <w:ind w:left="120"/>
             </w:pPr>
-            <w:hyperlink w:history="1" r:id="rIdig6rkdtykmc4fxm9fdvec">
+            <w:hyperlink w:history="1" r:id="rIdit5o56kjd_kguqquffge1">
               <w:r>
                 <w:rPr>
                   <w:rFonts w:ascii="Arial" w:cs="Arial" w:eastAsia="Arial" w:hAnsi="Arial"/>
@@ -18174,32 +18210,32 @@
         <w:tc>
           <w:tcPr>
             <w:tcW w:type="dxa" w:w="1520"/>
-            <w:shd w:fill="F2F2F2" w:color="auto" w:val="clear"/>
-            <w:tcMar>
-              <w:top w:type="dxa" w:w="60"/>
-              <w:left w:type="dxa" w:w="120"/>
-              <w:bottom w:type="dxa" w:w="60"/>
-              <w:right w:type="dxa" w:w="120"/>
-            </w:tcMar>
-            <w:vAlign w:val="top"/>
-          </w:tcPr>
-          <w:p>
-            <w:pPr>
-              <w:spacing w:after="40" w:before="0"/>
-              <w:jc w:val="left"/>
-            </w:pPr>
-            <w:r>
-              <w:rPr>
-                <w:rFonts w:ascii="Arial" w:cs="Arial" w:eastAsia="Arial" w:hAnsi="Arial"/>
-                <w:b/>
-                <w:bCs/>
-                <w:i w:val="false"/>
-                <w:iCs w:val="false"/>
-                <w:color w:val="000000"/>
-                <w:sz w:val="18"/>
-                <w:szCs w:val="18"/>
-              </w:rPr>
-              <w:t xml:space="preserve">Phase 3 — Explain</w:t>
+            <w:shd w:fill="E2EFDA" w:color="auto" w:val="clear"/>
+            <w:tcMar>
+              <w:top w:type="dxa" w:w="60"/>
+              <w:left w:type="dxa" w:w="120"/>
+              <w:bottom w:type="dxa" w:w="60"/>
+              <w:right w:type="dxa" w:w="120"/>
+            </w:tcMar>
+            <w:vAlign w:val="top"/>
+          </w:tcPr>
+          <w:p>
+            <w:pPr>
+              <w:spacing w:after="40" w:before="0"/>
+              <w:jc w:val="left"/>
+            </w:pPr>
+            <w:r>
+              <w:rPr>
+                <w:rFonts w:ascii="Arial" w:cs="Arial" w:eastAsia="Arial" w:hAnsi="Arial"/>
+                <w:b/>
+                <w:bCs/>
+                <w:i w:val="false"/>
+                <w:iCs w:val="false"/>
+                <w:color w:val="000000"/>
+                <w:sz w:val="18"/>
+                <w:szCs w:val="18"/>
+              </w:rPr>
+              <w:t xml:space="preserve">Explain Phase</w:t>
             </w:r>
           </w:p>
           <w:p>
@@ -18222,7 +18258,7 @@
             <w:pPr>
               <w:spacing w:after="20" w:before="0"/>
             </w:pPr>
-            <w:hyperlink w:history="1" r:id="rIdyuawhhcbwnjsg3g5tmgpn">
+            <w:hyperlink w:history="1" r:id="rIdhtx-anloltkdmbyzty3qq">
               <w:r>
                 <w:rPr>
                   <w:rFonts w:ascii="Arial" w:cs="Arial" w:eastAsia="Arial" w:hAnsi="Arial"/>
@@ -18255,7 +18291,7 @@
               <w:spacing w:after="10" w:before="0"/>
               <w:ind w:left="120"/>
             </w:pPr>
-            <w:hyperlink w:history="1" r:id="rIdbhni1arhwsfz6ofcytsjl">
+            <w:hyperlink w:history="1" r:id="rIdnpxeh5dwinqsypgl7fd2s">
               <w:r>
                 <w:rPr>
                   <w:rFonts w:ascii="Arial" w:cs="Arial" w:eastAsia="Arial" w:hAnsi="Arial"/>
@@ -18300,7 +18336,7 @@
             <w:pPr>
               <w:spacing w:after="20" w:before="0"/>
             </w:pPr>
-            <w:hyperlink w:history="1" r:id="rId2_qworoun6wbuszncmuqv">
+            <w:hyperlink w:history="1" r:id="rId3gkzfwabygwzx6o2hx2zm">
               <w:r>
                 <w:rPr>
                   <w:rFonts w:ascii="Arial" w:cs="Arial" w:eastAsia="Arial" w:hAnsi="Arial"/>
@@ -18333,7 +18369,7 @@
               <w:spacing w:after="10" w:before="0"/>
               <w:ind w:left="120"/>
             </w:pPr>
-            <w:hyperlink w:history="1" r:id="rId0cfrvsxfz9ynlniifmjs5">
+            <w:hyperlink w:history="1" r:id="rIdovfftwaeacsjsc4uozxgm">
               <w:r>
                 <w:rPr>
                   <w:rFonts w:ascii="Arial" w:cs="Arial" w:eastAsia="Arial" w:hAnsi="Arial"/>
@@ -18480,32 +18516,32 @@
         <w:tc>
           <w:tcPr>
             <w:tcW w:type="dxa" w:w="1520"/>
-            <w:shd w:fill="F2F2F2" w:color="auto" w:val="clear"/>
-            <w:tcMar>
-              <w:top w:type="dxa" w:w="60"/>
-              <w:left w:type="dxa" w:w="120"/>
-              <w:bottom w:type="dxa" w:w="60"/>
-              <w:right w:type="dxa" w:w="120"/>
-            </w:tcMar>
-            <w:vAlign w:val="top"/>
-          </w:tcPr>
-          <w:p>
-            <w:pPr>
-              <w:spacing w:after="40" w:before="0"/>
-              <w:jc w:val="left"/>
-            </w:pPr>
-            <w:r>
-              <w:rPr>
-                <w:rFonts w:ascii="Arial" w:cs="Arial" w:eastAsia="Arial" w:hAnsi="Arial"/>
-                <w:b/>
-                <w:bCs/>
-                <w:i w:val="false"/>
-                <w:iCs w:val="false"/>
-                <w:color w:val="000000"/>
-                <w:sz w:val="18"/>
-                <w:szCs w:val="18"/>
-              </w:rPr>
-              <w:t xml:space="preserve">Phase 4 — Driving Question Board (DQB) Update</w:t>
+            <w:shd w:fill="FCE4D6" w:color="auto" w:val="clear"/>
+            <w:tcMar>
+              <w:top w:type="dxa" w:w="60"/>
+              <w:left w:type="dxa" w:w="120"/>
+              <w:bottom w:type="dxa" w:w="60"/>
+              <w:right w:type="dxa" w:w="120"/>
+            </w:tcMar>
+            <w:vAlign w:val="top"/>
+          </w:tcPr>
+          <w:p>
+            <w:pPr>
+              <w:spacing w:after="40" w:before="0"/>
+              <w:jc w:val="left"/>
+            </w:pPr>
+            <w:r>
+              <w:rPr>
+                <w:rFonts w:ascii="Arial" w:cs="Arial" w:eastAsia="Arial" w:hAnsi="Arial"/>
+                <w:b/>
+                <w:bCs/>
+                <w:i w:val="false"/>
+                <w:iCs w:val="false"/>
+                <w:color w:val="000000"/>
+                <w:sz w:val="18"/>
+                <w:szCs w:val="18"/>
+              </w:rPr>
+              <w:t xml:space="preserve">Driving Question Board (DQB) Creation</w:t>
             </w:r>
           </w:p>
           <w:p>
@@ -18528,7 +18564,7 @@
             <w:pPr>
               <w:spacing w:after="20" w:before="0"/>
             </w:pPr>
-            <w:hyperlink w:history="1" r:id="rIdmwtwuz5anpkzc6jbcxbtn">
+            <w:hyperlink w:history="1" r:id="rIdofsnoeonc_zqazswc_qvs">
               <w:r>
                 <w:rPr>
                   <w:rFonts w:ascii="Arial" w:cs="Arial" w:eastAsia="Arial" w:hAnsi="Arial"/>
@@ -18561,7 +18597,7 @@
               <w:spacing w:after="10" w:before="0"/>
               <w:ind w:left="120"/>
             </w:pPr>
-            <w:hyperlink w:history="1" r:id="rId_kro8dtditn2y73zglarv">
+            <w:hyperlink w:history="1" r:id="rIdtmakqyfvafubxtfnpacez">
               <w:r>
                 <w:rPr>
                   <w:rFonts w:ascii="Arial" w:cs="Arial" w:eastAsia="Arial" w:hAnsi="Arial"/>
@@ -18606,7 +18642,7 @@
             <w:pPr>
               <w:spacing w:after="20" w:before="0"/>
             </w:pPr>
-            <w:hyperlink w:history="1" r:id="rIdpelea4yr7vsde19g5w4pv">
+            <w:hyperlink w:history="1" r:id="rId8b1mm3dc6vp7ora2f2uow">
               <w:r>
                 <w:rPr>
                   <w:rFonts w:ascii="Arial" w:cs="Arial" w:eastAsia="Arial" w:hAnsi="Arial"/>
@@ -18639,7 +18675,7 @@
               <w:spacing w:after="10" w:before="0"/>
               <w:ind w:left="120"/>
             </w:pPr>
-            <w:hyperlink w:history="1" r:id="rIdh6wiuwnf0mpx4ulkd-cef">
+            <w:hyperlink w:history="1" r:id="rIdlybra4whj-brfnpiocx3g">
               <w:r>
                 <w:rPr>
                   <w:rFonts w:ascii="Arial" w:cs="Arial" w:eastAsia="Arial" w:hAnsi="Arial"/>
@@ -18786,32 +18822,32 @@
         <w:tc>
           <w:tcPr>
             <w:tcW w:type="dxa" w:w="1520"/>
-            <w:shd w:fill="F2F2F2" w:color="auto" w:val="clear"/>
-            <w:tcMar>
-              <w:top w:type="dxa" w:w="60"/>
-              <w:left w:type="dxa" w:w="120"/>
-              <w:bottom w:type="dxa" w:w="60"/>
-              <w:right w:type="dxa" w:w="120"/>
-            </w:tcMar>
-            <w:vAlign w:val="top"/>
-          </w:tcPr>
-          <w:p>
-            <w:pPr>
-              <w:spacing w:after="40" w:before="0"/>
-              <w:jc w:val="left"/>
-            </w:pPr>
-            <w:r>
-              <w:rPr>
-                <w:rFonts w:ascii="Arial" w:cs="Arial" w:eastAsia="Arial" w:hAnsi="Arial"/>
-                <w:b/>
-                <w:bCs/>
-                <w:i w:val="false"/>
-                <w:iCs w:val="false"/>
-                <w:color w:val="000000"/>
-                <w:sz w:val="18"/>
-                <w:szCs w:val="18"/>
-              </w:rPr>
-              <w:t xml:space="preserve">Phase 5 — Model Building</w:t>
+            <w:shd w:fill="D5E8F0" w:color="auto" w:val="clear"/>
+            <w:tcMar>
+              <w:top w:type="dxa" w:w="60"/>
+              <w:left w:type="dxa" w:w="120"/>
+              <w:bottom w:type="dxa" w:w="60"/>
+              <w:right w:type="dxa" w:w="120"/>
+            </w:tcMar>
+            <w:vAlign w:val="top"/>
+          </w:tcPr>
+          <w:p>
+            <w:pPr>
+              <w:spacing w:after="40" w:before="0"/>
+              <w:jc w:val="left"/>
+            </w:pPr>
+            <w:r>
+              <w:rPr>
+                <w:rFonts w:ascii="Arial" w:cs="Arial" w:eastAsia="Arial" w:hAnsi="Arial"/>
+                <w:b/>
+                <w:bCs/>
+                <w:i w:val="false"/>
+                <w:iCs w:val="false"/>
+                <w:color w:val="000000"/>
+                <w:sz w:val="18"/>
+                <w:szCs w:val="18"/>
+              </w:rPr>
+              <w:t xml:space="preserve">Model Building Phase</w:t>
             </w:r>
           </w:p>
           <w:p>
@@ -18834,7 +18870,7 @@
             <w:pPr>
               <w:spacing w:after="20" w:before="0"/>
             </w:pPr>
-            <w:hyperlink w:history="1" r:id="rIdp0ac8kc0ytncuxnz8du37">
+            <w:hyperlink w:history="1" r:id="rId-wzk1793brwlqpqvovg6e">
               <w:r>
                 <w:rPr>
                   <w:rFonts w:ascii="Arial" w:cs="Arial" w:eastAsia="Arial" w:hAnsi="Arial"/>
@@ -18867,7 +18903,7 @@
               <w:spacing w:after="10" w:before="0"/>
               <w:ind w:left="120"/>
             </w:pPr>
-            <w:hyperlink w:history="1" r:id="rIdlom5lu6yumkr4w81o-tcw">
+            <w:hyperlink w:history="1" r:id="rIdpefywqorza4vxg1zykwbp">
               <w:r>
                 <w:rPr>
                   <w:rFonts w:ascii="Arial" w:cs="Arial" w:eastAsia="Arial" w:hAnsi="Arial"/>
@@ -18912,7 +18948,7 @@
             <w:pPr>
               <w:spacing w:after="20" w:before="0"/>
             </w:pPr>
-            <w:hyperlink w:history="1" r:id="rIdepf7vqz0sicuul0p1t8h8">
+            <w:hyperlink w:history="1" r:id="rIdyry-8lpk492uaz-zmvn1p">
               <w:r>
                 <w:rPr>
                   <w:rFonts w:ascii="Arial" w:cs="Arial" w:eastAsia="Arial" w:hAnsi="Arial"/>
@@ -18945,7 +18981,7 @@
               <w:spacing w:after="10" w:before="0"/>
               <w:ind w:left="120"/>
             </w:pPr>
-            <w:hyperlink w:history="1" r:id="rIdhdagaheros70ltmrut1gn">
+            <w:hyperlink w:history="1" r:id="rIdkargeutqbejll7ozgy36l">
               <w:r>
                 <w:rPr>
                   <w:rFonts w:ascii="Arial" w:cs="Arial" w:eastAsia="Arial" w:hAnsi="Arial"/>
@@ -20384,32 +20420,32 @@
         <w:tc>
           <w:tcPr>
             <w:tcW w:type="dxa" w:w="1520"/>
-            <w:shd w:fill="F2F2F2" w:color="auto" w:val="clear"/>
-            <w:tcMar>
-              <w:top w:type="dxa" w:w="60"/>
-              <w:left w:type="dxa" w:w="120"/>
-              <w:bottom w:type="dxa" w:w="60"/>
-              <w:right w:type="dxa" w:w="120"/>
-            </w:tcMar>
-            <w:vAlign w:val="top"/>
-          </w:tcPr>
-          <w:p>
-            <w:pPr>
-              <w:spacing w:after="40" w:before="0"/>
-              <w:jc w:val="left"/>
-            </w:pPr>
-            <w:r>
-              <w:rPr>
-                <w:rFonts w:ascii="Arial" w:cs="Arial" w:eastAsia="Arial" w:hAnsi="Arial"/>
-                <w:b/>
-                <w:bCs/>
-                <w:i w:val="false"/>
-                <w:iCs w:val="false"/>
-                <w:color w:val="000000"/>
-                <w:sz w:val="18"/>
-                <w:szCs w:val="18"/>
-              </w:rPr>
-              <w:t xml:space="preserve">Phase 1 — Predict</w:t>
+            <w:shd w:fill="EAD1F5" w:color="auto" w:val="clear"/>
+            <w:tcMar>
+              <w:top w:type="dxa" w:w="60"/>
+              <w:left w:type="dxa" w:w="120"/>
+              <w:bottom w:type="dxa" w:w="60"/>
+              <w:right w:type="dxa" w:w="120"/>
+            </w:tcMar>
+            <w:vAlign w:val="top"/>
+          </w:tcPr>
+          <w:p>
+            <w:pPr>
+              <w:spacing w:after="40" w:before="0"/>
+              <w:jc w:val="left"/>
+            </w:pPr>
+            <w:r>
+              <w:rPr>
+                <w:rFonts w:ascii="Arial" w:cs="Arial" w:eastAsia="Arial" w:hAnsi="Arial"/>
+                <w:b/>
+                <w:bCs/>
+                <w:i w:val="false"/>
+                <w:iCs w:val="false"/>
+                <w:color w:val="000000"/>
+                <w:sz w:val="18"/>
+                <w:szCs w:val="18"/>
+              </w:rPr>
+              <w:t xml:space="preserve">Predict Phase</w:t>
             </w:r>
           </w:p>
           <w:p>
@@ -20432,7 +20468,7 @@
             <w:pPr>
               <w:spacing w:after="20" w:before="0"/>
             </w:pPr>
-            <w:hyperlink w:history="1" r:id="rIdo0bbyzswae-wr1omojqky">
+            <w:hyperlink w:history="1" r:id="rIdfsypwjyl5mplaqie6jqzc">
               <w:r>
                 <w:rPr>
                   <w:rFonts w:ascii="Arial" w:cs="Arial" w:eastAsia="Arial" w:hAnsi="Arial"/>
@@ -20465,7 +20501,7 @@
               <w:spacing w:after="10" w:before="0"/>
               <w:ind w:left="120"/>
             </w:pPr>
-            <w:hyperlink w:history="1" r:id="rIdxqmi5s_t8nc2oqvh5fukl">
+            <w:hyperlink w:history="1" r:id="rId3gyhplndpngemyji1w3ev">
               <w:r>
                 <w:rPr>
                   <w:rFonts w:ascii="Arial" w:cs="Arial" w:eastAsia="Arial" w:hAnsi="Arial"/>
@@ -20510,7 +20546,7 @@
             <w:pPr>
               <w:spacing w:after="20" w:before="0"/>
             </w:pPr>
-            <w:hyperlink w:history="1" r:id="rIdqfxgh5qqoiosllynwi7gy">
+            <w:hyperlink w:history="1" r:id="rIdl4qk_tbue3earklycf_76">
               <w:r>
                 <w:rPr>
                   <w:rFonts w:ascii="Arial" w:cs="Arial" w:eastAsia="Arial" w:hAnsi="Arial"/>
@@ -20543,7 +20579,7 @@
               <w:spacing w:after="10" w:before="0"/>
               <w:ind w:left="120"/>
             </w:pPr>
-            <w:hyperlink w:history="1" r:id="rIdqu7t7axo41j7vkk3mw8on">
+            <w:hyperlink w:history="1" r:id="rIddxaxpldxn-ozaypeszaog">
               <w:r>
                 <w:rPr>
                   <w:rFonts w:ascii="Arial" w:cs="Arial" w:eastAsia="Arial" w:hAnsi="Arial"/>
@@ -20690,32 +20726,32 @@
         <w:tc>
           <w:tcPr>
             <w:tcW w:type="dxa" w:w="1520"/>
-            <w:shd w:fill="F2F2F2" w:color="auto" w:val="clear"/>
-            <w:tcMar>
-              <w:top w:type="dxa" w:w="60"/>
-              <w:left w:type="dxa" w:w="120"/>
-              <w:bottom w:type="dxa" w:w="60"/>
-              <w:right w:type="dxa" w:w="120"/>
-            </w:tcMar>
-            <w:vAlign w:val="top"/>
-          </w:tcPr>
-          <w:p>
-            <w:pPr>
-              <w:spacing w:after="40" w:before="0"/>
-              <w:jc w:val="left"/>
-            </w:pPr>
-            <w:r>
-              <w:rPr>
-                <w:rFonts w:ascii="Arial" w:cs="Arial" w:eastAsia="Arial" w:hAnsi="Arial"/>
-                <w:b/>
-                <w:bCs/>
-                <w:i w:val="false"/>
-                <w:iCs w:val="false"/>
-                <w:color w:val="000000"/>
-                <w:sz w:val="18"/>
-                <w:szCs w:val="18"/>
-              </w:rPr>
-              <w:t xml:space="preserve">Phase 2 — Observe</w:t>
+            <w:shd w:fill="D9EEF1" w:color="auto" w:val="clear"/>
+            <w:tcMar>
+              <w:top w:type="dxa" w:w="60"/>
+              <w:left w:type="dxa" w:w="120"/>
+              <w:bottom w:type="dxa" w:w="60"/>
+              <w:right w:type="dxa" w:w="120"/>
+            </w:tcMar>
+            <w:vAlign w:val="top"/>
+          </w:tcPr>
+          <w:p>
+            <w:pPr>
+              <w:spacing w:after="40" w:before="0"/>
+              <w:jc w:val="left"/>
+            </w:pPr>
+            <w:r>
+              <w:rPr>
+                <w:rFonts w:ascii="Arial" w:cs="Arial" w:eastAsia="Arial" w:hAnsi="Arial"/>
+                <w:b/>
+                <w:bCs/>
+                <w:i w:val="false"/>
+                <w:iCs w:val="false"/>
+                <w:color w:val="000000"/>
+                <w:sz w:val="18"/>
+                <w:szCs w:val="18"/>
+              </w:rPr>
+              <w:t xml:space="preserve">Observe Phase</w:t>
             </w:r>
           </w:p>
           <w:p>
@@ -20738,7 +20774,7 @@
             <w:pPr>
               <w:spacing w:after="20" w:before="0"/>
             </w:pPr>
-            <w:hyperlink w:history="1" r:id="rId5djicwqhsg14k9h8b_v0w">
+            <w:hyperlink w:history="1" r:id="rIdunjdvpiwr9l1ky5eerub1">
               <w:r>
                 <w:rPr>
                   <w:rFonts w:ascii="Arial" w:cs="Arial" w:eastAsia="Arial" w:hAnsi="Arial"/>
@@ -20771,7 +20807,7 @@
               <w:spacing w:after="10" w:before="0"/>
               <w:ind w:left="120"/>
             </w:pPr>
-            <w:hyperlink w:history="1" r:id="rId6as4jaa7pgqirjz20lyru">
+            <w:hyperlink w:history="1" r:id="rId-j2x7kb13cdypvgzajpjr">
               <w:r>
                 <w:rPr>
                   <w:rFonts w:ascii="Arial" w:cs="Arial" w:eastAsia="Arial" w:hAnsi="Arial"/>
@@ -20816,7 +20852,7 @@
             <w:pPr>
               <w:spacing w:after="20" w:before="0"/>
             </w:pPr>
-            <w:hyperlink w:history="1" r:id="rId-lyq-7swpdibffwq1fmhv">
+            <w:hyperlink w:history="1" r:id="rIda4m6jsk9brapylb5xnb33">
               <w:r>
                 <w:rPr>
                   <w:rFonts w:ascii="Arial" w:cs="Arial" w:eastAsia="Arial" w:hAnsi="Arial"/>
@@ -20849,7 +20885,7 @@
               <w:spacing w:after="10" w:before="0"/>
               <w:ind w:left="120"/>
             </w:pPr>
-            <w:hyperlink w:history="1" r:id="rIdj1p7b88vhw5u4e2ywrqwn">
+            <w:hyperlink w:history="1" r:id="rIdiccta2qnr1jwdvzkl5v4h">
               <w:r>
                 <w:rPr>
                   <w:rFonts w:ascii="Arial" w:cs="Arial" w:eastAsia="Arial" w:hAnsi="Arial"/>
@@ -20996,32 +21032,32 @@
         <w:tc>
           <w:tcPr>
             <w:tcW w:type="dxa" w:w="1520"/>
-            <w:shd w:fill="F2F2F2" w:color="auto" w:val="clear"/>
-            <w:tcMar>
-              <w:top w:type="dxa" w:w="60"/>
-              <w:left w:type="dxa" w:w="120"/>
-              <w:bottom w:type="dxa" w:w="60"/>
-              <w:right w:type="dxa" w:w="120"/>
-            </w:tcMar>
-            <w:vAlign w:val="top"/>
-          </w:tcPr>
-          <w:p>
-            <w:pPr>
-              <w:spacing w:after="40" w:before="0"/>
-              <w:jc w:val="left"/>
-            </w:pPr>
-            <w:r>
-              <w:rPr>
-                <w:rFonts w:ascii="Arial" w:cs="Arial" w:eastAsia="Arial" w:hAnsi="Arial"/>
-                <w:b/>
-                <w:bCs/>
-                <w:i w:val="false"/>
-                <w:iCs w:val="false"/>
-                <w:color w:val="000000"/>
-                <w:sz w:val="18"/>
-                <w:szCs w:val="18"/>
-              </w:rPr>
-              <w:t xml:space="preserve">Phase 3 — Explain</w:t>
+            <w:shd w:fill="E2EFDA" w:color="auto" w:val="clear"/>
+            <w:tcMar>
+              <w:top w:type="dxa" w:w="60"/>
+              <w:left w:type="dxa" w:w="120"/>
+              <w:bottom w:type="dxa" w:w="60"/>
+              <w:right w:type="dxa" w:w="120"/>
+            </w:tcMar>
+            <w:vAlign w:val="top"/>
+          </w:tcPr>
+          <w:p>
+            <w:pPr>
+              <w:spacing w:after="40" w:before="0"/>
+              <w:jc w:val="left"/>
+            </w:pPr>
+            <w:r>
+              <w:rPr>
+                <w:rFonts w:ascii="Arial" w:cs="Arial" w:eastAsia="Arial" w:hAnsi="Arial"/>
+                <w:b/>
+                <w:bCs/>
+                <w:i w:val="false"/>
+                <w:iCs w:val="false"/>
+                <w:color w:val="000000"/>
+                <w:sz w:val="18"/>
+                <w:szCs w:val="18"/>
+              </w:rPr>
+              <w:t xml:space="preserve">Explain Phase</w:t>
             </w:r>
           </w:p>
           <w:p>
@@ -21044,7 +21080,7 @@
             <w:pPr>
               <w:spacing w:after="20" w:before="0"/>
             </w:pPr>
-            <w:hyperlink w:history="1" r:id="rIdmza-oka3an_13im6nuh-1">
+            <w:hyperlink w:history="1" r:id="rIdjb0nxyoi6mi6fj3kbtcxy">
               <w:r>
                 <w:rPr>
                   <w:rFonts w:ascii="Arial" w:cs="Arial" w:eastAsia="Arial" w:hAnsi="Arial"/>
@@ -21077,7 +21113,7 @@
               <w:spacing w:after="10" w:before="0"/>
               <w:ind w:left="120"/>
             </w:pPr>
-            <w:hyperlink w:history="1" r:id="rId1i1rjf-jymz5gbg8ero_5">
+            <w:hyperlink w:history="1" r:id="rIddxofw2brn7np05cxbkksa">
               <w:r>
                 <w:rPr>
                   <w:rFonts w:ascii="Arial" w:cs="Arial" w:eastAsia="Arial" w:hAnsi="Arial"/>
@@ -21122,7 +21158,7 @@
             <w:pPr>
               <w:spacing w:after="20" w:before="0"/>
             </w:pPr>
-            <w:hyperlink w:history="1" r:id="rIdpk9fcxeth20qqj9v36l85">
+            <w:hyperlink w:history="1" r:id="rIdrjox6axtn7auofk-qtsx4">
               <w:r>
                 <w:rPr>
                   <w:rFonts w:ascii="Arial" w:cs="Arial" w:eastAsia="Arial" w:hAnsi="Arial"/>
@@ -21155,7 +21191,7 @@
               <w:spacing w:after="10" w:before="0"/>
               <w:ind w:left="120"/>
             </w:pPr>
-            <w:hyperlink w:history="1" r:id="rIdxwk7swe4ryotumrav89ns">
+            <w:hyperlink w:history="1" r:id="rIdsgqcl30iyvpowtgpf4ndj">
               <w:r>
                 <w:rPr>
                   <w:rFonts w:ascii="Arial" w:cs="Arial" w:eastAsia="Arial" w:hAnsi="Arial"/>
@@ -21302,32 +21338,32 @@
         <w:tc>
           <w:tcPr>
             <w:tcW w:type="dxa" w:w="1520"/>
-            <w:shd w:fill="F2F2F2" w:color="auto" w:val="clear"/>
-            <w:tcMar>
-              <w:top w:type="dxa" w:w="60"/>
-              <w:left w:type="dxa" w:w="120"/>
-              <w:bottom w:type="dxa" w:w="60"/>
-              <w:right w:type="dxa" w:w="120"/>
-            </w:tcMar>
-            <w:vAlign w:val="top"/>
-          </w:tcPr>
-          <w:p>
-            <w:pPr>
-              <w:spacing w:after="40" w:before="0"/>
-              <w:jc w:val="left"/>
-            </w:pPr>
-            <w:r>
-              <w:rPr>
-                <w:rFonts w:ascii="Arial" w:cs="Arial" w:eastAsia="Arial" w:hAnsi="Arial"/>
-                <w:b/>
-                <w:bCs/>
-                <w:i w:val="false"/>
-                <w:iCs w:val="false"/>
-                <w:color w:val="000000"/>
-                <w:sz w:val="18"/>
-                <w:szCs w:val="18"/>
-              </w:rPr>
-              <w:t xml:space="preserve">Phase 4 — Driving Question Board (DQB) Update</w:t>
+            <w:shd w:fill="FCE4D6" w:color="auto" w:val="clear"/>
+            <w:tcMar>
+              <w:top w:type="dxa" w:w="60"/>
+              <w:left w:type="dxa" w:w="120"/>
+              <w:bottom w:type="dxa" w:w="60"/>
+              <w:right w:type="dxa" w:w="120"/>
+            </w:tcMar>
+            <w:vAlign w:val="top"/>
+          </w:tcPr>
+          <w:p>
+            <w:pPr>
+              <w:spacing w:after="40" w:before="0"/>
+              <w:jc w:val="left"/>
+            </w:pPr>
+            <w:r>
+              <w:rPr>
+                <w:rFonts w:ascii="Arial" w:cs="Arial" w:eastAsia="Arial" w:hAnsi="Arial"/>
+                <w:b/>
+                <w:bCs/>
+                <w:i w:val="false"/>
+                <w:iCs w:val="false"/>
+                <w:color w:val="000000"/>
+                <w:sz w:val="18"/>
+                <w:szCs w:val="18"/>
+              </w:rPr>
+              <w:t xml:space="preserve">Driving Question Board (DQB) Creation</w:t>
             </w:r>
           </w:p>
           <w:p>
@@ -21350,7 +21386,7 @@
             <w:pPr>
               <w:spacing w:after="20" w:before="0"/>
             </w:pPr>
-            <w:hyperlink w:history="1" r:id="rIdgccmxeupwe3ivpus2lvri">
+            <w:hyperlink w:history="1" r:id="rIdiwtolydowwvgizwoickae">
               <w:r>
                 <w:rPr>
                   <w:rFonts w:ascii="Arial" w:cs="Arial" w:eastAsia="Arial" w:hAnsi="Arial"/>
@@ -21383,7 +21419,7 @@
               <w:spacing w:after="10" w:before="0"/>
               <w:ind w:left="120"/>
             </w:pPr>
-            <w:hyperlink w:history="1" r:id="rIdnehxwcjp6_yw2yxupbosg">
+            <w:hyperlink w:history="1" r:id="rId8tlwpxjen6djdui1o2fti">
               <w:r>
                 <w:rPr>
                   <w:rFonts w:ascii="Arial" w:cs="Arial" w:eastAsia="Arial" w:hAnsi="Arial"/>
@@ -21428,7 +21464,7 @@
             <w:pPr>
               <w:spacing w:after="20" w:before="0"/>
             </w:pPr>
-            <w:hyperlink w:history="1" r:id="rId5_du9mxt_zv74njbz2iem">
+            <w:hyperlink w:history="1" r:id="rIdtwbik71m0tyzhywiyadm8">
               <w:r>
                 <w:rPr>
                   <w:rFonts w:ascii="Arial" w:cs="Arial" w:eastAsia="Arial" w:hAnsi="Arial"/>
@@ -21461,7 +21497,7 @@
               <w:spacing w:after="10" w:before="0"/>
               <w:ind w:left="120"/>
             </w:pPr>
-            <w:hyperlink w:history="1" r:id="rIdm6jcm3da6cicpjnfbkvog">
+            <w:hyperlink w:history="1" r:id="rIduhmfqvrmjvenegihm89b5">
               <w:r>
                 <w:rPr>
                   <w:rFonts w:ascii="Arial" w:cs="Arial" w:eastAsia="Arial" w:hAnsi="Arial"/>
@@ -21608,32 +21644,32 @@
         <w:tc>
           <w:tcPr>
             <w:tcW w:type="dxa" w:w="1520"/>
-            <w:shd w:fill="F2F2F2" w:color="auto" w:val="clear"/>
-            <w:tcMar>
-              <w:top w:type="dxa" w:w="60"/>
-              <w:left w:type="dxa" w:w="120"/>
-              <w:bottom w:type="dxa" w:w="60"/>
-              <w:right w:type="dxa" w:w="120"/>
-            </w:tcMar>
-            <w:vAlign w:val="top"/>
-          </w:tcPr>
-          <w:p>
-            <w:pPr>
-              <w:spacing w:after="40" w:before="0"/>
-              <w:jc w:val="left"/>
-            </w:pPr>
-            <w:r>
-              <w:rPr>
-                <w:rFonts w:ascii="Arial" w:cs="Arial" w:eastAsia="Arial" w:hAnsi="Arial"/>
-                <w:b/>
-                <w:bCs/>
-                <w:i w:val="false"/>
-                <w:iCs w:val="false"/>
-                <w:color w:val="000000"/>
-                <w:sz w:val="18"/>
-                <w:szCs w:val="18"/>
-              </w:rPr>
-              <w:t xml:space="preserve">Phase 5 — Model Building</w:t>
+            <w:shd w:fill="D5E8F0" w:color="auto" w:val="clear"/>
+            <w:tcMar>
+              <w:top w:type="dxa" w:w="60"/>
+              <w:left w:type="dxa" w:w="120"/>
+              <w:bottom w:type="dxa" w:w="60"/>
+              <w:right w:type="dxa" w:w="120"/>
+            </w:tcMar>
+            <w:vAlign w:val="top"/>
+          </w:tcPr>
+          <w:p>
+            <w:pPr>
+              <w:spacing w:after="40" w:before="0"/>
+              <w:jc w:val="left"/>
+            </w:pPr>
+            <w:r>
+              <w:rPr>
+                <w:rFonts w:ascii="Arial" w:cs="Arial" w:eastAsia="Arial" w:hAnsi="Arial"/>
+                <w:b/>
+                <w:bCs/>
+                <w:i w:val="false"/>
+                <w:iCs w:val="false"/>
+                <w:color w:val="000000"/>
+                <w:sz w:val="18"/>
+                <w:szCs w:val="18"/>
+              </w:rPr>
+              <w:t xml:space="preserve">Model Building Phase</w:t>
             </w:r>
           </w:p>
           <w:p>
@@ -21656,7 +21692,7 @@
             <w:pPr>
               <w:spacing w:after="20" w:before="0"/>
             </w:pPr>
-            <w:hyperlink w:history="1" r:id="rId3ejkd8et2fv00lsvc3w_o">
+            <w:hyperlink w:history="1" r:id="rIdguksimgldqgxjrjynubqw">
               <w:r>
                 <w:rPr>
                   <w:rFonts w:ascii="Arial" w:cs="Arial" w:eastAsia="Arial" w:hAnsi="Arial"/>
@@ -21689,7 +21725,7 @@
               <w:spacing w:after="10" w:before="0"/>
               <w:ind w:left="120"/>
             </w:pPr>
-            <w:hyperlink w:history="1" r:id="rId7we95nptkgdvubuhhh9c6">
+            <w:hyperlink w:history="1" r:id="rIdfrth58qvlygntcvcgpjvq">
               <w:r>
                 <w:rPr>
                   <w:rFonts w:ascii="Arial" w:cs="Arial" w:eastAsia="Arial" w:hAnsi="Arial"/>
@@ -21734,7 +21770,7 @@
             <w:pPr>
               <w:spacing w:after="20" w:before="0"/>
             </w:pPr>
-            <w:hyperlink w:history="1" r:id="rIddqxrf0hsl47dpidg5zsa0">
+            <w:hyperlink w:history="1" r:id="rIdo13eslswcdfeb7qopthaq">
               <w:r>
                 <w:rPr>
                   <w:rFonts w:ascii="Arial" w:cs="Arial" w:eastAsia="Arial" w:hAnsi="Arial"/>
@@ -21767,7 +21803,7 @@
               <w:spacing w:after="10" w:before="0"/>
               <w:ind w:left="120"/>
             </w:pPr>
-            <w:hyperlink w:history="1" r:id="rIdwxkaa07vzb0ubbshx8s57">
+            <w:hyperlink w:history="1" r:id="rIdfocpg3mds482lub4ucsq2">
               <w:r>
                 <w:rPr>
                   <w:rFonts w:ascii="Arial" w:cs="Arial" w:eastAsia="Arial" w:hAnsi="Arial"/>
@@ -23206,32 +23242,32 @@
         <w:tc>
           <w:tcPr>
             <w:tcW w:type="dxa" w:w="1520"/>
-            <w:shd w:fill="F2F2F2" w:color="auto" w:val="clear"/>
-            <w:tcMar>
-              <w:top w:type="dxa" w:w="60"/>
-              <w:left w:type="dxa" w:w="120"/>
-              <w:bottom w:type="dxa" w:w="60"/>
-              <w:right w:type="dxa" w:w="120"/>
-            </w:tcMar>
-            <w:vAlign w:val="top"/>
-          </w:tcPr>
-          <w:p>
-            <w:pPr>
-              <w:spacing w:after="40" w:before="0"/>
-              <w:jc w:val="left"/>
-            </w:pPr>
-            <w:r>
-              <w:rPr>
-                <w:rFonts w:ascii="Arial" w:cs="Arial" w:eastAsia="Arial" w:hAnsi="Arial"/>
-                <w:b/>
-                <w:bCs/>
-                <w:i w:val="false"/>
-                <w:iCs w:val="false"/>
-                <w:color w:val="000000"/>
-                <w:sz w:val="18"/>
-                <w:szCs w:val="18"/>
-              </w:rPr>
-              <w:t xml:space="preserve">Phase 1 — Predict (15 minutes)</w:t>
+            <w:shd w:fill="EAD1F5" w:color="auto" w:val="clear"/>
+            <w:tcMar>
+              <w:top w:type="dxa" w:w="60"/>
+              <w:left w:type="dxa" w:w="120"/>
+              <w:bottom w:type="dxa" w:w="60"/>
+              <w:right w:type="dxa" w:w="120"/>
+            </w:tcMar>
+            <w:vAlign w:val="top"/>
+          </w:tcPr>
+          <w:p>
+            <w:pPr>
+              <w:spacing w:after="40" w:before="0"/>
+              <w:jc w:val="left"/>
+            </w:pPr>
+            <w:r>
+              <w:rPr>
+                <w:rFonts w:ascii="Arial" w:cs="Arial" w:eastAsia="Arial" w:hAnsi="Arial"/>
+                <w:b/>
+                <w:bCs/>
+                <w:i w:val="false"/>
+                <w:iCs w:val="false"/>
+                <w:color w:val="000000"/>
+                <w:sz w:val="18"/>
+                <w:szCs w:val="18"/>
+              </w:rPr>
+              <w:t xml:space="preserve">Predict Phase</w:t>
             </w:r>
           </w:p>
           <w:p>
@@ -23254,7 +23290,7 @@
             <w:pPr>
               <w:spacing w:after="20" w:before="0"/>
             </w:pPr>
-            <w:hyperlink w:history="1" r:id="rIdxs9ve46bbkjpznzfcuoxg">
+            <w:hyperlink w:history="1" r:id="rIdlvay28t8oye3cegthgn-c">
               <w:r>
                 <w:rPr>
                   <w:rFonts w:ascii="Arial" w:cs="Arial" w:eastAsia="Arial" w:hAnsi="Arial"/>
@@ -23287,7 +23323,7 @@
               <w:spacing w:after="10" w:before="0"/>
               <w:ind w:left="120"/>
             </w:pPr>
-            <w:hyperlink w:history="1" r:id="rIdpt_hx4p5odl6k5x4_j2ii">
+            <w:hyperlink w:history="1" r:id="rIdnbtdirobp-t8eorehea6j">
               <w:r>
                 <w:rPr>
                   <w:rFonts w:ascii="Arial" w:cs="Arial" w:eastAsia="Arial" w:hAnsi="Arial"/>
@@ -23332,7 +23368,7 @@
             <w:pPr>
               <w:spacing w:after="20" w:before="0"/>
             </w:pPr>
-            <w:hyperlink w:history="1" r:id="rId36l_kgg3nwgb72x_h1t7l">
+            <w:hyperlink w:history="1" r:id="rIdu68fgoz1aqcqmmfxecgdc">
               <w:r>
                 <w:rPr>
                   <w:rFonts w:ascii="Arial" w:cs="Arial" w:eastAsia="Arial" w:hAnsi="Arial"/>
@@ -23365,7 +23401,7 @@
               <w:spacing w:after="10" w:before="0"/>
               <w:ind w:left="120"/>
             </w:pPr>
-            <w:hyperlink w:history="1" r:id="rIdwgbc91r_mdipzwjf-rzkl">
+            <w:hyperlink w:history="1" r:id="rIdd_r7bfjtiq5_nnbg2owyi">
               <w:r>
                 <w:rPr>
                   <w:rFonts w:ascii="Arial" w:cs="Arial" w:eastAsia="Arial" w:hAnsi="Arial"/>
@@ -23512,32 +23548,32 @@
         <w:tc>
           <w:tcPr>
             <w:tcW w:type="dxa" w:w="1520"/>
-            <w:shd w:fill="F2F2F2" w:color="auto" w:val="clear"/>
-            <w:tcMar>
-              <w:top w:type="dxa" w:w="60"/>
-              <w:left w:type="dxa" w:w="120"/>
-              <w:bottom w:type="dxa" w:w="60"/>
-              <w:right w:type="dxa" w:w="120"/>
-            </w:tcMar>
-            <w:vAlign w:val="top"/>
-          </w:tcPr>
-          <w:p>
-            <w:pPr>
-              <w:spacing w:after="40" w:before="0"/>
-              <w:jc w:val="left"/>
-            </w:pPr>
-            <w:r>
-              <w:rPr>
-                <w:rFonts w:ascii="Arial" w:cs="Arial" w:eastAsia="Arial" w:hAnsi="Arial"/>
-                <w:b/>
-                <w:bCs/>
-                <w:i w:val="false"/>
-                <w:iCs w:val="false"/>
-                <w:color w:val="000000"/>
-                <w:sz w:val="18"/>
-                <w:szCs w:val="18"/>
-              </w:rPr>
-              <w:t xml:space="preserve">Phase 2 — Observe (20 minutes)</w:t>
+            <w:shd w:fill="D9EEF1" w:color="auto" w:val="clear"/>
+            <w:tcMar>
+              <w:top w:type="dxa" w:w="60"/>
+              <w:left w:type="dxa" w:w="120"/>
+              <w:bottom w:type="dxa" w:w="60"/>
+              <w:right w:type="dxa" w:w="120"/>
+            </w:tcMar>
+            <w:vAlign w:val="top"/>
+          </w:tcPr>
+          <w:p>
+            <w:pPr>
+              <w:spacing w:after="40" w:before="0"/>
+              <w:jc w:val="left"/>
+            </w:pPr>
+            <w:r>
+              <w:rPr>
+                <w:rFonts w:ascii="Arial" w:cs="Arial" w:eastAsia="Arial" w:hAnsi="Arial"/>
+                <w:b/>
+                <w:bCs/>
+                <w:i w:val="false"/>
+                <w:iCs w:val="false"/>
+                <w:color w:val="000000"/>
+                <w:sz w:val="18"/>
+                <w:szCs w:val="18"/>
+              </w:rPr>
+              <w:t xml:space="preserve">Observe Phase</w:t>
             </w:r>
           </w:p>
           <w:p>
@@ -23560,7 +23596,7 @@
             <w:pPr>
               <w:spacing w:after="20" w:before="0"/>
             </w:pPr>
-            <w:hyperlink w:history="1" r:id="rIdcqufajxakmpxm691mrrdv">
+            <w:hyperlink w:history="1" r:id="rIdaswcebe45p-xncbdxdr24">
               <w:r>
                 <w:rPr>
                   <w:rFonts w:ascii="Arial" w:cs="Arial" w:eastAsia="Arial" w:hAnsi="Arial"/>
@@ -23593,7 +23629,7 @@
               <w:spacing w:after="10" w:before="0"/>
               <w:ind w:left="120"/>
             </w:pPr>
-            <w:hyperlink w:history="1" r:id="rId-cbibs2mqgb0qotk1wht1">
+            <w:hyperlink w:history="1" r:id="rIdv7r_lujjnpcseyjwfcnai">
               <w:r>
                 <w:rPr>
                   <w:rFonts w:ascii="Arial" w:cs="Arial" w:eastAsia="Arial" w:hAnsi="Arial"/>
@@ -23638,7 +23674,7 @@
             <w:pPr>
               <w:spacing w:after="20" w:before="0"/>
             </w:pPr>
-            <w:hyperlink w:history="1" r:id="rIdw0ecakt5m3qaihqwk1ivo">
+            <w:hyperlink w:history="1" r:id="rIdluycig0jqsudnhapbkpsl">
               <w:r>
                 <w:rPr>
                   <w:rFonts w:ascii="Arial" w:cs="Arial" w:eastAsia="Arial" w:hAnsi="Arial"/>
@@ -23671,7 +23707,7 @@
               <w:spacing w:after="10" w:before="0"/>
               <w:ind w:left="120"/>
             </w:pPr>
-            <w:hyperlink w:history="1" r:id="rIdafxm3vtjhjxtmfx4q6oqf">
+            <w:hyperlink w:history="1" r:id="rIduu1meckmrbchgiwfyrhbk">
               <w:r>
                 <w:rPr>
                   <w:rFonts w:ascii="Arial" w:cs="Arial" w:eastAsia="Arial" w:hAnsi="Arial"/>
@@ -23818,32 +23854,32 @@
         <w:tc>
           <w:tcPr>
             <w:tcW w:type="dxa" w:w="1520"/>
-            <w:shd w:fill="F2F2F2" w:color="auto" w:val="clear"/>
-            <w:tcMar>
-              <w:top w:type="dxa" w:w="60"/>
-              <w:left w:type="dxa" w:w="120"/>
-              <w:bottom w:type="dxa" w:w="60"/>
-              <w:right w:type="dxa" w:w="120"/>
-            </w:tcMar>
-            <w:vAlign w:val="top"/>
-          </w:tcPr>
-          <w:p>
-            <w:pPr>
-              <w:spacing w:after="40" w:before="0"/>
-              <w:jc w:val="left"/>
-            </w:pPr>
-            <w:r>
-              <w:rPr>
-                <w:rFonts w:ascii="Arial" w:cs="Arial" w:eastAsia="Arial" w:hAnsi="Arial"/>
-                <w:b/>
-                <w:bCs/>
-                <w:i w:val="false"/>
-                <w:iCs w:val="false"/>
-                <w:color w:val="000000"/>
-                <w:sz w:val="18"/>
-                <w:szCs w:val="18"/>
-              </w:rPr>
-              <w:t xml:space="preserve">Phase 3 — Explain (25 minutes)</w:t>
+            <w:shd w:fill="E2EFDA" w:color="auto" w:val="clear"/>
+            <w:tcMar>
+              <w:top w:type="dxa" w:w="60"/>
+              <w:left w:type="dxa" w:w="120"/>
+              <w:bottom w:type="dxa" w:w="60"/>
+              <w:right w:type="dxa" w:w="120"/>
+            </w:tcMar>
+            <w:vAlign w:val="top"/>
+          </w:tcPr>
+          <w:p>
+            <w:pPr>
+              <w:spacing w:after="40" w:before="0"/>
+              <w:jc w:val="left"/>
+            </w:pPr>
+            <w:r>
+              <w:rPr>
+                <w:rFonts w:ascii="Arial" w:cs="Arial" w:eastAsia="Arial" w:hAnsi="Arial"/>
+                <w:b/>
+                <w:bCs/>
+                <w:i w:val="false"/>
+                <w:iCs w:val="false"/>
+                <w:color w:val="000000"/>
+                <w:sz w:val="18"/>
+                <w:szCs w:val="18"/>
+              </w:rPr>
+              <w:t xml:space="preserve">Explain Phase</w:t>
             </w:r>
           </w:p>
           <w:p>
@@ -23866,7 +23902,7 @@
             <w:pPr>
               <w:spacing w:after="20" w:before="0"/>
             </w:pPr>
-            <w:hyperlink w:history="1" r:id="rIdppmlb2qy0offu_vfht1pj">
+            <w:hyperlink w:history="1" r:id="rIdxgrkxjuieytlmk9clowrz">
               <w:r>
                 <w:rPr>
                   <w:rFonts w:ascii="Arial" w:cs="Arial" w:eastAsia="Arial" w:hAnsi="Arial"/>
@@ -23899,7 +23935,7 @@
               <w:spacing w:after="10" w:before="0"/>
               <w:ind w:left="120"/>
             </w:pPr>
-            <w:hyperlink w:history="1" r:id="rIddl142r99n8bbh6d1xbgy_">
+            <w:hyperlink w:history="1" r:id="rIdodyfdwmnw76iyep14izj8">
               <w:r>
                 <w:rPr>
                   <w:rFonts w:ascii="Arial" w:cs="Arial" w:eastAsia="Arial" w:hAnsi="Arial"/>
@@ -23944,7 +23980,7 @@
             <w:pPr>
               <w:spacing w:after="20" w:before="0"/>
             </w:pPr>
-            <w:hyperlink w:history="1" r:id="rIdsi7qaavftsiqegafv4jbk">
+            <w:hyperlink w:history="1" r:id="rIdnn-qizwincaiugpi1h9u_">
               <w:r>
                 <w:rPr>
                   <w:rFonts w:ascii="Arial" w:cs="Arial" w:eastAsia="Arial" w:hAnsi="Arial"/>
@@ -23977,7 +24013,7 @@
               <w:spacing w:after="10" w:before="0"/>
               <w:ind w:left="120"/>
             </w:pPr>
-            <w:hyperlink w:history="1" r:id="rId4p_rvqhkcpjgf-dxq6mom">
+            <w:hyperlink w:history="1" r:id="rIday77gnblmxl4clhujzbsh">
               <w:r>
                 <w:rPr>
                   <w:rFonts w:ascii="Arial" w:cs="Arial" w:eastAsia="Arial" w:hAnsi="Arial"/>
@@ -24124,32 +24160,32 @@
         <w:tc>
           <w:tcPr>
             <w:tcW w:type="dxa" w:w="1520"/>
-            <w:shd w:fill="F2F2F2" w:color="auto" w:val="clear"/>
-            <w:tcMar>
-              <w:top w:type="dxa" w:w="60"/>
-              <w:left w:type="dxa" w:w="120"/>
-              <w:bottom w:type="dxa" w:w="60"/>
-              <w:right w:type="dxa" w:w="120"/>
-            </w:tcMar>
-            <w:vAlign w:val="top"/>
-          </w:tcPr>
-          <w:p>
-            <w:pPr>
-              <w:spacing w:after="40" w:before="0"/>
-              <w:jc w:val="left"/>
-            </w:pPr>
-            <w:r>
-              <w:rPr>
-                <w:rFonts w:ascii="Arial" w:cs="Arial" w:eastAsia="Arial" w:hAnsi="Arial"/>
-                <w:b/>
-                <w:bCs/>
-                <w:i w:val="false"/>
-                <w:iCs w:val="false"/>
-                <w:color w:val="000000"/>
-                <w:sz w:val="18"/>
-                <w:szCs w:val="18"/>
-              </w:rPr>
-              <w:t xml:space="preserve">Phase 4 — Driving Question Board (DQB) Update (8 minutes)</w:t>
+            <w:shd w:fill="FCE4D6" w:color="auto" w:val="clear"/>
+            <w:tcMar>
+              <w:top w:type="dxa" w:w="60"/>
+              <w:left w:type="dxa" w:w="120"/>
+              <w:bottom w:type="dxa" w:w="60"/>
+              <w:right w:type="dxa" w:w="120"/>
+            </w:tcMar>
+            <w:vAlign w:val="top"/>
+          </w:tcPr>
+          <w:p>
+            <w:pPr>
+              <w:spacing w:after="40" w:before="0"/>
+              <w:jc w:val="left"/>
+            </w:pPr>
+            <w:r>
+              <w:rPr>
+                <w:rFonts w:ascii="Arial" w:cs="Arial" w:eastAsia="Arial" w:hAnsi="Arial"/>
+                <w:b/>
+                <w:bCs/>
+                <w:i w:val="false"/>
+                <w:iCs w:val="false"/>
+                <w:color w:val="000000"/>
+                <w:sz w:val="18"/>
+                <w:szCs w:val="18"/>
+              </w:rPr>
+              <w:t xml:space="preserve">Driving Question Board (DQB) Creation</w:t>
             </w:r>
           </w:p>
           <w:p>
@@ -24172,7 +24208,7 @@
             <w:pPr>
               <w:spacing w:after="20" w:before="0"/>
             </w:pPr>
-            <w:hyperlink w:history="1" r:id="rIdthustysil8x26j0wy0bpo">
+            <w:hyperlink w:history="1" r:id="rIdamxb-z4oxjddcfhca4osz">
               <w:r>
                 <w:rPr>
                   <w:rFonts w:ascii="Arial" w:cs="Arial" w:eastAsia="Arial" w:hAnsi="Arial"/>
@@ -24205,7 +24241,7 @@
               <w:spacing w:after="10" w:before="0"/>
               <w:ind w:left="120"/>
             </w:pPr>
-            <w:hyperlink w:history="1" r:id="rIdmt9mn3lzztxc-hxx7gfxo">
+            <w:hyperlink w:history="1" r:id="rIdbdtzwwhrn9yngh0x0rz9g">
               <w:r>
                 <w:rPr>
                   <w:rFonts w:ascii="Arial" w:cs="Arial" w:eastAsia="Arial" w:hAnsi="Arial"/>
@@ -24250,7 +24286,7 @@
             <w:pPr>
               <w:spacing w:after="20" w:before="0"/>
             </w:pPr>
-            <w:hyperlink w:history="1" r:id="rIdzomjttygksj_dtdw2iu27">
+            <w:hyperlink w:history="1" r:id="rId1sdalhriy2fjnej6z2dvw">
               <w:r>
                 <w:rPr>
                   <w:rFonts w:ascii="Arial" w:cs="Arial" w:eastAsia="Arial" w:hAnsi="Arial"/>
@@ -24283,7 +24319,7 @@
               <w:spacing w:after="10" w:before="0"/>
               <w:ind w:left="120"/>
             </w:pPr>
-            <w:hyperlink w:history="1" r:id="rIduikca8y96x8zbplg_i-ec">
+            <w:hyperlink w:history="1" r:id="rIdfxyeujquqnk3oiszij2tc">
               <w:r>
                 <w:rPr>
                   <w:rFonts w:ascii="Arial" w:cs="Arial" w:eastAsia="Arial" w:hAnsi="Arial"/>
@@ -24430,32 +24466,32 @@
         <w:tc>
           <w:tcPr>
             <w:tcW w:type="dxa" w:w="1520"/>
-            <w:shd w:fill="F2F2F2" w:color="auto" w:val="clear"/>
-            <w:tcMar>
-              <w:top w:type="dxa" w:w="60"/>
-              <w:left w:type="dxa" w:w="120"/>
-              <w:bottom w:type="dxa" w:w="60"/>
-              <w:right w:type="dxa" w:w="120"/>
-            </w:tcMar>
-            <w:vAlign w:val="top"/>
-          </w:tcPr>
-          <w:p>
-            <w:pPr>
-              <w:spacing w:after="40" w:before="0"/>
-              <w:jc w:val="left"/>
-            </w:pPr>
-            <w:r>
-              <w:rPr>
-                <w:rFonts w:ascii="Arial" w:cs="Arial" w:eastAsia="Arial" w:hAnsi="Arial"/>
-                <w:b/>
-                <w:bCs/>
-                <w:i w:val="false"/>
-                <w:iCs w:val="false"/>
-                <w:color w:val="000000"/>
-                <w:sz w:val="18"/>
-                <w:szCs w:val="18"/>
-              </w:rPr>
-              <w:t xml:space="preserve">Phase 5 — Model Building (12 minutes)</w:t>
+            <w:shd w:fill="D5E8F0" w:color="auto" w:val="clear"/>
+            <w:tcMar>
+              <w:top w:type="dxa" w:w="60"/>
+              <w:left w:type="dxa" w:w="120"/>
+              <w:bottom w:type="dxa" w:w="60"/>
+              <w:right w:type="dxa" w:w="120"/>
+            </w:tcMar>
+            <w:vAlign w:val="top"/>
+          </w:tcPr>
+          <w:p>
+            <w:pPr>
+              <w:spacing w:after="40" w:before="0"/>
+              <w:jc w:val="left"/>
+            </w:pPr>
+            <w:r>
+              <w:rPr>
+                <w:rFonts w:ascii="Arial" w:cs="Arial" w:eastAsia="Arial" w:hAnsi="Arial"/>
+                <w:b/>
+                <w:bCs/>
+                <w:i w:val="false"/>
+                <w:iCs w:val="false"/>
+                <w:color w:val="000000"/>
+                <w:sz w:val="18"/>
+                <w:szCs w:val="18"/>
+              </w:rPr>
+              <w:t xml:space="preserve">Model Building Phase</w:t>
             </w:r>
           </w:p>
           <w:p>
@@ -24478,7 +24514,7 @@
             <w:pPr>
               <w:spacing w:after="20" w:before="0"/>
             </w:pPr>
-            <w:hyperlink w:history="1" r:id="rIdqigvsi5d0kdc4a8b-dhn2">
+            <w:hyperlink w:history="1" r:id="rIdclc5kkcfbs1843mregcto">
               <w:r>
                 <w:rPr>
                   <w:rFonts w:ascii="Arial" w:cs="Arial" w:eastAsia="Arial" w:hAnsi="Arial"/>
@@ -24511,7 +24547,7 @@
               <w:spacing w:after="10" w:before="0"/>
               <w:ind w:left="120"/>
             </w:pPr>
-            <w:hyperlink w:history="1" r:id="rIdgnyy8cgmu8df3ibk3yfs7">
+            <w:hyperlink w:history="1" r:id="rId3qbvpk6xaus8asjhl8_zu">
               <w:r>
                 <w:rPr>
                   <w:rFonts w:ascii="Arial" w:cs="Arial" w:eastAsia="Arial" w:hAnsi="Arial"/>
@@ -24556,7 +24592,7 @@
             <w:pPr>
               <w:spacing w:after="20" w:before="0"/>
             </w:pPr>
-            <w:hyperlink w:history="1" r:id="rIdymupvcjkkmmdfhl7w2o-t">
+            <w:hyperlink w:history="1" r:id="rId2gyddj5aj_wzl4howf9c8">
               <w:r>
                 <w:rPr>
                   <w:rFonts w:ascii="Arial" w:cs="Arial" w:eastAsia="Arial" w:hAnsi="Arial"/>
@@ -24589,7 +24625,7 @@
               <w:spacing w:after="10" w:before="0"/>
               <w:ind w:left="120"/>
             </w:pPr>
-            <w:hyperlink w:history="1" r:id="rIdalqypbhrsue2xhma11j0g">
+            <w:hyperlink w:history="1" r:id="rIdnpr-_xhrrpuvxlispazr8">
               <w:r>
                 <w:rPr>
                   <w:rFonts w:ascii="Arial" w:cs="Arial" w:eastAsia="Arial" w:hAnsi="Arial"/>
@@ -26028,32 +26064,32 @@
         <w:tc>
           <w:tcPr>
             <w:tcW w:type="dxa" w:w="1520"/>
-            <w:shd w:fill="F2F2F2" w:color="auto" w:val="clear"/>
-            <w:tcMar>
-              <w:top w:type="dxa" w:w="60"/>
-              <w:left w:type="dxa" w:w="120"/>
-              <w:bottom w:type="dxa" w:w="60"/>
-              <w:right w:type="dxa" w:w="120"/>
-            </w:tcMar>
-            <w:vAlign w:val="top"/>
-          </w:tcPr>
-          <w:p>
-            <w:pPr>
-              <w:spacing w:after="40" w:before="0"/>
-              <w:jc w:val="left"/>
-            </w:pPr>
-            <w:r>
-              <w:rPr>
-                <w:rFonts w:ascii="Arial" w:cs="Arial" w:eastAsia="Arial" w:hAnsi="Arial"/>
-                <w:b/>
-                <w:bCs/>
-                <w:i w:val="false"/>
-                <w:iCs w:val="false"/>
-                <w:color w:val="000000"/>
-                <w:sz w:val="18"/>
-                <w:szCs w:val="18"/>
-              </w:rPr>
-              <w:t xml:space="preserve">Phase 1 — Predict</w:t>
+            <w:shd w:fill="EAD1F5" w:color="auto" w:val="clear"/>
+            <w:tcMar>
+              <w:top w:type="dxa" w:w="60"/>
+              <w:left w:type="dxa" w:w="120"/>
+              <w:bottom w:type="dxa" w:w="60"/>
+              <w:right w:type="dxa" w:w="120"/>
+            </w:tcMar>
+            <w:vAlign w:val="top"/>
+          </w:tcPr>
+          <w:p>
+            <w:pPr>
+              <w:spacing w:after="40" w:before="0"/>
+              <w:jc w:val="left"/>
+            </w:pPr>
+            <w:r>
+              <w:rPr>
+                <w:rFonts w:ascii="Arial" w:cs="Arial" w:eastAsia="Arial" w:hAnsi="Arial"/>
+                <w:b/>
+                <w:bCs/>
+                <w:i w:val="false"/>
+                <w:iCs w:val="false"/>
+                <w:color w:val="000000"/>
+                <w:sz w:val="18"/>
+                <w:szCs w:val="18"/>
+              </w:rPr>
+              <w:t xml:space="preserve">Predict Phase</w:t>
             </w:r>
           </w:p>
           <w:p>
@@ -26076,7 +26112,7 @@
             <w:pPr>
               <w:spacing w:after="20" w:before="0"/>
             </w:pPr>
-            <w:hyperlink w:history="1" r:id="rIdsd1bcfpm3yooenfzu33vh">
+            <w:hyperlink w:history="1" r:id="rIdapmn039b9o6lxhn_2ppgb">
               <w:r>
                 <w:rPr>
                   <w:rFonts w:ascii="Arial" w:cs="Arial" w:eastAsia="Arial" w:hAnsi="Arial"/>
@@ -26109,7 +26145,7 @@
               <w:spacing w:after="10" w:before="0"/>
               <w:ind w:left="120"/>
             </w:pPr>
-            <w:hyperlink w:history="1" r:id="rIdsmjszwrbmqgfsdicwyn2h">
+            <w:hyperlink w:history="1" r:id="rIdu3dmczpfzand3-0-y2e59">
               <w:r>
                 <w:rPr>
                   <w:rFonts w:ascii="Arial" w:cs="Arial" w:eastAsia="Arial" w:hAnsi="Arial"/>
@@ -26154,7 +26190,7 @@
             <w:pPr>
               <w:spacing w:after="20" w:before="0"/>
             </w:pPr>
-            <w:hyperlink w:history="1" r:id="rIdsxesgxlqcpml6melzowal">
+            <w:hyperlink w:history="1" r:id="rId3bhkknhgbjutnaywxi0_z">
               <w:r>
                 <w:rPr>
                   <w:rFonts w:ascii="Arial" w:cs="Arial" w:eastAsia="Arial" w:hAnsi="Arial"/>
@@ -26187,7 +26223,7 @@
               <w:spacing w:after="10" w:before="0"/>
               <w:ind w:left="120"/>
             </w:pPr>
-            <w:hyperlink w:history="1" r:id="rIdupryfmlwpmj2voxabloz4">
+            <w:hyperlink w:history="1" r:id="rIdkbxdhw4avllphhp8roxgg">
               <w:r>
                 <w:rPr>
                   <w:rFonts w:ascii="Arial" w:cs="Arial" w:eastAsia="Arial" w:hAnsi="Arial"/>
@@ -26334,32 +26370,32 @@
         <w:tc>
           <w:tcPr>
             <w:tcW w:type="dxa" w:w="1520"/>
-            <w:shd w:fill="F2F2F2" w:color="auto" w:val="clear"/>
-            <w:tcMar>
-              <w:top w:type="dxa" w:w="60"/>
-              <w:left w:type="dxa" w:w="120"/>
-              <w:bottom w:type="dxa" w:w="60"/>
-              <w:right w:type="dxa" w:w="120"/>
-            </w:tcMar>
-            <w:vAlign w:val="top"/>
-          </w:tcPr>
-          <w:p>
-            <w:pPr>
-              <w:spacing w:after="40" w:before="0"/>
-              <w:jc w:val="left"/>
-            </w:pPr>
-            <w:r>
-              <w:rPr>
-                <w:rFonts w:ascii="Arial" w:cs="Arial" w:eastAsia="Arial" w:hAnsi="Arial"/>
-                <w:b/>
-                <w:bCs/>
-                <w:i w:val="false"/>
-                <w:iCs w:val="false"/>
-                <w:color w:val="000000"/>
-                <w:sz w:val="18"/>
-                <w:szCs w:val="18"/>
-              </w:rPr>
-              <w:t xml:space="preserve">Phase 2 — Observe</w:t>
+            <w:shd w:fill="D9EEF1" w:color="auto" w:val="clear"/>
+            <w:tcMar>
+              <w:top w:type="dxa" w:w="60"/>
+              <w:left w:type="dxa" w:w="120"/>
+              <w:bottom w:type="dxa" w:w="60"/>
+              <w:right w:type="dxa" w:w="120"/>
+            </w:tcMar>
+            <w:vAlign w:val="top"/>
+          </w:tcPr>
+          <w:p>
+            <w:pPr>
+              <w:spacing w:after="40" w:before="0"/>
+              <w:jc w:val="left"/>
+            </w:pPr>
+            <w:r>
+              <w:rPr>
+                <w:rFonts w:ascii="Arial" w:cs="Arial" w:eastAsia="Arial" w:hAnsi="Arial"/>
+                <w:b/>
+                <w:bCs/>
+                <w:i w:val="false"/>
+                <w:iCs w:val="false"/>
+                <w:color w:val="000000"/>
+                <w:sz w:val="18"/>
+                <w:szCs w:val="18"/>
+              </w:rPr>
+              <w:t xml:space="preserve">Observe Phase</w:t>
             </w:r>
           </w:p>
           <w:p>
@@ -26382,7 +26418,7 @@
             <w:pPr>
               <w:spacing w:after="20" w:before="0"/>
             </w:pPr>
-            <w:hyperlink w:history="1" r:id="rIdf2rafhct1vi_hmnzd_pa1">
+            <w:hyperlink w:history="1" r:id="rIdsjctb116jjy1r6z9jvi-w">
               <w:r>
                 <w:rPr>
                   <w:rFonts w:ascii="Arial" w:cs="Arial" w:eastAsia="Arial" w:hAnsi="Arial"/>
@@ -26415,7 +26451,7 @@
               <w:spacing w:after="10" w:before="0"/>
               <w:ind w:left="120"/>
             </w:pPr>
-            <w:hyperlink w:history="1" r:id="rIdzhs4tidrs1dwnag_0cojp">
+            <w:hyperlink w:history="1" r:id="rId79vagbkscteobry6sxbmg">
               <w:r>
                 <w:rPr>
                   <w:rFonts w:ascii="Arial" w:cs="Arial" w:eastAsia="Arial" w:hAnsi="Arial"/>
@@ -26460,7 +26496,7 @@
             <w:pPr>
               <w:spacing w:after="20" w:before="0"/>
             </w:pPr>
-            <w:hyperlink w:history="1" r:id="rIdjpnpwjozniycuga8vyoay">
+            <w:hyperlink w:history="1" r:id="rIdvze_buzpmc5vhkfvwgdr7">
               <w:r>
                 <w:rPr>
                   <w:rFonts w:ascii="Arial" w:cs="Arial" w:eastAsia="Arial" w:hAnsi="Arial"/>
@@ -26493,7 +26529,7 @@
               <w:spacing w:after="10" w:before="0"/>
               <w:ind w:left="120"/>
             </w:pPr>
-            <w:hyperlink w:history="1" r:id="rId1my27upzbpomaobib0rbs">
+            <w:hyperlink w:history="1" r:id="rIdlc_z6xxcjhja04yrv-vru">
               <w:r>
                 <w:rPr>
                   <w:rFonts w:ascii="Arial" w:cs="Arial" w:eastAsia="Arial" w:hAnsi="Arial"/>
@@ -26640,32 +26676,32 @@
         <w:tc>
           <w:tcPr>
             <w:tcW w:type="dxa" w:w="1520"/>
-            <w:shd w:fill="F2F2F2" w:color="auto" w:val="clear"/>
-            <w:tcMar>
-              <w:top w:type="dxa" w:w="60"/>
-              <w:left w:type="dxa" w:w="120"/>
-              <w:bottom w:type="dxa" w:w="60"/>
-              <w:right w:type="dxa" w:w="120"/>
-            </w:tcMar>
-            <w:vAlign w:val="top"/>
-          </w:tcPr>
-          <w:p>
-            <w:pPr>
-              <w:spacing w:after="40" w:before="0"/>
-              <w:jc w:val="left"/>
-            </w:pPr>
-            <w:r>
-              <w:rPr>
-                <w:rFonts w:ascii="Arial" w:cs="Arial" w:eastAsia="Arial" w:hAnsi="Arial"/>
-                <w:b/>
-                <w:bCs/>
-                <w:i w:val="false"/>
-                <w:iCs w:val="false"/>
-                <w:color w:val="000000"/>
-                <w:sz w:val="18"/>
-                <w:szCs w:val="18"/>
-              </w:rPr>
-              <w:t xml:space="preserve">Phase 3 — Explain</w:t>
+            <w:shd w:fill="E2EFDA" w:color="auto" w:val="clear"/>
+            <w:tcMar>
+              <w:top w:type="dxa" w:w="60"/>
+              <w:left w:type="dxa" w:w="120"/>
+              <w:bottom w:type="dxa" w:w="60"/>
+              <w:right w:type="dxa" w:w="120"/>
+            </w:tcMar>
+            <w:vAlign w:val="top"/>
+          </w:tcPr>
+          <w:p>
+            <w:pPr>
+              <w:spacing w:after="40" w:before="0"/>
+              <w:jc w:val="left"/>
+            </w:pPr>
+            <w:r>
+              <w:rPr>
+                <w:rFonts w:ascii="Arial" w:cs="Arial" w:eastAsia="Arial" w:hAnsi="Arial"/>
+                <w:b/>
+                <w:bCs/>
+                <w:i w:val="false"/>
+                <w:iCs w:val="false"/>
+                <w:color w:val="000000"/>
+                <w:sz w:val="18"/>
+                <w:szCs w:val="18"/>
+              </w:rPr>
+              <w:t xml:space="preserve">Explain Phase</w:t>
             </w:r>
           </w:p>
           <w:p>
@@ -26688,7 +26724,7 @@
             <w:pPr>
               <w:spacing w:after="20" w:before="0"/>
             </w:pPr>
-            <w:hyperlink w:history="1" r:id="rIdats5xhkgdxqs6dqihwqof">
+            <w:hyperlink w:history="1" r:id="rIdrxppegvz_duoetcm4tgdu">
               <w:r>
                 <w:rPr>
                   <w:rFonts w:ascii="Arial" w:cs="Arial" w:eastAsia="Arial" w:hAnsi="Arial"/>
@@ -26721,7 +26757,7 @@
               <w:spacing w:after="10" w:before="0"/>
               <w:ind w:left="120"/>
             </w:pPr>
-            <w:hyperlink w:history="1" r:id="rIdte6pvokmzhkda7w74c1au">
+            <w:hyperlink w:history="1" r:id="rIdbd4ptwxyh0tzsxqfzyiwj">
               <w:r>
                 <w:rPr>
                   <w:rFonts w:ascii="Arial" w:cs="Arial" w:eastAsia="Arial" w:hAnsi="Arial"/>
@@ -26766,7 +26802,7 @@
             <w:pPr>
               <w:spacing w:after="20" w:before="0"/>
             </w:pPr>
-            <w:hyperlink w:history="1" r:id="rIdwgz0dawdykysukdo-yuj-">
+            <w:hyperlink w:history="1" r:id="rIdfa382w1spewqwbo24nt9b">
               <w:r>
                 <w:rPr>
                   <w:rFonts w:ascii="Arial" w:cs="Arial" w:eastAsia="Arial" w:hAnsi="Arial"/>
@@ -26799,7 +26835,7 @@
               <w:spacing w:after="10" w:before="0"/>
               <w:ind w:left="120"/>
             </w:pPr>
-            <w:hyperlink w:history="1" r:id="rId_6earmukipvanaetfuyw-">
+            <w:hyperlink w:history="1" r:id="rId-ydo5emcqfa27bs4x_n9e">
               <w:r>
                 <w:rPr>
                   <w:rFonts w:ascii="Arial" w:cs="Arial" w:eastAsia="Arial" w:hAnsi="Arial"/>
@@ -26946,32 +26982,32 @@
         <w:tc>
           <w:tcPr>
             <w:tcW w:type="dxa" w:w="1520"/>
-            <w:shd w:fill="F2F2F2" w:color="auto" w:val="clear"/>
-            <w:tcMar>
-              <w:top w:type="dxa" w:w="60"/>
-              <w:left w:type="dxa" w:w="120"/>
-              <w:bottom w:type="dxa" w:w="60"/>
-              <w:right w:type="dxa" w:w="120"/>
-            </w:tcMar>
-            <w:vAlign w:val="top"/>
-          </w:tcPr>
-          <w:p>
-            <w:pPr>
-              <w:spacing w:after="40" w:before="0"/>
-              <w:jc w:val="left"/>
-            </w:pPr>
-            <w:r>
-              <w:rPr>
-                <w:rFonts w:ascii="Arial" w:cs="Arial" w:eastAsia="Arial" w:hAnsi="Arial"/>
-                <w:b/>
-                <w:bCs/>
-                <w:i w:val="false"/>
-                <w:iCs w:val="false"/>
-                <w:color w:val="000000"/>
-                <w:sz w:val="18"/>
-                <w:szCs w:val="18"/>
-              </w:rPr>
-              <w:t xml:space="preserve">Phase 4 — Driving Question Board (DQB) Update</w:t>
+            <w:shd w:fill="FCE4D6" w:color="auto" w:val="clear"/>
+            <w:tcMar>
+              <w:top w:type="dxa" w:w="60"/>
+              <w:left w:type="dxa" w:w="120"/>
+              <w:bottom w:type="dxa" w:w="60"/>
+              <w:right w:type="dxa" w:w="120"/>
+            </w:tcMar>
+            <w:vAlign w:val="top"/>
+          </w:tcPr>
+          <w:p>
+            <w:pPr>
+              <w:spacing w:after="40" w:before="0"/>
+              <w:jc w:val="left"/>
+            </w:pPr>
+            <w:r>
+              <w:rPr>
+                <w:rFonts w:ascii="Arial" w:cs="Arial" w:eastAsia="Arial" w:hAnsi="Arial"/>
+                <w:b/>
+                <w:bCs/>
+                <w:i w:val="false"/>
+                <w:iCs w:val="false"/>
+                <w:color w:val="000000"/>
+                <w:sz w:val="18"/>
+                <w:szCs w:val="18"/>
+              </w:rPr>
+              <w:t xml:space="preserve">Driving Question Board (DQB) Creation</w:t>
             </w:r>
           </w:p>
           <w:p>
@@ -26994,7 +27030,7 @@
             <w:pPr>
               <w:spacing w:after="20" w:before="0"/>
             </w:pPr>
-            <w:hyperlink w:history="1" r:id="rIdhlz9qegslgvg4aawbzovh">
+            <w:hyperlink w:history="1" r:id="rIdg6-gyffq7fho4gnmyoot2">
               <w:r>
                 <w:rPr>
                   <w:rFonts w:ascii="Arial" w:cs="Arial" w:eastAsia="Arial" w:hAnsi="Arial"/>
@@ -27027,7 +27063,7 @@
               <w:spacing w:after="10" w:before="0"/>
               <w:ind w:left="120"/>
             </w:pPr>
-            <w:hyperlink w:history="1" r:id="rIdztsq-4y1cpgo8uerb14df">
+            <w:hyperlink w:history="1" r:id="rIdcgirgkefaocgrfxx5pj6t">
               <w:r>
                 <w:rPr>
                   <w:rFonts w:ascii="Arial" w:cs="Arial" w:eastAsia="Arial" w:hAnsi="Arial"/>
@@ -27072,7 +27108,7 @@
             <w:pPr>
               <w:spacing w:after="20" w:before="0"/>
             </w:pPr>
-            <w:hyperlink w:history="1" r:id="rIdyqxp0vn2hcszy2hjouik7">
+            <w:hyperlink w:history="1" r:id="rId3mwai05m0sgtwy71we3qj">
               <w:r>
                 <w:rPr>
                   <w:rFonts w:ascii="Arial" w:cs="Arial" w:eastAsia="Arial" w:hAnsi="Arial"/>
@@ -27105,7 +27141,7 @@
               <w:spacing w:after="10" w:before="0"/>
               <w:ind w:left="120"/>
             </w:pPr>
-            <w:hyperlink w:history="1" r:id="rId3tvxsgqggk_epuqtjbjpr">
+            <w:hyperlink w:history="1" r:id="rIdelzuyzf_ifrdhxzwgwsz1">
               <w:r>
                 <w:rPr>
                   <w:rFonts w:ascii="Arial" w:cs="Arial" w:eastAsia="Arial" w:hAnsi="Arial"/>
@@ -27252,32 +27288,32 @@
         <w:tc>
           <w:tcPr>
             <w:tcW w:type="dxa" w:w="1520"/>
-            <w:shd w:fill="F2F2F2" w:color="auto" w:val="clear"/>
-            <w:tcMar>
-              <w:top w:type="dxa" w:w="60"/>
-              <w:left w:type="dxa" w:w="120"/>
-              <w:bottom w:type="dxa" w:w="60"/>
-              <w:right w:type="dxa" w:w="120"/>
-            </w:tcMar>
-            <w:vAlign w:val="top"/>
-          </w:tcPr>
-          <w:p>
-            <w:pPr>
-              <w:spacing w:after="40" w:before="0"/>
-              <w:jc w:val="left"/>
-            </w:pPr>
-            <w:r>
-              <w:rPr>
-                <w:rFonts w:ascii="Arial" w:cs="Arial" w:eastAsia="Arial" w:hAnsi="Arial"/>
-                <w:b/>
-                <w:bCs/>
-                <w:i w:val="false"/>
-                <w:iCs w:val="false"/>
-                <w:color w:val="000000"/>
-                <w:sz w:val="18"/>
-                <w:szCs w:val="18"/>
-              </w:rPr>
-              <w:t xml:space="preserve">Phase 5 — Model Building</w:t>
+            <w:shd w:fill="D5E8F0" w:color="auto" w:val="clear"/>
+            <w:tcMar>
+              <w:top w:type="dxa" w:w="60"/>
+              <w:left w:type="dxa" w:w="120"/>
+              <w:bottom w:type="dxa" w:w="60"/>
+              <w:right w:type="dxa" w:w="120"/>
+            </w:tcMar>
+            <w:vAlign w:val="top"/>
+          </w:tcPr>
+          <w:p>
+            <w:pPr>
+              <w:spacing w:after="40" w:before="0"/>
+              <w:jc w:val="left"/>
+            </w:pPr>
+            <w:r>
+              <w:rPr>
+                <w:rFonts w:ascii="Arial" w:cs="Arial" w:eastAsia="Arial" w:hAnsi="Arial"/>
+                <w:b/>
+                <w:bCs/>
+                <w:i w:val="false"/>
+                <w:iCs w:val="false"/>
+                <w:color w:val="000000"/>
+                <w:sz w:val="18"/>
+                <w:szCs w:val="18"/>
+              </w:rPr>
+              <w:t xml:space="preserve">Model Building Phase</w:t>
             </w:r>
           </w:p>
           <w:p>
@@ -27300,7 +27336,7 @@
             <w:pPr>
               <w:spacing w:after="20" w:before="0"/>
             </w:pPr>
-            <w:hyperlink w:history="1" r:id="rIdprmnp4zb1f4ghdm-0af4u">
+            <w:hyperlink w:history="1" r:id="rIdp-0ihx4cwd64uonjgvxwx">
               <w:r>
                 <w:rPr>
                   <w:rFonts w:ascii="Arial" w:cs="Arial" w:eastAsia="Arial" w:hAnsi="Arial"/>
@@ -27333,7 +27369,7 @@
               <w:spacing w:after="10" w:before="0"/>
               <w:ind w:left="120"/>
             </w:pPr>
-            <w:hyperlink w:history="1" r:id="rIdovur25clfqgxdbth7fo8r">
+            <w:hyperlink w:history="1" r:id="rId8hdl1ouwz6zlsqumakbva">
               <w:r>
                 <w:rPr>
                   <w:rFonts w:ascii="Arial" w:cs="Arial" w:eastAsia="Arial" w:hAnsi="Arial"/>
@@ -27378,7 +27414,7 @@
             <w:pPr>
               <w:spacing w:after="20" w:before="0"/>
             </w:pPr>
-            <w:hyperlink w:history="1" r:id="rIdmefo4zljlmddwo2bc3sx2">
+            <w:hyperlink w:history="1" r:id="rId1kfzlidqrvcqf3aakbivk">
               <w:r>
                 <w:rPr>
                   <w:rFonts w:ascii="Arial" w:cs="Arial" w:eastAsia="Arial" w:hAnsi="Arial"/>
@@ -27411,7 +27447,7 @@
               <w:spacing w:after="10" w:before="0"/>
               <w:ind w:left="120"/>
             </w:pPr>
-            <w:hyperlink w:history="1" r:id="rIdtjlpu2kk4t1eyiqegxd6l">
+            <w:hyperlink w:history="1" r:id="rIdyppzyzithc8pq5igewbo9">
               <w:r>
                 <w:rPr>
                   <w:rFonts w:ascii="Arial" w:cs="Arial" w:eastAsia="Arial" w:hAnsi="Arial"/>
@@ -28850,32 +28886,32 @@
         <w:tc>
           <w:tcPr>
             <w:tcW w:type="dxa" w:w="1520"/>
-            <w:shd w:fill="F2F2F2" w:color="auto" w:val="clear"/>
-            <w:tcMar>
-              <w:top w:type="dxa" w:w="60"/>
-              <w:left w:type="dxa" w:w="120"/>
-              <w:bottom w:type="dxa" w:w="60"/>
-              <w:right w:type="dxa" w:w="120"/>
-            </w:tcMar>
-            <w:vAlign w:val="top"/>
-          </w:tcPr>
-          <w:p>
-            <w:pPr>
-              <w:spacing w:after="40" w:before="0"/>
-              <w:jc w:val="left"/>
-            </w:pPr>
-            <w:r>
-              <w:rPr>
-                <w:rFonts w:ascii="Arial" w:cs="Arial" w:eastAsia="Arial" w:hAnsi="Arial"/>
-                <w:b/>
-                <w:bCs/>
-                <w:i w:val="false"/>
-                <w:iCs w:val="false"/>
-                <w:color w:val="000000"/>
-                <w:sz w:val="18"/>
-                <w:szCs w:val="18"/>
-              </w:rPr>
-              <w:t xml:space="preserve">Phase 1 — Predict: Returning to the Phenomenon &amp; DQB Stocktake</w:t>
+            <w:shd w:fill="EAD1F5" w:color="auto" w:val="clear"/>
+            <w:tcMar>
+              <w:top w:type="dxa" w:w="60"/>
+              <w:left w:type="dxa" w:w="120"/>
+              <w:bottom w:type="dxa" w:w="60"/>
+              <w:right w:type="dxa" w:w="120"/>
+            </w:tcMar>
+            <w:vAlign w:val="top"/>
+          </w:tcPr>
+          <w:p>
+            <w:pPr>
+              <w:spacing w:after="40" w:before="0"/>
+              <w:jc w:val="left"/>
+            </w:pPr>
+            <w:r>
+              <w:rPr>
+                <w:rFonts w:ascii="Arial" w:cs="Arial" w:eastAsia="Arial" w:hAnsi="Arial"/>
+                <w:b/>
+                <w:bCs/>
+                <w:i w:val="false"/>
+                <w:iCs w:val="false"/>
+                <w:color w:val="000000"/>
+                <w:sz w:val="18"/>
+                <w:szCs w:val="18"/>
+              </w:rPr>
+              <w:t xml:space="preserve">Predict Phase</w:t>
             </w:r>
           </w:p>
           <w:p>
@@ -28898,7 +28934,7 @@
             <w:pPr>
               <w:spacing w:after="20" w:before="0"/>
             </w:pPr>
-            <w:hyperlink w:history="1" r:id="rIdkrul1blqirhtlegy_6yip">
+            <w:hyperlink w:history="1" r:id="rIdsltwmnb5pupm47dhxkdjn">
               <w:r>
                 <w:rPr>
                   <w:rFonts w:ascii="Arial" w:cs="Arial" w:eastAsia="Arial" w:hAnsi="Arial"/>
@@ -28931,7 +28967,7 @@
               <w:spacing w:after="10" w:before="0"/>
               <w:ind w:left="120"/>
             </w:pPr>
-            <w:hyperlink w:history="1" r:id="rId-qt9psamrv9oh2lx-jwo8">
+            <w:hyperlink w:history="1" r:id="rIdd9vblcw3k-6lcfkdmc0nl">
               <w:r>
                 <w:rPr>
                   <w:rFonts w:ascii="Arial" w:cs="Arial" w:eastAsia="Arial" w:hAnsi="Arial"/>
@@ -28976,7 +29012,7 @@
             <w:pPr>
               <w:spacing w:after="20" w:before="0"/>
             </w:pPr>
-            <w:hyperlink w:history="1" r:id="rIdk8tvqtz8ehrohu8sr7khw">
+            <w:hyperlink w:history="1" r:id="rIdnlkr6q37sb1550cpysujj">
               <w:r>
                 <w:rPr>
                   <w:rFonts w:ascii="Arial" w:cs="Arial" w:eastAsia="Arial" w:hAnsi="Arial"/>
@@ -29009,7 +29045,7 @@
               <w:spacing w:after="10" w:before="0"/>
               <w:ind w:left="120"/>
             </w:pPr>
-            <w:hyperlink w:history="1" r:id="rIdtg3ic1pr4amimwqkjy3en">
+            <w:hyperlink w:history="1" r:id="rIdzepymymwgrp3mo9vy4qsr">
               <w:r>
                 <w:rPr>
                   <w:rFonts w:ascii="Arial" w:cs="Arial" w:eastAsia="Arial" w:hAnsi="Arial"/>
@@ -29156,32 +29192,32 @@
         <w:tc>
           <w:tcPr>
             <w:tcW w:type="dxa" w:w="1520"/>
-            <w:shd w:fill="F2F2F2" w:color="auto" w:val="clear"/>
-            <w:tcMar>
-              <w:top w:type="dxa" w:w="60"/>
-              <w:left w:type="dxa" w:w="120"/>
-              <w:bottom w:type="dxa" w:w="60"/>
-              <w:right w:type="dxa" w:w="120"/>
-            </w:tcMar>
-            <w:vAlign w:val="top"/>
-          </w:tcPr>
-          <w:p>
-            <w:pPr>
-              <w:spacing w:after="40" w:before="0"/>
-              <w:jc w:val="left"/>
-            </w:pPr>
-            <w:r>
-              <w:rPr>
-                <w:rFonts w:ascii="Arial" w:cs="Arial" w:eastAsia="Arial" w:hAnsi="Arial"/>
-                <w:b/>
-                <w:bCs/>
-                <w:i w:val="false"/>
-                <w:iCs w:val="false"/>
-                <w:color w:val="000000"/>
-                <w:sz w:val="18"/>
-                <w:szCs w:val="18"/>
-              </w:rPr>
-              <w:t xml:space="preserve">Phase 2 — Observe: The Nakuru–Nairobi Highway Overtaking Problem</w:t>
+            <w:shd w:fill="D9EEF1" w:color="auto" w:val="clear"/>
+            <w:tcMar>
+              <w:top w:type="dxa" w:w="60"/>
+              <w:left w:type="dxa" w:w="120"/>
+              <w:bottom w:type="dxa" w:w="60"/>
+              <w:right w:type="dxa" w:w="120"/>
+            </w:tcMar>
+            <w:vAlign w:val="top"/>
+          </w:tcPr>
+          <w:p>
+            <w:pPr>
+              <w:spacing w:after="40" w:before="0"/>
+              <w:jc w:val="left"/>
+            </w:pPr>
+            <w:r>
+              <w:rPr>
+                <w:rFonts w:ascii="Arial" w:cs="Arial" w:eastAsia="Arial" w:hAnsi="Arial"/>
+                <w:b/>
+                <w:bCs/>
+                <w:i w:val="false"/>
+                <w:iCs w:val="false"/>
+                <w:color w:val="000000"/>
+                <w:sz w:val="18"/>
+                <w:szCs w:val="18"/>
+              </w:rPr>
+              <w:t xml:space="preserve">Observe Phase</w:t>
             </w:r>
           </w:p>
           <w:p>
@@ -29204,7 +29240,7 @@
             <w:pPr>
               <w:spacing w:after="20" w:before="0"/>
             </w:pPr>
-            <w:hyperlink w:history="1" r:id="rIdkbszye8o7oqxycjb8zw92">
+            <w:hyperlink w:history="1" r:id="rIds6dvsggfs5vfrm77kw_5q">
               <w:r>
                 <w:rPr>
                   <w:rFonts w:ascii="Arial" w:cs="Arial" w:eastAsia="Arial" w:hAnsi="Arial"/>
@@ -29237,7 +29273,7 @@
               <w:spacing w:after="10" w:before="0"/>
               <w:ind w:left="120"/>
             </w:pPr>
-            <w:hyperlink w:history="1" r:id="rIdumzx215uasyu9chdze2ol">
+            <w:hyperlink w:history="1" r:id="rId4m5efftfan3hyg3w_p7zs">
               <w:r>
                 <w:rPr>
                   <w:rFonts w:ascii="Arial" w:cs="Arial" w:eastAsia="Arial" w:hAnsi="Arial"/>
@@ -29282,7 +29318,7 @@
             <w:pPr>
               <w:spacing w:after="20" w:before="0"/>
             </w:pPr>
-            <w:hyperlink w:history="1" r:id="rIdjbpqsc6obnnvraor2humc">
+            <w:hyperlink w:history="1" r:id="rIdukdjac4ibbhfcxrr0mnql">
               <w:r>
                 <w:rPr>
                   <w:rFonts w:ascii="Arial" w:cs="Arial" w:eastAsia="Arial" w:hAnsi="Arial"/>
@@ -29315,7 +29351,7 @@
               <w:spacing w:after="10" w:before="0"/>
               <w:ind w:left="120"/>
             </w:pPr>
-            <w:hyperlink w:history="1" r:id="rIdjggpigbx2zngkqh37kaxp">
+            <w:hyperlink w:history="1" r:id="rIdy4wzf7rocask54vkeerpz">
               <w:r>
                 <w:rPr>
                   <w:rFonts w:ascii="Arial" w:cs="Arial" w:eastAsia="Arial" w:hAnsi="Arial"/>
@@ -29500,32 +29536,32 @@
         <w:tc>
           <w:tcPr>
             <w:tcW w:type="dxa" w:w="1520"/>
-            <w:shd w:fill="F2F2F2" w:color="auto" w:val="clear"/>
-            <w:tcMar>
-              <w:top w:type="dxa" w:w="60"/>
-              <w:left w:type="dxa" w:w="120"/>
-              <w:bottom w:type="dxa" w:w="60"/>
-              <w:right w:type="dxa" w:w="120"/>
-            </w:tcMar>
-            <w:vAlign w:val="top"/>
-          </w:tcPr>
-          <w:p>
-            <w:pPr>
-              <w:spacing w:after="40" w:before="0"/>
-              <w:jc w:val="left"/>
-            </w:pPr>
-            <w:r>
-              <w:rPr>
-                <w:rFonts w:ascii="Arial" w:cs="Arial" w:eastAsia="Arial" w:hAnsi="Arial"/>
-                <w:b/>
-                <w:bCs/>
-                <w:i w:val="false"/>
-                <w:iCs w:val="false"/>
-                <w:color w:val="000000"/>
-                <w:sz w:val="18"/>
-                <w:szCs w:val="18"/>
-              </w:rPr>
-              <w:t xml:space="preserve">Phase 3 — Explain: Solving the Highway Problem &amp; Final Concept Integration</w:t>
+            <w:shd w:fill="E2EFDA" w:color="auto" w:val="clear"/>
+            <w:tcMar>
+              <w:top w:type="dxa" w:w="60"/>
+              <w:left w:type="dxa" w:w="120"/>
+              <w:bottom w:type="dxa" w:w="60"/>
+              <w:right w:type="dxa" w:w="120"/>
+            </w:tcMar>
+            <w:vAlign w:val="top"/>
+          </w:tcPr>
+          <w:p>
+            <w:pPr>
+              <w:spacing w:after="40" w:before="0"/>
+              <w:jc w:val="left"/>
+            </w:pPr>
+            <w:r>
+              <w:rPr>
+                <w:rFonts w:ascii="Arial" w:cs="Arial" w:eastAsia="Arial" w:hAnsi="Arial"/>
+                <w:b/>
+                <w:bCs/>
+                <w:i w:val="false"/>
+                <w:iCs w:val="false"/>
+                <w:color w:val="000000"/>
+                <w:sz w:val="18"/>
+                <w:szCs w:val="18"/>
+              </w:rPr>
+              <w:t xml:space="preserve">Explain Phase</w:t>
             </w:r>
           </w:p>
           <w:p>
@@ -29548,7 +29584,7 @@
             <w:pPr>
               <w:spacing w:after="20" w:before="0"/>
             </w:pPr>
-            <w:hyperlink w:history="1" r:id="rIdg65pnxiv4mq9xxds4g9m8">
+            <w:hyperlink w:history="1" r:id="rIdqnmsl7k-vnktlaz4zxq9i">
               <w:r>
                 <w:rPr>
                   <w:rFonts w:ascii="Arial" w:cs="Arial" w:eastAsia="Arial" w:hAnsi="Arial"/>
@@ -29581,7 +29617,7 @@
               <w:spacing w:after="10" w:before="0"/>
               <w:ind w:left="120"/>
             </w:pPr>
-            <w:hyperlink w:history="1" r:id="rIdg9r-wztniago3csjl_wju">
+            <w:hyperlink w:history="1" r:id="rId5ymchd61ky22li8kk7cvb">
               <w:r>
                 <w:rPr>
                   <w:rFonts w:ascii="Arial" w:cs="Arial" w:eastAsia="Arial" w:hAnsi="Arial"/>
@@ -29626,7 +29662,7 @@
             <w:pPr>
               <w:spacing w:after="20" w:before="0"/>
             </w:pPr>
-            <w:hyperlink w:history="1" r:id="rIdiyvkxo7gxma4u4omg_uex">
+            <w:hyperlink w:history="1" r:id="rIdwukgy6zgexyosm7zf0jgg">
               <w:r>
                 <w:rPr>
                   <w:rFonts w:ascii="Arial" w:cs="Arial" w:eastAsia="Arial" w:hAnsi="Arial"/>
@@ -29659,7 +29695,7 @@
               <w:spacing w:after="10" w:before="0"/>
               <w:ind w:left="120"/>
             </w:pPr>
-            <w:hyperlink w:history="1" r:id="rIda-vyh1borgy5kw9dba9jy">
+            <w:hyperlink w:history="1" r:id="rIdh0qito17umuo3cmu6tgn6">
               <w:r>
                 <w:rPr>
                   <w:rFonts w:ascii="Arial" w:cs="Arial" w:eastAsia="Arial" w:hAnsi="Arial"/>
@@ -29844,32 +29880,32 @@
         <w:tc>
           <w:tcPr>
             <w:tcW w:type="dxa" w:w="1520"/>
-            <w:shd w:fill="F2F2F2" w:color="auto" w:val="clear"/>
-            <w:tcMar>
-              <w:top w:type="dxa" w:w="60"/>
-              <w:left w:type="dxa" w:w="120"/>
-              <w:bottom w:type="dxa" w:w="60"/>
-              <w:right w:type="dxa" w:w="120"/>
-            </w:tcMar>
-            <w:vAlign w:val="top"/>
-          </w:tcPr>
-          <w:p>
-            <w:pPr>
-              <w:spacing w:after="40" w:before="0"/>
-              <w:jc w:val="left"/>
-            </w:pPr>
-            <w:r>
-              <w:rPr>
-                <w:rFonts w:ascii="Arial" w:cs="Arial" w:eastAsia="Arial" w:hAnsi="Arial"/>
-                <w:b/>
-                <w:bCs/>
-                <w:i w:val="false"/>
-                <w:iCs w:val="false"/>
-                <w:color w:val="000000"/>
-                <w:sz w:val="18"/>
-                <w:szCs w:val="18"/>
-              </w:rPr>
-              <w:t xml:space="preserve">Phase 4 — Driving Question Board (DQB) Completion Ceremony</w:t>
+            <w:shd w:fill="FCE4D6" w:color="auto" w:val="clear"/>
+            <w:tcMar>
+              <w:top w:type="dxa" w:w="60"/>
+              <w:left w:type="dxa" w:w="120"/>
+              <w:bottom w:type="dxa" w:w="60"/>
+              <w:right w:type="dxa" w:w="120"/>
+            </w:tcMar>
+            <w:vAlign w:val="top"/>
+          </w:tcPr>
+          <w:p>
+            <w:pPr>
+              <w:spacing w:after="40" w:before="0"/>
+              <w:jc w:val="left"/>
+            </w:pPr>
+            <w:r>
+              <w:rPr>
+                <w:rFonts w:ascii="Arial" w:cs="Arial" w:eastAsia="Arial" w:hAnsi="Arial"/>
+                <w:b/>
+                <w:bCs/>
+                <w:i w:val="false"/>
+                <w:iCs w:val="false"/>
+                <w:color w:val="000000"/>
+                <w:sz w:val="18"/>
+                <w:szCs w:val="18"/>
+              </w:rPr>
+              <w:t xml:space="preserve">Driving Question Board (DQB) Creation</w:t>
             </w:r>
           </w:p>
           <w:p>
@@ -29892,7 +29928,7 @@
             <w:pPr>
               <w:spacing w:after="20" w:before="0"/>
             </w:pPr>
-            <w:hyperlink w:history="1" r:id="rId0p5fsemcnwbz0nlpto43-">
+            <w:hyperlink w:history="1" r:id="rIdfj3xgt-gtdkqhbokpnlz3">
               <w:r>
                 <w:rPr>
                   <w:rFonts w:ascii="Arial" w:cs="Arial" w:eastAsia="Arial" w:hAnsi="Arial"/>
@@ -29925,7 +29961,7 @@
               <w:spacing w:after="10" w:before="0"/>
               <w:ind w:left="120"/>
             </w:pPr>
-            <w:hyperlink w:history="1" r:id="rIdmq-x-ld5ejcp8y7wshp6q">
+            <w:hyperlink w:history="1" r:id="rIdgl3sej2c1wqamfqwg-cxe">
               <w:r>
                 <w:rPr>
                   <w:rFonts w:ascii="Arial" w:cs="Arial" w:eastAsia="Arial" w:hAnsi="Arial"/>
@@ -29970,7 +30006,7 @@
             <w:pPr>
               <w:spacing w:after="20" w:before="0"/>
             </w:pPr>
-            <w:hyperlink w:history="1" r:id="rIdop_u6sjv5ycbuq60uvvim">
+            <w:hyperlink w:history="1" r:id="rIdpla2rkldhydwptyiko4cj">
               <w:r>
                 <w:rPr>
                   <w:rFonts w:ascii="Arial" w:cs="Arial" w:eastAsia="Arial" w:hAnsi="Arial"/>
@@ -30003,7 +30039,7 @@
               <w:spacing w:after="10" w:before="0"/>
               <w:ind w:left="120"/>
             </w:pPr>
-            <w:hyperlink w:history="1" r:id="rIdsx2-3ewtb2djxwvfy1-fe">
+            <w:hyperlink w:history="1" r:id="rIdo8yab3yil1lquxcgwh3oz">
               <w:r>
                 <w:rPr>
                   <w:rFonts w:ascii="Arial" w:cs="Arial" w:eastAsia="Arial" w:hAnsi="Arial"/>
@@ -30150,32 +30186,32 @@
         <w:tc>
           <w:tcPr>
             <w:tcW w:type="dxa" w:w="1520"/>
-            <w:shd w:fill="F2F2F2" w:color="auto" w:val="clear"/>
-            <w:tcMar>
-              <w:top w:type="dxa" w:w="60"/>
-              <w:left w:type="dxa" w:w="120"/>
-              <w:bottom w:type="dxa" w:w="60"/>
-              <w:right w:type="dxa" w:w="120"/>
-            </w:tcMar>
-            <w:vAlign w:val="top"/>
-          </w:tcPr>
-          <w:p>
-            <w:pPr>
-              <w:spacing w:after="40" w:before="0"/>
-              <w:jc w:val="left"/>
-            </w:pPr>
-            <w:r>
-              <w:rPr>
-                <w:rFonts w:ascii="Arial" w:cs="Arial" w:eastAsia="Arial" w:hAnsi="Arial"/>
-                <w:b/>
-                <w:bCs/>
-                <w:i w:val="false"/>
-                <w:iCs w:val="false"/>
-                <w:color w:val="000000"/>
-                <w:sz w:val="18"/>
-                <w:szCs w:val="18"/>
-              </w:rPr>
-              <w:t xml:space="preserve">Phase 5 — Model Building: Final Cumulative Model Presentation &amp; Exit Reflection</w:t>
+            <w:shd w:fill="D5E8F0" w:color="auto" w:val="clear"/>
+            <w:tcMar>
+              <w:top w:type="dxa" w:w="60"/>
+              <w:left w:type="dxa" w:w="120"/>
+              <w:bottom w:type="dxa" w:w="60"/>
+              <w:right w:type="dxa" w:w="120"/>
+            </w:tcMar>
+            <w:vAlign w:val="top"/>
+          </w:tcPr>
+          <w:p>
+            <w:pPr>
+              <w:spacing w:after="40" w:before="0"/>
+              <w:jc w:val="left"/>
+            </w:pPr>
+            <w:r>
+              <w:rPr>
+                <w:rFonts w:ascii="Arial" w:cs="Arial" w:eastAsia="Arial" w:hAnsi="Arial"/>
+                <w:b/>
+                <w:bCs/>
+                <w:i w:val="false"/>
+                <w:iCs w:val="false"/>
+                <w:color w:val="000000"/>
+                <w:sz w:val="18"/>
+                <w:szCs w:val="18"/>
+              </w:rPr>
+              <w:t xml:space="preserve">Model Building Phase</w:t>
             </w:r>
           </w:p>
           <w:p>
@@ -30198,7 +30234,7 @@
             <w:pPr>
               <w:spacing w:after="20" w:before="0"/>
             </w:pPr>
-            <w:hyperlink w:history="1" r:id="rIduqh9eikupiwyf0kzwkjmg">
+            <w:hyperlink w:history="1" r:id="rId4qakm59usupe7nrsd5aql">
               <w:r>
                 <w:rPr>
                   <w:rFonts w:ascii="Arial" w:cs="Arial" w:eastAsia="Arial" w:hAnsi="Arial"/>
@@ -30231,7 +30267,7 @@
               <w:spacing w:after="10" w:before="0"/>
               <w:ind w:left="120"/>
             </w:pPr>
-            <w:hyperlink w:history="1" r:id="rIdmr4hizphnj7v4-rjlrybq">
+            <w:hyperlink w:history="1" r:id="rIdp_ua-qpqpymhzucimqun5">
               <w:r>
                 <w:rPr>
                   <w:rFonts w:ascii="Arial" w:cs="Arial" w:eastAsia="Arial" w:hAnsi="Arial"/>
@@ -30276,7 +30312,7 @@
             <w:pPr>
               <w:spacing w:after="20" w:before="0"/>
             </w:pPr>
-            <w:hyperlink w:history="1" r:id="rIdb7j6x5bdxjik65ci8ismv">
+            <w:hyperlink w:history="1" r:id="rIdzvbjxgm8zsnjb_mspy2s0">
               <w:r>
                 <w:rPr>
                   <w:rFonts w:ascii="Arial" w:cs="Arial" w:eastAsia="Arial" w:hAnsi="Arial"/>
@@ -30309,7 +30345,7 @@
               <w:spacing w:after="10" w:before="0"/>
               <w:ind w:left="120"/>
             </w:pPr>
-            <w:hyperlink w:history="1" r:id="rIdsrwqjyayyvdwsok7e1_5g">
+            <w:hyperlink w:history="1" r:id="rIdya1pu5gy7fnxqxa1--b1t">
               <w:r>
                 <w:rPr>
                   <w:rFonts w:ascii="Arial" w:cs="Arial" w:eastAsia="Arial" w:hAnsi="Arial"/>

--- a/data/outputs/v2/Maths/SS3.4_Linear_Motion/Mathematics_Linear_Motion_CBE_LessonSequence.docx
+++ b/data/outputs/v2/Maths/SS3.4_Linear_Motion/Mathematics_Linear_Motion_CBE_LessonSequence.docx
@@ -3536,7 +3536,7 @@
             <w:pPr>
               <w:spacing w:after="20" w:before="0"/>
             </w:pPr>
-            <w:hyperlink w:history="1" r:id="rIdz32gggsxwxax8f0ss92nk">
+            <w:hyperlink w:history="1" r:id="rId0t92gnlw7zpx3indzhrq-">
               <w:r>
                 <w:rPr>
                   <w:rFonts w:ascii="Arial" w:cs="Arial" w:eastAsia="Arial" w:hAnsi="Arial"/>
@@ -3569,7 +3569,7 @@
               <w:spacing w:after="10" w:before="0"/>
               <w:ind w:left="120"/>
             </w:pPr>
-            <w:hyperlink w:history="1" r:id="rIddodll8mozukgdcdfojvl7">
+            <w:hyperlink w:history="1" r:id="rIdseackpqlogpb0acex0dts">
               <w:r>
                 <w:rPr>
                   <w:rFonts w:ascii="Arial" w:cs="Arial" w:eastAsia="Arial" w:hAnsi="Arial"/>
@@ -3614,7 +3614,7 @@
             <w:pPr>
               <w:spacing w:after="20" w:before="0"/>
             </w:pPr>
-            <w:hyperlink w:history="1" r:id="rIdamhjjtvpmpcjzomogawvm">
+            <w:hyperlink w:history="1" r:id="rIdm_zvhip_oua1svfpsx2w8">
               <w:r>
                 <w:rPr>
                   <w:rFonts w:ascii="Arial" w:cs="Arial" w:eastAsia="Arial" w:hAnsi="Arial"/>
@@ -3647,7 +3647,7 @@
               <w:spacing w:after="10" w:before="0"/>
               <w:ind w:left="120"/>
             </w:pPr>
-            <w:hyperlink w:history="1" r:id="rIdnyq0tzbjgdycvn_ld_pkl">
+            <w:hyperlink w:history="1" r:id="rId2ayrill5bbjgzcs7v9hwa">
               <w:r>
                 <w:rPr>
                   <w:rFonts w:ascii="Arial" w:cs="Arial" w:eastAsia="Arial" w:hAnsi="Arial"/>
@@ -3842,7 +3842,7 @@
             <w:pPr>
               <w:spacing w:after="20" w:before="0"/>
             </w:pPr>
-            <w:hyperlink w:history="1" r:id="rIdsyrp8wbuh4cymhon779ps">
+            <w:hyperlink w:history="1" r:id="rIdfb_x9qpkt70lgufegqbuw">
               <w:r>
                 <w:rPr>
                   <w:rFonts w:ascii="Arial" w:cs="Arial" w:eastAsia="Arial" w:hAnsi="Arial"/>
@@ -3875,7 +3875,7 @@
               <w:spacing w:after="10" w:before="0"/>
               <w:ind w:left="120"/>
             </w:pPr>
-            <w:hyperlink w:history="1" r:id="rId66ezh-phnh-xtz6hdznxv">
+            <w:hyperlink w:history="1" r:id="rIdrat7zshtv4btabkcgwkqi">
               <w:r>
                 <w:rPr>
                   <w:rFonts w:ascii="Arial" w:cs="Arial" w:eastAsia="Arial" w:hAnsi="Arial"/>
@@ -3920,7 +3920,7 @@
             <w:pPr>
               <w:spacing w:after="20" w:before="0"/>
             </w:pPr>
-            <w:hyperlink w:history="1" r:id="rIdvwglhfxjxmmukbwlzilu2">
+            <w:hyperlink w:history="1" r:id="rId29rzg86hdccxjemvov0oh">
               <w:r>
                 <w:rPr>
                   <w:rFonts w:ascii="Arial" w:cs="Arial" w:eastAsia="Arial" w:hAnsi="Arial"/>
@@ -3953,7 +3953,7 @@
               <w:spacing w:after="10" w:before="0"/>
               <w:ind w:left="120"/>
             </w:pPr>
-            <w:hyperlink w:history="1" r:id="rIdntxmivy_tamcgszb0nah7">
+            <w:hyperlink w:history="1" r:id="rIdavxrtbopoupyjbfcb4-h9">
               <w:r>
                 <w:rPr>
                   <w:rFonts w:ascii="Arial" w:cs="Arial" w:eastAsia="Arial" w:hAnsi="Arial"/>
@@ -4148,7 +4148,7 @@
             <w:pPr>
               <w:spacing w:after="20" w:before="0"/>
             </w:pPr>
-            <w:hyperlink w:history="1" r:id="rIduqjalisvji4g9xkxbnkf0">
+            <w:hyperlink w:history="1" r:id="rIdz8hammq5xdyperitlqn4a">
               <w:r>
                 <w:rPr>
                   <w:rFonts w:ascii="Arial" w:cs="Arial" w:eastAsia="Arial" w:hAnsi="Arial"/>
@@ -4181,7 +4181,7 @@
               <w:spacing w:after="10" w:before="0"/>
               <w:ind w:left="120"/>
             </w:pPr>
-            <w:hyperlink w:history="1" r:id="rIdya_ghnsp4pzot2ua1wscd">
+            <w:hyperlink w:history="1" r:id="rIdp1uv8betmfwazjwqjgyow">
               <w:r>
                 <w:rPr>
                   <w:rFonts w:ascii="Arial" w:cs="Arial" w:eastAsia="Arial" w:hAnsi="Arial"/>
@@ -4226,7 +4226,7 @@
             <w:pPr>
               <w:spacing w:after="20" w:before="0"/>
             </w:pPr>
-            <w:hyperlink w:history="1" r:id="rIdvc7tx5ebemcg74fwgswfy">
+            <w:hyperlink w:history="1" r:id="rIdf4rthydtmln9auywmlbk1">
               <w:r>
                 <w:rPr>
                   <w:rFonts w:ascii="Arial" w:cs="Arial" w:eastAsia="Arial" w:hAnsi="Arial"/>
@@ -4259,7 +4259,7 @@
               <w:spacing w:after="10" w:before="0"/>
               <w:ind w:left="120"/>
             </w:pPr>
-            <w:hyperlink w:history="1" r:id="rIdwqkerz9s5yy857accckfs">
+            <w:hyperlink w:history="1" r:id="rId-qsywm1o_lk6dbe1n_10y">
               <w:r>
                 <w:rPr>
                   <w:rFonts w:ascii="Arial" w:cs="Arial" w:eastAsia="Arial" w:hAnsi="Arial"/>
@@ -4454,7 +4454,7 @@
             <w:pPr>
               <w:spacing w:after="20" w:before="0"/>
             </w:pPr>
-            <w:hyperlink w:history="1" r:id="rIdfzq3wfsnw1ryj53yju5fy">
+            <w:hyperlink w:history="1" r:id="rId-xjeb-7cbfb0yrlmqgvan">
               <w:r>
                 <w:rPr>
                   <w:rFonts w:ascii="Arial" w:cs="Arial" w:eastAsia="Arial" w:hAnsi="Arial"/>
@@ -4487,7 +4487,7 @@
               <w:spacing w:after="10" w:before="0"/>
               <w:ind w:left="120"/>
             </w:pPr>
-            <w:hyperlink w:history="1" r:id="rIdqiptyl4bb4ykpaeamwtxh">
+            <w:hyperlink w:history="1" r:id="rIdy14xplog080igglwrc-68">
               <w:r>
                 <w:rPr>
                   <w:rFonts w:ascii="Arial" w:cs="Arial" w:eastAsia="Arial" w:hAnsi="Arial"/>
@@ -4532,7 +4532,7 @@
             <w:pPr>
               <w:spacing w:after="20" w:before="0"/>
             </w:pPr>
-            <w:hyperlink w:history="1" r:id="rIdeab6quxvtfokabjpqnpyk">
+            <w:hyperlink w:history="1" r:id="rIdgtigmmbt2-adgp4ny4w8q">
               <w:r>
                 <w:rPr>
                   <w:rFonts w:ascii="Arial" w:cs="Arial" w:eastAsia="Arial" w:hAnsi="Arial"/>
@@ -4565,7 +4565,7 @@
               <w:spacing w:after="10" w:before="0"/>
               <w:ind w:left="120"/>
             </w:pPr>
-            <w:hyperlink w:history="1" r:id="rIdnoc2yay9q9chyjkvjyln3">
+            <w:hyperlink w:history="1" r:id="rIdhexmfq6q_hgvup2crockk">
               <w:r>
                 <w:rPr>
                   <w:rFonts w:ascii="Arial" w:cs="Arial" w:eastAsia="Arial" w:hAnsi="Arial"/>
@@ -4760,7 +4760,7 @@
             <w:pPr>
               <w:spacing w:after="20" w:before="0"/>
             </w:pPr>
-            <w:hyperlink w:history="1" r:id="rIdio9lbnfgbnepel4i2o6i9">
+            <w:hyperlink w:history="1" r:id="rIdppl7vyn8yjaviynbkcglq">
               <w:r>
                 <w:rPr>
                   <w:rFonts w:ascii="Arial" w:cs="Arial" w:eastAsia="Arial" w:hAnsi="Arial"/>
@@ -4793,7 +4793,7 @@
               <w:spacing w:after="10" w:before="0"/>
               <w:ind w:left="120"/>
             </w:pPr>
-            <w:hyperlink w:history="1" r:id="rId-9lcj9kznz74fywkxytjv">
+            <w:hyperlink w:history="1" r:id="rIdrl_go5dzmhaop2e4sfinp">
               <w:r>
                 <w:rPr>
                   <w:rFonts w:ascii="Arial" w:cs="Arial" w:eastAsia="Arial" w:hAnsi="Arial"/>
@@ -4838,7 +4838,7 @@
             <w:pPr>
               <w:spacing w:after="20" w:before="0"/>
             </w:pPr>
-            <w:hyperlink w:history="1" r:id="rIda3qqgwvmdoaxoj1dhcjc1">
+            <w:hyperlink w:history="1" r:id="rIdgi4shnp7gv1hvl8vbh7ik">
               <w:r>
                 <w:rPr>
                   <w:rFonts w:ascii="Arial" w:cs="Arial" w:eastAsia="Arial" w:hAnsi="Arial"/>
@@ -4871,7 +4871,7 @@
               <w:spacing w:after="10" w:before="0"/>
               <w:ind w:left="120"/>
             </w:pPr>
-            <w:hyperlink w:history="1" r:id="rIdurndrnm_li9fwlqomlqla">
+            <w:hyperlink w:history="1" r:id="rIdennddjclnljg1t0wqyjjn">
               <w:r>
                 <w:rPr>
                   <w:rFonts w:ascii="Arial" w:cs="Arial" w:eastAsia="Arial" w:hAnsi="Arial"/>
@@ -6358,7 +6358,7 @@
             <w:pPr>
               <w:spacing w:after="20" w:before="0"/>
             </w:pPr>
-            <w:hyperlink w:history="1" r:id="rIdmuyvim9i7gkmlkll59duq">
+            <w:hyperlink w:history="1" r:id="rIdhvn6-hmknneprgrnf2ega">
               <w:r>
                 <w:rPr>
                   <w:rFonts w:ascii="Arial" w:cs="Arial" w:eastAsia="Arial" w:hAnsi="Arial"/>
@@ -6391,7 +6391,7 @@
               <w:spacing w:after="10" w:before="0"/>
               <w:ind w:left="120"/>
             </w:pPr>
-            <w:hyperlink w:history="1" r:id="rIdlpy54jw6nin5rz_m3fxa_">
+            <w:hyperlink w:history="1" r:id="rIdlx9jasfxw6qia2ykmbj7u">
               <w:r>
                 <w:rPr>
                   <w:rFonts w:ascii="Arial" w:cs="Arial" w:eastAsia="Arial" w:hAnsi="Arial"/>
@@ -6436,7 +6436,7 @@
             <w:pPr>
               <w:spacing w:after="20" w:before="0"/>
             </w:pPr>
-            <w:hyperlink w:history="1" r:id="rIdvlifqxsdfrnzznwzttq4p">
+            <w:hyperlink w:history="1" r:id="rIdbnma_sgfsdbcsnvc8sm-f">
               <w:r>
                 <w:rPr>
                   <w:rFonts w:ascii="Arial" w:cs="Arial" w:eastAsia="Arial" w:hAnsi="Arial"/>
@@ -6469,7 +6469,7 @@
               <w:spacing w:after="10" w:before="0"/>
               <w:ind w:left="120"/>
             </w:pPr>
-            <w:hyperlink w:history="1" r:id="rIdbkx4nt8gpvnarvr5qbt9w">
+            <w:hyperlink w:history="1" r:id="rIdri-kaecqx-anozh2zwn7w">
               <w:r>
                 <w:rPr>
                   <w:rFonts w:ascii="Arial" w:cs="Arial" w:eastAsia="Arial" w:hAnsi="Arial"/>
@@ -6664,7 +6664,7 @@
             <w:pPr>
               <w:spacing w:after="20" w:before="0"/>
             </w:pPr>
-            <w:hyperlink w:history="1" r:id="rIdhoidqxdhcu8_k06bmufqo">
+            <w:hyperlink w:history="1" r:id="rIdbkj1hqps7mym7rilwzo5o">
               <w:r>
                 <w:rPr>
                   <w:rFonts w:ascii="Arial" w:cs="Arial" w:eastAsia="Arial" w:hAnsi="Arial"/>
@@ -6697,7 +6697,7 @@
               <w:spacing w:after="10" w:before="0"/>
               <w:ind w:left="120"/>
             </w:pPr>
-            <w:hyperlink w:history="1" r:id="rId5nxgqtrn9sbm_w4ulyy5b">
+            <w:hyperlink w:history="1" r:id="rIdmul-ybavuarijzhjqmjz2">
               <w:r>
                 <w:rPr>
                   <w:rFonts w:ascii="Arial" w:cs="Arial" w:eastAsia="Arial" w:hAnsi="Arial"/>
@@ -6742,7 +6742,7 @@
             <w:pPr>
               <w:spacing w:after="20" w:before="0"/>
             </w:pPr>
-            <w:hyperlink w:history="1" r:id="rId8mxt-cqhomgfr4pqksg1c">
+            <w:hyperlink w:history="1" r:id="rIdfg2furoh08wts4iz0ohcy">
               <w:r>
                 <w:rPr>
                   <w:rFonts w:ascii="Arial" w:cs="Arial" w:eastAsia="Arial" w:hAnsi="Arial"/>
@@ -6775,7 +6775,7 @@
               <w:spacing w:after="10" w:before="0"/>
               <w:ind w:left="120"/>
             </w:pPr>
-            <w:hyperlink w:history="1" r:id="rIdjdidkfj8yuh7jsu3mwzpz">
+            <w:hyperlink w:history="1" r:id="rIdzic_atui0swn8jjvd-vi9">
               <w:r>
                 <w:rPr>
                   <w:rFonts w:ascii="Arial" w:cs="Arial" w:eastAsia="Arial" w:hAnsi="Arial"/>
@@ -6970,7 +6970,7 @@
             <w:pPr>
               <w:spacing w:after="20" w:before="0"/>
             </w:pPr>
-            <w:hyperlink w:history="1" r:id="rIdfncztvcrsdzygiotsvgea">
+            <w:hyperlink w:history="1" r:id="rIdkwmopkl8efvry_zh2royw">
               <w:r>
                 <w:rPr>
                   <w:rFonts w:ascii="Arial" w:cs="Arial" w:eastAsia="Arial" w:hAnsi="Arial"/>
@@ -7003,7 +7003,7 @@
               <w:spacing w:after="10" w:before="0"/>
               <w:ind w:left="120"/>
             </w:pPr>
-            <w:hyperlink w:history="1" r:id="rIdnm9papt51im9n64mjnc_z">
+            <w:hyperlink w:history="1" r:id="rIdqb_jgmaglvznf9rpmuk3b">
               <w:r>
                 <w:rPr>
                   <w:rFonts w:ascii="Arial" w:cs="Arial" w:eastAsia="Arial" w:hAnsi="Arial"/>
@@ -7048,7 +7048,7 @@
             <w:pPr>
               <w:spacing w:after="20" w:before="0"/>
             </w:pPr>
-            <w:hyperlink w:history="1" r:id="rIdo8fgpy_9ow5fzi2egyqkp">
+            <w:hyperlink w:history="1" r:id="rIdpuev5p7-vkbseigl-f_q_">
               <w:r>
                 <w:rPr>
                   <w:rFonts w:ascii="Arial" w:cs="Arial" w:eastAsia="Arial" w:hAnsi="Arial"/>
@@ -7081,7 +7081,7 @@
               <w:spacing w:after="10" w:before="0"/>
               <w:ind w:left="120"/>
             </w:pPr>
-            <w:hyperlink w:history="1" r:id="rIdt8b_cqt8hxi4t8s9ri6ur">
+            <w:hyperlink w:history="1" r:id="rIdjmqctfsa3u7ipskexbt9m">
               <w:r>
                 <w:rPr>
                   <w:rFonts w:ascii="Arial" w:cs="Arial" w:eastAsia="Arial" w:hAnsi="Arial"/>
@@ -7276,7 +7276,7 @@
             <w:pPr>
               <w:spacing w:after="20" w:before="0"/>
             </w:pPr>
-            <w:hyperlink w:history="1" r:id="rIdi33r8jmqv9vfu1dibm0t0">
+            <w:hyperlink w:history="1" r:id="rIde8261smefavq6zdhhf4l7">
               <w:r>
                 <w:rPr>
                   <w:rFonts w:ascii="Arial" w:cs="Arial" w:eastAsia="Arial" w:hAnsi="Arial"/>
@@ -7309,7 +7309,7 @@
               <w:spacing w:after="10" w:before="0"/>
               <w:ind w:left="120"/>
             </w:pPr>
-            <w:hyperlink w:history="1" r:id="rIdst6rpantclv0ypdg2chnz">
+            <w:hyperlink w:history="1" r:id="rIdijel2ekhnhcfzvycyfvoa">
               <w:r>
                 <w:rPr>
                   <w:rFonts w:ascii="Arial" w:cs="Arial" w:eastAsia="Arial" w:hAnsi="Arial"/>
@@ -7354,7 +7354,7 @@
             <w:pPr>
               <w:spacing w:after="20" w:before="0"/>
             </w:pPr>
-            <w:hyperlink w:history="1" r:id="rIda4hknnsoy11mac69fp6ok">
+            <w:hyperlink w:history="1" r:id="rIdwzilzjhqg6knclrlxk3o0">
               <w:r>
                 <w:rPr>
                   <w:rFonts w:ascii="Arial" w:cs="Arial" w:eastAsia="Arial" w:hAnsi="Arial"/>
@@ -7387,7 +7387,7 @@
               <w:spacing w:after="10" w:before="0"/>
               <w:ind w:left="120"/>
             </w:pPr>
-            <w:hyperlink w:history="1" r:id="rIdmnul2h35-cg9t_8dijmkd">
+            <w:hyperlink w:history="1" r:id="rIdyvw9adxa60xqwsluyfsfp">
               <w:r>
                 <w:rPr>
                   <w:rFonts w:ascii="Arial" w:cs="Arial" w:eastAsia="Arial" w:hAnsi="Arial"/>
@@ -7582,7 +7582,7 @@
             <w:pPr>
               <w:spacing w:after="20" w:before="0"/>
             </w:pPr>
-            <w:hyperlink w:history="1" r:id="rIdapg4nsu4rqirwet03mbqf">
+            <w:hyperlink w:history="1" r:id="rIdrjodpegive9v8gk4d6xv3">
               <w:r>
                 <w:rPr>
                   <w:rFonts w:ascii="Arial" w:cs="Arial" w:eastAsia="Arial" w:hAnsi="Arial"/>
@@ -7615,7 +7615,7 @@
               <w:spacing w:after="10" w:before="0"/>
               <w:ind w:left="120"/>
             </w:pPr>
-            <w:hyperlink w:history="1" r:id="rIduobicehtczuvnovbt-0bw">
+            <w:hyperlink w:history="1" r:id="rIdknraid7cjsf7elhp64dgw">
               <w:r>
                 <w:rPr>
                   <w:rFonts w:ascii="Arial" w:cs="Arial" w:eastAsia="Arial" w:hAnsi="Arial"/>
@@ -7660,7 +7660,7 @@
             <w:pPr>
               <w:spacing w:after="20" w:before="0"/>
             </w:pPr>
-            <w:hyperlink w:history="1" r:id="rIdoljir9hwjal2kj-asmpsf">
+            <w:hyperlink w:history="1" r:id="rIdxdkszesilwkfvp5x-vv8n">
               <w:r>
                 <w:rPr>
                   <w:rFonts w:ascii="Arial" w:cs="Arial" w:eastAsia="Arial" w:hAnsi="Arial"/>
@@ -7693,7 +7693,7 @@
               <w:spacing w:after="10" w:before="0"/>
               <w:ind w:left="120"/>
             </w:pPr>
-            <w:hyperlink w:history="1" r:id="rIdd-b0tadli9bi8ekknreyu">
+            <w:hyperlink w:history="1" r:id="rIdjonfqyjrj7d9leemdbgyq">
               <w:r>
                 <w:rPr>
                   <w:rFonts w:ascii="Arial" w:cs="Arial" w:eastAsia="Arial" w:hAnsi="Arial"/>
@@ -9180,7 +9180,7 @@
             <w:pPr>
               <w:spacing w:after="20" w:before="0"/>
             </w:pPr>
-            <w:hyperlink w:history="1" r:id="rIdvrpndd4qy0ikt83r_ddus">
+            <w:hyperlink w:history="1" r:id="rIda7cbpjrnixcqllaxv2zcp">
               <w:r>
                 <w:rPr>
                   <w:rFonts w:ascii="Arial" w:cs="Arial" w:eastAsia="Arial" w:hAnsi="Arial"/>
@@ -9213,7 +9213,7 @@
               <w:spacing w:after="10" w:before="0"/>
               <w:ind w:left="120"/>
             </w:pPr>
-            <w:hyperlink w:history="1" r:id="rIdvjgbmxtatw6jc_11hmqjm">
+            <w:hyperlink w:history="1" r:id="rIdn8isvhj2qpvreqfguje_z">
               <w:r>
                 <w:rPr>
                   <w:rFonts w:ascii="Arial" w:cs="Arial" w:eastAsia="Arial" w:hAnsi="Arial"/>
@@ -9258,7 +9258,7 @@
             <w:pPr>
               <w:spacing w:after="20" w:before="0"/>
             </w:pPr>
-            <w:hyperlink w:history="1" r:id="rIdpdbhfuh5k8sin2hlavgld">
+            <w:hyperlink w:history="1" r:id="rIdktub_8r7xutnoaa0gq54v">
               <w:r>
                 <w:rPr>
                   <w:rFonts w:ascii="Arial" w:cs="Arial" w:eastAsia="Arial" w:hAnsi="Arial"/>
@@ -9291,7 +9291,7 @@
               <w:spacing w:after="10" w:before="0"/>
               <w:ind w:left="120"/>
             </w:pPr>
-            <w:hyperlink w:history="1" r:id="rIdbgldci3ctohnhehijzozc">
+            <w:hyperlink w:history="1" r:id="rIdzfva_z_hs68mp7f3pcr0l">
               <w:r>
                 <w:rPr>
                   <w:rFonts w:ascii="Arial" w:cs="Arial" w:eastAsia="Arial" w:hAnsi="Arial"/>
@@ -9486,7 +9486,7 @@
             <w:pPr>
               <w:spacing w:after="20" w:before="0"/>
             </w:pPr>
-            <w:hyperlink w:history="1" r:id="rId5yn2x7ngelkvrlzpxx92g">
+            <w:hyperlink w:history="1" r:id="rIdghudciaajkf-qrc1vtu7d">
               <w:r>
                 <w:rPr>
                   <w:rFonts w:ascii="Arial" w:cs="Arial" w:eastAsia="Arial" w:hAnsi="Arial"/>
@@ -9519,7 +9519,7 @@
               <w:spacing w:after="10" w:before="0"/>
               <w:ind w:left="120"/>
             </w:pPr>
-            <w:hyperlink w:history="1" r:id="rIdx7lq0zypzep8tkfogk-lg">
+            <w:hyperlink w:history="1" r:id="rIdreslqdhngtgtemefi10bk">
               <w:r>
                 <w:rPr>
                   <w:rFonts w:ascii="Arial" w:cs="Arial" w:eastAsia="Arial" w:hAnsi="Arial"/>
@@ -9564,7 +9564,7 @@
             <w:pPr>
               <w:spacing w:after="20" w:before="0"/>
             </w:pPr>
-            <w:hyperlink w:history="1" r:id="rIddn4a2n45tqjat4ae2jej4">
+            <w:hyperlink w:history="1" r:id="rIdyukvclujhjuxgjr--zhx-">
               <w:r>
                 <w:rPr>
                   <w:rFonts w:ascii="Arial" w:cs="Arial" w:eastAsia="Arial" w:hAnsi="Arial"/>
@@ -9597,7 +9597,7 @@
               <w:spacing w:after="10" w:before="0"/>
               <w:ind w:left="120"/>
             </w:pPr>
-            <w:hyperlink w:history="1" r:id="rIdfnctmyoxduvzlld-fw2up">
+            <w:hyperlink w:history="1" r:id="rIdxdlw2hf2rlore7e1m9hgw">
               <w:r>
                 <w:rPr>
                   <w:rFonts w:ascii="Arial" w:cs="Arial" w:eastAsia="Arial" w:hAnsi="Arial"/>
@@ -9792,7 +9792,7 @@
             <w:pPr>
               <w:spacing w:after="20" w:before="0"/>
             </w:pPr>
-            <w:hyperlink w:history="1" r:id="rIdueder7gxi6u8x7n5zehox">
+            <w:hyperlink w:history="1" r:id="rIddgs84adwtkla2rfs6rkqi">
               <w:r>
                 <w:rPr>
                   <w:rFonts w:ascii="Arial" w:cs="Arial" w:eastAsia="Arial" w:hAnsi="Arial"/>
@@ -9825,7 +9825,7 @@
               <w:spacing w:after="10" w:before="0"/>
               <w:ind w:left="120"/>
             </w:pPr>
-            <w:hyperlink w:history="1" r:id="rIddbvvv9d1y4d3gitv-xc2l">
+            <w:hyperlink w:history="1" r:id="rIdyclgc4y2kowxjalfymdt2">
               <w:r>
                 <w:rPr>
                   <w:rFonts w:ascii="Arial" w:cs="Arial" w:eastAsia="Arial" w:hAnsi="Arial"/>
@@ -9870,7 +9870,7 @@
             <w:pPr>
               <w:spacing w:after="20" w:before="0"/>
             </w:pPr>
-            <w:hyperlink w:history="1" r:id="rIdqrq2-h2l9g-6bb03esqen">
+            <w:hyperlink w:history="1" r:id="rIddrzwsuipj_ibqyuyle_kl">
               <w:r>
                 <w:rPr>
                   <w:rFonts w:ascii="Arial" w:cs="Arial" w:eastAsia="Arial" w:hAnsi="Arial"/>
@@ -9903,7 +9903,7 @@
               <w:spacing w:after="10" w:before="0"/>
               <w:ind w:left="120"/>
             </w:pPr>
-            <w:hyperlink w:history="1" r:id="rIdahlt3u6di32p-s5b8rxqw">
+            <w:hyperlink w:history="1" r:id="rIdmc9etzuq0xdwqjmw20pol">
               <w:r>
                 <w:rPr>
                   <w:rFonts w:ascii="Arial" w:cs="Arial" w:eastAsia="Arial" w:hAnsi="Arial"/>
@@ -10098,7 +10098,7 @@
             <w:pPr>
               <w:spacing w:after="20" w:before="0"/>
             </w:pPr>
-            <w:hyperlink w:history="1" r:id="rIddxdmuhzcvvtl5dw1melfr">
+            <w:hyperlink w:history="1" r:id="rIdmbcqhdb9hxglzrj9e78tv">
               <w:r>
                 <w:rPr>
                   <w:rFonts w:ascii="Arial" w:cs="Arial" w:eastAsia="Arial" w:hAnsi="Arial"/>
@@ -10131,7 +10131,7 @@
               <w:spacing w:after="10" w:before="0"/>
               <w:ind w:left="120"/>
             </w:pPr>
-            <w:hyperlink w:history="1" r:id="rIdddlwzvqb0kzdnzqi2nz1d">
+            <w:hyperlink w:history="1" r:id="rIdow81aucksjuotrfy_mgen">
               <w:r>
                 <w:rPr>
                   <w:rFonts w:ascii="Arial" w:cs="Arial" w:eastAsia="Arial" w:hAnsi="Arial"/>
@@ -10176,7 +10176,7 @@
             <w:pPr>
               <w:spacing w:after="20" w:before="0"/>
             </w:pPr>
-            <w:hyperlink w:history="1" r:id="rIdff4dfci7gvazwbv6pgaxk">
+            <w:hyperlink w:history="1" r:id="rIdyeboz8dddsr-cv-vwptri">
               <w:r>
                 <w:rPr>
                   <w:rFonts w:ascii="Arial" w:cs="Arial" w:eastAsia="Arial" w:hAnsi="Arial"/>
@@ -10209,7 +10209,7 @@
               <w:spacing w:after="10" w:before="0"/>
               <w:ind w:left="120"/>
             </w:pPr>
-            <w:hyperlink w:history="1" r:id="rIdonwqe_b_mt3clcpvkmbof">
+            <w:hyperlink w:history="1" r:id="rIdkgkot_glmden6v6lti5fk">
               <w:r>
                 <w:rPr>
                   <w:rFonts w:ascii="Arial" w:cs="Arial" w:eastAsia="Arial" w:hAnsi="Arial"/>
@@ -10404,7 +10404,7 @@
             <w:pPr>
               <w:spacing w:after="20" w:before="0"/>
             </w:pPr>
-            <w:hyperlink w:history="1" r:id="rIdezcfjdohvmqqo8y1wmaln">
+            <w:hyperlink w:history="1" r:id="rId5gidtvtytjgj3_zaggyty">
               <w:r>
                 <w:rPr>
                   <w:rFonts w:ascii="Arial" w:cs="Arial" w:eastAsia="Arial" w:hAnsi="Arial"/>
@@ -10437,7 +10437,7 @@
               <w:spacing w:after="10" w:before="0"/>
               <w:ind w:left="120"/>
             </w:pPr>
-            <w:hyperlink w:history="1" r:id="rIdhge1qpcn24tc5tw3q6l52">
+            <w:hyperlink w:history="1" r:id="rId5gehpexgk35kdyufzhcle">
               <w:r>
                 <w:rPr>
                   <w:rFonts w:ascii="Arial" w:cs="Arial" w:eastAsia="Arial" w:hAnsi="Arial"/>
@@ -10482,7 +10482,7 @@
             <w:pPr>
               <w:spacing w:after="20" w:before="0"/>
             </w:pPr>
-            <w:hyperlink w:history="1" r:id="rIdmaoubedd1nwi1pt3lbs0u">
+            <w:hyperlink w:history="1" r:id="rIdmk2nbmgtbrkanf9s4kkxc">
               <w:r>
                 <w:rPr>
                   <w:rFonts w:ascii="Arial" w:cs="Arial" w:eastAsia="Arial" w:hAnsi="Arial"/>
@@ -10515,7 +10515,7 @@
               <w:spacing w:after="10" w:before="0"/>
               <w:ind w:left="120"/>
             </w:pPr>
-            <w:hyperlink w:history="1" r:id="rIdlugftf7b8lza5zvsu8sxz">
+            <w:hyperlink w:history="1" r:id="rIdhr6abvfhq8kc_nxnzs7d1">
               <w:r>
                 <w:rPr>
                   <w:rFonts w:ascii="Arial" w:cs="Arial" w:eastAsia="Arial" w:hAnsi="Arial"/>
@@ -12002,7 +12002,7 @@
             <w:pPr>
               <w:spacing w:after="20" w:before="0"/>
             </w:pPr>
-            <w:hyperlink w:history="1" r:id="rIdeeotrfbezrran2_r0qc1c">
+            <w:hyperlink w:history="1" r:id="rIdzus09rhu54gfafz4dy2p_">
               <w:r>
                 <w:rPr>
                   <w:rFonts w:ascii="Arial" w:cs="Arial" w:eastAsia="Arial" w:hAnsi="Arial"/>
@@ -12035,7 +12035,7 @@
               <w:spacing w:after="10" w:before="0"/>
               <w:ind w:left="120"/>
             </w:pPr>
-            <w:hyperlink w:history="1" r:id="rId9upvj-mpgrmlcxxgehpuv">
+            <w:hyperlink w:history="1" r:id="rIdhq75bcl2mhy-42dqdaji6">
               <w:r>
                 <w:rPr>
                   <w:rFonts w:ascii="Arial" w:cs="Arial" w:eastAsia="Arial" w:hAnsi="Arial"/>
@@ -12080,7 +12080,7 @@
             <w:pPr>
               <w:spacing w:after="20" w:before="0"/>
             </w:pPr>
-            <w:hyperlink w:history="1" r:id="rIdykcaw8tp2ecbgoysmiwfd">
+            <w:hyperlink w:history="1" r:id="rIdivhdeu45qoipdtielo8zu">
               <w:r>
                 <w:rPr>
                   <w:rFonts w:ascii="Arial" w:cs="Arial" w:eastAsia="Arial" w:hAnsi="Arial"/>
@@ -12113,7 +12113,7 @@
               <w:spacing w:after="10" w:before="0"/>
               <w:ind w:left="120"/>
             </w:pPr>
-            <w:hyperlink w:history="1" r:id="rIdxw3idwyx4mwnvlrfyxjcl">
+            <w:hyperlink w:history="1" r:id="rIdc035rqq0wnclugm20xg4b">
               <w:r>
                 <w:rPr>
                   <w:rFonts w:ascii="Arial" w:cs="Arial" w:eastAsia="Arial" w:hAnsi="Arial"/>
@@ -12308,7 +12308,7 @@
             <w:pPr>
               <w:spacing w:after="20" w:before="0"/>
             </w:pPr>
-            <w:hyperlink w:history="1" r:id="rIdd0casx9pgmsbhalycswbe">
+            <w:hyperlink w:history="1" r:id="rIdtozxi6qsatfw1sb1rynx0">
               <w:r>
                 <w:rPr>
                   <w:rFonts w:ascii="Arial" w:cs="Arial" w:eastAsia="Arial" w:hAnsi="Arial"/>
@@ -12341,7 +12341,7 @@
               <w:spacing w:after="10" w:before="0"/>
               <w:ind w:left="120"/>
             </w:pPr>
-            <w:hyperlink w:history="1" r:id="rId6uzwwg47flvnr_whxc9sv">
+            <w:hyperlink w:history="1" r:id="rIdrdnkinri4dwpblspxmo4-">
               <w:r>
                 <w:rPr>
                   <w:rFonts w:ascii="Arial" w:cs="Arial" w:eastAsia="Arial" w:hAnsi="Arial"/>
@@ -12386,7 +12386,7 @@
             <w:pPr>
               <w:spacing w:after="20" w:before="0"/>
             </w:pPr>
-            <w:hyperlink w:history="1" r:id="rIdjl3n-oxbc8byrt4eticdd">
+            <w:hyperlink w:history="1" r:id="rId6xrexvayc4tasmf2vy_ym">
               <w:r>
                 <w:rPr>
                   <w:rFonts w:ascii="Arial" w:cs="Arial" w:eastAsia="Arial" w:hAnsi="Arial"/>
@@ -12419,7 +12419,7 @@
               <w:spacing w:after="10" w:before="0"/>
               <w:ind w:left="120"/>
             </w:pPr>
-            <w:hyperlink w:history="1" r:id="rIdj0ng8xth4gghjssg2nkmp">
+            <w:hyperlink w:history="1" r:id="rIdtq2qu77iflff6stiaoeo5">
               <w:r>
                 <w:rPr>
                   <w:rFonts w:ascii="Arial" w:cs="Arial" w:eastAsia="Arial" w:hAnsi="Arial"/>
@@ -12614,7 +12614,7 @@
             <w:pPr>
               <w:spacing w:after="20" w:before="0"/>
             </w:pPr>
-            <w:hyperlink w:history="1" r:id="rId0wg16whrpjaxqc5v-vvf-">
+            <w:hyperlink w:history="1" r:id="rIdxokveu7pviwb6fv2gfw87">
               <w:r>
                 <w:rPr>
                   <w:rFonts w:ascii="Arial" w:cs="Arial" w:eastAsia="Arial" w:hAnsi="Arial"/>
@@ -12647,7 +12647,7 @@
               <w:spacing w:after="10" w:before="0"/>
               <w:ind w:left="120"/>
             </w:pPr>
-            <w:hyperlink w:history="1" r:id="rIdtfwsp3sod0rtgahhx39gs">
+            <w:hyperlink w:history="1" r:id="rIdizhilrhozezefb87ushqy">
               <w:r>
                 <w:rPr>
                   <w:rFonts w:ascii="Arial" w:cs="Arial" w:eastAsia="Arial" w:hAnsi="Arial"/>
@@ -12692,7 +12692,7 @@
             <w:pPr>
               <w:spacing w:after="20" w:before="0"/>
             </w:pPr>
-            <w:hyperlink w:history="1" r:id="rIdmklwmtl20-vw_htokonsv">
+            <w:hyperlink w:history="1" r:id="rIdlhfejy4isanipqcxktzwm">
               <w:r>
                 <w:rPr>
                   <w:rFonts w:ascii="Arial" w:cs="Arial" w:eastAsia="Arial" w:hAnsi="Arial"/>
@@ -12725,7 +12725,7 @@
               <w:spacing w:after="10" w:before="0"/>
               <w:ind w:left="120"/>
             </w:pPr>
-            <w:hyperlink w:history="1" r:id="rId8eml3hgmpf0th8d9hdxey">
+            <w:hyperlink w:history="1" r:id="rIdep8t8rucdiksrsf-1fhxt">
               <w:r>
                 <w:rPr>
                   <w:rFonts w:ascii="Arial" w:cs="Arial" w:eastAsia="Arial" w:hAnsi="Arial"/>
@@ -12920,7 +12920,7 @@
             <w:pPr>
               <w:spacing w:after="20" w:before="0"/>
             </w:pPr>
-            <w:hyperlink w:history="1" r:id="rIdlv4ejnjbchpg22a_-qkwr">
+            <w:hyperlink w:history="1" r:id="rId1lgrnlxd2ym33wv0p-fi3">
               <w:r>
                 <w:rPr>
                   <w:rFonts w:ascii="Arial" w:cs="Arial" w:eastAsia="Arial" w:hAnsi="Arial"/>
@@ -12953,7 +12953,7 @@
               <w:spacing w:after="10" w:before="0"/>
               <w:ind w:left="120"/>
             </w:pPr>
-            <w:hyperlink w:history="1" r:id="rIdezqij0yjwdozmwjavalzh">
+            <w:hyperlink w:history="1" r:id="rIdnwb5xfvspriotwq20jkfa">
               <w:r>
                 <w:rPr>
                   <w:rFonts w:ascii="Arial" w:cs="Arial" w:eastAsia="Arial" w:hAnsi="Arial"/>
@@ -12998,7 +12998,7 @@
             <w:pPr>
               <w:spacing w:after="20" w:before="0"/>
             </w:pPr>
-            <w:hyperlink w:history="1" r:id="rId9chvdihxxem-wmzyqsgtl">
+            <w:hyperlink w:history="1" r:id="rIdkfoedkgavvyfokcs7hrcy">
               <w:r>
                 <w:rPr>
                   <w:rFonts w:ascii="Arial" w:cs="Arial" w:eastAsia="Arial" w:hAnsi="Arial"/>
@@ -13031,7 +13031,7 @@
               <w:spacing w:after="10" w:before="0"/>
               <w:ind w:left="120"/>
             </w:pPr>
-            <w:hyperlink w:history="1" r:id="rId8zvujh6vxoq-90flvji28">
+            <w:hyperlink w:history="1" r:id="rIdbwklllfudpc-9su9nyj5p">
               <w:r>
                 <w:rPr>
                   <w:rFonts w:ascii="Arial" w:cs="Arial" w:eastAsia="Arial" w:hAnsi="Arial"/>
@@ -13226,7 +13226,7 @@
             <w:pPr>
               <w:spacing w:after="20" w:before="0"/>
             </w:pPr>
-            <w:hyperlink w:history="1" r:id="rIdri0yvz8whjpqkdl9haq3u">
+            <w:hyperlink w:history="1" r:id="rId0tqqyjzum4s-wgv-zla_i">
               <w:r>
                 <w:rPr>
                   <w:rFonts w:ascii="Arial" w:cs="Arial" w:eastAsia="Arial" w:hAnsi="Arial"/>
@@ -13259,7 +13259,7 @@
               <w:spacing w:after="10" w:before="0"/>
               <w:ind w:left="120"/>
             </w:pPr>
-            <w:hyperlink w:history="1" r:id="rIdgbe63gcs4kdbbaaa7hyve">
+            <w:hyperlink w:history="1" r:id="rIdfbn_9egfcast6lwotfr_2">
               <w:r>
                 <w:rPr>
                   <w:rFonts w:ascii="Arial" w:cs="Arial" w:eastAsia="Arial" w:hAnsi="Arial"/>
@@ -13304,7 +13304,7 @@
             <w:pPr>
               <w:spacing w:after="20" w:before="0"/>
             </w:pPr>
-            <w:hyperlink w:history="1" r:id="rIdou4xfzfha9zxw3xxtzdwz">
+            <w:hyperlink w:history="1" r:id="rIdlw0ha9xqdpvw6ktqyb7go">
               <w:r>
                 <w:rPr>
                   <w:rFonts w:ascii="Arial" w:cs="Arial" w:eastAsia="Arial" w:hAnsi="Arial"/>
@@ -13337,7 +13337,7 @@
               <w:spacing w:after="10" w:before="0"/>
               <w:ind w:left="120"/>
             </w:pPr>
-            <w:hyperlink w:history="1" r:id="rIdozwsueykdh-ssskh4uzz0">
+            <w:hyperlink w:history="1" r:id="rIdalzmbrfwttm9kykgao0ai">
               <w:r>
                 <w:rPr>
                   <w:rFonts w:ascii="Arial" w:cs="Arial" w:eastAsia="Arial" w:hAnsi="Arial"/>
@@ -14824,7 +14824,7 @@
             <w:pPr>
               <w:spacing w:after="20" w:before="0"/>
             </w:pPr>
-            <w:hyperlink w:history="1" r:id="rIdeyu3sypfbv-ykz9qqpq6i">
+            <w:hyperlink w:history="1" r:id="rIdynl8x2nfeivkzgv8dzk_4">
               <w:r>
                 <w:rPr>
                   <w:rFonts w:ascii="Arial" w:cs="Arial" w:eastAsia="Arial" w:hAnsi="Arial"/>
@@ -14857,7 +14857,7 @@
               <w:spacing w:after="10" w:before="0"/>
               <w:ind w:left="120"/>
             </w:pPr>
-            <w:hyperlink w:history="1" r:id="rIdtgys5t1wc_ezlu6nm1t-b">
+            <w:hyperlink w:history="1" r:id="rIdsins0k-e3t6wpezxjdiix">
               <w:r>
                 <w:rPr>
                   <w:rFonts w:ascii="Arial" w:cs="Arial" w:eastAsia="Arial" w:hAnsi="Arial"/>
@@ -14902,7 +14902,7 @@
             <w:pPr>
               <w:spacing w:after="20" w:before="0"/>
             </w:pPr>
-            <w:hyperlink w:history="1" r:id="rIddvc8ctnmu34ywcmkbhc_a">
+            <w:hyperlink w:history="1" r:id="rIdlfbznl_yzojvkusvpy5fp">
               <w:r>
                 <w:rPr>
                   <w:rFonts w:ascii="Arial" w:cs="Arial" w:eastAsia="Arial" w:hAnsi="Arial"/>
@@ -14935,7 +14935,7 @@
               <w:spacing w:after="10" w:before="0"/>
               <w:ind w:left="120"/>
             </w:pPr>
-            <w:hyperlink w:history="1" r:id="rIduzaxvuqjmtlgibocmefya">
+            <w:hyperlink w:history="1" r:id="rIduuwuaul-ifayr5qc7uf3b">
               <w:r>
                 <w:rPr>
                   <w:rFonts w:ascii="Arial" w:cs="Arial" w:eastAsia="Arial" w:hAnsi="Arial"/>
@@ -15130,7 +15130,7 @@
             <w:pPr>
               <w:spacing w:after="20" w:before="0"/>
             </w:pPr>
-            <w:hyperlink w:history="1" r:id="rIdtem9mwr5bgun1ljrcubqc">
+            <w:hyperlink w:history="1" r:id="rIdllik7m6b6vecjrves7-7q">
               <w:r>
                 <w:rPr>
                   <w:rFonts w:ascii="Arial" w:cs="Arial" w:eastAsia="Arial" w:hAnsi="Arial"/>
@@ -15163,7 +15163,7 @@
               <w:spacing w:after="10" w:before="0"/>
               <w:ind w:left="120"/>
             </w:pPr>
-            <w:hyperlink w:history="1" r:id="rId79qrv4ufhkhoxf68jswid">
+            <w:hyperlink w:history="1" r:id="rIdvsejfy5-hdr4wbfzrbgql">
               <w:r>
                 <w:rPr>
                   <w:rFonts w:ascii="Arial" w:cs="Arial" w:eastAsia="Arial" w:hAnsi="Arial"/>
@@ -15208,7 +15208,7 @@
             <w:pPr>
               <w:spacing w:after="20" w:before="0"/>
             </w:pPr>
-            <w:hyperlink w:history="1" r:id="rId-mcv4fh0tv1kxlttql_f8">
+            <w:hyperlink w:history="1" r:id="rIdwcijhm8pcs9_fkijy0giq">
               <w:r>
                 <w:rPr>
                   <w:rFonts w:ascii="Arial" w:cs="Arial" w:eastAsia="Arial" w:hAnsi="Arial"/>
@@ -15241,7 +15241,7 @@
               <w:spacing w:after="10" w:before="0"/>
               <w:ind w:left="120"/>
             </w:pPr>
-            <w:hyperlink w:history="1" r:id="rIdy_kmp1kf7nbymw7kws2x8">
+            <w:hyperlink w:history="1" r:id="rIdj-f2n6dcjy_kinyngqnrs">
               <w:r>
                 <w:rPr>
                   <w:rFonts w:ascii="Arial" w:cs="Arial" w:eastAsia="Arial" w:hAnsi="Arial"/>
@@ -15436,7 +15436,7 @@
             <w:pPr>
               <w:spacing w:after="20" w:before="0"/>
             </w:pPr>
-            <w:hyperlink w:history="1" r:id="rId5wq0iwubcq2j1fzpijub-">
+            <w:hyperlink w:history="1" r:id="rId7lodedtfmcepf8yuyiolk">
               <w:r>
                 <w:rPr>
                   <w:rFonts w:ascii="Arial" w:cs="Arial" w:eastAsia="Arial" w:hAnsi="Arial"/>
@@ -15469,7 +15469,7 @@
               <w:spacing w:after="10" w:before="0"/>
               <w:ind w:left="120"/>
             </w:pPr>
-            <w:hyperlink w:history="1" r:id="rIdtraqkf6tdw3ib8sclkv0z">
+            <w:hyperlink w:history="1" r:id="rIdgcq9p931jho2t1dyiwe_j">
               <w:r>
                 <w:rPr>
                   <w:rFonts w:ascii="Arial" w:cs="Arial" w:eastAsia="Arial" w:hAnsi="Arial"/>
@@ -15514,7 +15514,7 @@
             <w:pPr>
               <w:spacing w:after="20" w:before="0"/>
             </w:pPr>
-            <w:hyperlink w:history="1" r:id="rIdbkuzvzvhxrxnyumsv8rh3">
+            <w:hyperlink w:history="1" r:id="rIdoa7gmuhx2qibvyr8bwdee">
               <w:r>
                 <w:rPr>
                   <w:rFonts w:ascii="Arial" w:cs="Arial" w:eastAsia="Arial" w:hAnsi="Arial"/>
@@ -15547,7 +15547,7 @@
               <w:spacing w:after="10" w:before="0"/>
               <w:ind w:left="120"/>
             </w:pPr>
-            <w:hyperlink w:history="1" r:id="rIdusco62tuk3bwcnned9i7l">
+            <w:hyperlink w:history="1" r:id="rIdxrc_uqov4e_gt1froy1wp">
               <w:r>
                 <w:rPr>
                   <w:rFonts w:ascii="Arial" w:cs="Arial" w:eastAsia="Arial" w:hAnsi="Arial"/>
@@ -15742,7 +15742,7 @@
             <w:pPr>
               <w:spacing w:after="20" w:before="0"/>
             </w:pPr>
-            <w:hyperlink w:history="1" r:id="rIdjw915m2m8dfw-wcoazre4">
+            <w:hyperlink w:history="1" r:id="rIdlmof3jzzs7qhx5xf4cy2u">
               <w:r>
                 <w:rPr>
                   <w:rFonts w:ascii="Arial" w:cs="Arial" w:eastAsia="Arial" w:hAnsi="Arial"/>
@@ -15775,7 +15775,7 @@
               <w:spacing w:after="10" w:before="0"/>
               <w:ind w:left="120"/>
             </w:pPr>
-            <w:hyperlink w:history="1" r:id="rIdfgixnlfd_01b-gm_pwe0c">
+            <w:hyperlink w:history="1" r:id="rIdn3ovynr_yz9a8aqjxe09z">
               <w:r>
                 <w:rPr>
                   <w:rFonts w:ascii="Arial" w:cs="Arial" w:eastAsia="Arial" w:hAnsi="Arial"/>
@@ -15820,7 +15820,7 @@
             <w:pPr>
               <w:spacing w:after="20" w:before="0"/>
             </w:pPr>
-            <w:hyperlink w:history="1" r:id="rIdydy09ykuyu_qppoefdwjf">
+            <w:hyperlink w:history="1" r:id="rIdzodgw2iayriqubj2kww0f">
               <w:r>
                 <w:rPr>
                   <w:rFonts w:ascii="Arial" w:cs="Arial" w:eastAsia="Arial" w:hAnsi="Arial"/>
@@ -15853,7 +15853,7 @@
               <w:spacing w:after="10" w:before="0"/>
               <w:ind w:left="120"/>
             </w:pPr>
-            <w:hyperlink w:history="1" r:id="rIdackhw7xje6f6h2utmop4p">
+            <w:hyperlink w:history="1" r:id="rIdgo_l6gphaerhspjqyyzxc">
               <w:r>
                 <w:rPr>
                   <w:rFonts w:ascii="Arial" w:cs="Arial" w:eastAsia="Arial" w:hAnsi="Arial"/>
@@ -16048,7 +16048,7 @@
             <w:pPr>
               <w:spacing w:after="20" w:before="0"/>
             </w:pPr>
-            <w:hyperlink w:history="1" r:id="rId-lmsk2ybxjyb0rmslpf24">
+            <w:hyperlink w:history="1" r:id="rIdirolhqwzat41e4qy64vxy">
               <w:r>
                 <w:rPr>
                   <w:rFonts w:ascii="Arial" w:cs="Arial" w:eastAsia="Arial" w:hAnsi="Arial"/>
@@ -16081,7 +16081,7 @@
               <w:spacing w:after="10" w:before="0"/>
               <w:ind w:left="120"/>
             </w:pPr>
-            <w:hyperlink w:history="1" r:id="rIdoeaqxgknlfqrpftslzj9_">
+            <w:hyperlink w:history="1" r:id="rIdzlxe6_vi6elwi2fv2o_qm">
               <w:r>
                 <w:rPr>
                   <w:rFonts w:ascii="Arial" w:cs="Arial" w:eastAsia="Arial" w:hAnsi="Arial"/>
@@ -16126,7 +16126,7 @@
             <w:pPr>
               <w:spacing w:after="20" w:before="0"/>
             </w:pPr>
-            <w:hyperlink w:history="1" r:id="rIdhzhw0fa28ssl8nq9y7t5z">
+            <w:hyperlink w:history="1" r:id="rIdrl7gefvb5evvaoe43br1e">
               <w:r>
                 <w:rPr>
                   <w:rFonts w:ascii="Arial" w:cs="Arial" w:eastAsia="Arial" w:hAnsi="Arial"/>
@@ -16159,7 +16159,7 @@
               <w:spacing w:after="10" w:before="0"/>
               <w:ind w:left="120"/>
             </w:pPr>
-            <w:hyperlink w:history="1" r:id="rIdelyy2y2vlwl95fw4xqbz8">
+            <w:hyperlink w:history="1" r:id="rIdrypvagnew9w5edudqxhim">
               <w:r>
                 <w:rPr>
                   <w:rFonts w:ascii="Arial" w:cs="Arial" w:eastAsia="Arial" w:hAnsi="Arial"/>
@@ -17646,7 +17646,7 @@
             <w:pPr>
               <w:spacing w:after="20" w:before="0"/>
             </w:pPr>
-            <w:hyperlink w:history="1" r:id="rIds46otb37hpfjj15bjt_y6">
+            <w:hyperlink w:history="1" r:id="rId0fjx9elrwsvo4aiicbcl2">
               <w:r>
                 <w:rPr>
                   <w:rFonts w:ascii="Arial" w:cs="Arial" w:eastAsia="Arial" w:hAnsi="Arial"/>
@@ -17679,7 +17679,7 @@
               <w:spacing w:after="10" w:before="0"/>
               <w:ind w:left="120"/>
             </w:pPr>
-            <w:hyperlink w:history="1" r:id="rId7hpzswdpwlqris8pa1xgw">
+            <w:hyperlink w:history="1" r:id="rIdnviphsarrfktcxdgssi__">
               <w:r>
                 <w:rPr>
                   <w:rFonts w:ascii="Arial" w:cs="Arial" w:eastAsia="Arial" w:hAnsi="Arial"/>
@@ -17724,7 +17724,7 @@
             <w:pPr>
               <w:spacing w:after="20" w:before="0"/>
             </w:pPr>
-            <w:hyperlink w:history="1" r:id="rIdegefux4dmjhr_x5abobtq">
+            <w:hyperlink w:history="1" r:id="rIdirtdt9b1oatrhij6u-srb">
               <w:r>
                 <w:rPr>
                   <w:rFonts w:ascii="Arial" w:cs="Arial" w:eastAsia="Arial" w:hAnsi="Arial"/>
@@ -17757,7 +17757,7 @@
               <w:spacing w:after="10" w:before="0"/>
               <w:ind w:left="120"/>
             </w:pPr>
-            <w:hyperlink w:history="1" r:id="rIdibhfthszit3ozgqmfo2bg">
+            <w:hyperlink w:history="1" r:id="rIdjeeifrzcm0wcvwwyp495n">
               <w:r>
                 <w:rPr>
                   <w:rFonts w:ascii="Arial" w:cs="Arial" w:eastAsia="Arial" w:hAnsi="Arial"/>
@@ -17952,7 +17952,7 @@
             <w:pPr>
               <w:spacing w:after="20" w:before="0"/>
             </w:pPr>
-            <w:hyperlink w:history="1" r:id="rId62xu_bkcyokv-ofx6ibo4">
+            <w:hyperlink w:history="1" r:id="rIdslgasdonwffjyytfyoko5">
               <w:r>
                 <w:rPr>
                   <w:rFonts w:ascii="Arial" w:cs="Arial" w:eastAsia="Arial" w:hAnsi="Arial"/>
@@ -17985,7 +17985,7 @@
               <w:spacing w:after="10" w:before="0"/>
               <w:ind w:left="120"/>
             </w:pPr>
-            <w:hyperlink w:history="1" r:id="rIddcburu6p-hvplzvoib8ku">
+            <w:hyperlink w:history="1" r:id="rIdalhuoszhamukqdjwisrfw">
               <w:r>
                 <w:rPr>
                   <w:rFonts w:ascii="Arial" w:cs="Arial" w:eastAsia="Arial" w:hAnsi="Arial"/>
@@ -18030,7 +18030,7 @@
             <w:pPr>
               <w:spacing w:after="20" w:before="0"/>
             </w:pPr>
-            <w:hyperlink w:history="1" r:id="rIdu7n3bawhcxfqdcfyzls98">
+            <w:hyperlink w:history="1" r:id="rIdycrklnawpg50dfhyo9aj_">
               <w:r>
                 <w:rPr>
                   <w:rFonts w:ascii="Arial" w:cs="Arial" w:eastAsia="Arial" w:hAnsi="Arial"/>
@@ -18063,7 +18063,7 @@
               <w:spacing w:after="10" w:before="0"/>
               <w:ind w:left="120"/>
             </w:pPr>
-            <w:hyperlink w:history="1" r:id="rIdit5o56kjd_kguqquffge1">
+            <w:hyperlink w:history="1" r:id="rIdohuy6gyyabeummmlb2klq">
               <w:r>
                 <w:rPr>
                   <w:rFonts w:ascii="Arial" w:cs="Arial" w:eastAsia="Arial" w:hAnsi="Arial"/>
@@ -18258,7 +18258,7 @@
             <w:pPr>
               <w:spacing w:after="20" w:before="0"/>
             </w:pPr>
-            <w:hyperlink w:history="1" r:id="rIdhtx-anloltkdmbyzty3qq">
+            <w:hyperlink w:history="1" r:id="rId8ckqqbrt8esgw_ukczuld">
               <w:r>
                 <w:rPr>
                   <w:rFonts w:ascii="Arial" w:cs="Arial" w:eastAsia="Arial" w:hAnsi="Arial"/>
@@ -18291,7 +18291,7 @@
               <w:spacing w:after="10" w:before="0"/>
               <w:ind w:left="120"/>
             </w:pPr>
-            <w:hyperlink w:history="1" r:id="rIdnpxeh5dwinqsypgl7fd2s">
+            <w:hyperlink w:history="1" r:id="rIdikpryv-jnkg1mjlfa5wvi">
               <w:r>
                 <w:rPr>
                   <w:rFonts w:ascii="Arial" w:cs="Arial" w:eastAsia="Arial" w:hAnsi="Arial"/>
@@ -18336,7 +18336,7 @@
             <w:pPr>
               <w:spacing w:after="20" w:before="0"/>
             </w:pPr>
-            <w:hyperlink w:history="1" r:id="rId3gkzfwabygwzx6o2hx2zm">
+            <w:hyperlink w:history="1" r:id="rIddo72d4qpnxojb1yo3ag5p">
               <w:r>
                 <w:rPr>
                   <w:rFonts w:ascii="Arial" w:cs="Arial" w:eastAsia="Arial" w:hAnsi="Arial"/>
@@ -18369,7 +18369,7 @@
               <w:spacing w:after="10" w:before="0"/>
               <w:ind w:left="120"/>
             </w:pPr>
-            <w:hyperlink w:history="1" r:id="rIdovfftwaeacsjsc4uozxgm">
+            <w:hyperlink w:history="1" r:id="rIdnrzns2wrisqcstyyhylce">
               <w:r>
                 <w:rPr>
                   <w:rFonts w:ascii="Arial" w:cs="Arial" w:eastAsia="Arial" w:hAnsi="Arial"/>
@@ -18564,7 +18564,7 @@
             <w:pPr>
               <w:spacing w:after="20" w:before="0"/>
             </w:pPr>
-            <w:hyperlink w:history="1" r:id="rIdofsnoeonc_zqazswc_qvs">
+            <w:hyperlink w:history="1" r:id="rIdgkwi8gik1fwzlouepwaey">
               <w:r>
                 <w:rPr>
                   <w:rFonts w:ascii="Arial" w:cs="Arial" w:eastAsia="Arial" w:hAnsi="Arial"/>
@@ -18597,7 +18597,7 @@
               <w:spacing w:after="10" w:before="0"/>
               <w:ind w:left="120"/>
             </w:pPr>
-            <w:hyperlink w:history="1" r:id="rIdtmakqyfvafubxtfnpacez">
+            <w:hyperlink w:history="1" r:id="rIdzcx_vgveabh5zvmlskbzf">
               <w:r>
                 <w:rPr>
                   <w:rFonts w:ascii="Arial" w:cs="Arial" w:eastAsia="Arial" w:hAnsi="Arial"/>
@@ -18642,7 +18642,7 @@
             <w:pPr>
               <w:spacing w:after="20" w:before="0"/>
             </w:pPr>
-            <w:hyperlink w:history="1" r:id="rId8b1mm3dc6vp7ora2f2uow">
+            <w:hyperlink w:history="1" r:id="rId0e3k3enqrfhfnw-hus9hf">
               <w:r>
                 <w:rPr>
                   <w:rFonts w:ascii="Arial" w:cs="Arial" w:eastAsia="Arial" w:hAnsi="Arial"/>
@@ -18675,7 +18675,7 @@
               <w:spacing w:after="10" w:before="0"/>
               <w:ind w:left="120"/>
             </w:pPr>
-            <w:hyperlink w:history="1" r:id="rIdlybra4whj-brfnpiocx3g">
+            <w:hyperlink w:history="1" r:id="rIdr_-adnp-vg0bjwlatkl1w">
               <w:r>
                 <w:rPr>
                   <w:rFonts w:ascii="Arial" w:cs="Arial" w:eastAsia="Arial" w:hAnsi="Arial"/>
@@ -18870,7 +18870,7 @@
             <w:pPr>
               <w:spacing w:after="20" w:before="0"/>
             </w:pPr>
-            <w:hyperlink w:history="1" r:id="rId-wzk1793brwlqpqvovg6e">
+            <w:hyperlink w:history="1" r:id="rIdn8vfb2dl7roh5kgejfwcb">
               <w:r>
                 <w:rPr>
                   <w:rFonts w:ascii="Arial" w:cs="Arial" w:eastAsia="Arial" w:hAnsi="Arial"/>
@@ -18903,7 +18903,7 @@
               <w:spacing w:after="10" w:before="0"/>
               <w:ind w:left="120"/>
             </w:pPr>
-            <w:hyperlink w:history="1" r:id="rIdpefywqorza4vxg1zykwbp">
+            <w:hyperlink w:history="1" r:id="rIdg4g2ctvcpcbgsgy-o4wyb">
               <w:r>
                 <w:rPr>
                   <w:rFonts w:ascii="Arial" w:cs="Arial" w:eastAsia="Arial" w:hAnsi="Arial"/>
@@ -18948,7 +18948,7 @@
             <w:pPr>
               <w:spacing w:after="20" w:before="0"/>
             </w:pPr>
-            <w:hyperlink w:history="1" r:id="rIdyry-8lpk492uaz-zmvn1p">
+            <w:hyperlink w:history="1" r:id="rId4no0ignfk7epk8szhgjzl">
               <w:r>
                 <w:rPr>
                   <w:rFonts w:ascii="Arial" w:cs="Arial" w:eastAsia="Arial" w:hAnsi="Arial"/>
@@ -18981,7 +18981,7 @@
               <w:spacing w:after="10" w:before="0"/>
               <w:ind w:left="120"/>
             </w:pPr>
-            <w:hyperlink w:history="1" r:id="rIdkargeutqbejll7ozgy36l">
+            <w:hyperlink w:history="1" r:id="rIdzl80tkrowixhz7zr96rk5">
               <w:r>
                 <w:rPr>
                   <w:rFonts w:ascii="Arial" w:cs="Arial" w:eastAsia="Arial" w:hAnsi="Arial"/>
@@ -20468,7 +20468,7 @@
             <w:pPr>
               <w:spacing w:after="20" w:before="0"/>
             </w:pPr>
-            <w:hyperlink w:history="1" r:id="rIdfsypwjyl5mplaqie6jqzc">
+            <w:hyperlink w:history="1" r:id="rId5tr7sodegm6u5n2my1yd1">
               <w:r>
                 <w:rPr>
                   <w:rFonts w:ascii="Arial" w:cs="Arial" w:eastAsia="Arial" w:hAnsi="Arial"/>
@@ -20501,7 +20501,7 @@
               <w:spacing w:after="10" w:before="0"/>
               <w:ind w:left="120"/>
             </w:pPr>
-            <w:hyperlink w:history="1" r:id="rId3gyhplndpngemyji1w3ev">
+            <w:hyperlink w:history="1" r:id="rIdzq9ctoalkcb5jooou09m4">
               <w:r>
                 <w:rPr>
                   <w:rFonts w:ascii="Arial" w:cs="Arial" w:eastAsia="Arial" w:hAnsi="Arial"/>
@@ -20546,7 +20546,7 @@
             <w:pPr>
               <w:spacing w:after="20" w:before="0"/>
             </w:pPr>
-            <w:hyperlink w:history="1" r:id="rIdl4qk_tbue3earklycf_76">
+            <w:hyperlink w:history="1" r:id="rIdblqwtcc5bxcjb0iese8yu">
               <w:r>
                 <w:rPr>
                   <w:rFonts w:ascii="Arial" w:cs="Arial" w:eastAsia="Arial" w:hAnsi="Arial"/>
@@ -20579,7 +20579,7 @@
               <w:spacing w:after="10" w:before="0"/>
               <w:ind w:left="120"/>
             </w:pPr>
-            <w:hyperlink w:history="1" r:id="rIddxaxpldxn-ozaypeszaog">
+            <w:hyperlink w:history="1" r:id="rIdzp5yypo-iw3wf0czup_c9">
               <w:r>
                 <w:rPr>
                   <w:rFonts w:ascii="Arial" w:cs="Arial" w:eastAsia="Arial" w:hAnsi="Arial"/>
@@ -20774,7 +20774,7 @@
             <w:pPr>
               <w:spacing w:after="20" w:before="0"/>
             </w:pPr>
-            <w:hyperlink w:history="1" r:id="rIdunjdvpiwr9l1ky5eerub1">
+            <w:hyperlink w:history="1" r:id="rIdxfdzvaiv34bm7bwwi0psk">
               <w:r>
                 <w:rPr>
                   <w:rFonts w:ascii="Arial" w:cs="Arial" w:eastAsia="Arial" w:hAnsi="Arial"/>
@@ -20807,7 +20807,7 @@
               <w:spacing w:after="10" w:before="0"/>
               <w:ind w:left="120"/>
             </w:pPr>
-            <w:hyperlink w:history="1" r:id="rId-j2x7kb13cdypvgzajpjr">
+            <w:hyperlink w:history="1" r:id="rIdexuxm7h1opryql4z-s_zv">
               <w:r>
                 <w:rPr>
                   <w:rFonts w:ascii="Arial" w:cs="Arial" w:eastAsia="Arial" w:hAnsi="Arial"/>
@@ -20852,7 +20852,7 @@
             <w:pPr>
               <w:spacing w:after="20" w:before="0"/>
             </w:pPr>
-            <w:hyperlink w:history="1" r:id="rIda4m6jsk9brapylb5xnb33">
+            <w:hyperlink w:history="1" r:id="rIdaetntka1-st1zjsviow2n">
               <w:r>
                 <w:rPr>
                   <w:rFonts w:ascii="Arial" w:cs="Arial" w:eastAsia="Arial" w:hAnsi="Arial"/>
@@ -20885,7 +20885,7 @@
               <w:spacing w:after="10" w:before="0"/>
               <w:ind w:left="120"/>
             </w:pPr>
-            <w:hyperlink w:history="1" r:id="rIdiccta2qnr1jwdvzkl5v4h">
+            <w:hyperlink w:history="1" r:id="rId77ez24v-pq0mf5o3_wriq">
               <w:r>
                 <w:rPr>
                   <w:rFonts w:ascii="Arial" w:cs="Arial" w:eastAsia="Arial" w:hAnsi="Arial"/>
@@ -21080,7 +21080,7 @@
             <w:pPr>
               <w:spacing w:after="20" w:before="0"/>
             </w:pPr>
-            <w:hyperlink w:history="1" r:id="rIdjb0nxyoi6mi6fj3kbtcxy">
+            <w:hyperlink w:history="1" r:id="rIdy4cfc1b9xujgectcufngl">
               <w:r>
                 <w:rPr>
                   <w:rFonts w:ascii="Arial" w:cs="Arial" w:eastAsia="Arial" w:hAnsi="Arial"/>
@@ -21113,7 +21113,7 @@
               <w:spacing w:after="10" w:before="0"/>
               <w:ind w:left="120"/>
             </w:pPr>
-            <w:hyperlink w:history="1" r:id="rIddxofw2brn7np05cxbkksa">
+            <w:hyperlink w:history="1" r:id="rIdwwhkrkby9za5qgwxbycp6">
               <w:r>
                 <w:rPr>
                   <w:rFonts w:ascii="Arial" w:cs="Arial" w:eastAsia="Arial" w:hAnsi="Arial"/>
@@ -21158,7 +21158,7 @@
             <w:pPr>
               <w:spacing w:after="20" w:before="0"/>
             </w:pPr>
-            <w:hyperlink w:history="1" r:id="rIdrjox6axtn7auofk-qtsx4">
+            <w:hyperlink w:history="1" r:id="rIdo4p5r1wa_chqanegxthkm">
               <w:r>
                 <w:rPr>
                   <w:rFonts w:ascii="Arial" w:cs="Arial" w:eastAsia="Arial" w:hAnsi="Arial"/>
@@ -21191,7 +21191,7 @@
               <w:spacing w:after="10" w:before="0"/>
               <w:ind w:left="120"/>
             </w:pPr>
-            <w:hyperlink w:history="1" r:id="rIdsgqcl30iyvpowtgpf4ndj">
+            <w:hyperlink w:history="1" r:id="rIdvf1v1rdlexnxdjoh5m-x2">
               <w:r>
                 <w:rPr>
                   <w:rFonts w:ascii="Arial" w:cs="Arial" w:eastAsia="Arial" w:hAnsi="Arial"/>
@@ -21386,7 +21386,7 @@
             <w:pPr>
               <w:spacing w:after="20" w:before="0"/>
             </w:pPr>
-            <w:hyperlink w:history="1" r:id="rIdiwtolydowwvgizwoickae">
+            <w:hyperlink w:history="1" r:id="rIdzcivserfflrxler1pii9c">
               <w:r>
                 <w:rPr>
                   <w:rFonts w:ascii="Arial" w:cs="Arial" w:eastAsia="Arial" w:hAnsi="Arial"/>
@@ -21419,7 +21419,7 @@
               <w:spacing w:after="10" w:before="0"/>
               <w:ind w:left="120"/>
             </w:pPr>
-            <w:hyperlink w:history="1" r:id="rId8tlwpxjen6djdui1o2fti">
+            <w:hyperlink w:history="1" r:id="rIdkedsvmc68pcvbzgzgmmup">
               <w:r>
                 <w:rPr>
                   <w:rFonts w:ascii="Arial" w:cs="Arial" w:eastAsia="Arial" w:hAnsi="Arial"/>
@@ -21464,7 +21464,7 @@
             <w:pPr>
               <w:spacing w:after="20" w:before="0"/>
             </w:pPr>
-            <w:hyperlink w:history="1" r:id="rIdtwbik71m0tyzhywiyadm8">
+            <w:hyperlink w:history="1" r:id="rIdonln7f1wnhkabwgtucipl">
               <w:r>
                 <w:rPr>
                   <w:rFonts w:ascii="Arial" w:cs="Arial" w:eastAsia="Arial" w:hAnsi="Arial"/>
@@ -21497,7 +21497,7 @@
               <w:spacing w:after="10" w:before="0"/>
               <w:ind w:left="120"/>
             </w:pPr>
-            <w:hyperlink w:history="1" r:id="rIduhmfqvrmjvenegihm89b5">
+            <w:hyperlink w:history="1" r:id="rIdw6foi58fspdkjxugsobut">
               <w:r>
                 <w:rPr>
                   <w:rFonts w:ascii="Arial" w:cs="Arial" w:eastAsia="Arial" w:hAnsi="Arial"/>
@@ -21692,7 +21692,7 @@
             <w:pPr>
               <w:spacing w:after="20" w:before="0"/>
             </w:pPr>
-            <w:hyperlink w:history="1" r:id="rIdguksimgldqgxjrjynubqw">
+            <w:hyperlink w:history="1" r:id="rId3scubodckz62sqyz7ad6a">
               <w:r>
                 <w:rPr>
                   <w:rFonts w:ascii="Arial" w:cs="Arial" w:eastAsia="Arial" w:hAnsi="Arial"/>
@@ -21725,7 +21725,7 @@
               <w:spacing w:after="10" w:before="0"/>
               <w:ind w:left="120"/>
             </w:pPr>
-            <w:hyperlink w:history="1" r:id="rIdfrth58qvlygntcvcgpjvq">
+            <w:hyperlink w:history="1" r:id="rIdze0zoujuokczjmvp8c_u3">
               <w:r>
                 <w:rPr>
                   <w:rFonts w:ascii="Arial" w:cs="Arial" w:eastAsia="Arial" w:hAnsi="Arial"/>
@@ -21770,7 +21770,7 @@
             <w:pPr>
               <w:spacing w:after="20" w:before="0"/>
             </w:pPr>
-            <w:hyperlink w:history="1" r:id="rIdo13eslswcdfeb7qopthaq">
+            <w:hyperlink w:history="1" r:id="rId7t_lfnxxzg44k1annzxph">
               <w:r>
                 <w:rPr>
                   <w:rFonts w:ascii="Arial" w:cs="Arial" w:eastAsia="Arial" w:hAnsi="Arial"/>
@@ -21803,7 +21803,7 @@
               <w:spacing w:after="10" w:before="0"/>
               <w:ind w:left="120"/>
             </w:pPr>
-            <w:hyperlink w:history="1" r:id="rIdfocpg3mds482lub4ucsq2">
+            <w:hyperlink w:history="1" r:id="rIdx_ofrdno6npt6ullzig6j">
               <w:r>
                 <w:rPr>
                   <w:rFonts w:ascii="Arial" w:cs="Arial" w:eastAsia="Arial" w:hAnsi="Arial"/>
@@ -23290,7 +23290,7 @@
             <w:pPr>
               <w:spacing w:after="20" w:before="0"/>
             </w:pPr>
-            <w:hyperlink w:history="1" r:id="rIdlvay28t8oye3cegthgn-c">
+            <w:hyperlink w:history="1" r:id="rIdbrx7gi4jk8uzosut_mqzg">
               <w:r>
                 <w:rPr>
                   <w:rFonts w:ascii="Arial" w:cs="Arial" w:eastAsia="Arial" w:hAnsi="Arial"/>
@@ -23323,7 +23323,7 @@
               <w:spacing w:after="10" w:before="0"/>
               <w:ind w:left="120"/>
             </w:pPr>
-            <w:hyperlink w:history="1" r:id="rIdnbtdirobp-t8eorehea6j">
+            <w:hyperlink w:history="1" r:id="rId5pvlfqtqnx1fza91ohpmq">
               <w:r>
                 <w:rPr>
                   <w:rFonts w:ascii="Arial" w:cs="Arial" w:eastAsia="Arial" w:hAnsi="Arial"/>
@@ -23368,7 +23368,7 @@
             <w:pPr>
               <w:spacing w:after="20" w:before="0"/>
             </w:pPr>
-            <w:hyperlink w:history="1" r:id="rIdu68fgoz1aqcqmmfxecgdc">
+            <w:hyperlink w:history="1" r:id="rId2af2d2xzwlnpovspmcp29">
               <w:r>
                 <w:rPr>
                   <w:rFonts w:ascii="Arial" w:cs="Arial" w:eastAsia="Arial" w:hAnsi="Arial"/>
@@ -23401,7 +23401,7 @@
               <w:spacing w:after="10" w:before="0"/>
               <w:ind w:left="120"/>
             </w:pPr>
-            <w:hyperlink w:history="1" r:id="rIdd_r7bfjtiq5_nnbg2owyi">
+            <w:hyperlink w:history="1" r:id="rIdo3ypl84wx0dl41v1ge_mm">
               <w:r>
                 <w:rPr>
                   <w:rFonts w:ascii="Arial" w:cs="Arial" w:eastAsia="Arial" w:hAnsi="Arial"/>
@@ -23596,7 +23596,7 @@
             <w:pPr>
               <w:spacing w:after="20" w:before="0"/>
             </w:pPr>
-            <w:hyperlink w:history="1" r:id="rIdaswcebe45p-xncbdxdr24">
+            <w:hyperlink w:history="1" r:id="rIdi9kov6v7g-nmjoyenurpn">
               <w:r>
                 <w:rPr>
                   <w:rFonts w:ascii="Arial" w:cs="Arial" w:eastAsia="Arial" w:hAnsi="Arial"/>
@@ -23629,7 +23629,7 @@
               <w:spacing w:after="10" w:before="0"/>
               <w:ind w:left="120"/>
             </w:pPr>
-            <w:hyperlink w:history="1" r:id="rIdv7r_lujjnpcseyjwfcnai">
+            <w:hyperlink w:history="1" r:id="rId_wjnwi021i85qcwr9d14a">
               <w:r>
                 <w:rPr>
                   <w:rFonts w:ascii="Arial" w:cs="Arial" w:eastAsia="Arial" w:hAnsi="Arial"/>
@@ -23674,7 +23674,7 @@
             <w:pPr>
               <w:spacing w:after="20" w:before="0"/>
             </w:pPr>
-            <w:hyperlink w:history="1" r:id="rIdluycig0jqsudnhapbkpsl">
+            <w:hyperlink w:history="1" r:id="rIdxjjxhnswkudxc7plmuo2w">
               <w:r>
                 <w:rPr>
                   <w:rFonts w:ascii="Arial" w:cs="Arial" w:eastAsia="Arial" w:hAnsi="Arial"/>
@@ -23707,7 +23707,7 @@
               <w:spacing w:after="10" w:before="0"/>
               <w:ind w:left="120"/>
             </w:pPr>
-            <w:hyperlink w:history="1" r:id="rIduu1meckmrbchgiwfyrhbk">
+            <w:hyperlink w:history="1" r:id="rIdxdqgoh-ddy5syay8e4-pn">
               <w:r>
                 <w:rPr>
                   <w:rFonts w:ascii="Arial" w:cs="Arial" w:eastAsia="Arial" w:hAnsi="Arial"/>
@@ -23902,7 +23902,7 @@
             <w:pPr>
               <w:spacing w:after="20" w:before="0"/>
             </w:pPr>
-            <w:hyperlink w:history="1" r:id="rIdxgrkxjuieytlmk9clowrz">
+            <w:hyperlink w:history="1" r:id="rIdp7_yqn4cqprksd2_5t2a-">
               <w:r>
                 <w:rPr>
                   <w:rFonts w:ascii="Arial" w:cs="Arial" w:eastAsia="Arial" w:hAnsi="Arial"/>
@@ -23935,7 +23935,7 @@
               <w:spacing w:after="10" w:before="0"/>
               <w:ind w:left="120"/>
             </w:pPr>
-            <w:hyperlink w:history="1" r:id="rIdodyfdwmnw76iyep14izj8">
+            <w:hyperlink w:history="1" r:id="rIdol-yv7b2lhq7vl_z5cdzc">
               <w:r>
                 <w:rPr>
                   <w:rFonts w:ascii="Arial" w:cs="Arial" w:eastAsia="Arial" w:hAnsi="Arial"/>
@@ -23980,7 +23980,7 @@
             <w:pPr>
               <w:spacing w:after="20" w:before="0"/>
             </w:pPr>
-            <w:hyperlink w:history="1" r:id="rIdnn-qizwincaiugpi1h9u_">
+            <w:hyperlink w:history="1" r:id="rId4yeef3y65qudmdvjsgt2n">
               <w:r>
                 <w:rPr>
                   <w:rFonts w:ascii="Arial" w:cs="Arial" w:eastAsia="Arial" w:hAnsi="Arial"/>
@@ -24013,7 +24013,7 @@
               <w:spacing w:after="10" w:before="0"/>
               <w:ind w:left="120"/>
             </w:pPr>
-            <w:hyperlink w:history="1" r:id="rIday77gnblmxl4clhujzbsh">
+            <w:hyperlink w:history="1" r:id="rIdz2ex1bpyzqhhcynsltbpg">
               <w:r>
                 <w:rPr>
                   <w:rFonts w:ascii="Arial" w:cs="Arial" w:eastAsia="Arial" w:hAnsi="Arial"/>
@@ -24208,7 +24208,7 @@
             <w:pPr>
               <w:spacing w:after="20" w:before="0"/>
             </w:pPr>
-            <w:hyperlink w:history="1" r:id="rIdamxb-z4oxjddcfhca4osz">
+            <w:hyperlink w:history="1" r:id="rIdbmfjzoht_t3dwre370dbs">
               <w:r>
                 <w:rPr>
                   <w:rFonts w:ascii="Arial" w:cs="Arial" w:eastAsia="Arial" w:hAnsi="Arial"/>
@@ -24241,7 +24241,7 @@
               <w:spacing w:after="10" w:before="0"/>
               <w:ind w:left="120"/>
             </w:pPr>
-            <w:hyperlink w:history="1" r:id="rIdbdtzwwhrn9yngh0x0rz9g">
+            <w:hyperlink w:history="1" r:id="rIduqxl8kdt1e6oxflbr6f-w">
               <w:r>
                 <w:rPr>
                   <w:rFonts w:ascii="Arial" w:cs="Arial" w:eastAsia="Arial" w:hAnsi="Arial"/>
@@ -24286,7 +24286,7 @@
             <w:pPr>
               <w:spacing w:after="20" w:before="0"/>
             </w:pPr>
-            <w:hyperlink w:history="1" r:id="rId1sdalhriy2fjnej6z2dvw">
+            <w:hyperlink w:history="1" r:id="rIdyujulicb6hibprvtluimd">
               <w:r>
                 <w:rPr>
                   <w:rFonts w:ascii="Arial" w:cs="Arial" w:eastAsia="Arial" w:hAnsi="Arial"/>
@@ -24319,7 +24319,7 @@
               <w:spacing w:after="10" w:before="0"/>
               <w:ind w:left="120"/>
             </w:pPr>
-            <w:hyperlink w:history="1" r:id="rIdfxyeujquqnk3oiszij2tc">
+            <w:hyperlink w:history="1" r:id="rIdz0qlo1or6ufuuzxu5-wml">
               <w:r>
                 <w:rPr>
                   <w:rFonts w:ascii="Arial" w:cs="Arial" w:eastAsia="Arial" w:hAnsi="Arial"/>
@@ -24514,7 +24514,7 @@
             <w:pPr>
               <w:spacing w:after="20" w:before="0"/>
             </w:pPr>
-            <w:hyperlink w:history="1" r:id="rIdclc5kkcfbs1843mregcto">
+            <w:hyperlink w:history="1" r:id="rIddqhprmxvsi3b539dme-fg">
               <w:r>
                 <w:rPr>
                   <w:rFonts w:ascii="Arial" w:cs="Arial" w:eastAsia="Arial" w:hAnsi="Arial"/>
@@ -24547,7 +24547,7 @@
               <w:spacing w:after="10" w:before="0"/>
               <w:ind w:left="120"/>
             </w:pPr>
-            <w:hyperlink w:history="1" r:id="rId3qbvpk6xaus8asjhl8_zu">
+            <w:hyperlink w:history="1" r:id="rId5nhnb5uzgb3idmcebtxyc">
               <w:r>
                 <w:rPr>
                   <w:rFonts w:ascii="Arial" w:cs="Arial" w:eastAsia="Arial" w:hAnsi="Arial"/>
@@ -24592,7 +24592,7 @@
             <w:pPr>
               <w:spacing w:after="20" w:before="0"/>
             </w:pPr>
-            <w:hyperlink w:history="1" r:id="rId2gyddj5aj_wzl4howf9c8">
+            <w:hyperlink w:history="1" r:id="rIdvdnurshnqqx7es6gc4l7p">
               <w:r>
                 <w:rPr>
                   <w:rFonts w:ascii="Arial" w:cs="Arial" w:eastAsia="Arial" w:hAnsi="Arial"/>
@@ -24625,7 +24625,7 @@
               <w:spacing w:after="10" w:before="0"/>
               <w:ind w:left="120"/>
             </w:pPr>
-            <w:hyperlink w:history="1" r:id="rIdnpr-_xhrrpuvxlispazr8">
+            <w:hyperlink w:history="1" r:id="rIdo9nwgridgvrymwqpjlwfc">
               <w:r>
                 <w:rPr>
                   <w:rFonts w:ascii="Arial" w:cs="Arial" w:eastAsia="Arial" w:hAnsi="Arial"/>
@@ -26112,7 +26112,7 @@
             <w:pPr>
               <w:spacing w:after="20" w:before="0"/>
             </w:pPr>
-            <w:hyperlink w:history="1" r:id="rIdapmn039b9o6lxhn_2ppgb">
+            <w:hyperlink w:history="1" r:id="rIdkkczuho68jxw5qobpwtf9">
               <w:r>
                 <w:rPr>
                   <w:rFonts w:ascii="Arial" w:cs="Arial" w:eastAsia="Arial" w:hAnsi="Arial"/>
@@ -26145,7 +26145,7 @@
               <w:spacing w:after="10" w:before="0"/>
               <w:ind w:left="120"/>
             </w:pPr>
-            <w:hyperlink w:history="1" r:id="rIdu3dmczpfzand3-0-y2e59">
+            <w:hyperlink w:history="1" r:id="rIdl8llq0dgiqdwf0n-johsx">
               <w:r>
                 <w:rPr>
                   <w:rFonts w:ascii="Arial" w:cs="Arial" w:eastAsia="Arial" w:hAnsi="Arial"/>
@@ -26190,7 +26190,7 @@
             <w:pPr>
               <w:spacing w:after="20" w:before="0"/>
             </w:pPr>
-            <w:hyperlink w:history="1" r:id="rId3bhkknhgbjutnaywxi0_z">
+            <w:hyperlink w:history="1" r:id="rIdx9zoxwv-wwgsdfke0n0er">
               <w:r>
                 <w:rPr>
                   <w:rFonts w:ascii="Arial" w:cs="Arial" w:eastAsia="Arial" w:hAnsi="Arial"/>
@@ -26223,7 +26223,7 @@
               <w:spacing w:after="10" w:before="0"/>
               <w:ind w:left="120"/>
             </w:pPr>
-            <w:hyperlink w:history="1" r:id="rIdkbxdhw4avllphhp8roxgg">
+            <w:hyperlink w:history="1" r:id="rIdr-4h0zvnkig-3m378s6tf">
               <w:r>
                 <w:rPr>
                   <w:rFonts w:ascii="Arial" w:cs="Arial" w:eastAsia="Arial" w:hAnsi="Arial"/>
@@ -26418,7 +26418,7 @@
             <w:pPr>
               <w:spacing w:after="20" w:before="0"/>
             </w:pPr>
-            <w:hyperlink w:history="1" r:id="rIdsjctb116jjy1r6z9jvi-w">
+            <w:hyperlink w:history="1" r:id="rId53nk3u0ct47f_asex8wrk">
               <w:r>
                 <w:rPr>
                   <w:rFonts w:ascii="Arial" w:cs="Arial" w:eastAsia="Arial" w:hAnsi="Arial"/>
@@ -26451,7 +26451,7 @@
               <w:spacing w:after="10" w:before="0"/>
               <w:ind w:left="120"/>
             </w:pPr>
-            <w:hyperlink w:history="1" r:id="rId79vagbkscteobry6sxbmg">
+            <w:hyperlink w:history="1" r:id="rIdnczq8sveqfu3b4pofpmte">
               <w:r>
                 <w:rPr>
                   <w:rFonts w:ascii="Arial" w:cs="Arial" w:eastAsia="Arial" w:hAnsi="Arial"/>
@@ -26496,7 +26496,7 @@
             <w:pPr>
               <w:spacing w:after="20" w:before="0"/>
             </w:pPr>
-            <w:hyperlink w:history="1" r:id="rIdvze_buzpmc5vhkfvwgdr7">
+            <w:hyperlink w:history="1" r:id="rId41_ngv_4bpo72gwdfiaps">
               <w:r>
                 <w:rPr>
                   <w:rFonts w:ascii="Arial" w:cs="Arial" w:eastAsia="Arial" w:hAnsi="Arial"/>
@@ -26529,7 +26529,7 @@
               <w:spacing w:after="10" w:before="0"/>
               <w:ind w:left="120"/>
             </w:pPr>
-            <w:hyperlink w:history="1" r:id="rIdlc_z6xxcjhja04yrv-vru">
+            <w:hyperlink w:history="1" r:id="rId47pwab11jci1cbuzaofom">
               <w:r>
                 <w:rPr>
                   <w:rFonts w:ascii="Arial" w:cs="Arial" w:eastAsia="Arial" w:hAnsi="Arial"/>
@@ -26724,7 +26724,7 @@
             <w:pPr>
               <w:spacing w:after="20" w:before="0"/>
             </w:pPr>
-            <w:hyperlink w:history="1" r:id="rIdrxppegvz_duoetcm4tgdu">
+            <w:hyperlink w:history="1" r:id="rIdlv5ayf5e8o-9f92nxh26l">
               <w:r>
                 <w:rPr>
                   <w:rFonts w:ascii="Arial" w:cs="Arial" w:eastAsia="Arial" w:hAnsi="Arial"/>
@@ -26757,7 +26757,7 @@
               <w:spacing w:after="10" w:before="0"/>
               <w:ind w:left="120"/>
             </w:pPr>
-            <w:hyperlink w:history="1" r:id="rIdbd4ptwxyh0tzsxqfzyiwj">
+            <w:hyperlink w:history="1" r:id="rIdeyvntvc8unjsmobksvueo">
               <w:r>
                 <w:rPr>
                   <w:rFonts w:ascii="Arial" w:cs="Arial" w:eastAsia="Arial" w:hAnsi="Arial"/>
@@ -26802,7 +26802,7 @@
             <w:pPr>
               <w:spacing w:after="20" w:before="0"/>
             </w:pPr>
-            <w:hyperlink w:history="1" r:id="rIdfa382w1spewqwbo24nt9b">
+            <w:hyperlink w:history="1" r:id="rIdjphcs626ptniypdde8gix">
               <w:r>
                 <w:rPr>
                   <w:rFonts w:ascii="Arial" w:cs="Arial" w:eastAsia="Arial" w:hAnsi="Arial"/>
@@ -26835,7 +26835,7 @@
               <w:spacing w:after="10" w:before="0"/>
               <w:ind w:left="120"/>
             </w:pPr>
-            <w:hyperlink w:history="1" r:id="rId-ydo5emcqfa27bs4x_n9e">
+            <w:hyperlink w:history="1" r:id="rIdnaxmjdt_vifqgjplqhtnp">
               <w:r>
                 <w:rPr>
                   <w:rFonts w:ascii="Arial" w:cs="Arial" w:eastAsia="Arial" w:hAnsi="Arial"/>
@@ -27030,7 +27030,7 @@
             <w:pPr>
               <w:spacing w:after="20" w:before="0"/>
             </w:pPr>
-            <w:hyperlink w:history="1" r:id="rIdg6-gyffq7fho4gnmyoot2">
+            <w:hyperlink w:history="1" r:id="rIdhtiknqyjcqv0dlujqcf_r">
               <w:r>
                 <w:rPr>
                   <w:rFonts w:ascii="Arial" w:cs="Arial" w:eastAsia="Arial" w:hAnsi="Arial"/>
@@ -27063,7 +27063,7 @@
               <w:spacing w:after="10" w:before="0"/>
               <w:ind w:left="120"/>
             </w:pPr>
-            <w:hyperlink w:history="1" r:id="rIdcgirgkefaocgrfxx5pj6t">
+            <w:hyperlink w:history="1" r:id="rId0qqorakdslukfm8fl1ght">
               <w:r>
                 <w:rPr>
                   <w:rFonts w:ascii="Arial" w:cs="Arial" w:eastAsia="Arial" w:hAnsi="Arial"/>
@@ -27108,7 +27108,7 @@
             <w:pPr>
               <w:spacing w:after="20" w:before="0"/>
             </w:pPr>
-            <w:hyperlink w:history="1" r:id="rId3mwai05m0sgtwy71we3qj">
+            <w:hyperlink w:history="1" r:id="rIdqzoe5ir2p-sa-q4y8c314">
               <w:r>
                 <w:rPr>
                   <w:rFonts w:ascii="Arial" w:cs="Arial" w:eastAsia="Arial" w:hAnsi="Arial"/>
@@ -27141,7 +27141,7 @@
               <w:spacing w:after="10" w:before="0"/>
               <w:ind w:left="120"/>
             </w:pPr>
-            <w:hyperlink w:history="1" r:id="rIdelzuyzf_ifrdhxzwgwsz1">
+            <w:hyperlink w:history="1" r:id="rIdgdw_rlunjnlewq8w9nsqn">
               <w:r>
                 <w:rPr>
                   <w:rFonts w:ascii="Arial" w:cs="Arial" w:eastAsia="Arial" w:hAnsi="Arial"/>
@@ -27336,7 +27336,7 @@
             <w:pPr>
               <w:spacing w:after="20" w:before="0"/>
             </w:pPr>
-            <w:hyperlink w:history="1" r:id="rIdp-0ihx4cwd64uonjgvxwx">
+            <w:hyperlink w:history="1" r:id="rIddgzpijnilypkzx8hwzrk6">
               <w:r>
                 <w:rPr>
                   <w:rFonts w:ascii="Arial" w:cs="Arial" w:eastAsia="Arial" w:hAnsi="Arial"/>
@@ -27369,7 +27369,7 @@
               <w:spacing w:after="10" w:before="0"/>
               <w:ind w:left="120"/>
             </w:pPr>
-            <w:hyperlink w:history="1" r:id="rId8hdl1ouwz6zlsqumakbva">
+            <w:hyperlink w:history="1" r:id="rIdtfw24gauxhio43bu7epkv">
               <w:r>
                 <w:rPr>
                   <w:rFonts w:ascii="Arial" w:cs="Arial" w:eastAsia="Arial" w:hAnsi="Arial"/>
@@ -27414,7 +27414,7 @@
             <w:pPr>
               <w:spacing w:after="20" w:before="0"/>
             </w:pPr>
-            <w:hyperlink w:history="1" r:id="rId1kfzlidqrvcqf3aakbivk">
+            <w:hyperlink w:history="1" r:id="rIdr3nnxkfusvld3dqg0wyqw">
               <w:r>
                 <w:rPr>
                   <w:rFonts w:ascii="Arial" w:cs="Arial" w:eastAsia="Arial" w:hAnsi="Arial"/>
@@ -27447,7 +27447,7 @@
               <w:spacing w:after="10" w:before="0"/>
               <w:ind w:left="120"/>
             </w:pPr>
-            <w:hyperlink w:history="1" r:id="rIdyppzyzithc8pq5igewbo9">
+            <w:hyperlink w:history="1" r:id="rIdsgksfla0ahj6gbgbppbhm">
               <w:r>
                 <w:rPr>
                   <w:rFonts w:ascii="Arial" w:cs="Arial" w:eastAsia="Arial" w:hAnsi="Arial"/>
@@ -28934,7 +28934,7 @@
             <w:pPr>
               <w:spacing w:after="20" w:before="0"/>
             </w:pPr>
-            <w:hyperlink w:history="1" r:id="rIdsltwmnb5pupm47dhxkdjn">
+            <w:hyperlink w:history="1" r:id="rIdseyewoefpy2j-zoixqfdk">
               <w:r>
                 <w:rPr>
                   <w:rFonts w:ascii="Arial" w:cs="Arial" w:eastAsia="Arial" w:hAnsi="Arial"/>
@@ -28967,7 +28967,7 @@
               <w:spacing w:after="10" w:before="0"/>
               <w:ind w:left="120"/>
             </w:pPr>
-            <w:hyperlink w:history="1" r:id="rIdd9vblcw3k-6lcfkdmc0nl">
+            <w:hyperlink w:history="1" r:id="rIdikyzu9rkzjyotsibpasns">
               <w:r>
                 <w:rPr>
                   <w:rFonts w:ascii="Arial" w:cs="Arial" w:eastAsia="Arial" w:hAnsi="Arial"/>
@@ -29012,7 +29012,7 @@
             <w:pPr>
               <w:spacing w:after="20" w:before="0"/>
             </w:pPr>
-            <w:hyperlink w:history="1" r:id="rIdnlkr6q37sb1550cpysujj">
+            <w:hyperlink w:history="1" r:id="rIdxt8nmnlzagxiuglho_sd3">
               <w:r>
                 <w:rPr>
                   <w:rFonts w:ascii="Arial" w:cs="Arial" w:eastAsia="Arial" w:hAnsi="Arial"/>
@@ -29045,7 +29045,7 @@
               <w:spacing w:after="10" w:before="0"/>
               <w:ind w:left="120"/>
             </w:pPr>
-            <w:hyperlink w:history="1" r:id="rIdzepymymwgrp3mo9vy4qsr">
+            <w:hyperlink w:history="1" r:id="rIdkpqyk8s8x2e5w7d1pf88t">
               <w:r>
                 <w:rPr>
                   <w:rFonts w:ascii="Arial" w:cs="Arial" w:eastAsia="Arial" w:hAnsi="Arial"/>
@@ -29240,7 +29240,7 @@
             <w:pPr>
               <w:spacing w:after="20" w:before="0"/>
             </w:pPr>
-            <w:hyperlink w:history="1" r:id="rIds6dvsggfs5vfrm77kw_5q">
+            <w:hyperlink w:history="1" r:id="rIdsum5ajuynhnow3auyugtv">
               <w:r>
                 <w:rPr>
                   <w:rFonts w:ascii="Arial" w:cs="Arial" w:eastAsia="Arial" w:hAnsi="Arial"/>
@@ -29273,7 +29273,7 @@
               <w:spacing w:after="10" w:before="0"/>
               <w:ind w:left="120"/>
             </w:pPr>
-            <w:hyperlink w:history="1" r:id="rId4m5efftfan3hyg3w_p7zs">
+            <w:hyperlink w:history="1" r:id="rIdyxmif6speupzn3wa29tdq">
               <w:r>
                 <w:rPr>
                   <w:rFonts w:ascii="Arial" w:cs="Arial" w:eastAsia="Arial" w:hAnsi="Arial"/>
@@ -29318,7 +29318,7 @@
             <w:pPr>
               <w:spacing w:after="20" w:before="0"/>
             </w:pPr>
-            <w:hyperlink w:history="1" r:id="rIdukdjac4ibbhfcxrr0mnql">
+            <w:hyperlink w:history="1" r:id="rIdelr0jt0h6k1tayu6fmyj7">
               <w:r>
                 <w:rPr>
                   <w:rFonts w:ascii="Arial" w:cs="Arial" w:eastAsia="Arial" w:hAnsi="Arial"/>
@@ -29351,7 +29351,7 @@
               <w:spacing w:after="10" w:before="0"/>
               <w:ind w:left="120"/>
             </w:pPr>
-            <w:hyperlink w:history="1" r:id="rIdy4wzf7rocask54vkeerpz">
+            <w:hyperlink w:history="1" r:id="rIdhurvf__rsgh1e8qobfpdx">
               <w:r>
                 <w:rPr>
                   <w:rFonts w:ascii="Arial" w:cs="Arial" w:eastAsia="Arial" w:hAnsi="Arial"/>
@@ -29584,7 +29584,7 @@
             <w:pPr>
               <w:spacing w:after="20" w:before="0"/>
             </w:pPr>
-            <w:hyperlink w:history="1" r:id="rIdqnmsl7k-vnktlaz4zxq9i">
+            <w:hyperlink w:history="1" r:id="rIdkhoiyecaghghze7qvhzfr">
               <w:r>
                 <w:rPr>
                   <w:rFonts w:ascii="Arial" w:cs="Arial" w:eastAsia="Arial" w:hAnsi="Arial"/>
@@ -29617,7 +29617,7 @@
               <w:spacing w:after="10" w:before="0"/>
               <w:ind w:left="120"/>
             </w:pPr>
-            <w:hyperlink w:history="1" r:id="rId5ymchd61ky22li8kk7cvb">
+            <w:hyperlink w:history="1" r:id="rIdca7x5ead5ixtswy7syj5r">
               <w:r>
                 <w:rPr>
                   <w:rFonts w:ascii="Arial" w:cs="Arial" w:eastAsia="Arial" w:hAnsi="Arial"/>
@@ -29662,7 +29662,7 @@
             <w:pPr>
               <w:spacing w:after="20" w:before="0"/>
             </w:pPr>
-            <w:hyperlink w:history="1" r:id="rIdwukgy6zgexyosm7zf0jgg">
+            <w:hyperlink w:history="1" r:id="rIddnlzc5memobux3owtzncp">
               <w:r>
                 <w:rPr>
                   <w:rFonts w:ascii="Arial" w:cs="Arial" w:eastAsia="Arial" w:hAnsi="Arial"/>
@@ -29695,7 +29695,7 @@
               <w:spacing w:after="10" w:before="0"/>
               <w:ind w:left="120"/>
             </w:pPr>
-            <w:hyperlink w:history="1" r:id="rIdh0qito17umuo3cmu6tgn6">
+            <w:hyperlink w:history="1" r:id="rIdhx57hdbkvhjg9uwh95utg">
               <w:r>
                 <w:rPr>
                   <w:rFonts w:ascii="Arial" w:cs="Arial" w:eastAsia="Arial" w:hAnsi="Arial"/>
@@ -29928,7 +29928,7 @@
             <w:pPr>
               <w:spacing w:after="20" w:before="0"/>
             </w:pPr>
-            <w:hyperlink w:history="1" r:id="rIdfj3xgt-gtdkqhbokpnlz3">
+            <w:hyperlink w:history="1" r:id="rIdeq758mdf_47yqv3xphkun">
               <w:r>
                 <w:rPr>
                   <w:rFonts w:ascii="Arial" w:cs="Arial" w:eastAsia="Arial" w:hAnsi="Arial"/>
@@ -29961,7 +29961,7 @@
               <w:spacing w:after="10" w:before="0"/>
               <w:ind w:left="120"/>
             </w:pPr>
-            <w:hyperlink w:history="1" r:id="rIdgl3sej2c1wqamfqwg-cxe">
+            <w:hyperlink w:history="1" r:id="rId4jj1shg9w1_qkdcuxvpet">
               <w:r>
                 <w:rPr>
                   <w:rFonts w:ascii="Arial" w:cs="Arial" w:eastAsia="Arial" w:hAnsi="Arial"/>
@@ -30006,7 +30006,7 @@
             <w:pPr>
               <w:spacing w:after="20" w:before="0"/>
             </w:pPr>
-            <w:hyperlink w:history="1" r:id="rIdpla2rkldhydwptyiko4cj">
+            <w:hyperlink w:history="1" r:id="rIdc68a8kdt397riqu1ctxh0">
               <w:r>
                 <w:rPr>
                   <w:rFonts w:ascii="Arial" w:cs="Arial" w:eastAsia="Arial" w:hAnsi="Arial"/>
@@ -30039,7 +30039,7 @@
               <w:spacing w:after="10" w:before="0"/>
               <w:ind w:left="120"/>
             </w:pPr>
-            <w:hyperlink w:history="1" r:id="rIdo8yab3yil1lquxcgwh3oz">
+            <w:hyperlink w:history="1" r:id="rIdvwhlmnaie-aul1jhmaz5e">
               <w:r>
                 <w:rPr>
                   <w:rFonts w:ascii="Arial" w:cs="Arial" w:eastAsia="Arial" w:hAnsi="Arial"/>
@@ -30234,7 +30234,7 @@
             <w:pPr>
               <w:spacing w:after="20" w:before="0"/>
             </w:pPr>
-            <w:hyperlink w:history="1" r:id="rId4qakm59usupe7nrsd5aql">
+            <w:hyperlink w:history="1" r:id="rIdeaxlzemwxjkiip3twl-zx">
               <w:r>
                 <w:rPr>
                   <w:rFonts w:ascii="Arial" w:cs="Arial" w:eastAsia="Arial" w:hAnsi="Arial"/>
@@ -30267,7 +30267,7 @@
               <w:spacing w:after="10" w:before="0"/>
               <w:ind w:left="120"/>
             </w:pPr>
-            <w:hyperlink w:history="1" r:id="rIdp_ua-qpqpymhzucimqun5">
+            <w:hyperlink w:history="1" r:id="rIdqov6zienxuq_cv9wknj91">
               <w:r>
                 <w:rPr>
                   <w:rFonts w:ascii="Arial" w:cs="Arial" w:eastAsia="Arial" w:hAnsi="Arial"/>
@@ -30312,7 +30312,7 @@
             <w:pPr>
               <w:spacing w:after="20" w:before="0"/>
             </w:pPr>
-            <w:hyperlink w:history="1" r:id="rIdzvbjxgm8zsnjb_mspy2s0">
+            <w:hyperlink w:history="1" r:id="rIdzjhf0y1i5c6eftptdxg5z">
               <w:r>
                 <w:rPr>
                   <w:rFonts w:ascii="Arial" w:cs="Arial" w:eastAsia="Arial" w:hAnsi="Arial"/>
@@ -30345,7 +30345,7 @@
               <w:spacing w:after="10" w:before="0"/>
               <w:ind w:left="120"/>
             </w:pPr>
-            <w:hyperlink w:history="1" r:id="rIdya1pu5gy7fnxqxa1--b1t">
+            <w:hyperlink w:history="1" r:id="rIdxewttinavz8phtvbyai5u">
               <w:r>
                 <w:rPr>
                   <w:rFonts w:ascii="Arial" w:cs="Arial" w:eastAsia="Arial" w:hAnsi="Arial"/>

--- a/data/outputs/v2/Maths/SS3.4_Linear_Motion/Mathematics_Linear_Motion_CBE_LessonSequence.docx
+++ b/data/outputs/v2/Maths/SS3.4_Linear_Motion/Mathematics_Linear_Motion_CBE_LessonSequence.docx
@@ -3536,7 +3536,7 @@
             <w:pPr>
               <w:spacing w:after="20" w:before="0"/>
             </w:pPr>
-            <w:hyperlink w:history="1" r:id="rId0t92gnlw7zpx3indzhrq-">
+            <w:hyperlink w:history="1" r:id="rIdxda0algvkjpes5vlc7iow">
               <w:r>
                 <w:rPr>
                   <w:rFonts w:ascii="Arial" w:cs="Arial" w:eastAsia="Arial" w:hAnsi="Arial"/>
@@ -3569,7 +3569,7 @@
               <w:spacing w:after="10" w:before="0"/>
               <w:ind w:left="120"/>
             </w:pPr>
-            <w:hyperlink w:history="1" r:id="rIdseackpqlogpb0acex0dts">
+            <w:hyperlink w:history="1" r:id="rIdwtk-4ngmpdvha27l64rfz">
               <w:r>
                 <w:rPr>
                   <w:rFonts w:ascii="Arial" w:cs="Arial" w:eastAsia="Arial" w:hAnsi="Arial"/>
@@ -3614,7 +3614,7 @@
             <w:pPr>
               <w:spacing w:after="20" w:before="0"/>
             </w:pPr>
-            <w:hyperlink w:history="1" r:id="rIdm_zvhip_oua1svfpsx2w8">
+            <w:hyperlink w:history="1" r:id="rIdk1nyv_fgtjl3zabjmr21d">
               <w:r>
                 <w:rPr>
                   <w:rFonts w:ascii="Arial" w:cs="Arial" w:eastAsia="Arial" w:hAnsi="Arial"/>
@@ -3647,7 +3647,7 @@
               <w:spacing w:after="10" w:before="0"/>
               <w:ind w:left="120"/>
             </w:pPr>
-            <w:hyperlink w:history="1" r:id="rId2ayrill5bbjgzcs7v9hwa">
+            <w:hyperlink w:history="1" r:id="rIda5b9wzbvfwi04ufvhyymz">
               <w:r>
                 <w:rPr>
                   <w:rFonts w:ascii="Arial" w:cs="Arial" w:eastAsia="Arial" w:hAnsi="Arial"/>
@@ -3842,7 +3842,7 @@
             <w:pPr>
               <w:spacing w:after="20" w:before="0"/>
             </w:pPr>
-            <w:hyperlink w:history="1" r:id="rIdfb_x9qpkt70lgufegqbuw">
+            <w:hyperlink w:history="1" r:id="rIdbx_kwlzfg2rsko5ydnwyn">
               <w:r>
                 <w:rPr>
                   <w:rFonts w:ascii="Arial" w:cs="Arial" w:eastAsia="Arial" w:hAnsi="Arial"/>
@@ -3875,7 +3875,7 @@
               <w:spacing w:after="10" w:before="0"/>
               <w:ind w:left="120"/>
             </w:pPr>
-            <w:hyperlink w:history="1" r:id="rIdrat7zshtv4btabkcgwkqi">
+            <w:hyperlink w:history="1" r:id="rIdhagahy0zgsv2kvbshoe8u">
               <w:r>
                 <w:rPr>
                   <w:rFonts w:ascii="Arial" w:cs="Arial" w:eastAsia="Arial" w:hAnsi="Arial"/>
@@ -3920,7 +3920,7 @@
             <w:pPr>
               <w:spacing w:after="20" w:before="0"/>
             </w:pPr>
-            <w:hyperlink w:history="1" r:id="rId29rzg86hdccxjemvov0oh">
+            <w:hyperlink w:history="1" r:id="rIddbhznlphaszujlgv9c1lh">
               <w:r>
                 <w:rPr>
                   <w:rFonts w:ascii="Arial" w:cs="Arial" w:eastAsia="Arial" w:hAnsi="Arial"/>
@@ -3953,7 +3953,7 @@
               <w:spacing w:after="10" w:before="0"/>
               <w:ind w:left="120"/>
             </w:pPr>
-            <w:hyperlink w:history="1" r:id="rIdavxrtbopoupyjbfcb4-h9">
+            <w:hyperlink w:history="1" r:id="rId2fuzqurgvhyx1qrivnljp">
               <w:r>
                 <w:rPr>
                   <w:rFonts w:ascii="Arial" w:cs="Arial" w:eastAsia="Arial" w:hAnsi="Arial"/>
@@ -4148,7 +4148,7 @@
             <w:pPr>
               <w:spacing w:after="20" w:before="0"/>
             </w:pPr>
-            <w:hyperlink w:history="1" r:id="rIdz8hammq5xdyperitlqn4a">
+            <w:hyperlink w:history="1" r:id="rIdi-mml_bpu7ge3tiaradnc">
               <w:r>
                 <w:rPr>
                   <w:rFonts w:ascii="Arial" w:cs="Arial" w:eastAsia="Arial" w:hAnsi="Arial"/>
@@ -4181,7 +4181,7 @@
               <w:spacing w:after="10" w:before="0"/>
               <w:ind w:left="120"/>
             </w:pPr>
-            <w:hyperlink w:history="1" r:id="rIdp1uv8betmfwazjwqjgyow">
+            <w:hyperlink w:history="1" r:id="rId9wnmkhpze-veid7huzccv">
               <w:r>
                 <w:rPr>
                   <w:rFonts w:ascii="Arial" w:cs="Arial" w:eastAsia="Arial" w:hAnsi="Arial"/>
@@ -4226,7 +4226,7 @@
             <w:pPr>
               <w:spacing w:after="20" w:before="0"/>
             </w:pPr>
-            <w:hyperlink w:history="1" r:id="rIdf4rthydtmln9auywmlbk1">
+            <w:hyperlink w:history="1" r:id="rIdbwqqfpfacdof3notnmp_9">
               <w:r>
                 <w:rPr>
                   <w:rFonts w:ascii="Arial" w:cs="Arial" w:eastAsia="Arial" w:hAnsi="Arial"/>
@@ -4259,7 +4259,7 @@
               <w:spacing w:after="10" w:before="0"/>
               <w:ind w:left="120"/>
             </w:pPr>
-            <w:hyperlink w:history="1" r:id="rId-qsywm1o_lk6dbe1n_10y">
+            <w:hyperlink w:history="1" r:id="rIdhvrwdbuw4rexxopxg-ga9">
               <w:r>
                 <w:rPr>
                   <w:rFonts w:ascii="Arial" w:cs="Arial" w:eastAsia="Arial" w:hAnsi="Arial"/>
@@ -4454,7 +4454,7 @@
             <w:pPr>
               <w:spacing w:after="20" w:before="0"/>
             </w:pPr>
-            <w:hyperlink w:history="1" r:id="rId-xjeb-7cbfb0yrlmqgvan">
+            <w:hyperlink w:history="1" r:id="rIdhzpskapx-jmyeks56kwsj">
               <w:r>
                 <w:rPr>
                   <w:rFonts w:ascii="Arial" w:cs="Arial" w:eastAsia="Arial" w:hAnsi="Arial"/>
@@ -4487,7 +4487,7 @@
               <w:spacing w:after="10" w:before="0"/>
               <w:ind w:left="120"/>
             </w:pPr>
-            <w:hyperlink w:history="1" r:id="rIdy14xplog080igglwrc-68">
+            <w:hyperlink w:history="1" r:id="rIdjz1p1jrxwwgyheqa4f3pa">
               <w:r>
                 <w:rPr>
                   <w:rFonts w:ascii="Arial" w:cs="Arial" w:eastAsia="Arial" w:hAnsi="Arial"/>
@@ -4532,7 +4532,7 @@
             <w:pPr>
               <w:spacing w:after="20" w:before="0"/>
             </w:pPr>
-            <w:hyperlink w:history="1" r:id="rIdgtigmmbt2-adgp4ny4w8q">
+            <w:hyperlink w:history="1" r:id="rIdihfzblugghdzgq0yqanyy">
               <w:r>
                 <w:rPr>
                   <w:rFonts w:ascii="Arial" w:cs="Arial" w:eastAsia="Arial" w:hAnsi="Arial"/>
@@ -4565,7 +4565,7 @@
               <w:spacing w:after="10" w:before="0"/>
               <w:ind w:left="120"/>
             </w:pPr>
-            <w:hyperlink w:history="1" r:id="rIdhexmfq6q_hgvup2crockk">
+            <w:hyperlink w:history="1" r:id="rIdghqewedimqwe6nofsmfhy">
               <w:r>
                 <w:rPr>
                   <w:rFonts w:ascii="Arial" w:cs="Arial" w:eastAsia="Arial" w:hAnsi="Arial"/>
@@ -4760,7 +4760,7 @@
             <w:pPr>
               <w:spacing w:after="20" w:before="0"/>
             </w:pPr>
-            <w:hyperlink w:history="1" r:id="rIdppl7vyn8yjaviynbkcglq">
+            <w:hyperlink w:history="1" r:id="rIdhy71j-pijjedn1piqjwbc">
               <w:r>
                 <w:rPr>
                   <w:rFonts w:ascii="Arial" w:cs="Arial" w:eastAsia="Arial" w:hAnsi="Arial"/>
@@ -4793,7 +4793,7 @@
               <w:spacing w:after="10" w:before="0"/>
               <w:ind w:left="120"/>
             </w:pPr>
-            <w:hyperlink w:history="1" r:id="rIdrl_go5dzmhaop2e4sfinp">
+            <w:hyperlink w:history="1" r:id="rIdhngq1rmbzskn29lwsmfo9">
               <w:r>
                 <w:rPr>
                   <w:rFonts w:ascii="Arial" w:cs="Arial" w:eastAsia="Arial" w:hAnsi="Arial"/>
@@ -4838,7 +4838,7 @@
             <w:pPr>
               <w:spacing w:after="20" w:before="0"/>
             </w:pPr>
-            <w:hyperlink w:history="1" r:id="rIdgi4shnp7gv1hvl8vbh7ik">
+            <w:hyperlink w:history="1" r:id="rIdl6fvdfflboqqau827ttv1">
               <w:r>
                 <w:rPr>
                   <w:rFonts w:ascii="Arial" w:cs="Arial" w:eastAsia="Arial" w:hAnsi="Arial"/>
@@ -4871,7 +4871,7 @@
               <w:spacing w:after="10" w:before="0"/>
               <w:ind w:left="120"/>
             </w:pPr>
-            <w:hyperlink w:history="1" r:id="rIdennddjclnljg1t0wqyjjn">
+            <w:hyperlink w:history="1" r:id="rIdo3utoulbtvkf03ozzqmcj">
               <w:r>
                 <w:rPr>
                   <w:rFonts w:ascii="Arial" w:cs="Arial" w:eastAsia="Arial" w:hAnsi="Arial"/>
@@ -6358,7 +6358,7 @@
             <w:pPr>
               <w:spacing w:after="20" w:before="0"/>
             </w:pPr>
-            <w:hyperlink w:history="1" r:id="rIdhvn6-hmknneprgrnf2ega">
+            <w:hyperlink w:history="1" r:id="rIdhmvlyuardugducy0rdrp9">
               <w:r>
                 <w:rPr>
                   <w:rFonts w:ascii="Arial" w:cs="Arial" w:eastAsia="Arial" w:hAnsi="Arial"/>
@@ -6391,7 +6391,7 @@
               <w:spacing w:after="10" w:before="0"/>
               <w:ind w:left="120"/>
             </w:pPr>
-            <w:hyperlink w:history="1" r:id="rIdlx9jasfxw6qia2ykmbj7u">
+            <w:hyperlink w:history="1" r:id="rIdcz7f1nyqkn_mo4t7hceip">
               <w:r>
                 <w:rPr>
                   <w:rFonts w:ascii="Arial" w:cs="Arial" w:eastAsia="Arial" w:hAnsi="Arial"/>
@@ -6436,7 +6436,7 @@
             <w:pPr>
               <w:spacing w:after="20" w:before="0"/>
             </w:pPr>
-            <w:hyperlink w:history="1" r:id="rIdbnma_sgfsdbcsnvc8sm-f">
+            <w:hyperlink w:history="1" r:id="rIdz3jv3fw8-rlqj6gn3ot4g">
               <w:r>
                 <w:rPr>
                   <w:rFonts w:ascii="Arial" w:cs="Arial" w:eastAsia="Arial" w:hAnsi="Arial"/>
@@ -6469,7 +6469,7 @@
               <w:spacing w:after="10" w:before="0"/>
               <w:ind w:left="120"/>
             </w:pPr>
-            <w:hyperlink w:history="1" r:id="rIdri-kaecqx-anozh2zwn7w">
+            <w:hyperlink w:history="1" r:id="rIdl66vokooolc-2i9_7kxne">
               <w:r>
                 <w:rPr>
                   <w:rFonts w:ascii="Arial" w:cs="Arial" w:eastAsia="Arial" w:hAnsi="Arial"/>
@@ -6664,7 +6664,7 @@
             <w:pPr>
               <w:spacing w:after="20" w:before="0"/>
             </w:pPr>
-            <w:hyperlink w:history="1" r:id="rIdbkj1hqps7mym7rilwzo5o">
+            <w:hyperlink w:history="1" r:id="rId1u5y-dcteixy0s4o1al81">
               <w:r>
                 <w:rPr>
                   <w:rFonts w:ascii="Arial" w:cs="Arial" w:eastAsia="Arial" w:hAnsi="Arial"/>
@@ -6697,7 +6697,7 @@
               <w:spacing w:after="10" w:before="0"/>
               <w:ind w:left="120"/>
             </w:pPr>
-            <w:hyperlink w:history="1" r:id="rIdmul-ybavuarijzhjqmjz2">
+            <w:hyperlink w:history="1" r:id="rId5a_akq8no-p2xx65jmoxh">
               <w:r>
                 <w:rPr>
                   <w:rFonts w:ascii="Arial" w:cs="Arial" w:eastAsia="Arial" w:hAnsi="Arial"/>
@@ -6742,7 +6742,7 @@
             <w:pPr>
               <w:spacing w:after="20" w:before="0"/>
             </w:pPr>
-            <w:hyperlink w:history="1" r:id="rIdfg2furoh08wts4iz0ohcy">
+            <w:hyperlink w:history="1" r:id="rIdjr4jt_gyxcvrwpahofriu">
               <w:r>
                 <w:rPr>
                   <w:rFonts w:ascii="Arial" w:cs="Arial" w:eastAsia="Arial" w:hAnsi="Arial"/>
@@ -6775,7 +6775,7 @@
               <w:spacing w:after="10" w:before="0"/>
               <w:ind w:left="120"/>
             </w:pPr>
-            <w:hyperlink w:history="1" r:id="rIdzic_atui0swn8jjvd-vi9">
+            <w:hyperlink w:history="1" r:id="rIdlc5wvulluic8cp2wvovsd">
               <w:r>
                 <w:rPr>
                   <w:rFonts w:ascii="Arial" w:cs="Arial" w:eastAsia="Arial" w:hAnsi="Arial"/>
@@ -6970,7 +6970,7 @@
             <w:pPr>
               <w:spacing w:after="20" w:before="0"/>
             </w:pPr>
-            <w:hyperlink w:history="1" r:id="rIdkwmopkl8efvry_zh2royw">
+            <w:hyperlink w:history="1" r:id="rId0nicvgawtccvo0x-px3fm">
               <w:r>
                 <w:rPr>
                   <w:rFonts w:ascii="Arial" w:cs="Arial" w:eastAsia="Arial" w:hAnsi="Arial"/>
@@ -7003,7 +7003,7 @@
               <w:spacing w:after="10" w:before="0"/>
               <w:ind w:left="120"/>
             </w:pPr>
-            <w:hyperlink w:history="1" r:id="rIdqb_jgmaglvznf9rpmuk3b">
+            <w:hyperlink w:history="1" r:id="rIdz2kgi9lg6o-8ew785hz9x">
               <w:r>
                 <w:rPr>
                   <w:rFonts w:ascii="Arial" w:cs="Arial" w:eastAsia="Arial" w:hAnsi="Arial"/>
@@ -7048,7 +7048,7 @@
             <w:pPr>
               <w:spacing w:after="20" w:before="0"/>
             </w:pPr>
-            <w:hyperlink w:history="1" r:id="rIdpuev5p7-vkbseigl-f_q_">
+            <w:hyperlink w:history="1" r:id="rId-jz1a1ibfdwhaulu4-siv">
               <w:r>
                 <w:rPr>
                   <w:rFonts w:ascii="Arial" w:cs="Arial" w:eastAsia="Arial" w:hAnsi="Arial"/>
@@ -7081,7 +7081,7 @@
               <w:spacing w:after="10" w:before="0"/>
               <w:ind w:left="120"/>
             </w:pPr>
-            <w:hyperlink w:history="1" r:id="rIdjmqctfsa3u7ipskexbt9m">
+            <w:hyperlink w:history="1" r:id="rIdcx5dzzapa8llfldp0qmbw">
               <w:r>
                 <w:rPr>
                   <w:rFonts w:ascii="Arial" w:cs="Arial" w:eastAsia="Arial" w:hAnsi="Arial"/>
@@ -7276,7 +7276,7 @@
             <w:pPr>
               <w:spacing w:after="20" w:before="0"/>
             </w:pPr>
-            <w:hyperlink w:history="1" r:id="rIde8261smefavq6zdhhf4l7">
+            <w:hyperlink w:history="1" r:id="rIdm4bntwbh0_b0iwrpn3ya2">
               <w:r>
                 <w:rPr>
                   <w:rFonts w:ascii="Arial" w:cs="Arial" w:eastAsia="Arial" w:hAnsi="Arial"/>
@@ -7309,7 +7309,7 @@
               <w:spacing w:after="10" w:before="0"/>
               <w:ind w:left="120"/>
             </w:pPr>
-            <w:hyperlink w:history="1" r:id="rIdijel2ekhnhcfzvycyfvoa">
+            <w:hyperlink w:history="1" r:id="rIdckmjoxljaextsp5ofbggp">
               <w:r>
                 <w:rPr>
                   <w:rFonts w:ascii="Arial" w:cs="Arial" w:eastAsia="Arial" w:hAnsi="Arial"/>
@@ -7354,7 +7354,7 @@
             <w:pPr>
               <w:spacing w:after="20" w:before="0"/>
             </w:pPr>
-            <w:hyperlink w:history="1" r:id="rIdwzilzjhqg6knclrlxk3o0">
+            <w:hyperlink w:history="1" r:id="rIdj9h1srt79su8dvlg-eqw_">
               <w:r>
                 <w:rPr>
                   <w:rFonts w:ascii="Arial" w:cs="Arial" w:eastAsia="Arial" w:hAnsi="Arial"/>
@@ -7387,7 +7387,7 @@
               <w:spacing w:after="10" w:before="0"/>
               <w:ind w:left="120"/>
             </w:pPr>
-            <w:hyperlink w:history="1" r:id="rIdyvw9adxa60xqwsluyfsfp">
+            <w:hyperlink w:history="1" r:id="rIdvmx4o8c1xy1ovp4oejlpi">
               <w:r>
                 <w:rPr>
                   <w:rFonts w:ascii="Arial" w:cs="Arial" w:eastAsia="Arial" w:hAnsi="Arial"/>
@@ -7582,7 +7582,7 @@
             <w:pPr>
               <w:spacing w:after="20" w:before="0"/>
             </w:pPr>
-            <w:hyperlink w:history="1" r:id="rIdrjodpegive9v8gk4d6xv3">
+            <w:hyperlink w:history="1" r:id="rIdexndzl4chfzb3eculg6u1">
               <w:r>
                 <w:rPr>
                   <w:rFonts w:ascii="Arial" w:cs="Arial" w:eastAsia="Arial" w:hAnsi="Arial"/>
@@ -7615,7 +7615,7 @@
               <w:spacing w:after="10" w:before="0"/>
               <w:ind w:left="120"/>
             </w:pPr>
-            <w:hyperlink w:history="1" r:id="rIdknraid7cjsf7elhp64dgw">
+            <w:hyperlink w:history="1" r:id="rIdmj_92ydpwgx2wtadthhed">
               <w:r>
                 <w:rPr>
                   <w:rFonts w:ascii="Arial" w:cs="Arial" w:eastAsia="Arial" w:hAnsi="Arial"/>
@@ -7660,7 +7660,7 @@
             <w:pPr>
               <w:spacing w:after="20" w:before="0"/>
             </w:pPr>
-            <w:hyperlink w:history="1" r:id="rIdxdkszesilwkfvp5x-vv8n">
+            <w:hyperlink w:history="1" r:id="rIdsmd7rdwpvxt0xerzh9wqf">
               <w:r>
                 <w:rPr>
                   <w:rFonts w:ascii="Arial" w:cs="Arial" w:eastAsia="Arial" w:hAnsi="Arial"/>
@@ -7693,7 +7693,7 @@
               <w:spacing w:after="10" w:before="0"/>
               <w:ind w:left="120"/>
             </w:pPr>
-            <w:hyperlink w:history="1" r:id="rIdjonfqyjrj7d9leemdbgyq">
+            <w:hyperlink w:history="1" r:id="rIdmqxy1h8jhw0sbmwzao5me">
               <w:r>
                 <w:rPr>
                   <w:rFonts w:ascii="Arial" w:cs="Arial" w:eastAsia="Arial" w:hAnsi="Arial"/>
@@ -9180,7 +9180,7 @@
             <w:pPr>
               <w:spacing w:after="20" w:before="0"/>
             </w:pPr>
-            <w:hyperlink w:history="1" r:id="rIda7cbpjrnixcqllaxv2zcp">
+            <w:hyperlink w:history="1" r:id="rIdsbwcx9evdjqvozapml0cz">
               <w:r>
                 <w:rPr>
                   <w:rFonts w:ascii="Arial" w:cs="Arial" w:eastAsia="Arial" w:hAnsi="Arial"/>
@@ -9213,7 +9213,7 @@
               <w:spacing w:after="10" w:before="0"/>
               <w:ind w:left="120"/>
             </w:pPr>
-            <w:hyperlink w:history="1" r:id="rIdn8isvhj2qpvreqfguje_z">
+            <w:hyperlink w:history="1" r:id="rIde7w8je6sq23f2456atrip">
               <w:r>
                 <w:rPr>
                   <w:rFonts w:ascii="Arial" w:cs="Arial" w:eastAsia="Arial" w:hAnsi="Arial"/>
@@ -9258,7 +9258,7 @@
             <w:pPr>
               <w:spacing w:after="20" w:before="0"/>
             </w:pPr>
-            <w:hyperlink w:history="1" r:id="rIdktub_8r7xutnoaa0gq54v">
+            <w:hyperlink w:history="1" r:id="rId8hyhoqfatwlxlppiq1e4h">
               <w:r>
                 <w:rPr>
                   <w:rFonts w:ascii="Arial" w:cs="Arial" w:eastAsia="Arial" w:hAnsi="Arial"/>
@@ -9291,7 +9291,7 @@
               <w:spacing w:after="10" w:before="0"/>
               <w:ind w:left="120"/>
             </w:pPr>
-            <w:hyperlink w:history="1" r:id="rIdzfva_z_hs68mp7f3pcr0l">
+            <w:hyperlink w:history="1" r:id="rIdzoay1v7dc24vwzx2yniey">
               <w:r>
                 <w:rPr>
                   <w:rFonts w:ascii="Arial" w:cs="Arial" w:eastAsia="Arial" w:hAnsi="Arial"/>
@@ -9486,7 +9486,7 @@
             <w:pPr>
               <w:spacing w:after="20" w:before="0"/>
             </w:pPr>
-            <w:hyperlink w:history="1" r:id="rIdghudciaajkf-qrc1vtu7d">
+            <w:hyperlink w:history="1" r:id="rIdhki-xdovfgejna6p7cw54">
               <w:r>
                 <w:rPr>
                   <w:rFonts w:ascii="Arial" w:cs="Arial" w:eastAsia="Arial" w:hAnsi="Arial"/>
@@ -9519,7 +9519,7 @@
               <w:spacing w:after="10" w:before="0"/>
               <w:ind w:left="120"/>
             </w:pPr>
-            <w:hyperlink w:history="1" r:id="rIdreslqdhngtgtemefi10bk">
+            <w:hyperlink w:history="1" r:id="rIdrjruecu0maje8oxx1mjgk">
               <w:r>
                 <w:rPr>
                   <w:rFonts w:ascii="Arial" w:cs="Arial" w:eastAsia="Arial" w:hAnsi="Arial"/>
@@ -9564,7 +9564,7 @@
             <w:pPr>
               <w:spacing w:after="20" w:before="0"/>
             </w:pPr>
-            <w:hyperlink w:history="1" r:id="rIdyukvclujhjuxgjr--zhx-">
+            <w:hyperlink w:history="1" r:id="rId3task_uko2i0ovllzhogb">
               <w:r>
                 <w:rPr>
                   <w:rFonts w:ascii="Arial" w:cs="Arial" w:eastAsia="Arial" w:hAnsi="Arial"/>
@@ -9597,7 +9597,7 @@
               <w:spacing w:after="10" w:before="0"/>
               <w:ind w:left="120"/>
             </w:pPr>
-            <w:hyperlink w:history="1" r:id="rIdxdlw2hf2rlore7e1m9hgw">
+            <w:hyperlink w:history="1" r:id="rIdb199kvwdqff0t_n3a8boj">
               <w:r>
                 <w:rPr>
                   <w:rFonts w:ascii="Arial" w:cs="Arial" w:eastAsia="Arial" w:hAnsi="Arial"/>
@@ -9792,7 +9792,7 @@
             <w:pPr>
               <w:spacing w:after="20" w:before="0"/>
             </w:pPr>
-            <w:hyperlink w:history="1" r:id="rIddgs84adwtkla2rfs6rkqi">
+            <w:hyperlink w:history="1" r:id="rIdsyq_3hlaoqnzrjq8jzl1p">
               <w:r>
                 <w:rPr>
                   <w:rFonts w:ascii="Arial" w:cs="Arial" w:eastAsia="Arial" w:hAnsi="Arial"/>
@@ -9825,7 +9825,7 @@
               <w:spacing w:after="10" w:before="0"/>
               <w:ind w:left="120"/>
             </w:pPr>
-            <w:hyperlink w:history="1" r:id="rIdyclgc4y2kowxjalfymdt2">
+            <w:hyperlink w:history="1" r:id="rIdkbzyrtts5x9seq_iz2qwn">
               <w:r>
                 <w:rPr>
                   <w:rFonts w:ascii="Arial" w:cs="Arial" w:eastAsia="Arial" w:hAnsi="Arial"/>
@@ -9870,7 +9870,7 @@
             <w:pPr>
               <w:spacing w:after="20" w:before="0"/>
             </w:pPr>
-            <w:hyperlink w:history="1" r:id="rIddrzwsuipj_ibqyuyle_kl">
+            <w:hyperlink w:history="1" r:id="rIdcawjm0f6z4_-onhdgga0f">
               <w:r>
                 <w:rPr>
                   <w:rFonts w:ascii="Arial" w:cs="Arial" w:eastAsia="Arial" w:hAnsi="Arial"/>
@@ -9903,7 +9903,7 @@
               <w:spacing w:after="10" w:before="0"/>
               <w:ind w:left="120"/>
             </w:pPr>
-            <w:hyperlink w:history="1" r:id="rIdmc9etzuq0xdwqjmw20pol">
+            <w:hyperlink w:history="1" r:id="rId6fods6q5mnqxq9fxg0z8y">
               <w:r>
                 <w:rPr>
                   <w:rFonts w:ascii="Arial" w:cs="Arial" w:eastAsia="Arial" w:hAnsi="Arial"/>
@@ -10098,7 +10098,7 @@
             <w:pPr>
               <w:spacing w:after="20" w:before="0"/>
             </w:pPr>
-            <w:hyperlink w:history="1" r:id="rIdmbcqhdb9hxglzrj9e78tv">
+            <w:hyperlink w:history="1" r:id="rIdan_qdccle52uytxixqxw8">
               <w:r>
                 <w:rPr>
                   <w:rFonts w:ascii="Arial" w:cs="Arial" w:eastAsia="Arial" w:hAnsi="Arial"/>
@@ -10131,7 +10131,7 @@
               <w:spacing w:after="10" w:before="0"/>
               <w:ind w:left="120"/>
             </w:pPr>
-            <w:hyperlink w:history="1" r:id="rIdow81aucksjuotrfy_mgen">
+            <w:hyperlink w:history="1" r:id="rIdr2chlhlty68fliw1zh_xd">
               <w:r>
                 <w:rPr>
                   <w:rFonts w:ascii="Arial" w:cs="Arial" w:eastAsia="Arial" w:hAnsi="Arial"/>
@@ -10176,7 +10176,7 @@
             <w:pPr>
               <w:spacing w:after="20" w:before="0"/>
             </w:pPr>
-            <w:hyperlink w:history="1" r:id="rIdyeboz8dddsr-cv-vwptri">
+            <w:hyperlink w:history="1" r:id="rIdrtr29zzrt-leummffkdhs">
               <w:r>
                 <w:rPr>
                   <w:rFonts w:ascii="Arial" w:cs="Arial" w:eastAsia="Arial" w:hAnsi="Arial"/>
@@ -10209,7 +10209,7 @@
               <w:spacing w:after="10" w:before="0"/>
               <w:ind w:left="120"/>
             </w:pPr>
-            <w:hyperlink w:history="1" r:id="rIdkgkot_glmden6v6lti5fk">
+            <w:hyperlink w:history="1" r:id="rIdjyxwf3q2tr58rpsd_x7lg">
               <w:r>
                 <w:rPr>
                   <w:rFonts w:ascii="Arial" w:cs="Arial" w:eastAsia="Arial" w:hAnsi="Arial"/>
@@ -10404,7 +10404,7 @@
             <w:pPr>
               <w:spacing w:after="20" w:before="0"/>
             </w:pPr>
-            <w:hyperlink w:history="1" r:id="rId5gidtvtytjgj3_zaggyty">
+            <w:hyperlink w:history="1" r:id="rIdehh4myjsu1qiku1rxalfp">
               <w:r>
                 <w:rPr>
                   <w:rFonts w:ascii="Arial" w:cs="Arial" w:eastAsia="Arial" w:hAnsi="Arial"/>
@@ -10437,7 +10437,7 @@
               <w:spacing w:after="10" w:before="0"/>
               <w:ind w:left="120"/>
             </w:pPr>
-            <w:hyperlink w:history="1" r:id="rId5gehpexgk35kdyufzhcle">
+            <w:hyperlink w:history="1" r:id="rIdebx-bw8xh7somjqi_zbns">
               <w:r>
                 <w:rPr>
                   <w:rFonts w:ascii="Arial" w:cs="Arial" w:eastAsia="Arial" w:hAnsi="Arial"/>
@@ -10482,7 +10482,7 @@
             <w:pPr>
               <w:spacing w:after="20" w:before="0"/>
             </w:pPr>
-            <w:hyperlink w:history="1" r:id="rIdmk2nbmgtbrkanf9s4kkxc">
+            <w:hyperlink w:history="1" r:id="rIdcwdwneqfmn80ws-3llgks">
               <w:r>
                 <w:rPr>
                   <w:rFonts w:ascii="Arial" w:cs="Arial" w:eastAsia="Arial" w:hAnsi="Arial"/>
@@ -10515,7 +10515,7 @@
               <w:spacing w:after="10" w:before="0"/>
               <w:ind w:left="120"/>
             </w:pPr>
-            <w:hyperlink w:history="1" r:id="rIdhr6abvfhq8kc_nxnzs7d1">
+            <w:hyperlink w:history="1" r:id="rIdz2rilhjhgob9cctjl8i4l">
               <w:r>
                 <w:rPr>
                   <w:rFonts w:ascii="Arial" w:cs="Arial" w:eastAsia="Arial" w:hAnsi="Arial"/>
@@ -12002,7 +12002,7 @@
             <w:pPr>
               <w:spacing w:after="20" w:before="0"/>
             </w:pPr>
-            <w:hyperlink w:history="1" r:id="rIdzus09rhu54gfafz4dy2p_">
+            <w:hyperlink w:history="1" r:id="rIdhj0zwman2ox6jcgfgc1_k">
               <w:r>
                 <w:rPr>
                   <w:rFonts w:ascii="Arial" w:cs="Arial" w:eastAsia="Arial" w:hAnsi="Arial"/>
@@ -12035,7 +12035,7 @@
               <w:spacing w:after="10" w:before="0"/>
               <w:ind w:left="120"/>
             </w:pPr>
-            <w:hyperlink w:history="1" r:id="rIdhq75bcl2mhy-42dqdaji6">
+            <w:hyperlink w:history="1" r:id="rId7fm7zw7gacsfwv91x2sdn">
               <w:r>
                 <w:rPr>
                   <w:rFonts w:ascii="Arial" w:cs="Arial" w:eastAsia="Arial" w:hAnsi="Arial"/>
@@ -12080,7 +12080,7 @@
             <w:pPr>
               <w:spacing w:after="20" w:before="0"/>
             </w:pPr>
-            <w:hyperlink w:history="1" r:id="rIdivhdeu45qoipdtielo8zu">
+            <w:hyperlink w:history="1" r:id="rIdnhkwis2j9vwgekra-xfcj">
               <w:r>
                 <w:rPr>
                   <w:rFonts w:ascii="Arial" w:cs="Arial" w:eastAsia="Arial" w:hAnsi="Arial"/>
@@ -12113,7 +12113,7 @@
               <w:spacing w:after="10" w:before="0"/>
               <w:ind w:left="120"/>
             </w:pPr>
-            <w:hyperlink w:history="1" r:id="rIdc035rqq0wnclugm20xg4b">
+            <w:hyperlink w:history="1" r:id="rIdqafj76idhc0iu2oste7av">
               <w:r>
                 <w:rPr>
                   <w:rFonts w:ascii="Arial" w:cs="Arial" w:eastAsia="Arial" w:hAnsi="Arial"/>
@@ -12308,7 +12308,7 @@
             <w:pPr>
               <w:spacing w:after="20" w:before="0"/>
             </w:pPr>
-            <w:hyperlink w:history="1" r:id="rIdtozxi6qsatfw1sb1rynx0">
+            <w:hyperlink w:history="1" r:id="rIdmngm5ivn2x_za-fglqfzz">
               <w:r>
                 <w:rPr>
                   <w:rFonts w:ascii="Arial" w:cs="Arial" w:eastAsia="Arial" w:hAnsi="Arial"/>
@@ -12341,7 +12341,7 @@
               <w:spacing w:after="10" w:before="0"/>
               <w:ind w:left="120"/>
             </w:pPr>
-            <w:hyperlink w:history="1" r:id="rIdrdnkinri4dwpblspxmo4-">
+            <w:hyperlink w:history="1" r:id="rIdybpw2e6xvq8-obzqieso1">
               <w:r>
                 <w:rPr>
                   <w:rFonts w:ascii="Arial" w:cs="Arial" w:eastAsia="Arial" w:hAnsi="Arial"/>
@@ -12386,7 +12386,7 @@
             <w:pPr>
               <w:spacing w:after="20" w:before="0"/>
             </w:pPr>
-            <w:hyperlink w:history="1" r:id="rId6xrexvayc4tasmf2vy_ym">
+            <w:hyperlink w:history="1" r:id="rIdq3o7qzuyix-491ixdbg8h">
               <w:r>
                 <w:rPr>
                   <w:rFonts w:ascii="Arial" w:cs="Arial" w:eastAsia="Arial" w:hAnsi="Arial"/>
@@ -12419,7 +12419,7 @@
               <w:spacing w:after="10" w:before="0"/>
               <w:ind w:left="120"/>
             </w:pPr>
-            <w:hyperlink w:history="1" r:id="rIdtq2qu77iflff6stiaoeo5">
+            <w:hyperlink w:history="1" r:id="rIdxgutp6sm0cd6qg2_je5ln">
               <w:r>
                 <w:rPr>
                   <w:rFonts w:ascii="Arial" w:cs="Arial" w:eastAsia="Arial" w:hAnsi="Arial"/>
@@ -12614,7 +12614,7 @@
             <w:pPr>
               <w:spacing w:after="20" w:before="0"/>
             </w:pPr>
-            <w:hyperlink w:history="1" r:id="rIdxokveu7pviwb6fv2gfw87">
+            <w:hyperlink w:history="1" r:id="rId-ztq927x2zvis-lwnvqrm">
               <w:r>
                 <w:rPr>
                   <w:rFonts w:ascii="Arial" w:cs="Arial" w:eastAsia="Arial" w:hAnsi="Arial"/>
@@ -12647,7 +12647,7 @@
               <w:spacing w:after="10" w:before="0"/>
               <w:ind w:left="120"/>
             </w:pPr>
-            <w:hyperlink w:history="1" r:id="rIdizhilrhozezefb87ushqy">
+            <w:hyperlink w:history="1" r:id="rId0t16xfje4foxxvbr_xvfp">
               <w:r>
                 <w:rPr>
                   <w:rFonts w:ascii="Arial" w:cs="Arial" w:eastAsia="Arial" w:hAnsi="Arial"/>
@@ -12692,7 +12692,7 @@
             <w:pPr>
               <w:spacing w:after="20" w:before="0"/>
             </w:pPr>
-            <w:hyperlink w:history="1" r:id="rIdlhfejy4isanipqcxktzwm">
+            <w:hyperlink w:history="1" r:id="rIdklbcdvl9yla87s2rqmi5-">
               <w:r>
                 <w:rPr>
                   <w:rFonts w:ascii="Arial" w:cs="Arial" w:eastAsia="Arial" w:hAnsi="Arial"/>
@@ -12725,7 +12725,7 @@
               <w:spacing w:after="10" w:before="0"/>
               <w:ind w:left="120"/>
             </w:pPr>
-            <w:hyperlink w:history="1" r:id="rIdep8t8rucdiksrsf-1fhxt">
+            <w:hyperlink w:history="1" r:id="rIdzq2ujdpfqwrw3pyvjmy_l">
               <w:r>
                 <w:rPr>
                   <w:rFonts w:ascii="Arial" w:cs="Arial" w:eastAsia="Arial" w:hAnsi="Arial"/>
@@ -12920,7 +12920,7 @@
             <w:pPr>
               <w:spacing w:after="20" w:before="0"/>
             </w:pPr>
-            <w:hyperlink w:history="1" r:id="rId1lgrnlxd2ym33wv0p-fi3">
+            <w:hyperlink w:history="1" r:id="rIdc-7f31qqub_lufrzbdv_t">
               <w:r>
                 <w:rPr>
                   <w:rFonts w:ascii="Arial" w:cs="Arial" w:eastAsia="Arial" w:hAnsi="Arial"/>
@@ -12953,7 +12953,7 @@
               <w:spacing w:after="10" w:before="0"/>
               <w:ind w:left="120"/>
             </w:pPr>
-            <w:hyperlink w:history="1" r:id="rIdnwb5xfvspriotwq20jkfa">
+            <w:hyperlink w:history="1" r:id="rIdcqv7ol6sxftlq3nf116m0">
               <w:r>
                 <w:rPr>
                   <w:rFonts w:ascii="Arial" w:cs="Arial" w:eastAsia="Arial" w:hAnsi="Arial"/>
@@ -12998,7 +12998,7 @@
             <w:pPr>
               <w:spacing w:after="20" w:before="0"/>
             </w:pPr>
-            <w:hyperlink w:history="1" r:id="rIdkfoedkgavvyfokcs7hrcy">
+            <w:hyperlink w:history="1" r:id="rIduqyvrhjsqhmwdiwgu4o2j">
               <w:r>
                 <w:rPr>
                   <w:rFonts w:ascii="Arial" w:cs="Arial" w:eastAsia="Arial" w:hAnsi="Arial"/>
@@ -13031,7 +13031,7 @@
               <w:spacing w:after="10" w:before="0"/>
               <w:ind w:left="120"/>
             </w:pPr>
-            <w:hyperlink w:history="1" r:id="rIdbwklllfudpc-9su9nyj5p">
+            <w:hyperlink w:history="1" r:id="rIdryuxncgxulzioodwg_yii">
               <w:r>
                 <w:rPr>
                   <w:rFonts w:ascii="Arial" w:cs="Arial" w:eastAsia="Arial" w:hAnsi="Arial"/>
@@ -13226,7 +13226,7 @@
             <w:pPr>
               <w:spacing w:after="20" w:before="0"/>
             </w:pPr>
-            <w:hyperlink w:history="1" r:id="rId0tqqyjzum4s-wgv-zla_i">
+            <w:hyperlink w:history="1" r:id="rIdu00gft29ktquq9yypo0nz">
               <w:r>
                 <w:rPr>
                   <w:rFonts w:ascii="Arial" w:cs="Arial" w:eastAsia="Arial" w:hAnsi="Arial"/>
@@ -13259,7 +13259,7 @@
               <w:spacing w:after="10" w:before="0"/>
               <w:ind w:left="120"/>
             </w:pPr>
-            <w:hyperlink w:history="1" r:id="rIdfbn_9egfcast6lwotfr_2">
+            <w:hyperlink w:history="1" r:id="rIduoknwi3rvliofatu-nhuu">
               <w:r>
                 <w:rPr>
                   <w:rFonts w:ascii="Arial" w:cs="Arial" w:eastAsia="Arial" w:hAnsi="Arial"/>
@@ -13304,7 +13304,7 @@
             <w:pPr>
               <w:spacing w:after="20" w:before="0"/>
             </w:pPr>
-            <w:hyperlink w:history="1" r:id="rIdlw0ha9xqdpvw6ktqyb7go">
+            <w:hyperlink w:history="1" r:id="rIdag0hlqikxfdbsq8oeqj26">
               <w:r>
                 <w:rPr>
                   <w:rFonts w:ascii="Arial" w:cs="Arial" w:eastAsia="Arial" w:hAnsi="Arial"/>
@@ -13337,7 +13337,7 @@
               <w:spacing w:after="10" w:before="0"/>
               <w:ind w:left="120"/>
             </w:pPr>
-            <w:hyperlink w:history="1" r:id="rIdalzmbrfwttm9kykgao0ai">
+            <w:hyperlink w:history="1" r:id="rIdxvomwhpuanpvamkqnrhaz">
               <w:r>
                 <w:rPr>
                   <w:rFonts w:ascii="Arial" w:cs="Arial" w:eastAsia="Arial" w:hAnsi="Arial"/>
@@ -14824,7 +14824,7 @@
             <w:pPr>
               <w:spacing w:after="20" w:before="0"/>
             </w:pPr>
-            <w:hyperlink w:history="1" r:id="rIdynl8x2nfeivkzgv8dzk_4">
+            <w:hyperlink w:history="1" r:id="rIdx7mhpmb5wmvgxqeqf0e3j">
               <w:r>
                 <w:rPr>
                   <w:rFonts w:ascii="Arial" w:cs="Arial" w:eastAsia="Arial" w:hAnsi="Arial"/>
@@ -14857,7 +14857,7 @@
               <w:spacing w:after="10" w:before="0"/>
               <w:ind w:left="120"/>
             </w:pPr>
-            <w:hyperlink w:history="1" r:id="rIdsins0k-e3t6wpezxjdiix">
+            <w:hyperlink w:history="1" r:id="rIdv-gp8us73lzrssif5ocrz">
               <w:r>
                 <w:rPr>
                   <w:rFonts w:ascii="Arial" w:cs="Arial" w:eastAsia="Arial" w:hAnsi="Arial"/>
@@ -14902,7 +14902,7 @@
             <w:pPr>
               <w:spacing w:after="20" w:before="0"/>
             </w:pPr>
-            <w:hyperlink w:history="1" r:id="rIdlfbznl_yzojvkusvpy5fp">
+            <w:hyperlink w:history="1" r:id="rIdypbbpiiuijwjd4x_2cl21">
               <w:r>
                 <w:rPr>
                   <w:rFonts w:ascii="Arial" w:cs="Arial" w:eastAsia="Arial" w:hAnsi="Arial"/>
@@ -14935,7 +14935,7 @@
               <w:spacing w:after="10" w:before="0"/>
               <w:ind w:left="120"/>
             </w:pPr>
-            <w:hyperlink w:history="1" r:id="rIduuwuaul-ifayr5qc7uf3b">
+            <w:hyperlink w:history="1" r:id="rIdztztnt4itjmokw3riiufk">
               <w:r>
                 <w:rPr>
                   <w:rFonts w:ascii="Arial" w:cs="Arial" w:eastAsia="Arial" w:hAnsi="Arial"/>
@@ -15130,7 +15130,7 @@
             <w:pPr>
               <w:spacing w:after="20" w:before="0"/>
             </w:pPr>
-            <w:hyperlink w:history="1" r:id="rIdllik7m6b6vecjrves7-7q">
+            <w:hyperlink w:history="1" r:id="rId2xicqnj3c__i5sxar-evk">
               <w:r>
                 <w:rPr>
                   <w:rFonts w:ascii="Arial" w:cs="Arial" w:eastAsia="Arial" w:hAnsi="Arial"/>
@@ -15163,7 +15163,7 @@
               <w:spacing w:after="10" w:before="0"/>
               <w:ind w:left="120"/>
             </w:pPr>
-            <w:hyperlink w:history="1" r:id="rIdvsejfy5-hdr4wbfzrbgql">
+            <w:hyperlink w:history="1" r:id="rId2p17f3jtkg8wkho9h-kxr">
               <w:r>
                 <w:rPr>
                   <w:rFonts w:ascii="Arial" w:cs="Arial" w:eastAsia="Arial" w:hAnsi="Arial"/>
@@ -15208,7 +15208,7 @@
             <w:pPr>
               <w:spacing w:after="20" w:before="0"/>
             </w:pPr>
-            <w:hyperlink w:history="1" r:id="rIdwcijhm8pcs9_fkijy0giq">
+            <w:hyperlink w:history="1" r:id="rIddlv9xgs9kdo7bj0axw31m">
               <w:r>
                 <w:rPr>
                   <w:rFonts w:ascii="Arial" w:cs="Arial" w:eastAsia="Arial" w:hAnsi="Arial"/>
@@ -15241,7 +15241,7 @@
               <w:spacing w:after="10" w:before="0"/>
               <w:ind w:left="120"/>
             </w:pPr>
-            <w:hyperlink w:history="1" r:id="rIdj-f2n6dcjy_kinyngqnrs">
+            <w:hyperlink w:history="1" r:id="rIdefxhj6pakofma2ydtoxho">
               <w:r>
                 <w:rPr>
                   <w:rFonts w:ascii="Arial" w:cs="Arial" w:eastAsia="Arial" w:hAnsi="Arial"/>
@@ -15436,7 +15436,7 @@
             <w:pPr>
               <w:spacing w:after="20" w:before="0"/>
             </w:pPr>
-            <w:hyperlink w:history="1" r:id="rId7lodedtfmcepf8yuyiolk">
+            <w:hyperlink w:history="1" r:id="rIdysmqk15evchtkkozhxcgj">
               <w:r>
                 <w:rPr>
                   <w:rFonts w:ascii="Arial" w:cs="Arial" w:eastAsia="Arial" w:hAnsi="Arial"/>
@@ -15469,7 +15469,7 @@
               <w:spacing w:after="10" w:before="0"/>
               <w:ind w:left="120"/>
             </w:pPr>
-            <w:hyperlink w:history="1" r:id="rIdgcq9p931jho2t1dyiwe_j">
+            <w:hyperlink w:history="1" r:id="rId_vj9-bfn927dpp38bhx_h">
               <w:r>
                 <w:rPr>
                   <w:rFonts w:ascii="Arial" w:cs="Arial" w:eastAsia="Arial" w:hAnsi="Arial"/>
@@ -15514,7 +15514,7 @@
             <w:pPr>
               <w:spacing w:after="20" w:before="0"/>
             </w:pPr>
-            <w:hyperlink w:history="1" r:id="rIdoa7gmuhx2qibvyr8bwdee">
+            <w:hyperlink w:history="1" r:id="rIdag8_gbrxooudt2b5cfadh">
               <w:r>
                 <w:rPr>
                   <w:rFonts w:ascii="Arial" w:cs="Arial" w:eastAsia="Arial" w:hAnsi="Arial"/>
@@ -15547,7 +15547,7 @@
               <w:spacing w:after="10" w:before="0"/>
               <w:ind w:left="120"/>
             </w:pPr>
-            <w:hyperlink w:history="1" r:id="rIdxrc_uqov4e_gt1froy1wp">
+            <w:hyperlink w:history="1" r:id="rIdzks8ckivay9idxcqnu1ss">
               <w:r>
                 <w:rPr>
                   <w:rFonts w:ascii="Arial" w:cs="Arial" w:eastAsia="Arial" w:hAnsi="Arial"/>
@@ -15742,7 +15742,7 @@
             <w:pPr>
               <w:spacing w:after="20" w:before="0"/>
             </w:pPr>
-            <w:hyperlink w:history="1" r:id="rIdlmof3jzzs7qhx5xf4cy2u">
+            <w:hyperlink w:history="1" r:id="rId1zdr1qd0l-1cjuaf3yikz">
               <w:r>
                 <w:rPr>
                   <w:rFonts w:ascii="Arial" w:cs="Arial" w:eastAsia="Arial" w:hAnsi="Arial"/>
@@ -15775,7 +15775,7 @@
               <w:spacing w:after="10" w:before="0"/>
               <w:ind w:left="120"/>
             </w:pPr>
-            <w:hyperlink w:history="1" r:id="rIdn3ovynr_yz9a8aqjxe09z">
+            <w:hyperlink w:history="1" r:id="rIdsu187ox5s5oewqdkqhp1h">
               <w:r>
                 <w:rPr>
                   <w:rFonts w:ascii="Arial" w:cs="Arial" w:eastAsia="Arial" w:hAnsi="Arial"/>
@@ -15820,7 +15820,7 @@
             <w:pPr>
               <w:spacing w:after="20" w:before="0"/>
             </w:pPr>
-            <w:hyperlink w:history="1" r:id="rIdzodgw2iayriqubj2kww0f">
+            <w:hyperlink w:history="1" r:id="rIdhzjnc27apnu4n9j_jdijn">
               <w:r>
                 <w:rPr>
                   <w:rFonts w:ascii="Arial" w:cs="Arial" w:eastAsia="Arial" w:hAnsi="Arial"/>
@@ -15853,7 +15853,7 @@
               <w:spacing w:after="10" w:before="0"/>
               <w:ind w:left="120"/>
             </w:pPr>
-            <w:hyperlink w:history="1" r:id="rIdgo_l6gphaerhspjqyyzxc">
+            <w:hyperlink w:history="1" r:id="rIdrfnfl-vha9_etmxv_mrvw">
               <w:r>
                 <w:rPr>
                   <w:rFonts w:ascii="Arial" w:cs="Arial" w:eastAsia="Arial" w:hAnsi="Arial"/>
@@ -16048,7 +16048,7 @@
             <w:pPr>
               <w:spacing w:after="20" w:before="0"/>
             </w:pPr>
-            <w:hyperlink w:history="1" r:id="rIdirolhqwzat41e4qy64vxy">
+            <w:hyperlink w:history="1" r:id="rId2hdypynwz2fgbfqlqktrd">
               <w:r>
                 <w:rPr>
                   <w:rFonts w:ascii="Arial" w:cs="Arial" w:eastAsia="Arial" w:hAnsi="Arial"/>
@@ -16081,7 +16081,7 @@
               <w:spacing w:after="10" w:before="0"/>
               <w:ind w:left="120"/>
             </w:pPr>
-            <w:hyperlink w:history="1" r:id="rIdzlxe6_vi6elwi2fv2o_qm">
+            <w:hyperlink w:history="1" r:id="rIdmckfma278aw3in6cuurfj">
               <w:r>
                 <w:rPr>
                   <w:rFonts w:ascii="Arial" w:cs="Arial" w:eastAsia="Arial" w:hAnsi="Arial"/>
@@ -16126,7 +16126,7 @@
             <w:pPr>
               <w:spacing w:after="20" w:before="0"/>
             </w:pPr>
-            <w:hyperlink w:history="1" r:id="rIdrl7gefvb5evvaoe43br1e">
+            <w:hyperlink w:history="1" r:id="rIdei27ir3bmzgg-r0coovpq">
               <w:r>
                 <w:rPr>
                   <w:rFonts w:ascii="Arial" w:cs="Arial" w:eastAsia="Arial" w:hAnsi="Arial"/>
@@ -16159,7 +16159,7 @@
               <w:spacing w:after="10" w:before="0"/>
               <w:ind w:left="120"/>
             </w:pPr>
-            <w:hyperlink w:history="1" r:id="rIdrypvagnew9w5edudqxhim">
+            <w:hyperlink w:history="1" r:id="rIddjfbot_tmdskn1ivdhlfv">
               <w:r>
                 <w:rPr>
                   <w:rFonts w:ascii="Arial" w:cs="Arial" w:eastAsia="Arial" w:hAnsi="Arial"/>
@@ -17646,7 +17646,7 @@
             <w:pPr>
               <w:spacing w:after="20" w:before="0"/>
             </w:pPr>
-            <w:hyperlink w:history="1" r:id="rId0fjx9elrwsvo4aiicbcl2">
+            <w:hyperlink w:history="1" r:id="rIdyquofp-h_asol-tmnn5on">
               <w:r>
                 <w:rPr>
                   <w:rFonts w:ascii="Arial" w:cs="Arial" w:eastAsia="Arial" w:hAnsi="Arial"/>
@@ -17679,7 +17679,7 @@
               <w:spacing w:after="10" w:before="0"/>
               <w:ind w:left="120"/>
             </w:pPr>
-            <w:hyperlink w:history="1" r:id="rIdnviphsarrfktcxdgssi__">
+            <w:hyperlink w:history="1" r:id="rIddrqlz8u_cgb726adcdsbe">
               <w:r>
                 <w:rPr>
                   <w:rFonts w:ascii="Arial" w:cs="Arial" w:eastAsia="Arial" w:hAnsi="Arial"/>
@@ -17724,7 +17724,7 @@
             <w:pPr>
               <w:spacing w:after="20" w:before="0"/>
             </w:pPr>
-            <w:hyperlink w:history="1" r:id="rIdirtdt9b1oatrhij6u-srb">
+            <w:hyperlink w:history="1" r:id="rIdrzgtciv2prylty8tcotmq">
               <w:r>
                 <w:rPr>
                   <w:rFonts w:ascii="Arial" w:cs="Arial" w:eastAsia="Arial" w:hAnsi="Arial"/>
@@ -17757,7 +17757,7 @@
               <w:spacing w:after="10" w:before="0"/>
               <w:ind w:left="120"/>
             </w:pPr>
-            <w:hyperlink w:history="1" r:id="rIdjeeifrzcm0wcvwwyp495n">
+            <w:hyperlink w:history="1" r:id="rIdquovbqkhnj2yg0hdv2veu">
               <w:r>
                 <w:rPr>
                   <w:rFonts w:ascii="Arial" w:cs="Arial" w:eastAsia="Arial" w:hAnsi="Arial"/>
@@ -17952,7 +17952,7 @@
             <w:pPr>
               <w:spacing w:after="20" w:before="0"/>
             </w:pPr>
-            <w:hyperlink w:history="1" r:id="rIdslgasdonwffjyytfyoko5">
+            <w:hyperlink w:history="1" r:id="rIdurcrj95yjpoybddgpajip">
               <w:r>
                 <w:rPr>
                   <w:rFonts w:ascii="Arial" w:cs="Arial" w:eastAsia="Arial" w:hAnsi="Arial"/>
@@ -17985,7 +17985,7 @@
               <w:spacing w:after="10" w:before="0"/>
               <w:ind w:left="120"/>
             </w:pPr>
-            <w:hyperlink w:history="1" r:id="rIdalhuoszhamukqdjwisrfw">
+            <w:hyperlink w:history="1" r:id="rIdsipyio28rbtpcx9nhnm6k">
               <w:r>
                 <w:rPr>
                   <w:rFonts w:ascii="Arial" w:cs="Arial" w:eastAsia="Arial" w:hAnsi="Arial"/>
@@ -18030,7 +18030,7 @@
             <w:pPr>
               <w:spacing w:after="20" w:before="0"/>
             </w:pPr>
-            <w:hyperlink w:history="1" r:id="rIdycrklnawpg50dfhyo9aj_">
+            <w:hyperlink w:history="1" r:id="rId0slkagqkid2azbitrtsz6">
               <w:r>
                 <w:rPr>
                   <w:rFonts w:ascii="Arial" w:cs="Arial" w:eastAsia="Arial" w:hAnsi="Arial"/>
@@ -18063,7 +18063,7 @@
               <w:spacing w:after="10" w:before="0"/>
               <w:ind w:left="120"/>
             </w:pPr>
-            <w:hyperlink w:history="1" r:id="rIdohuy6gyyabeummmlb2klq">
+            <w:hyperlink w:history="1" r:id="rIdyq27fxrbhazqww8-_1x6i">
               <w:r>
                 <w:rPr>
                   <w:rFonts w:ascii="Arial" w:cs="Arial" w:eastAsia="Arial" w:hAnsi="Arial"/>
@@ -18258,7 +18258,7 @@
             <w:pPr>
               <w:spacing w:after="20" w:before="0"/>
             </w:pPr>
-            <w:hyperlink w:history="1" r:id="rId8ckqqbrt8esgw_ukczuld">
+            <w:hyperlink w:history="1" r:id="rId3taw-uy5ea6elk-ervifz">
               <w:r>
                 <w:rPr>
                   <w:rFonts w:ascii="Arial" w:cs="Arial" w:eastAsia="Arial" w:hAnsi="Arial"/>
@@ -18291,7 +18291,7 @@
               <w:spacing w:after="10" w:before="0"/>
               <w:ind w:left="120"/>
             </w:pPr>
-            <w:hyperlink w:history="1" r:id="rIdikpryv-jnkg1mjlfa5wvi">
+            <w:hyperlink w:history="1" r:id="rId_k6a_lfptzivqjfwzhizl">
               <w:r>
                 <w:rPr>
                   <w:rFonts w:ascii="Arial" w:cs="Arial" w:eastAsia="Arial" w:hAnsi="Arial"/>
@@ -18336,7 +18336,7 @@
             <w:pPr>
               <w:spacing w:after="20" w:before="0"/>
             </w:pPr>
-            <w:hyperlink w:history="1" r:id="rIddo72d4qpnxojb1yo3ag5p">
+            <w:hyperlink w:history="1" r:id="rIdzvhcgfaa8dlh3iig0jwro">
               <w:r>
                 <w:rPr>
                   <w:rFonts w:ascii="Arial" w:cs="Arial" w:eastAsia="Arial" w:hAnsi="Arial"/>
@@ -18369,7 +18369,7 @@
               <w:spacing w:after="10" w:before="0"/>
               <w:ind w:left="120"/>
             </w:pPr>
-            <w:hyperlink w:history="1" r:id="rIdnrzns2wrisqcstyyhylce">
+            <w:hyperlink w:history="1" r:id="rIdfwqcizd80cvjrcka0l_m5">
               <w:r>
                 <w:rPr>
                   <w:rFonts w:ascii="Arial" w:cs="Arial" w:eastAsia="Arial" w:hAnsi="Arial"/>
@@ -18564,7 +18564,7 @@
             <w:pPr>
               <w:spacing w:after="20" w:before="0"/>
             </w:pPr>
-            <w:hyperlink w:history="1" r:id="rIdgkwi8gik1fwzlouepwaey">
+            <w:hyperlink w:history="1" r:id="rIdc7ubm3xeeh7rnle0ltitx">
               <w:r>
                 <w:rPr>
                   <w:rFonts w:ascii="Arial" w:cs="Arial" w:eastAsia="Arial" w:hAnsi="Arial"/>
@@ -18597,7 +18597,7 @@
               <w:spacing w:after="10" w:before="0"/>
               <w:ind w:left="120"/>
             </w:pPr>
-            <w:hyperlink w:history="1" r:id="rIdzcx_vgveabh5zvmlskbzf">
+            <w:hyperlink w:history="1" r:id="rIdcrb5a6ykxuc0jdkifmuna">
               <w:r>
                 <w:rPr>
                   <w:rFonts w:ascii="Arial" w:cs="Arial" w:eastAsia="Arial" w:hAnsi="Arial"/>
@@ -18642,7 +18642,7 @@
             <w:pPr>
               <w:spacing w:after="20" w:before="0"/>
             </w:pPr>
-            <w:hyperlink w:history="1" r:id="rId0e3k3enqrfhfnw-hus9hf">
+            <w:hyperlink w:history="1" r:id="rIdzvzzy5mekiki2zqj1olsx">
               <w:r>
                 <w:rPr>
                   <w:rFonts w:ascii="Arial" w:cs="Arial" w:eastAsia="Arial" w:hAnsi="Arial"/>
@@ -18675,7 +18675,7 @@
               <w:spacing w:after="10" w:before="0"/>
               <w:ind w:left="120"/>
             </w:pPr>
-            <w:hyperlink w:history="1" r:id="rIdr_-adnp-vg0bjwlatkl1w">
+            <w:hyperlink w:history="1" r:id="rIdeu1abwekk9szsmm-cq5b9">
               <w:r>
                 <w:rPr>
                   <w:rFonts w:ascii="Arial" w:cs="Arial" w:eastAsia="Arial" w:hAnsi="Arial"/>
@@ -18870,7 +18870,7 @@
             <w:pPr>
               <w:spacing w:after="20" w:before="0"/>
             </w:pPr>
-            <w:hyperlink w:history="1" r:id="rIdn8vfb2dl7roh5kgejfwcb">
+            <w:hyperlink w:history="1" r:id="rIdknxgtbj763nnfiypindfl">
               <w:r>
                 <w:rPr>
                   <w:rFonts w:ascii="Arial" w:cs="Arial" w:eastAsia="Arial" w:hAnsi="Arial"/>
@@ -18903,7 +18903,7 @@
               <w:spacing w:after="10" w:before="0"/>
               <w:ind w:left="120"/>
             </w:pPr>
-            <w:hyperlink w:history="1" r:id="rIdg4g2ctvcpcbgsgy-o4wyb">
+            <w:hyperlink w:history="1" r:id="rIdzvz5q2qckodnoa8ksb2cy">
               <w:r>
                 <w:rPr>
                   <w:rFonts w:ascii="Arial" w:cs="Arial" w:eastAsia="Arial" w:hAnsi="Arial"/>
@@ -18948,7 +18948,7 @@
             <w:pPr>
               <w:spacing w:after="20" w:before="0"/>
             </w:pPr>
-            <w:hyperlink w:history="1" r:id="rId4no0ignfk7epk8szhgjzl">
+            <w:hyperlink w:history="1" r:id="rIdjyuv-ja6y7hnfz6srix0x">
               <w:r>
                 <w:rPr>
                   <w:rFonts w:ascii="Arial" w:cs="Arial" w:eastAsia="Arial" w:hAnsi="Arial"/>
@@ -18981,7 +18981,7 @@
               <w:spacing w:after="10" w:before="0"/>
               <w:ind w:left="120"/>
             </w:pPr>
-            <w:hyperlink w:history="1" r:id="rIdzl80tkrowixhz7zr96rk5">
+            <w:hyperlink w:history="1" r:id="rIdxzemlgazl5qcjwijsowjf">
               <w:r>
                 <w:rPr>
                   <w:rFonts w:ascii="Arial" w:cs="Arial" w:eastAsia="Arial" w:hAnsi="Arial"/>
@@ -20468,7 +20468,7 @@
             <w:pPr>
               <w:spacing w:after="20" w:before="0"/>
             </w:pPr>
-            <w:hyperlink w:history="1" r:id="rId5tr7sodegm6u5n2my1yd1">
+            <w:hyperlink w:history="1" r:id="rIdqtqctoaoowpx4erb3m62w">
               <w:r>
                 <w:rPr>
                   <w:rFonts w:ascii="Arial" w:cs="Arial" w:eastAsia="Arial" w:hAnsi="Arial"/>
@@ -20501,7 +20501,7 @@
               <w:spacing w:after="10" w:before="0"/>
               <w:ind w:left="120"/>
             </w:pPr>
-            <w:hyperlink w:history="1" r:id="rIdzq9ctoalkcb5jooou09m4">
+            <w:hyperlink w:history="1" r:id="rIdeo6la18uzwldzi-n7am2h">
               <w:r>
                 <w:rPr>
                   <w:rFonts w:ascii="Arial" w:cs="Arial" w:eastAsia="Arial" w:hAnsi="Arial"/>
@@ -20546,7 +20546,7 @@
             <w:pPr>
               <w:spacing w:after="20" w:before="0"/>
             </w:pPr>
-            <w:hyperlink w:history="1" r:id="rIdblqwtcc5bxcjb0iese8yu">
+            <w:hyperlink w:history="1" r:id="rIduosv85erhawipimhuy6-9">
               <w:r>
                 <w:rPr>
                   <w:rFonts w:ascii="Arial" w:cs="Arial" w:eastAsia="Arial" w:hAnsi="Arial"/>
@@ -20579,7 +20579,7 @@
               <w:spacing w:after="10" w:before="0"/>
               <w:ind w:left="120"/>
             </w:pPr>
-            <w:hyperlink w:history="1" r:id="rIdzp5yypo-iw3wf0czup_c9">
+            <w:hyperlink w:history="1" r:id="rIdzar3o7t_kfh_wvlwzm5yp">
               <w:r>
                 <w:rPr>
                   <w:rFonts w:ascii="Arial" w:cs="Arial" w:eastAsia="Arial" w:hAnsi="Arial"/>
@@ -20774,7 +20774,7 @@
             <w:pPr>
               <w:spacing w:after="20" w:before="0"/>
             </w:pPr>
-            <w:hyperlink w:history="1" r:id="rIdxfdzvaiv34bm7bwwi0psk">
+            <w:hyperlink w:history="1" r:id="rIddyrxqkmk3pgqxnw3h7ds2">
               <w:r>
                 <w:rPr>
                   <w:rFonts w:ascii="Arial" w:cs="Arial" w:eastAsia="Arial" w:hAnsi="Arial"/>
@@ -20807,7 +20807,7 @@
               <w:spacing w:after="10" w:before="0"/>
               <w:ind w:left="120"/>
             </w:pPr>
-            <w:hyperlink w:history="1" r:id="rIdexuxm7h1opryql4z-s_zv">
+            <w:hyperlink w:history="1" r:id="rIddf6gpu8cbq899rojeybb4">
               <w:r>
                 <w:rPr>
                   <w:rFonts w:ascii="Arial" w:cs="Arial" w:eastAsia="Arial" w:hAnsi="Arial"/>
@@ -20852,7 +20852,7 @@
             <w:pPr>
               <w:spacing w:after="20" w:before="0"/>
             </w:pPr>
-            <w:hyperlink w:history="1" r:id="rIdaetntka1-st1zjsviow2n">
+            <w:hyperlink w:history="1" r:id="rIdwepibwse3wia8nv24pcnf">
               <w:r>
                 <w:rPr>
                   <w:rFonts w:ascii="Arial" w:cs="Arial" w:eastAsia="Arial" w:hAnsi="Arial"/>
@@ -20885,7 +20885,7 @@
               <w:spacing w:after="10" w:before="0"/>
               <w:ind w:left="120"/>
             </w:pPr>
-            <w:hyperlink w:history="1" r:id="rId77ez24v-pq0mf5o3_wriq">
+            <w:hyperlink w:history="1" r:id="rIdso0t4bzgokvpyttpjhv3d">
               <w:r>
                 <w:rPr>
                   <w:rFonts w:ascii="Arial" w:cs="Arial" w:eastAsia="Arial" w:hAnsi="Arial"/>
@@ -21080,7 +21080,7 @@
             <w:pPr>
               <w:spacing w:after="20" w:before="0"/>
             </w:pPr>
-            <w:hyperlink w:history="1" r:id="rIdy4cfc1b9xujgectcufngl">
+            <w:hyperlink w:history="1" r:id="rIduvsjk5mridud0kgjglaq6">
               <w:r>
                 <w:rPr>
                   <w:rFonts w:ascii="Arial" w:cs="Arial" w:eastAsia="Arial" w:hAnsi="Arial"/>
@@ -21113,7 +21113,7 @@
               <w:spacing w:after="10" w:before="0"/>
               <w:ind w:left="120"/>
             </w:pPr>
-            <w:hyperlink w:history="1" r:id="rIdwwhkrkby9za5qgwxbycp6">
+            <w:hyperlink w:history="1" r:id="rId0shi3icyeu4cbepqcd_ym">
               <w:r>
                 <w:rPr>
                   <w:rFonts w:ascii="Arial" w:cs="Arial" w:eastAsia="Arial" w:hAnsi="Arial"/>
@@ -21158,7 +21158,7 @@
             <w:pPr>
               <w:spacing w:after="20" w:before="0"/>
             </w:pPr>
-            <w:hyperlink w:history="1" r:id="rIdo4p5r1wa_chqanegxthkm">
+            <w:hyperlink w:history="1" r:id="rIdfqcqtv4exm9ngnykqhlom">
               <w:r>
                 <w:rPr>
                   <w:rFonts w:ascii="Arial" w:cs="Arial" w:eastAsia="Arial" w:hAnsi="Arial"/>
@@ -21191,7 +21191,7 @@
               <w:spacing w:after="10" w:before="0"/>
               <w:ind w:left="120"/>
             </w:pPr>
-            <w:hyperlink w:history="1" r:id="rIdvf1v1rdlexnxdjoh5m-x2">
+            <w:hyperlink w:history="1" r:id="rIdjgwdvqrfgz1qb664vgfsm">
               <w:r>
                 <w:rPr>
                   <w:rFonts w:ascii="Arial" w:cs="Arial" w:eastAsia="Arial" w:hAnsi="Arial"/>
@@ -21386,7 +21386,7 @@
             <w:pPr>
               <w:spacing w:after="20" w:before="0"/>
             </w:pPr>
-            <w:hyperlink w:history="1" r:id="rIdzcivserfflrxler1pii9c">
+            <w:hyperlink w:history="1" r:id="rId3b1cijqae3ejhhjhf4dvg">
               <w:r>
                 <w:rPr>
                   <w:rFonts w:ascii="Arial" w:cs="Arial" w:eastAsia="Arial" w:hAnsi="Arial"/>
@@ -21419,7 +21419,7 @@
               <w:spacing w:after="10" w:before="0"/>
               <w:ind w:left="120"/>
             </w:pPr>
-            <w:hyperlink w:history="1" r:id="rIdkedsvmc68pcvbzgzgmmup">
+            <w:hyperlink w:history="1" r:id="rIdgmlgbzzujnpupvabzwndh">
               <w:r>
                 <w:rPr>
                   <w:rFonts w:ascii="Arial" w:cs="Arial" w:eastAsia="Arial" w:hAnsi="Arial"/>
@@ -21464,7 +21464,7 @@
             <w:pPr>
               <w:spacing w:after="20" w:before="0"/>
             </w:pPr>
-            <w:hyperlink w:history="1" r:id="rIdonln7f1wnhkabwgtucipl">
+            <w:hyperlink w:history="1" r:id="rIdygtloi5tlupp7r-kzzxbs">
               <w:r>
                 <w:rPr>
                   <w:rFonts w:ascii="Arial" w:cs="Arial" w:eastAsia="Arial" w:hAnsi="Arial"/>
@@ -21497,7 +21497,7 @@
               <w:spacing w:after="10" w:before="0"/>
               <w:ind w:left="120"/>
             </w:pPr>
-            <w:hyperlink w:history="1" r:id="rIdw6foi58fspdkjxugsobut">
+            <w:hyperlink w:history="1" r:id="rId_hqu_2v10f4qhmvirnv3r">
               <w:r>
                 <w:rPr>
                   <w:rFonts w:ascii="Arial" w:cs="Arial" w:eastAsia="Arial" w:hAnsi="Arial"/>
@@ -21692,7 +21692,7 @@
             <w:pPr>
               <w:spacing w:after="20" w:before="0"/>
             </w:pPr>
-            <w:hyperlink w:history="1" r:id="rId3scubodckz62sqyz7ad6a">
+            <w:hyperlink w:history="1" r:id="rIdunpcaaryvcj1iyerngajj">
               <w:r>
                 <w:rPr>
                   <w:rFonts w:ascii="Arial" w:cs="Arial" w:eastAsia="Arial" w:hAnsi="Arial"/>
@@ -21725,7 +21725,7 @@
               <w:spacing w:after="10" w:before="0"/>
               <w:ind w:left="120"/>
             </w:pPr>
-            <w:hyperlink w:history="1" r:id="rIdze0zoujuokczjmvp8c_u3">
+            <w:hyperlink w:history="1" r:id="rIdpd4bplk0suqvng6dp2ogu">
               <w:r>
                 <w:rPr>
                   <w:rFonts w:ascii="Arial" w:cs="Arial" w:eastAsia="Arial" w:hAnsi="Arial"/>
@@ -21770,7 +21770,7 @@
             <w:pPr>
               <w:spacing w:after="20" w:before="0"/>
             </w:pPr>
-            <w:hyperlink w:history="1" r:id="rId7t_lfnxxzg44k1annzxph">
+            <w:hyperlink w:history="1" r:id="rIdthg1ptop6tn7-witu4hg7">
               <w:r>
                 <w:rPr>
                   <w:rFonts w:ascii="Arial" w:cs="Arial" w:eastAsia="Arial" w:hAnsi="Arial"/>
@@ -21803,7 +21803,7 @@
               <w:spacing w:after="10" w:before="0"/>
               <w:ind w:left="120"/>
             </w:pPr>
-            <w:hyperlink w:history="1" r:id="rIdx_ofrdno6npt6ullzig6j">
+            <w:hyperlink w:history="1" r:id="rIdijv9jd9nshvs9qxkp0sua">
               <w:r>
                 <w:rPr>
                   <w:rFonts w:ascii="Arial" w:cs="Arial" w:eastAsia="Arial" w:hAnsi="Arial"/>
@@ -23290,7 +23290,7 @@
             <w:pPr>
               <w:spacing w:after="20" w:before="0"/>
             </w:pPr>
-            <w:hyperlink w:history="1" r:id="rIdbrx7gi4jk8uzosut_mqzg">
+            <w:hyperlink w:history="1" r:id="rIdcsdfaety_9orr9yhjtikv">
               <w:r>
                 <w:rPr>
                   <w:rFonts w:ascii="Arial" w:cs="Arial" w:eastAsia="Arial" w:hAnsi="Arial"/>
@@ -23323,7 +23323,7 @@
               <w:spacing w:after="10" w:before="0"/>
               <w:ind w:left="120"/>
             </w:pPr>
-            <w:hyperlink w:history="1" r:id="rId5pvlfqtqnx1fza91ohpmq">
+            <w:hyperlink w:history="1" r:id="rId_gccr5fokbwaei69o2loc">
               <w:r>
                 <w:rPr>
                   <w:rFonts w:ascii="Arial" w:cs="Arial" w:eastAsia="Arial" w:hAnsi="Arial"/>
@@ -23368,7 +23368,7 @@
             <w:pPr>
               <w:spacing w:after="20" w:before="0"/>
             </w:pPr>
-            <w:hyperlink w:history="1" r:id="rId2af2d2xzwlnpovspmcp29">
+            <w:hyperlink w:history="1" r:id="rIdtfy6tvngoxd87cqv6sgck">
               <w:r>
                 <w:rPr>
                   <w:rFonts w:ascii="Arial" w:cs="Arial" w:eastAsia="Arial" w:hAnsi="Arial"/>
@@ -23401,7 +23401,7 @@
               <w:spacing w:after="10" w:before="0"/>
               <w:ind w:left="120"/>
             </w:pPr>
-            <w:hyperlink w:history="1" r:id="rIdo3ypl84wx0dl41v1ge_mm">
+            <w:hyperlink w:history="1" r:id="rIdqoolsezcr_sifnn1u-43x">
               <w:r>
                 <w:rPr>
                   <w:rFonts w:ascii="Arial" w:cs="Arial" w:eastAsia="Arial" w:hAnsi="Arial"/>
@@ -23596,7 +23596,7 @@
             <w:pPr>
               <w:spacing w:after="20" w:before="0"/>
             </w:pPr>
-            <w:hyperlink w:history="1" r:id="rIdi9kov6v7g-nmjoyenurpn">
+            <w:hyperlink w:history="1" r:id="rIdeqb_d4xthqqzqbghfz6dd">
               <w:r>
                 <w:rPr>
                   <w:rFonts w:ascii="Arial" w:cs="Arial" w:eastAsia="Arial" w:hAnsi="Arial"/>
@@ -23629,7 +23629,7 @@
               <w:spacing w:after="10" w:before="0"/>
               <w:ind w:left="120"/>
             </w:pPr>
-            <w:hyperlink w:history="1" r:id="rId_wjnwi021i85qcwr9d14a">
+            <w:hyperlink w:history="1" r:id="rIdpfwzwbwy8vhw99kir0as3">
               <w:r>
                 <w:rPr>
                   <w:rFonts w:ascii="Arial" w:cs="Arial" w:eastAsia="Arial" w:hAnsi="Arial"/>
@@ -23674,7 +23674,7 @@
             <w:pPr>
               <w:spacing w:after="20" w:before="0"/>
             </w:pPr>
-            <w:hyperlink w:history="1" r:id="rIdxjjxhnswkudxc7plmuo2w">
+            <w:hyperlink w:history="1" r:id="rIdt9cutsdqyanpde-owgaw1">
               <w:r>
                 <w:rPr>
                   <w:rFonts w:ascii="Arial" w:cs="Arial" w:eastAsia="Arial" w:hAnsi="Arial"/>
@@ -23707,7 +23707,7 @@
               <w:spacing w:after="10" w:before="0"/>
               <w:ind w:left="120"/>
             </w:pPr>
-            <w:hyperlink w:history="1" r:id="rIdxdqgoh-ddy5syay8e4-pn">
+            <w:hyperlink w:history="1" r:id="rIdtxz0dl5vanybalzrlt26l">
               <w:r>
                 <w:rPr>
                   <w:rFonts w:ascii="Arial" w:cs="Arial" w:eastAsia="Arial" w:hAnsi="Arial"/>
@@ -23902,7 +23902,7 @@
             <w:pPr>
               <w:spacing w:after="20" w:before="0"/>
             </w:pPr>
-            <w:hyperlink w:history="1" r:id="rIdp7_yqn4cqprksd2_5t2a-">
+            <w:hyperlink w:history="1" r:id="rIdofnmrc6diw3o1rb3khocw">
               <w:r>
                 <w:rPr>
                   <w:rFonts w:ascii="Arial" w:cs="Arial" w:eastAsia="Arial" w:hAnsi="Arial"/>
@@ -23935,7 +23935,7 @@
               <w:spacing w:after="10" w:before="0"/>
               <w:ind w:left="120"/>
             </w:pPr>
-            <w:hyperlink w:history="1" r:id="rIdol-yv7b2lhq7vl_z5cdzc">
+            <w:hyperlink w:history="1" r:id="rIdk4l-qjy22va2fll9kd1oq">
               <w:r>
                 <w:rPr>
                   <w:rFonts w:ascii="Arial" w:cs="Arial" w:eastAsia="Arial" w:hAnsi="Arial"/>
@@ -23980,7 +23980,7 @@
             <w:pPr>
               <w:spacing w:after="20" w:before="0"/>
             </w:pPr>
-            <w:hyperlink w:history="1" r:id="rId4yeef3y65qudmdvjsgt2n">
+            <w:hyperlink w:history="1" r:id="rIdlgfru5q487m7muu0er5np">
               <w:r>
                 <w:rPr>
                   <w:rFonts w:ascii="Arial" w:cs="Arial" w:eastAsia="Arial" w:hAnsi="Arial"/>
@@ -24013,7 +24013,7 @@
               <w:spacing w:after="10" w:before="0"/>
               <w:ind w:left="120"/>
             </w:pPr>
-            <w:hyperlink w:history="1" r:id="rIdz2ex1bpyzqhhcynsltbpg">
+            <w:hyperlink w:history="1" r:id="rId2mbn7gijxo2tb121brmfx">
               <w:r>
                 <w:rPr>
                   <w:rFonts w:ascii="Arial" w:cs="Arial" w:eastAsia="Arial" w:hAnsi="Arial"/>
@@ -24208,7 +24208,7 @@
             <w:pPr>
               <w:spacing w:after="20" w:before="0"/>
             </w:pPr>
-            <w:hyperlink w:history="1" r:id="rIdbmfjzoht_t3dwre370dbs">
+            <w:hyperlink w:history="1" r:id="rIdzy25ygni96qmn_b2gegbn">
               <w:r>
                 <w:rPr>
                   <w:rFonts w:ascii="Arial" w:cs="Arial" w:eastAsia="Arial" w:hAnsi="Arial"/>
@@ -24241,7 +24241,7 @@
               <w:spacing w:after="10" w:before="0"/>
               <w:ind w:left="120"/>
             </w:pPr>
-            <w:hyperlink w:history="1" r:id="rIduqxl8kdt1e6oxflbr6f-w">
+            <w:hyperlink w:history="1" r:id="rIdeee7pmo9sjejq-hz6scjo">
               <w:r>
                 <w:rPr>
                   <w:rFonts w:ascii="Arial" w:cs="Arial" w:eastAsia="Arial" w:hAnsi="Arial"/>
@@ -24286,7 +24286,7 @@
             <w:pPr>
               <w:spacing w:after="20" w:before="0"/>
             </w:pPr>
-            <w:hyperlink w:history="1" r:id="rIdyujulicb6hibprvtluimd">
+            <w:hyperlink w:history="1" r:id="rIdoqmf-cgovrnzcazxvhpao">
               <w:r>
                 <w:rPr>
                   <w:rFonts w:ascii="Arial" w:cs="Arial" w:eastAsia="Arial" w:hAnsi="Arial"/>
@@ -24319,7 +24319,7 @@
               <w:spacing w:after="10" w:before="0"/>
               <w:ind w:left="120"/>
             </w:pPr>
-            <w:hyperlink w:history="1" r:id="rIdz0qlo1or6ufuuzxu5-wml">
+            <w:hyperlink w:history="1" r:id="rIdjbedgiantt4k9g0m1w4ba">
               <w:r>
                 <w:rPr>
                   <w:rFonts w:ascii="Arial" w:cs="Arial" w:eastAsia="Arial" w:hAnsi="Arial"/>
@@ -24514,7 +24514,7 @@
             <w:pPr>
               <w:spacing w:after="20" w:before="0"/>
             </w:pPr>
-            <w:hyperlink w:history="1" r:id="rIddqhprmxvsi3b539dme-fg">
+            <w:hyperlink w:history="1" r:id="rIddrhcilqr3vcb5k07xdbiy">
               <w:r>
                 <w:rPr>
                   <w:rFonts w:ascii="Arial" w:cs="Arial" w:eastAsia="Arial" w:hAnsi="Arial"/>
@@ -24547,7 +24547,7 @@
               <w:spacing w:after="10" w:before="0"/>
               <w:ind w:left="120"/>
             </w:pPr>
-            <w:hyperlink w:history="1" r:id="rId5nhnb5uzgb3idmcebtxyc">
+            <w:hyperlink w:history="1" r:id="rIde6ejitz0neielfpg0c-jz">
               <w:r>
                 <w:rPr>
                   <w:rFonts w:ascii="Arial" w:cs="Arial" w:eastAsia="Arial" w:hAnsi="Arial"/>
@@ -24592,7 +24592,7 @@
             <w:pPr>
               <w:spacing w:after="20" w:before="0"/>
             </w:pPr>
-            <w:hyperlink w:history="1" r:id="rIdvdnurshnqqx7es6gc4l7p">
+            <w:hyperlink w:history="1" r:id="rIdtbhicmvqejn5dawa9kjbc">
               <w:r>
                 <w:rPr>
                   <w:rFonts w:ascii="Arial" w:cs="Arial" w:eastAsia="Arial" w:hAnsi="Arial"/>
@@ -24625,7 +24625,7 @@
               <w:spacing w:after="10" w:before="0"/>
               <w:ind w:left="120"/>
             </w:pPr>
-            <w:hyperlink w:history="1" r:id="rIdo9nwgridgvrymwqpjlwfc">
+            <w:hyperlink w:history="1" r:id="rIdq7adl_k5ybdjj_spursh8">
               <w:r>
                 <w:rPr>
                   <w:rFonts w:ascii="Arial" w:cs="Arial" w:eastAsia="Arial" w:hAnsi="Arial"/>
@@ -26112,7 +26112,7 @@
             <w:pPr>
               <w:spacing w:after="20" w:before="0"/>
             </w:pPr>
-            <w:hyperlink w:history="1" r:id="rIdkkczuho68jxw5qobpwtf9">
+            <w:hyperlink w:history="1" r:id="rIddzwaqnkz40ca-kyqrd3g4">
               <w:r>
                 <w:rPr>
                   <w:rFonts w:ascii="Arial" w:cs="Arial" w:eastAsia="Arial" w:hAnsi="Arial"/>
@@ -26145,7 +26145,7 @@
               <w:spacing w:after="10" w:before="0"/>
               <w:ind w:left="120"/>
             </w:pPr>
-            <w:hyperlink w:history="1" r:id="rIdl8llq0dgiqdwf0n-johsx">
+            <w:hyperlink w:history="1" r:id="rId_7qttszagbbui1qm8unfo">
               <w:r>
                 <w:rPr>
                   <w:rFonts w:ascii="Arial" w:cs="Arial" w:eastAsia="Arial" w:hAnsi="Arial"/>
@@ -26190,7 +26190,7 @@
             <w:pPr>
               <w:spacing w:after="20" w:before="0"/>
             </w:pPr>
-            <w:hyperlink w:history="1" r:id="rIdx9zoxwv-wwgsdfke0n0er">
+            <w:hyperlink w:history="1" r:id="rIdah2gqzqdlf2suqz0yctu-">
               <w:r>
                 <w:rPr>
                   <w:rFonts w:ascii="Arial" w:cs="Arial" w:eastAsia="Arial" w:hAnsi="Arial"/>
@@ -26223,7 +26223,7 @@
               <w:spacing w:after="10" w:before="0"/>
               <w:ind w:left="120"/>
             </w:pPr>
-            <w:hyperlink w:history="1" r:id="rIdr-4h0zvnkig-3m378s6tf">
+            <w:hyperlink w:history="1" r:id="rIdhichp2wbmsk1jhq_wchbr">
               <w:r>
                 <w:rPr>
                   <w:rFonts w:ascii="Arial" w:cs="Arial" w:eastAsia="Arial" w:hAnsi="Arial"/>
@@ -26418,7 +26418,7 @@
             <w:pPr>
               <w:spacing w:after="20" w:before="0"/>
             </w:pPr>
-            <w:hyperlink w:history="1" r:id="rId53nk3u0ct47f_asex8wrk">
+            <w:hyperlink w:history="1" r:id="rIdt9lqovvbj2em0y2yqoa6q">
               <w:r>
                 <w:rPr>
                   <w:rFonts w:ascii="Arial" w:cs="Arial" w:eastAsia="Arial" w:hAnsi="Arial"/>
@@ -26451,7 +26451,7 @@
               <w:spacing w:after="10" w:before="0"/>
               <w:ind w:left="120"/>
             </w:pPr>
-            <w:hyperlink w:history="1" r:id="rIdnczq8sveqfu3b4pofpmte">
+            <w:hyperlink w:history="1" r:id="rIdxdp0yykgqidzb4qycu6t5">
               <w:r>
                 <w:rPr>
                   <w:rFonts w:ascii="Arial" w:cs="Arial" w:eastAsia="Arial" w:hAnsi="Arial"/>
@@ -26496,7 +26496,7 @@
             <w:pPr>
               <w:spacing w:after="20" w:before="0"/>
             </w:pPr>
-            <w:hyperlink w:history="1" r:id="rId41_ngv_4bpo72gwdfiaps">
+            <w:hyperlink w:history="1" r:id="rIdagps0az0jq3kdpxcvwg-b">
               <w:r>
                 <w:rPr>
                   <w:rFonts w:ascii="Arial" w:cs="Arial" w:eastAsia="Arial" w:hAnsi="Arial"/>
@@ -26529,7 +26529,7 @@
               <w:spacing w:after="10" w:before="0"/>
               <w:ind w:left="120"/>
             </w:pPr>
-            <w:hyperlink w:history="1" r:id="rId47pwab11jci1cbuzaofom">
+            <w:hyperlink w:history="1" r:id="rIdxrjl7hpfil_bj_tjzp67t">
               <w:r>
                 <w:rPr>
                   <w:rFonts w:ascii="Arial" w:cs="Arial" w:eastAsia="Arial" w:hAnsi="Arial"/>
@@ -26724,7 +26724,7 @@
             <w:pPr>
               <w:spacing w:after="20" w:before="0"/>
             </w:pPr>
-            <w:hyperlink w:history="1" r:id="rIdlv5ayf5e8o-9f92nxh26l">
+            <w:hyperlink w:history="1" r:id="rIdf7_baego7gx2xkoo86jzr">
               <w:r>
                 <w:rPr>
                   <w:rFonts w:ascii="Arial" w:cs="Arial" w:eastAsia="Arial" w:hAnsi="Arial"/>
@@ -26757,7 +26757,7 @@
               <w:spacing w:after="10" w:before="0"/>
               <w:ind w:left="120"/>
             </w:pPr>
-            <w:hyperlink w:history="1" r:id="rIdeyvntvc8unjsmobksvueo">
+            <w:hyperlink w:history="1" r:id="rIdjhiio2u0ykw4n6ntqe0wg">
               <w:r>
                 <w:rPr>
                   <w:rFonts w:ascii="Arial" w:cs="Arial" w:eastAsia="Arial" w:hAnsi="Arial"/>
@@ -26802,7 +26802,7 @@
             <w:pPr>
               <w:spacing w:after="20" w:before="0"/>
             </w:pPr>
-            <w:hyperlink w:history="1" r:id="rIdjphcs626ptniypdde8gix">
+            <w:hyperlink w:history="1" r:id="rIde9zn3hq-rnj8g81ng57it">
               <w:r>
                 <w:rPr>
                   <w:rFonts w:ascii="Arial" w:cs="Arial" w:eastAsia="Arial" w:hAnsi="Arial"/>
@@ -26835,7 +26835,7 @@
               <w:spacing w:after="10" w:before="0"/>
               <w:ind w:left="120"/>
             </w:pPr>
-            <w:hyperlink w:history="1" r:id="rIdnaxmjdt_vifqgjplqhtnp">
+            <w:hyperlink w:history="1" r:id="rIdr-s08vtogug6_yuj8rry1">
               <w:r>
                 <w:rPr>
                   <w:rFonts w:ascii="Arial" w:cs="Arial" w:eastAsia="Arial" w:hAnsi="Arial"/>
@@ -27030,7 +27030,7 @@
             <w:pPr>
               <w:spacing w:after="20" w:before="0"/>
             </w:pPr>
-            <w:hyperlink w:history="1" r:id="rIdhtiknqyjcqv0dlujqcf_r">
+            <w:hyperlink w:history="1" r:id="rIdi8aeb7zche08tkxhwiw1q">
               <w:r>
                 <w:rPr>
                   <w:rFonts w:ascii="Arial" w:cs="Arial" w:eastAsia="Arial" w:hAnsi="Arial"/>
@@ -27063,7 +27063,7 @@
               <w:spacing w:after="10" w:before="0"/>
               <w:ind w:left="120"/>
             </w:pPr>
-            <w:hyperlink w:history="1" r:id="rId0qqorakdslukfm8fl1ght">
+            <w:hyperlink w:history="1" r:id="rIdqwmvedml8pdggt4qmiom1">
               <w:r>
                 <w:rPr>
                   <w:rFonts w:ascii="Arial" w:cs="Arial" w:eastAsia="Arial" w:hAnsi="Arial"/>
@@ -27108,7 +27108,7 @@
             <w:pPr>
               <w:spacing w:after="20" w:before="0"/>
             </w:pPr>
-            <w:hyperlink w:history="1" r:id="rIdqzoe5ir2p-sa-q4y8c314">
+            <w:hyperlink w:history="1" r:id="rId4aax4igkqf6vipbr9mt5r">
               <w:r>
                 <w:rPr>
                   <w:rFonts w:ascii="Arial" w:cs="Arial" w:eastAsia="Arial" w:hAnsi="Arial"/>
@@ -27141,7 +27141,7 @@
               <w:spacing w:after="10" w:before="0"/>
               <w:ind w:left="120"/>
             </w:pPr>
-            <w:hyperlink w:history="1" r:id="rIdgdw_rlunjnlewq8w9nsqn">
+            <w:hyperlink w:history="1" r:id="rIduwipmll3tqd1ucpwjakbd">
               <w:r>
                 <w:rPr>
                   <w:rFonts w:ascii="Arial" w:cs="Arial" w:eastAsia="Arial" w:hAnsi="Arial"/>
@@ -27336,7 +27336,7 @@
             <w:pPr>
               <w:spacing w:after="20" w:before="0"/>
             </w:pPr>
-            <w:hyperlink w:history="1" r:id="rIddgzpijnilypkzx8hwzrk6">
+            <w:hyperlink w:history="1" r:id="rIduqa7g__chedswncqa5ahm">
               <w:r>
                 <w:rPr>
                   <w:rFonts w:ascii="Arial" w:cs="Arial" w:eastAsia="Arial" w:hAnsi="Arial"/>
@@ -27369,7 +27369,7 @@
               <w:spacing w:after="10" w:before="0"/>
               <w:ind w:left="120"/>
             </w:pPr>
-            <w:hyperlink w:history="1" r:id="rIdtfw24gauxhio43bu7epkv">
+            <w:hyperlink w:history="1" r:id="rIdivnrssdalqsvjsndnmjex">
               <w:r>
                 <w:rPr>
                   <w:rFonts w:ascii="Arial" w:cs="Arial" w:eastAsia="Arial" w:hAnsi="Arial"/>
@@ -27414,7 +27414,7 @@
             <w:pPr>
               <w:spacing w:after="20" w:before="0"/>
             </w:pPr>
-            <w:hyperlink w:history="1" r:id="rIdr3nnxkfusvld3dqg0wyqw">
+            <w:hyperlink w:history="1" r:id="rIdpw1jgq5k-qtnkv9w8kb2_">
               <w:r>
                 <w:rPr>
                   <w:rFonts w:ascii="Arial" w:cs="Arial" w:eastAsia="Arial" w:hAnsi="Arial"/>
@@ -27447,7 +27447,7 @@
               <w:spacing w:after="10" w:before="0"/>
               <w:ind w:left="120"/>
             </w:pPr>
-            <w:hyperlink w:history="1" r:id="rIdsgksfla0ahj6gbgbppbhm">
+            <w:hyperlink w:history="1" r:id="rIdbihousplf7kgwjxpsy_ke">
               <w:r>
                 <w:rPr>
                   <w:rFonts w:ascii="Arial" w:cs="Arial" w:eastAsia="Arial" w:hAnsi="Arial"/>
@@ -28934,7 +28934,7 @@
             <w:pPr>
               <w:spacing w:after="20" w:before="0"/>
             </w:pPr>
-            <w:hyperlink w:history="1" r:id="rIdseyewoefpy2j-zoixqfdk">
+            <w:hyperlink w:history="1" r:id="rId5zaiqudu3s9i-x0gk6zrr">
               <w:r>
                 <w:rPr>
                   <w:rFonts w:ascii="Arial" w:cs="Arial" w:eastAsia="Arial" w:hAnsi="Arial"/>
@@ -28967,7 +28967,7 @@
               <w:spacing w:after="10" w:before="0"/>
               <w:ind w:left="120"/>
             </w:pPr>
-            <w:hyperlink w:history="1" r:id="rIdikyzu9rkzjyotsibpasns">
+            <w:hyperlink w:history="1" r:id="rIdbjeqreeksgv07sfrg3ipe">
               <w:r>
                 <w:rPr>
                   <w:rFonts w:ascii="Arial" w:cs="Arial" w:eastAsia="Arial" w:hAnsi="Arial"/>
@@ -29012,7 +29012,7 @@
             <w:pPr>
               <w:spacing w:after="20" w:before="0"/>
             </w:pPr>
-            <w:hyperlink w:history="1" r:id="rIdxt8nmnlzagxiuglho_sd3">
+            <w:hyperlink w:history="1" r:id="rIdua2mbdz4p_sdzwy_trf3v">
               <w:r>
                 <w:rPr>
                   <w:rFonts w:ascii="Arial" w:cs="Arial" w:eastAsia="Arial" w:hAnsi="Arial"/>
@@ -29045,7 +29045,7 @@
               <w:spacing w:after="10" w:before="0"/>
               <w:ind w:left="120"/>
             </w:pPr>
-            <w:hyperlink w:history="1" r:id="rIdkpqyk8s8x2e5w7d1pf88t">
+            <w:hyperlink w:history="1" r:id="rIdrcx5zwzqs2hzvqv9-7bus">
               <w:r>
                 <w:rPr>
                   <w:rFonts w:ascii="Arial" w:cs="Arial" w:eastAsia="Arial" w:hAnsi="Arial"/>
@@ -29240,7 +29240,7 @@
             <w:pPr>
               <w:spacing w:after="20" w:before="0"/>
             </w:pPr>
-            <w:hyperlink w:history="1" r:id="rIdsum5ajuynhnow3auyugtv">
+            <w:hyperlink w:history="1" r:id="rIdkpifrlryrxditr-j65paf">
               <w:r>
                 <w:rPr>
                   <w:rFonts w:ascii="Arial" w:cs="Arial" w:eastAsia="Arial" w:hAnsi="Arial"/>
@@ -29273,7 +29273,7 @@
               <w:spacing w:after="10" w:before="0"/>
               <w:ind w:left="120"/>
             </w:pPr>
-            <w:hyperlink w:history="1" r:id="rIdyxmif6speupzn3wa29tdq">
+            <w:hyperlink w:history="1" r:id="rIdblqzznbdfujcx-z748y5p">
               <w:r>
                 <w:rPr>
                   <w:rFonts w:ascii="Arial" w:cs="Arial" w:eastAsia="Arial" w:hAnsi="Arial"/>
@@ -29318,7 +29318,7 @@
             <w:pPr>
               <w:spacing w:after="20" w:before="0"/>
             </w:pPr>
-            <w:hyperlink w:history="1" r:id="rIdelr0jt0h6k1tayu6fmyj7">
+            <w:hyperlink w:history="1" r:id="rId6ujdisw15372p3eshwyz-">
               <w:r>
                 <w:rPr>
                   <w:rFonts w:ascii="Arial" w:cs="Arial" w:eastAsia="Arial" w:hAnsi="Arial"/>
@@ -29351,7 +29351,7 @@
               <w:spacing w:after="10" w:before="0"/>
               <w:ind w:left="120"/>
             </w:pPr>
-            <w:hyperlink w:history="1" r:id="rIdhurvf__rsgh1e8qobfpdx">
+            <w:hyperlink w:history="1" r:id="rId7cekahaiazwzo8le5eigx">
               <w:r>
                 <w:rPr>
                   <w:rFonts w:ascii="Arial" w:cs="Arial" w:eastAsia="Arial" w:hAnsi="Arial"/>
@@ -29584,7 +29584,7 @@
             <w:pPr>
               <w:spacing w:after="20" w:before="0"/>
             </w:pPr>
-            <w:hyperlink w:history="1" r:id="rIdkhoiyecaghghze7qvhzfr">
+            <w:hyperlink w:history="1" r:id="rIdkntqb856n9jp-vstdp6kv">
               <w:r>
                 <w:rPr>
                   <w:rFonts w:ascii="Arial" w:cs="Arial" w:eastAsia="Arial" w:hAnsi="Arial"/>
@@ -29617,7 +29617,7 @@
               <w:spacing w:after="10" w:before="0"/>
               <w:ind w:left="120"/>
             </w:pPr>
-            <w:hyperlink w:history="1" r:id="rIdca7x5ead5ixtswy7syj5r">
+            <w:hyperlink w:history="1" r:id="rIdieogawumjvzs2xv15lhxd">
               <w:r>
                 <w:rPr>
                   <w:rFonts w:ascii="Arial" w:cs="Arial" w:eastAsia="Arial" w:hAnsi="Arial"/>
@@ -29662,7 +29662,7 @@
             <w:pPr>
               <w:spacing w:after="20" w:before="0"/>
             </w:pPr>
-            <w:hyperlink w:history="1" r:id="rIddnlzc5memobux3owtzncp">
+            <w:hyperlink w:history="1" r:id="rIdqy-1vdnrt6he4mmzbyimg">
               <w:r>
                 <w:rPr>
                   <w:rFonts w:ascii="Arial" w:cs="Arial" w:eastAsia="Arial" w:hAnsi="Arial"/>
@@ -29695,7 +29695,7 @@
               <w:spacing w:after="10" w:before="0"/>
               <w:ind w:left="120"/>
             </w:pPr>
-            <w:hyperlink w:history="1" r:id="rIdhx57hdbkvhjg9uwh95utg">
+            <w:hyperlink w:history="1" r:id="rIdhiyrv8nhhlcsmin5pueda">
               <w:r>
                 <w:rPr>
                   <w:rFonts w:ascii="Arial" w:cs="Arial" w:eastAsia="Arial" w:hAnsi="Arial"/>
@@ -29928,7 +29928,7 @@
             <w:pPr>
               <w:spacing w:after="20" w:before="0"/>
             </w:pPr>
-            <w:hyperlink w:history="1" r:id="rIdeq758mdf_47yqv3xphkun">
+            <w:hyperlink w:history="1" r:id="rIdkzqz4t7xklxy4z1ala18x">
               <w:r>
                 <w:rPr>
                   <w:rFonts w:ascii="Arial" w:cs="Arial" w:eastAsia="Arial" w:hAnsi="Arial"/>
@@ -29961,7 +29961,7 @@
               <w:spacing w:after="10" w:before="0"/>
               <w:ind w:left="120"/>
             </w:pPr>
-            <w:hyperlink w:history="1" r:id="rId4jj1shg9w1_qkdcuxvpet">
+            <w:hyperlink w:history="1" r:id="rIdbegenfnxh2yvcemh7e7tv">
               <w:r>
                 <w:rPr>
                   <w:rFonts w:ascii="Arial" w:cs="Arial" w:eastAsia="Arial" w:hAnsi="Arial"/>
@@ -30006,7 +30006,7 @@
             <w:pPr>
               <w:spacing w:after="20" w:before="0"/>
             </w:pPr>
-            <w:hyperlink w:history="1" r:id="rIdc68a8kdt397riqu1ctxh0">
+            <w:hyperlink w:history="1" r:id="rIdsenace_i23aiwjpp0npmv">
               <w:r>
                 <w:rPr>
                   <w:rFonts w:ascii="Arial" w:cs="Arial" w:eastAsia="Arial" w:hAnsi="Arial"/>
@@ -30039,7 +30039,7 @@
               <w:spacing w:after="10" w:before="0"/>
               <w:ind w:left="120"/>
             </w:pPr>
-            <w:hyperlink w:history="1" r:id="rIdvwhlmnaie-aul1jhmaz5e">
+            <w:hyperlink w:history="1" r:id="rId0tl-sekhhyext5-efum-b">
               <w:r>
                 <w:rPr>
                   <w:rFonts w:ascii="Arial" w:cs="Arial" w:eastAsia="Arial" w:hAnsi="Arial"/>
@@ -30234,7 +30234,7 @@
             <w:pPr>
               <w:spacing w:after="20" w:before="0"/>
             </w:pPr>
-            <w:hyperlink w:history="1" r:id="rIdeaxlzemwxjkiip3twl-zx">
+            <w:hyperlink w:history="1" r:id="rIdixfiseynph-iiksz-kl_e">
               <w:r>
                 <w:rPr>
                   <w:rFonts w:ascii="Arial" w:cs="Arial" w:eastAsia="Arial" w:hAnsi="Arial"/>
@@ -30267,7 +30267,7 @@
               <w:spacing w:after="10" w:before="0"/>
               <w:ind w:left="120"/>
             </w:pPr>
-            <w:hyperlink w:history="1" r:id="rIdqov6zienxuq_cv9wknj91">
+            <w:hyperlink w:history="1" r:id="rId3khztl0bcanlvtqt-1rdz">
               <w:r>
                 <w:rPr>
                   <w:rFonts w:ascii="Arial" w:cs="Arial" w:eastAsia="Arial" w:hAnsi="Arial"/>
@@ -30312,7 +30312,7 @@
             <w:pPr>
               <w:spacing w:after="20" w:before="0"/>
             </w:pPr>
-            <w:hyperlink w:history="1" r:id="rIdzjhf0y1i5c6eftptdxg5z">
+            <w:hyperlink w:history="1" r:id="rIdyb0kxaeiub1xeybkju_cz">
               <w:r>
                 <w:rPr>
                   <w:rFonts w:ascii="Arial" w:cs="Arial" w:eastAsia="Arial" w:hAnsi="Arial"/>
@@ -30345,7 +30345,7 @@
               <w:spacing w:after="10" w:before="0"/>
               <w:ind w:left="120"/>
             </w:pPr>
-            <w:hyperlink w:history="1" r:id="rIdxewttinavz8phtvbyai5u">
+            <w:hyperlink w:history="1" r:id="rIdzzkpisqv2og6nary3-zvi">
               <w:r>
                 <w:rPr>
                   <w:rFonts w:ascii="Arial" w:cs="Arial" w:eastAsia="Arial" w:hAnsi="Arial"/>

--- a/data/outputs/v2/Maths/SS3.4_Linear_Motion/Mathematics_Linear_Motion_CBE_LessonSequence.docx
+++ b/data/outputs/v2/Maths/SS3.4_Linear_Motion/Mathematics_Linear_Motion_CBE_LessonSequence.docx
@@ -3536,7 +3536,7 @@
             <w:pPr>
               <w:spacing w:after="20" w:before="0"/>
             </w:pPr>
-            <w:hyperlink w:history="1" r:id="rIdxda0algvkjpes5vlc7iow">
+            <w:hyperlink w:history="1" r:id="rIdywd023woslpycrymu18v7">
               <w:r>
                 <w:rPr>
                   <w:rFonts w:ascii="Arial" w:cs="Arial" w:eastAsia="Arial" w:hAnsi="Arial"/>
@@ -3569,7 +3569,7 @@
               <w:spacing w:after="10" w:before="0"/>
               <w:ind w:left="120"/>
             </w:pPr>
-            <w:hyperlink w:history="1" r:id="rIdwtk-4ngmpdvha27l64rfz">
+            <w:hyperlink w:history="1" r:id="rIdptac5d9_zmq6qtgebsdpe">
               <w:r>
                 <w:rPr>
                   <w:rFonts w:ascii="Arial" w:cs="Arial" w:eastAsia="Arial" w:hAnsi="Arial"/>
@@ -3614,7 +3614,7 @@
             <w:pPr>
               <w:spacing w:after="20" w:before="0"/>
             </w:pPr>
-            <w:hyperlink w:history="1" r:id="rIdk1nyv_fgtjl3zabjmr21d">
+            <w:hyperlink w:history="1" r:id="rIdy8mmbvnul9yjuefmqjaqj">
               <w:r>
                 <w:rPr>
                   <w:rFonts w:ascii="Arial" w:cs="Arial" w:eastAsia="Arial" w:hAnsi="Arial"/>
@@ -3647,7 +3647,7 @@
               <w:spacing w:after="10" w:before="0"/>
               <w:ind w:left="120"/>
             </w:pPr>
-            <w:hyperlink w:history="1" r:id="rIda5b9wzbvfwi04ufvhyymz">
+            <w:hyperlink w:history="1" r:id="rIdgeh505ks7otndnyur6cil">
               <w:r>
                 <w:rPr>
                   <w:rFonts w:ascii="Arial" w:cs="Arial" w:eastAsia="Arial" w:hAnsi="Arial"/>
@@ -3842,7 +3842,7 @@
             <w:pPr>
               <w:spacing w:after="20" w:before="0"/>
             </w:pPr>
-            <w:hyperlink w:history="1" r:id="rIdbx_kwlzfg2rsko5ydnwyn">
+            <w:hyperlink w:history="1" r:id="rIdt6igau6hefv2mm9gy6-zs">
               <w:r>
                 <w:rPr>
                   <w:rFonts w:ascii="Arial" w:cs="Arial" w:eastAsia="Arial" w:hAnsi="Arial"/>
@@ -3875,7 +3875,7 @@
               <w:spacing w:after="10" w:before="0"/>
               <w:ind w:left="120"/>
             </w:pPr>
-            <w:hyperlink w:history="1" r:id="rIdhagahy0zgsv2kvbshoe8u">
+            <w:hyperlink w:history="1" r:id="rIdg-iyxa1gypfvbtzmouita">
               <w:r>
                 <w:rPr>
                   <w:rFonts w:ascii="Arial" w:cs="Arial" w:eastAsia="Arial" w:hAnsi="Arial"/>
@@ -3920,7 +3920,7 @@
             <w:pPr>
               <w:spacing w:after="20" w:before="0"/>
             </w:pPr>
-            <w:hyperlink w:history="1" r:id="rIddbhznlphaszujlgv9c1lh">
+            <w:hyperlink w:history="1" r:id="rIdwwlieiw-kujwejivkd8ta">
               <w:r>
                 <w:rPr>
                   <w:rFonts w:ascii="Arial" w:cs="Arial" w:eastAsia="Arial" w:hAnsi="Arial"/>
@@ -3953,7 +3953,7 @@
               <w:spacing w:after="10" w:before="0"/>
               <w:ind w:left="120"/>
             </w:pPr>
-            <w:hyperlink w:history="1" r:id="rId2fuzqurgvhyx1qrivnljp">
+            <w:hyperlink w:history="1" r:id="rIdtfskvqlhp15ksxyiogcpb">
               <w:r>
                 <w:rPr>
                   <w:rFonts w:ascii="Arial" w:cs="Arial" w:eastAsia="Arial" w:hAnsi="Arial"/>
@@ -4148,7 +4148,7 @@
             <w:pPr>
               <w:spacing w:after="20" w:before="0"/>
             </w:pPr>
-            <w:hyperlink w:history="1" r:id="rIdi-mml_bpu7ge3tiaradnc">
+            <w:hyperlink w:history="1" r:id="rIdnbxa0bqb_roxkml1zrmyd">
               <w:r>
                 <w:rPr>
                   <w:rFonts w:ascii="Arial" w:cs="Arial" w:eastAsia="Arial" w:hAnsi="Arial"/>
@@ -4181,7 +4181,7 @@
               <w:spacing w:after="10" w:before="0"/>
               <w:ind w:left="120"/>
             </w:pPr>
-            <w:hyperlink w:history="1" r:id="rId9wnmkhpze-veid7huzccv">
+            <w:hyperlink w:history="1" r:id="rIdcg1lnyuvgstavftxa6xj4">
               <w:r>
                 <w:rPr>
                   <w:rFonts w:ascii="Arial" w:cs="Arial" w:eastAsia="Arial" w:hAnsi="Arial"/>
@@ -4226,7 +4226,7 @@
             <w:pPr>
               <w:spacing w:after="20" w:before="0"/>
             </w:pPr>
-            <w:hyperlink w:history="1" r:id="rIdbwqqfpfacdof3notnmp_9">
+            <w:hyperlink w:history="1" r:id="rIdxqyjvet9fhal0q9-64tcp">
               <w:r>
                 <w:rPr>
                   <w:rFonts w:ascii="Arial" w:cs="Arial" w:eastAsia="Arial" w:hAnsi="Arial"/>
@@ -4259,7 +4259,7 @@
               <w:spacing w:after="10" w:before="0"/>
               <w:ind w:left="120"/>
             </w:pPr>
-            <w:hyperlink w:history="1" r:id="rIdhvrwdbuw4rexxopxg-ga9">
+            <w:hyperlink w:history="1" r:id="rId-t-yk324nmqsakpgoh09m">
               <w:r>
                 <w:rPr>
                   <w:rFonts w:ascii="Arial" w:cs="Arial" w:eastAsia="Arial" w:hAnsi="Arial"/>
@@ -4454,7 +4454,7 @@
             <w:pPr>
               <w:spacing w:after="20" w:before="0"/>
             </w:pPr>
-            <w:hyperlink w:history="1" r:id="rIdhzpskapx-jmyeks56kwsj">
+            <w:hyperlink w:history="1" r:id="rId8rljso8lbgeiigr8zgc1t">
               <w:r>
                 <w:rPr>
                   <w:rFonts w:ascii="Arial" w:cs="Arial" w:eastAsia="Arial" w:hAnsi="Arial"/>
@@ -4487,7 +4487,7 @@
               <w:spacing w:after="10" w:before="0"/>
               <w:ind w:left="120"/>
             </w:pPr>
-            <w:hyperlink w:history="1" r:id="rIdjz1p1jrxwwgyheqa4f3pa">
+            <w:hyperlink w:history="1" r:id="rIdf1nov3lzzonlduo5etspc">
               <w:r>
                 <w:rPr>
                   <w:rFonts w:ascii="Arial" w:cs="Arial" w:eastAsia="Arial" w:hAnsi="Arial"/>
@@ -4532,7 +4532,7 @@
             <w:pPr>
               <w:spacing w:after="20" w:before="0"/>
             </w:pPr>
-            <w:hyperlink w:history="1" r:id="rIdihfzblugghdzgq0yqanyy">
+            <w:hyperlink w:history="1" r:id="rIdto7f8bd0y5pg_vhnwi5d5">
               <w:r>
                 <w:rPr>
                   <w:rFonts w:ascii="Arial" w:cs="Arial" w:eastAsia="Arial" w:hAnsi="Arial"/>
@@ -4565,7 +4565,7 @@
               <w:spacing w:after="10" w:before="0"/>
               <w:ind w:left="120"/>
             </w:pPr>
-            <w:hyperlink w:history="1" r:id="rIdghqewedimqwe6nofsmfhy">
+            <w:hyperlink w:history="1" r:id="rIdnxf4suj1qomiejn5dziyj">
               <w:r>
                 <w:rPr>
                   <w:rFonts w:ascii="Arial" w:cs="Arial" w:eastAsia="Arial" w:hAnsi="Arial"/>
@@ -4760,7 +4760,7 @@
             <w:pPr>
               <w:spacing w:after="20" w:before="0"/>
             </w:pPr>
-            <w:hyperlink w:history="1" r:id="rIdhy71j-pijjedn1piqjwbc">
+            <w:hyperlink w:history="1" r:id="rIdk6ltelqsqn7nv1mj85qdt">
               <w:r>
                 <w:rPr>
                   <w:rFonts w:ascii="Arial" w:cs="Arial" w:eastAsia="Arial" w:hAnsi="Arial"/>
@@ -4793,7 +4793,7 @@
               <w:spacing w:after="10" w:before="0"/>
               <w:ind w:left="120"/>
             </w:pPr>
-            <w:hyperlink w:history="1" r:id="rIdhngq1rmbzskn29lwsmfo9">
+            <w:hyperlink w:history="1" r:id="rId3h-vni2rxsf5enloaas1d">
               <w:r>
                 <w:rPr>
                   <w:rFonts w:ascii="Arial" w:cs="Arial" w:eastAsia="Arial" w:hAnsi="Arial"/>
@@ -4838,7 +4838,7 @@
             <w:pPr>
               <w:spacing w:after="20" w:before="0"/>
             </w:pPr>
-            <w:hyperlink w:history="1" r:id="rIdl6fvdfflboqqau827ttv1">
+            <w:hyperlink w:history="1" r:id="rIdzachd-14ubk0f0ajvte_s">
               <w:r>
                 <w:rPr>
                   <w:rFonts w:ascii="Arial" w:cs="Arial" w:eastAsia="Arial" w:hAnsi="Arial"/>
@@ -4871,7 +4871,7 @@
               <w:spacing w:after="10" w:before="0"/>
               <w:ind w:left="120"/>
             </w:pPr>
-            <w:hyperlink w:history="1" r:id="rIdo3utoulbtvkf03ozzqmcj">
+            <w:hyperlink w:history="1" r:id="rId8qfi0b1_wcg4eb5cexuet">
               <w:r>
                 <w:rPr>
                   <w:rFonts w:ascii="Arial" w:cs="Arial" w:eastAsia="Arial" w:hAnsi="Arial"/>
@@ -6358,7 +6358,7 @@
             <w:pPr>
               <w:spacing w:after="20" w:before="0"/>
             </w:pPr>
-            <w:hyperlink w:history="1" r:id="rIdhmvlyuardugducy0rdrp9">
+            <w:hyperlink w:history="1" r:id="rIdx5pntqh0ht7g_csndz9wl">
               <w:r>
                 <w:rPr>
                   <w:rFonts w:ascii="Arial" w:cs="Arial" w:eastAsia="Arial" w:hAnsi="Arial"/>
@@ -6391,7 +6391,7 @@
               <w:spacing w:after="10" w:before="0"/>
               <w:ind w:left="120"/>
             </w:pPr>
-            <w:hyperlink w:history="1" r:id="rIdcz7f1nyqkn_mo4t7hceip">
+            <w:hyperlink w:history="1" r:id="rIdrv8nltu8jpmqbsomb9bm0">
               <w:r>
                 <w:rPr>
                   <w:rFonts w:ascii="Arial" w:cs="Arial" w:eastAsia="Arial" w:hAnsi="Arial"/>
@@ -6436,7 +6436,7 @@
             <w:pPr>
               <w:spacing w:after="20" w:before="0"/>
             </w:pPr>
-            <w:hyperlink w:history="1" r:id="rIdz3jv3fw8-rlqj6gn3ot4g">
+            <w:hyperlink w:history="1" r:id="rIda5ehcrwu3etevy6qlukm0">
               <w:r>
                 <w:rPr>
                   <w:rFonts w:ascii="Arial" w:cs="Arial" w:eastAsia="Arial" w:hAnsi="Arial"/>
@@ -6469,7 +6469,7 @@
               <w:spacing w:after="10" w:before="0"/>
               <w:ind w:left="120"/>
             </w:pPr>
-            <w:hyperlink w:history="1" r:id="rIdl66vokooolc-2i9_7kxne">
+            <w:hyperlink w:history="1" r:id="rIdxson0uplmsubydjwpadsc">
               <w:r>
                 <w:rPr>
                   <w:rFonts w:ascii="Arial" w:cs="Arial" w:eastAsia="Arial" w:hAnsi="Arial"/>
@@ -6664,7 +6664,7 @@
             <w:pPr>
               <w:spacing w:after="20" w:before="0"/>
             </w:pPr>
-            <w:hyperlink w:history="1" r:id="rId1u5y-dcteixy0s4o1al81">
+            <w:hyperlink w:history="1" r:id="rIdykpb0iibl1xyhcpsdyhlt">
               <w:r>
                 <w:rPr>
                   <w:rFonts w:ascii="Arial" w:cs="Arial" w:eastAsia="Arial" w:hAnsi="Arial"/>
@@ -6697,7 +6697,7 @@
               <w:spacing w:after="10" w:before="0"/>
               <w:ind w:left="120"/>
             </w:pPr>
-            <w:hyperlink w:history="1" r:id="rId5a_akq8no-p2xx65jmoxh">
+            <w:hyperlink w:history="1" r:id="rIdnql-bsqy8abn2cm7gxz5f">
               <w:r>
                 <w:rPr>
                   <w:rFonts w:ascii="Arial" w:cs="Arial" w:eastAsia="Arial" w:hAnsi="Arial"/>
@@ -6742,7 +6742,7 @@
             <w:pPr>
               <w:spacing w:after="20" w:before="0"/>
             </w:pPr>
-            <w:hyperlink w:history="1" r:id="rIdjr4jt_gyxcvrwpahofriu">
+            <w:hyperlink w:history="1" r:id="rIdpfu59kvgzynoximdkfvux">
               <w:r>
                 <w:rPr>
                   <w:rFonts w:ascii="Arial" w:cs="Arial" w:eastAsia="Arial" w:hAnsi="Arial"/>
@@ -6775,7 +6775,7 @@
               <w:spacing w:after="10" w:before="0"/>
               <w:ind w:left="120"/>
             </w:pPr>
-            <w:hyperlink w:history="1" r:id="rIdlc5wvulluic8cp2wvovsd">
+            <w:hyperlink w:history="1" r:id="rIdfyjslcuxyitu1oiwkdyns">
               <w:r>
                 <w:rPr>
                   <w:rFonts w:ascii="Arial" w:cs="Arial" w:eastAsia="Arial" w:hAnsi="Arial"/>
@@ -6970,7 +6970,7 @@
             <w:pPr>
               <w:spacing w:after="20" w:before="0"/>
             </w:pPr>
-            <w:hyperlink w:history="1" r:id="rId0nicvgawtccvo0x-px3fm">
+            <w:hyperlink w:history="1" r:id="rIddc9g9yykxnj9ytrtghxgj">
               <w:r>
                 <w:rPr>
                   <w:rFonts w:ascii="Arial" w:cs="Arial" w:eastAsia="Arial" w:hAnsi="Arial"/>
@@ -7003,7 +7003,7 @@
               <w:spacing w:after="10" w:before="0"/>
               <w:ind w:left="120"/>
             </w:pPr>
-            <w:hyperlink w:history="1" r:id="rIdz2kgi9lg6o-8ew785hz9x">
+            <w:hyperlink w:history="1" r:id="rIdltfb_yck1v-00pbbm457d">
               <w:r>
                 <w:rPr>
                   <w:rFonts w:ascii="Arial" w:cs="Arial" w:eastAsia="Arial" w:hAnsi="Arial"/>
@@ -7048,7 +7048,7 @@
             <w:pPr>
               <w:spacing w:after="20" w:before="0"/>
             </w:pPr>
-            <w:hyperlink w:history="1" r:id="rId-jz1a1ibfdwhaulu4-siv">
+            <w:hyperlink w:history="1" r:id="rIdrguhhgrjv90ijzltjfb4-">
               <w:r>
                 <w:rPr>
                   <w:rFonts w:ascii="Arial" w:cs="Arial" w:eastAsia="Arial" w:hAnsi="Arial"/>
@@ -7081,7 +7081,7 @@
               <w:spacing w:after="10" w:before="0"/>
               <w:ind w:left="120"/>
             </w:pPr>
-            <w:hyperlink w:history="1" r:id="rIdcx5dzzapa8llfldp0qmbw">
+            <w:hyperlink w:history="1" r:id="rIdrhevhznft3szc5gwfrphc">
               <w:r>
                 <w:rPr>
                   <w:rFonts w:ascii="Arial" w:cs="Arial" w:eastAsia="Arial" w:hAnsi="Arial"/>
@@ -7276,7 +7276,7 @@
             <w:pPr>
               <w:spacing w:after="20" w:before="0"/>
             </w:pPr>
-            <w:hyperlink w:history="1" r:id="rIdm4bntwbh0_b0iwrpn3ya2">
+            <w:hyperlink w:history="1" r:id="rIdljv5__e4psxkktcip6lr3">
               <w:r>
                 <w:rPr>
                   <w:rFonts w:ascii="Arial" w:cs="Arial" w:eastAsia="Arial" w:hAnsi="Arial"/>
@@ -7309,7 +7309,7 @@
               <w:spacing w:after="10" w:before="0"/>
               <w:ind w:left="120"/>
             </w:pPr>
-            <w:hyperlink w:history="1" r:id="rIdckmjoxljaextsp5ofbggp">
+            <w:hyperlink w:history="1" r:id="rIdqxm34q6bua3pdqkv8dqt9">
               <w:r>
                 <w:rPr>
                   <w:rFonts w:ascii="Arial" w:cs="Arial" w:eastAsia="Arial" w:hAnsi="Arial"/>
@@ -7354,7 +7354,7 @@
             <w:pPr>
               <w:spacing w:after="20" w:before="0"/>
             </w:pPr>
-            <w:hyperlink w:history="1" r:id="rIdj9h1srt79su8dvlg-eqw_">
+            <w:hyperlink w:history="1" r:id="rIddtpan6ts-egehik48laev">
               <w:r>
                 <w:rPr>
                   <w:rFonts w:ascii="Arial" w:cs="Arial" w:eastAsia="Arial" w:hAnsi="Arial"/>
@@ -7387,7 +7387,7 @@
               <w:spacing w:after="10" w:before="0"/>
               <w:ind w:left="120"/>
             </w:pPr>
-            <w:hyperlink w:history="1" r:id="rIdvmx4o8c1xy1ovp4oejlpi">
+            <w:hyperlink w:history="1" r:id="rIdaxss8bcjhkxy3akxf_5cs">
               <w:r>
                 <w:rPr>
                   <w:rFonts w:ascii="Arial" w:cs="Arial" w:eastAsia="Arial" w:hAnsi="Arial"/>
@@ -7582,7 +7582,7 @@
             <w:pPr>
               <w:spacing w:after="20" w:before="0"/>
             </w:pPr>
-            <w:hyperlink w:history="1" r:id="rIdexndzl4chfzb3eculg6u1">
+            <w:hyperlink w:history="1" r:id="rIdzygsqknluq3mbct98j5-p">
               <w:r>
                 <w:rPr>
                   <w:rFonts w:ascii="Arial" w:cs="Arial" w:eastAsia="Arial" w:hAnsi="Arial"/>
@@ -7615,7 +7615,7 @@
               <w:spacing w:after="10" w:before="0"/>
               <w:ind w:left="120"/>
             </w:pPr>
-            <w:hyperlink w:history="1" r:id="rIdmj_92ydpwgx2wtadthhed">
+            <w:hyperlink w:history="1" r:id="rIdg1lhhxm80fp5-1z2gz6cy">
               <w:r>
                 <w:rPr>
                   <w:rFonts w:ascii="Arial" w:cs="Arial" w:eastAsia="Arial" w:hAnsi="Arial"/>
@@ -7660,7 +7660,7 @@
             <w:pPr>
               <w:spacing w:after="20" w:before="0"/>
             </w:pPr>
-            <w:hyperlink w:history="1" r:id="rIdsmd7rdwpvxt0xerzh9wqf">
+            <w:hyperlink w:history="1" r:id="rIdrvt8-62m10d8nwlgeldd-">
               <w:r>
                 <w:rPr>
                   <w:rFonts w:ascii="Arial" w:cs="Arial" w:eastAsia="Arial" w:hAnsi="Arial"/>
@@ -7693,7 +7693,7 @@
               <w:spacing w:after="10" w:before="0"/>
               <w:ind w:left="120"/>
             </w:pPr>
-            <w:hyperlink w:history="1" r:id="rIdmqxy1h8jhw0sbmwzao5me">
+            <w:hyperlink w:history="1" r:id="rIds33de2gv9rcv_aew7291n">
               <w:r>
                 <w:rPr>
                   <w:rFonts w:ascii="Arial" w:cs="Arial" w:eastAsia="Arial" w:hAnsi="Arial"/>
@@ -9180,7 +9180,7 @@
             <w:pPr>
               <w:spacing w:after="20" w:before="0"/>
             </w:pPr>
-            <w:hyperlink w:history="1" r:id="rIdsbwcx9evdjqvozapml0cz">
+            <w:hyperlink w:history="1" r:id="rIdb2dkzxtoxlcntmfvxdvxp">
               <w:r>
                 <w:rPr>
                   <w:rFonts w:ascii="Arial" w:cs="Arial" w:eastAsia="Arial" w:hAnsi="Arial"/>
@@ -9213,7 +9213,7 @@
               <w:spacing w:after="10" w:before="0"/>
               <w:ind w:left="120"/>
             </w:pPr>
-            <w:hyperlink w:history="1" r:id="rIde7w8je6sq23f2456atrip">
+            <w:hyperlink w:history="1" r:id="rIdcak8gfo1of7etfuoyblfs">
               <w:r>
                 <w:rPr>
                   <w:rFonts w:ascii="Arial" w:cs="Arial" w:eastAsia="Arial" w:hAnsi="Arial"/>
@@ -9258,7 +9258,7 @@
             <w:pPr>
               <w:spacing w:after="20" w:before="0"/>
             </w:pPr>
-            <w:hyperlink w:history="1" r:id="rId8hyhoqfatwlxlppiq1e4h">
+            <w:hyperlink w:history="1" r:id="rIdbnee-27sz83zbylrsjt83">
               <w:r>
                 <w:rPr>
                   <w:rFonts w:ascii="Arial" w:cs="Arial" w:eastAsia="Arial" w:hAnsi="Arial"/>
@@ -9291,7 +9291,7 @@
               <w:spacing w:after="10" w:before="0"/>
               <w:ind w:left="120"/>
             </w:pPr>
-            <w:hyperlink w:history="1" r:id="rIdzoay1v7dc24vwzx2yniey">
+            <w:hyperlink w:history="1" r:id="rIdhbcvwgcrswb-yupbcfok4">
               <w:r>
                 <w:rPr>
                   <w:rFonts w:ascii="Arial" w:cs="Arial" w:eastAsia="Arial" w:hAnsi="Arial"/>
@@ -9486,7 +9486,7 @@
             <w:pPr>
               <w:spacing w:after="20" w:before="0"/>
             </w:pPr>
-            <w:hyperlink w:history="1" r:id="rIdhki-xdovfgejna6p7cw54">
+            <w:hyperlink w:history="1" r:id="rId9uht-fh_k_tucchmsvc1y">
               <w:r>
                 <w:rPr>
                   <w:rFonts w:ascii="Arial" w:cs="Arial" w:eastAsia="Arial" w:hAnsi="Arial"/>
@@ -9519,7 +9519,7 @@
               <w:spacing w:after="10" w:before="0"/>
               <w:ind w:left="120"/>
             </w:pPr>
-            <w:hyperlink w:history="1" r:id="rIdrjruecu0maje8oxx1mjgk">
+            <w:hyperlink w:history="1" r:id="rId0xv7oti2br5iz1chybcoy">
               <w:r>
                 <w:rPr>
                   <w:rFonts w:ascii="Arial" w:cs="Arial" w:eastAsia="Arial" w:hAnsi="Arial"/>
@@ -9564,7 +9564,7 @@
             <w:pPr>
               <w:spacing w:after="20" w:before="0"/>
             </w:pPr>
-            <w:hyperlink w:history="1" r:id="rId3task_uko2i0ovllzhogb">
+            <w:hyperlink w:history="1" r:id="rIdvguylkrh1iuubg-5p_jcm">
               <w:r>
                 <w:rPr>
                   <w:rFonts w:ascii="Arial" w:cs="Arial" w:eastAsia="Arial" w:hAnsi="Arial"/>
@@ -9597,7 +9597,7 @@
               <w:spacing w:after="10" w:before="0"/>
               <w:ind w:left="120"/>
             </w:pPr>
-            <w:hyperlink w:history="1" r:id="rIdb199kvwdqff0t_n3a8boj">
+            <w:hyperlink w:history="1" r:id="rIdh__0gy25xgrn5wxp1xfn3">
               <w:r>
                 <w:rPr>
                   <w:rFonts w:ascii="Arial" w:cs="Arial" w:eastAsia="Arial" w:hAnsi="Arial"/>
@@ -9792,7 +9792,7 @@
             <w:pPr>
               <w:spacing w:after="20" w:before="0"/>
             </w:pPr>
-            <w:hyperlink w:history="1" r:id="rIdsyq_3hlaoqnzrjq8jzl1p">
+            <w:hyperlink w:history="1" r:id="rIdfgjd_6dtyudd8o5uhcwvj">
               <w:r>
                 <w:rPr>
                   <w:rFonts w:ascii="Arial" w:cs="Arial" w:eastAsia="Arial" w:hAnsi="Arial"/>
@@ -9825,7 +9825,7 @@
               <w:spacing w:after="10" w:before="0"/>
               <w:ind w:left="120"/>
             </w:pPr>
-            <w:hyperlink w:history="1" r:id="rIdkbzyrtts5x9seq_iz2qwn">
+            <w:hyperlink w:history="1" r:id="rIdjutg-3yu-ef8rmbcgwxax">
               <w:r>
                 <w:rPr>
                   <w:rFonts w:ascii="Arial" w:cs="Arial" w:eastAsia="Arial" w:hAnsi="Arial"/>
@@ -9870,7 +9870,7 @@
             <w:pPr>
               <w:spacing w:after="20" w:before="0"/>
             </w:pPr>
-            <w:hyperlink w:history="1" r:id="rIdcawjm0f6z4_-onhdgga0f">
+            <w:hyperlink w:history="1" r:id="rIdyuqxwwoxm7kk07wja6rjf">
               <w:r>
                 <w:rPr>
                   <w:rFonts w:ascii="Arial" w:cs="Arial" w:eastAsia="Arial" w:hAnsi="Arial"/>
@@ -9903,7 +9903,7 @@
               <w:spacing w:after="10" w:before="0"/>
               <w:ind w:left="120"/>
             </w:pPr>
-            <w:hyperlink w:history="1" r:id="rId6fods6q5mnqxq9fxg0z8y">
+            <w:hyperlink w:history="1" r:id="rIdii3dwdyomsqveudlexlid">
               <w:r>
                 <w:rPr>
                   <w:rFonts w:ascii="Arial" w:cs="Arial" w:eastAsia="Arial" w:hAnsi="Arial"/>
@@ -10098,7 +10098,7 @@
             <w:pPr>
               <w:spacing w:after="20" w:before="0"/>
             </w:pPr>
-            <w:hyperlink w:history="1" r:id="rIdan_qdccle52uytxixqxw8">
+            <w:hyperlink w:history="1" r:id="rIdo2msff4tovwv4uxc8twwm">
               <w:r>
                 <w:rPr>
                   <w:rFonts w:ascii="Arial" w:cs="Arial" w:eastAsia="Arial" w:hAnsi="Arial"/>
@@ -10131,7 +10131,7 @@
               <w:spacing w:after="10" w:before="0"/>
               <w:ind w:left="120"/>
             </w:pPr>
-            <w:hyperlink w:history="1" r:id="rIdr2chlhlty68fliw1zh_xd">
+            <w:hyperlink w:history="1" r:id="rId_4olzkblsyxqfylbak5qy">
               <w:r>
                 <w:rPr>
                   <w:rFonts w:ascii="Arial" w:cs="Arial" w:eastAsia="Arial" w:hAnsi="Arial"/>
@@ -10176,7 +10176,7 @@
             <w:pPr>
               <w:spacing w:after="20" w:before="0"/>
             </w:pPr>
-            <w:hyperlink w:history="1" r:id="rIdrtr29zzrt-leummffkdhs">
+            <w:hyperlink w:history="1" r:id="rIdh4qkjo3kmvuqghxwjhsz1">
               <w:r>
                 <w:rPr>
                   <w:rFonts w:ascii="Arial" w:cs="Arial" w:eastAsia="Arial" w:hAnsi="Arial"/>
@@ -10209,7 +10209,7 @@
               <w:spacing w:after="10" w:before="0"/>
               <w:ind w:left="120"/>
             </w:pPr>
-            <w:hyperlink w:history="1" r:id="rIdjyxwf3q2tr58rpsd_x7lg">
+            <w:hyperlink w:history="1" r:id="rId6cpzkb2lum0y7y1frfzbl">
               <w:r>
                 <w:rPr>
                   <w:rFonts w:ascii="Arial" w:cs="Arial" w:eastAsia="Arial" w:hAnsi="Arial"/>
@@ -10404,7 +10404,7 @@
             <w:pPr>
               <w:spacing w:after="20" w:before="0"/>
             </w:pPr>
-            <w:hyperlink w:history="1" r:id="rIdehh4myjsu1qiku1rxalfp">
+            <w:hyperlink w:history="1" r:id="rIdzh_pivzvnrbbwowt9-fha">
               <w:r>
                 <w:rPr>
                   <w:rFonts w:ascii="Arial" w:cs="Arial" w:eastAsia="Arial" w:hAnsi="Arial"/>
@@ -10437,7 +10437,7 @@
               <w:spacing w:after="10" w:before="0"/>
               <w:ind w:left="120"/>
             </w:pPr>
-            <w:hyperlink w:history="1" r:id="rIdebx-bw8xh7somjqi_zbns">
+            <w:hyperlink w:history="1" r:id="rIdgr4yvd56y2cucfwq1avzm">
               <w:r>
                 <w:rPr>
                   <w:rFonts w:ascii="Arial" w:cs="Arial" w:eastAsia="Arial" w:hAnsi="Arial"/>
@@ -10482,7 +10482,7 @@
             <w:pPr>
               <w:spacing w:after="20" w:before="0"/>
             </w:pPr>
-            <w:hyperlink w:history="1" r:id="rIdcwdwneqfmn80ws-3llgks">
+            <w:hyperlink w:history="1" r:id="rIdlszej-wjqfhsojmrivfee">
               <w:r>
                 <w:rPr>
                   <w:rFonts w:ascii="Arial" w:cs="Arial" w:eastAsia="Arial" w:hAnsi="Arial"/>
@@ -10515,7 +10515,7 @@
               <w:spacing w:after="10" w:before="0"/>
               <w:ind w:left="120"/>
             </w:pPr>
-            <w:hyperlink w:history="1" r:id="rIdz2rilhjhgob9cctjl8i4l">
+            <w:hyperlink w:history="1" r:id="rIdj85xg1e9-pgxi3khypv4r">
               <w:r>
                 <w:rPr>
                   <w:rFonts w:ascii="Arial" w:cs="Arial" w:eastAsia="Arial" w:hAnsi="Arial"/>
@@ -12002,7 +12002,7 @@
             <w:pPr>
               <w:spacing w:after="20" w:before="0"/>
             </w:pPr>
-            <w:hyperlink w:history="1" r:id="rIdhj0zwman2ox6jcgfgc1_k">
+            <w:hyperlink w:history="1" r:id="rIdzcjfnn2gw0s-pdlvi-l8n">
               <w:r>
                 <w:rPr>
                   <w:rFonts w:ascii="Arial" w:cs="Arial" w:eastAsia="Arial" w:hAnsi="Arial"/>
@@ -12035,7 +12035,7 @@
               <w:spacing w:after="10" w:before="0"/>
               <w:ind w:left="120"/>
             </w:pPr>
-            <w:hyperlink w:history="1" r:id="rId7fm7zw7gacsfwv91x2sdn">
+            <w:hyperlink w:history="1" r:id="rId3ifayfid0b4-hfbvsxsaj">
               <w:r>
                 <w:rPr>
                   <w:rFonts w:ascii="Arial" w:cs="Arial" w:eastAsia="Arial" w:hAnsi="Arial"/>
@@ -12080,7 +12080,7 @@
             <w:pPr>
               <w:spacing w:after="20" w:before="0"/>
             </w:pPr>
-            <w:hyperlink w:history="1" r:id="rIdnhkwis2j9vwgekra-xfcj">
+            <w:hyperlink w:history="1" r:id="rIdf77-5ghwgem4g3hc7djp6">
               <w:r>
                 <w:rPr>
                   <w:rFonts w:ascii="Arial" w:cs="Arial" w:eastAsia="Arial" w:hAnsi="Arial"/>
@@ -12113,7 +12113,7 @@
               <w:spacing w:after="10" w:before="0"/>
               <w:ind w:left="120"/>
             </w:pPr>
-            <w:hyperlink w:history="1" r:id="rIdqafj76idhc0iu2oste7av">
+            <w:hyperlink w:history="1" r:id="rIdl0k3zdqasyqc8dlq8p1jg">
               <w:r>
                 <w:rPr>
                   <w:rFonts w:ascii="Arial" w:cs="Arial" w:eastAsia="Arial" w:hAnsi="Arial"/>
@@ -12308,7 +12308,7 @@
             <w:pPr>
               <w:spacing w:after="20" w:before="0"/>
             </w:pPr>
-            <w:hyperlink w:history="1" r:id="rIdmngm5ivn2x_za-fglqfzz">
+            <w:hyperlink w:history="1" r:id="rIdzzkulb0m-teqou3o_8nuv">
               <w:r>
                 <w:rPr>
                   <w:rFonts w:ascii="Arial" w:cs="Arial" w:eastAsia="Arial" w:hAnsi="Arial"/>
@@ -12341,7 +12341,7 @@
               <w:spacing w:after="10" w:before="0"/>
               <w:ind w:left="120"/>
             </w:pPr>
-            <w:hyperlink w:history="1" r:id="rIdybpw2e6xvq8-obzqieso1">
+            <w:hyperlink w:history="1" r:id="rIdo1hkox8g6iftphnhq2ix_">
               <w:r>
                 <w:rPr>
                   <w:rFonts w:ascii="Arial" w:cs="Arial" w:eastAsia="Arial" w:hAnsi="Arial"/>
@@ -12386,7 +12386,7 @@
             <w:pPr>
               <w:spacing w:after="20" w:before="0"/>
             </w:pPr>
-            <w:hyperlink w:history="1" r:id="rIdq3o7qzuyix-491ixdbg8h">
+            <w:hyperlink w:history="1" r:id="rIdnngr7nyurndt2qklfztxi">
               <w:r>
                 <w:rPr>
                   <w:rFonts w:ascii="Arial" w:cs="Arial" w:eastAsia="Arial" w:hAnsi="Arial"/>
@@ -12419,7 +12419,7 @@
               <w:spacing w:after="10" w:before="0"/>
               <w:ind w:left="120"/>
             </w:pPr>
-            <w:hyperlink w:history="1" r:id="rIdxgutp6sm0cd6qg2_je5ln">
+            <w:hyperlink w:history="1" r:id="rId3lmgfpusodbaykwvlk-sg">
               <w:r>
                 <w:rPr>
                   <w:rFonts w:ascii="Arial" w:cs="Arial" w:eastAsia="Arial" w:hAnsi="Arial"/>
@@ -12614,7 +12614,7 @@
             <w:pPr>
               <w:spacing w:after="20" w:before="0"/>
             </w:pPr>
-            <w:hyperlink w:history="1" r:id="rId-ztq927x2zvis-lwnvqrm">
+            <w:hyperlink w:history="1" r:id="rIdwz6eh4w16h0dgf9kvb0uv">
               <w:r>
                 <w:rPr>
                   <w:rFonts w:ascii="Arial" w:cs="Arial" w:eastAsia="Arial" w:hAnsi="Arial"/>
@@ -12647,7 +12647,7 @@
               <w:spacing w:after="10" w:before="0"/>
               <w:ind w:left="120"/>
             </w:pPr>
-            <w:hyperlink w:history="1" r:id="rId0t16xfje4foxxvbr_xvfp">
+            <w:hyperlink w:history="1" r:id="rIdvfqmvxrxgcxzuwysgpe20">
               <w:r>
                 <w:rPr>
                   <w:rFonts w:ascii="Arial" w:cs="Arial" w:eastAsia="Arial" w:hAnsi="Arial"/>
@@ -12692,7 +12692,7 @@
             <w:pPr>
               <w:spacing w:after="20" w:before="0"/>
             </w:pPr>
-            <w:hyperlink w:history="1" r:id="rIdklbcdvl9yla87s2rqmi5-">
+            <w:hyperlink w:history="1" r:id="rIdpt8ygdogerzcads6d91yr">
               <w:r>
                 <w:rPr>
                   <w:rFonts w:ascii="Arial" w:cs="Arial" w:eastAsia="Arial" w:hAnsi="Arial"/>
@@ -12725,7 +12725,7 @@
               <w:spacing w:after="10" w:before="0"/>
               <w:ind w:left="120"/>
             </w:pPr>
-            <w:hyperlink w:history="1" r:id="rIdzq2ujdpfqwrw3pyvjmy_l">
+            <w:hyperlink w:history="1" r:id="rIdajva9eiipvd5jfkc9a1br">
               <w:r>
                 <w:rPr>
                   <w:rFonts w:ascii="Arial" w:cs="Arial" w:eastAsia="Arial" w:hAnsi="Arial"/>
@@ -12920,7 +12920,7 @@
             <w:pPr>
               <w:spacing w:after="20" w:before="0"/>
             </w:pPr>
-            <w:hyperlink w:history="1" r:id="rIdc-7f31qqub_lufrzbdv_t">
+            <w:hyperlink w:history="1" r:id="rIdwgce4hku79bnxr7xjdtvu">
               <w:r>
                 <w:rPr>
                   <w:rFonts w:ascii="Arial" w:cs="Arial" w:eastAsia="Arial" w:hAnsi="Arial"/>
@@ -12953,7 +12953,7 @@
               <w:spacing w:after="10" w:before="0"/>
               <w:ind w:left="120"/>
             </w:pPr>
-            <w:hyperlink w:history="1" r:id="rIdcqv7ol6sxftlq3nf116m0">
+            <w:hyperlink w:history="1" r:id="rIdqvk7q7ddifclgaoqo8g_d">
               <w:r>
                 <w:rPr>
                   <w:rFonts w:ascii="Arial" w:cs="Arial" w:eastAsia="Arial" w:hAnsi="Arial"/>
@@ -12998,7 +12998,7 @@
             <w:pPr>
               <w:spacing w:after="20" w:before="0"/>
             </w:pPr>
-            <w:hyperlink w:history="1" r:id="rIduqyvrhjsqhmwdiwgu4o2j">
+            <w:hyperlink w:history="1" r:id="rIdglmnhxfcelfdzq1xmqxbp">
               <w:r>
                 <w:rPr>
                   <w:rFonts w:ascii="Arial" w:cs="Arial" w:eastAsia="Arial" w:hAnsi="Arial"/>
@@ -13031,7 +13031,7 @@
               <w:spacing w:after="10" w:before="0"/>
               <w:ind w:left="120"/>
             </w:pPr>
-            <w:hyperlink w:history="1" r:id="rIdryuxncgxulzioodwg_yii">
+            <w:hyperlink w:history="1" r:id="rIddvni2occj9bbe5eyuy5gr">
               <w:r>
                 <w:rPr>
                   <w:rFonts w:ascii="Arial" w:cs="Arial" w:eastAsia="Arial" w:hAnsi="Arial"/>
@@ -13226,7 +13226,7 @@
             <w:pPr>
               <w:spacing w:after="20" w:before="0"/>
             </w:pPr>
-            <w:hyperlink w:history="1" r:id="rIdu00gft29ktquq9yypo0nz">
+            <w:hyperlink w:history="1" r:id="rIdx3safbrs-etmmcodvyzog">
               <w:r>
                 <w:rPr>
                   <w:rFonts w:ascii="Arial" w:cs="Arial" w:eastAsia="Arial" w:hAnsi="Arial"/>
@@ -13259,7 +13259,7 @@
               <w:spacing w:after="10" w:before="0"/>
               <w:ind w:left="120"/>
             </w:pPr>
-            <w:hyperlink w:history="1" r:id="rIduoknwi3rvliofatu-nhuu">
+            <w:hyperlink w:history="1" r:id="rId1jcqglfdf2yja5klzos6p">
               <w:r>
                 <w:rPr>
                   <w:rFonts w:ascii="Arial" w:cs="Arial" w:eastAsia="Arial" w:hAnsi="Arial"/>
@@ -13304,7 +13304,7 @@
             <w:pPr>
               <w:spacing w:after="20" w:before="0"/>
             </w:pPr>
-            <w:hyperlink w:history="1" r:id="rIdag0hlqikxfdbsq8oeqj26">
+            <w:hyperlink w:history="1" r:id="rIdwgvxoemps8gdmc5zyloem">
               <w:r>
                 <w:rPr>
                   <w:rFonts w:ascii="Arial" w:cs="Arial" w:eastAsia="Arial" w:hAnsi="Arial"/>
@@ -13337,7 +13337,7 @@
               <w:spacing w:after="10" w:before="0"/>
               <w:ind w:left="120"/>
             </w:pPr>
-            <w:hyperlink w:history="1" r:id="rIdxvomwhpuanpvamkqnrhaz">
+            <w:hyperlink w:history="1" r:id="rIddk_wrxvwuxxv1jx0ko_-o">
               <w:r>
                 <w:rPr>
                   <w:rFonts w:ascii="Arial" w:cs="Arial" w:eastAsia="Arial" w:hAnsi="Arial"/>
@@ -14824,7 +14824,7 @@
             <w:pPr>
               <w:spacing w:after="20" w:before="0"/>
             </w:pPr>
-            <w:hyperlink w:history="1" r:id="rIdx7mhpmb5wmvgxqeqf0e3j">
+            <w:hyperlink w:history="1" r:id="rId7f6exyr7r2v8bshp-3lul">
               <w:r>
                 <w:rPr>
                   <w:rFonts w:ascii="Arial" w:cs="Arial" w:eastAsia="Arial" w:hAnsi="Arial"/>
@@ -14857,7 +14857,7 @@
               <w:spacing w:after="10" w:before="0"/>
               <w:ind w:left="120"/>
             </w:pPr>
-            <w:hyperlink w:history="1" r:id="rIdv-gp8us73lzrssif5ocrz">
+            <w:hyperlink w:history="1" r:id="rIdqd2baudmv_edbr_ojmgku">
               <w:r>
                 <w:rPr>
                   <w:rFonts w:ascii="Arial" w:cs="Arial" w:eastAsia="Arial" w:hAnsi="Arial"/>
@@ -14902,7 +14902,7 @@
             <w:pPr>
               <w:spacing w:after="20" w:before="0"/>
             </w:pPr>
-            <w:hyperlink w:history="1" r:id="rIdypbbpiiuijwjd4x_2cl21">
+            <w:hyperlink w:history="1" r:id="rIdcueqijvqt7srqtxyutset">
               <w:r>
                 <w:rPr>
                   <w:rFonts w:ascii="Arial" w:cs="Arial" w:eastAsia="Arial" w:hAnsi="Arial"/>
@@ -14935,7 +14935,7 @@
               <w:spacing w:after="10" w:before="0"/>
               <w:ind w:left="120"/>
             </w:pPr>
-            <w:hyperlink w:history="1" r:id="rIdztztnt4itjmokw3riiufk">
+            <w:hyperlink w:history="1" r:id="rIdojpyxmsq1ixfh74mybynj">
               <w:r>
                 <w:rPr>
                   <w:rFonts w:ascii="Arial" w:cs="Arial" w:eastAsia="Arial" w:hAnsi="Arial"/>
@@ -15130,7 +15130,7 @@
             <w:pPr>
               <w:spacing w:after="20" w:before="0"/>
             </w:pPr>
-            <w:hyperlink w:history="1" r:id="rId2xicqnj3c__i5sxar-evk">
+            <w:hyperlink w:history="1" r:id="rIdu04-eyu58tikrudmmajvd">
               <w:r>
                 <w:rPr>
                   <w:rFonts w:ascii="Arial" w:cs="Arial" w:eastAsia="Arial" w:hAnsi="Arial"/>
@@ -15163,7 +15163,7 @@
               <w:spacing w:after="10" w:before="0"/>
               <w:ind w:left="120"/>
             </w:pPr>
-            <w:hyperlink w:history="1" r:id="rId2p17f3jtkg8wkho9h-kxr">
+            <w:hyperlink w:history="1" r:id="rIda-deyd98ttbbt-nzpzvni">
               <w:r>
                 <w:rPr>
                   <w:rFonts w:ascii="Arial" w:cs="Arial" w:eastAsia="Arial" w:hAnsi="Arial"/>
@@ -15208,7 +15208,7 @@
             <w:pPr>
               <w:spacing w:after="20" w:before="0"/>
             </w:pPr>
-            <w:hyperlink w:history="1" r:id="rIddlv9xgs9kdo7bj0axw31m">
+            <w:hyperlink w:history="1" r:id="rId-aejjeilcfrclsrshrlg3">
               <w:r>
                 <w:rPr>
                   <w:rFonts w:ascii="Arial" w:cs="Arial" w:eastAsia="Arial" w:hAnsi="Arial"/>
@@ -15241,7 +15241,7 @@
               <w:spacing w:after="10" w:before="0"/>
               <w:ind w:left="120"/>
             </w:pPr>
-            <w:hyperlink w:history="1" r:id="rIdefxhj6pakofma2ydtoxho">
+            <w:hyperlink w:history="1" r:id="rIdduh0yf6unxk4doo0rgz75">
               <w:r>
                 <w:rPr>
                   <w:rFonts w:ascii="Arial" w:cs="Arial" w:eastAsia="Arial" w:hAnsi="Arial"/>
@@ -15436,7 +15436,7 @@
             <w:pPr>
               <w:spacing w:after="20" w:before="0"/>
             </w:pPr>
-            <w:hyperlink w:history="1" r:id="rIdysmqk15evchtkkozhxcgj">
+            <w:hyperlink w:history="1" r:id="rId7jo11w6jnxovdpplllmyp">
               <w:r>
                 <w:rPr>
                   <w:rFonts w:ascii="Arial" w:cs="Arial" w:eastAsia="Arial" w:hAnsi="Arial"/>
@@ -15469,7 +15469,7 @@
               <w:spacing w:after="10" w:before="0"/>
               <w:ind w:left="120"/>
             </w:pPr>
-            <w:hyperlink w:history="1" r:id="rId_vj9-bfn927dpp38bhx_h">
+            <w:hyperlink w:history="1" r:id="rIdlycd62ejli_uedqjw6gon">
               <w:r>
                 <w:rPr>
                   <w:rFonts w:ascii="Arial" w:cs="Arial" w:eastAsia="Arial" w:hAnsi="Arial"/>
@@ -15514,7 +15514,7 @@
             <w:pPr>
               <w:spacing w:after="20" w:before="0"/>
             </w:pPr>
-            <w:hyperlink w:history="1" r:id="rIdag8_gbrxooudt2b5cfadh">
+            <w:hyperlink w:history="1" r:id="rIdee1yyjsso-0bkscfohjkg">
               <w:r>
                 <w:rPr>
                   <w:rFonts w:ascii="Arial" w:cs="Arial" w:eastAsia="Arial" w:hAnsi="Arial"/>
@@ -15547,7 +15547,7 @@
               <w:spacing w:after="10" w:before="0"/>
               <w:ind w:left="120"/>
             </w:pPr>
-            <w:hyperlink w:history="1" r:id="rIdzks8ckivay9idxcqnu1ss">
+            <w:hyperlink w:history="1" r:id="rIdg2bqc8aq1heytcypmhbel">
               <w:r>
                 <w:rPr>
                   <w:rFonts w:ascii="Arial" w:cs="Arial" w:eastAsia="Arial" w:hAnsi="Arial"/>
@@ -15742,7 +15742,7 @@
             <w:pPr>
               <w:spacing w:after="20" w:before="0"/>
             </w:pPr>
-            <w:hyperlink w:history="1" r:id="rId1zdr1qd0l-1cjuaf3yikz">
+            <w:hyperlink w:history="1" r:id="rIdsfdewu1x6bb0w2v1oemdy">
               <w:r>
                 <w:rPr>
                   <w:rFonts w:ascii="Arial" w:cs="Arial" w:eastAsia="Arial" w:hAnsi="Arial"/>
@@ -15775,7 +15775,7 @@
               <w:spacing w:after="10" w:before="0"/>
               <w:ind w:left="120"/>
             </w:pPr>
-            <w:hyperlink w:history="1" r:id="rIdsu187ox5s5oewqdkqhp1h">
+            <w:hyperlink w:history="1" r:id="rIdwh284s7c_pmvtaetwqjws">
               <w:r>
                 <w:rPr>
                   <w:rFonts w:ascii="Arial" w:cs="Arial" w:eastAsia="Arial" w:hAnsi="Arial"/>
@@ -15820,7 +15820,7 @@
             <w:pPr>
               <w:spacing w:after="20" w:before="0"/>
             </w:pPr>
-            <w:hyperlink w:history="1" r:id="rIdhzjnc27apnu4n9j_jdijn">
+            <w:hyperlink w:history="1" r:id="rIdjvomisbpmxj2q_lqqgssm">
               <w:r>
                 <w:rPr>
                   <w:rFonts w:ascii="Arial" w:cs="Arial" w:eastAsia="Arial" w:hAnsi="Arial"/>
@@ -15853,7 +15853,7 @@
               <w:spacing w:after="10" w:before="0"/>
               <w:ind w:left="120"/>
             </w:pPr>
-            <w:hyperlink w:history="1" r:id="rIdrfnfl-vha9_etmxv_mrvw">
+            <w:hyperlink w:history="1" r:id="rIdkgzugaa3cao08wct2vvfb">
               <w:r>
                 <w:rPr>
                   <w:rFonts w:ascii="Arial" w:cs="Arial" w:eastAsia="Arial" w:hAnsi="Arial"/>
@@ -16048,7 +16048,7 @@
             <w:pPr>
               <w:spacing w:after="20" w:before="0"/>
             </w:pPr>
-            <w:hyperlink w:history="1" r:id="rId2hdypynwz2fgbfqlqktrd">
+            <w:hyperlink w:history="1" r:id="rIdlrr8lwzb1kl5_n5lo0frg">
               <w:r>
                 <w:rPr>
                   <w:rFonts w:ascii="Arial" w:cs="Arial" w:eastAsia="Arial" w:hAnsi="Arial"/>
@@ -16081,7 +16081,7 @@
               <w:spacing w:after="10" w:before="0"/>
               <w:ind w:left="120"/>
             </w:pPr>
-            <w:hyperlink w:history="1" r:id="rIdmckfma278aw3in6cuurfj">
+            <w:hyperlink w:history="1" r:id="rIdmqwdb9ogihxdubrmqikbf">
               <w:r>
                 <w:rPr>
                   <w:rFonts w:ascii="Arial" w:cs="Arial" w:eastAsia="Arial" w:hAnsi="Arial"/>
@@ -16126,7 +16126,7 @@
             <w:pPr>
               <w:spacing w:after="20" w:before="0"/>
             </w:pPr>
-            <w:hyperlink w:history="1" r:id="rIdei27ir3bmzgg-r0coovpq">
+            <w:hyperlink w:history="1" r:id="rIdsodqe8fyspvw09c8qdeg2">
               <w:r>
                 <w:rPr>
                   <w:rFonts w:ascii="Arial" w:cs="Arial" w:eastAsia="Arial" w:hAnsi="Arial"/>
@@ -16159,7 +16159,7 @@
               <w:spacing w:after="10" w:before="0"/>
               <w:ind w:left="120"/>
             </w:pPr>
-            <w:hyperlink w:history="1" r:id="rIddjfbot_tmdskn1ivdhlfv">
+            <w:hyperlink w:history="1" r:id="rIdhfagemuxwh0lwxxkrv0xk">
               <w:r>
                 <w:rPr>
                   <w:rFonts w:ascii="Arial" w:cs="Arial" w:eastAsia="Arial" w:hAnsi="Arial"/>
@@ -17646,7 +17646,7 @@
             <w:pPr>
               <w:spacing w:after="20" w:before="0"/>
             </w:pPr>
-            <w:hyperlink w:history="1" r:id="rIdyquofp-h_asol-tmnn5on">
+            <w:hyperlink w:history="1" r:id="rIdcinrwuba4ohe3uqxb7hsq">
               <w:r>
                 <w:rPr>
                   <w:rFonts w:ascii="Arial" w:cs="Arial" w:eastAsia="Arial" w:hAnsi="Arial"/>
@@ -17679,7 +17679,7 @@
               <w:spacing w:after="10" w:before="0"/>
               <w:ind w:left="120"/>
             </w:pPr>
-            <w:hyperlink w:history="1" r:id="rIddrqlz8u_cgb726adcdsbe">
+            <w:hyperlink w:history="1" r:id="rId9vo5qhrhf1pwoyv4vxzjh">
               <w:r>
                 <w:rPr>
                   <w:rFonts w:ascii="Arial" w:cs="Arial" w:eastAsia="Arial" w:hAnsi="Arial"/>
@@ -17724,7 +17724,7 @@
             <w:pPr>
               <w:spacing w:after="20" w:before="0"/>
             </w:pPr>
-            <w:hyperlink w:history="1" r:id="rIdrzgtciv2prylty8tcotmq">
+            <w:hyperlink w:history="1" r:id="rId89kzwwe4sfm1mqs27tb_v">
               <w:r>
                 <w:rPr>
                   <w:rFonts w:ascii="Arial" w:cs="Arial" w:eastAsia="Arial" w:hAnsi="Arial"/>
@@ -17757,7 +17757,7 @@
               <w:spacing w:after="10" w:before="0"/>
               <w:ind w:left="120"/>
             </w:pPr>
-            <w:hyperlink w:history="1" r:id="rIdquovbqkhnj2yg0hdv2veu">
+            <w:hyperlink w:history="1" r:id="rIdwpyv-v3o6ozcd_hk7tkbc">
               <w:r>
                 <w:rPr>
                   <w:rFonts w:ascii="Arial" w:cs="Arial" w:eastAsia="Arial" w:hAnsi="Arial"/>
@@ -17952,7 +17952,7 @@
             <w:pPr>
               <w:spacing w:after="20" w:before="0"/>
             </w:pPr>
-            <w:hyperlink w:history="1" r:id="rIdurcrj95yjpoybddgpajip">
+            <w:hyperlink w:history="1" r:id="rIdkkxqt_p1fa_xt4guodogs">
               <w:r>
                 <w:rPr>
                   <w:rFonts w:ascii="Arial" w:cs="Arial" w:eastAsia="Arial" w:hAnsi="Arial"/>
@@ -17985,7 +17985,7 @@
               <w:spacing w:after="10" w:before="0"/>
               <w:ind w:left="120"/>
             </w:pPr>
-            <w:hyperlink w:history="1" r:id="rIdsipyio28rbtpcx9nhnm6k">
+            <w:hyperlink w:history="1" r:id="rIdl7j-q9ftkkcodjqlxmbdo">
               <w:r>
                 <w:rPr>
                   <w:rFonts w:ascii="Arial" w:cs="Arial" w:eastAsia="Arial" w:hAnsi="Arial"/>
@@ -18030,7 +18030,7 @@
             <w:pPr>
               <w:spacing w:after="20" w:before="0"/>
             </w:pPr>
-            <w:hyperlink w:history="1" r:id="rId0slkagqkid2azbitrtsz6">
+            <w:hyperlink w:history="1" r:id="rId-oufasxtavcb8eud_22wc">
               <w:r>
                 <w:rPr>
                   <w:rFonts w:ascii="Arial" w:cs="Arial" w:eastAsia="Arial" w:hAnsi="Arial"/>
@@ -18063,7 +18063,7 @@
               <w:spacing w:after="10" w:before="0"/>
               <w:ind w:left="120"/>
             </w:pPr>
-            <w:hyperlink w:history="1" r:id="rIdyq27fxrbhazqww8-_1x6i">
+            <w:hyperlink w:history="1" r:id="rIdme6ef_tkyjg9s7y-qumuv">
               <w:r>
                 <w:rPr>
                   <w:rFonts w:ascii="Arial" w:cs="Arial" w:eastAsia="Arial" w:hAnsi="Arial"/>
@@ -18258,7 +18258,7 @@
             <w:pPr>
               <w:spacing w:after="20" w:before="0"/>
             </w:pPr>
-            <w:hyperlink w:history="1" r:id="rId3taw-uy5ea6elk-ervifz">
+            <w:hyperlink w:history="1" r:id="rIdewvglw2tme9l2uvfbjtzb">
               <w:r>
                 <w:rPr>
                   <w:rFonts w:ascii="Arial" w:cs="Arial" w:eastAsia="Arial" w:hAnsi="Arial"/>
@@ -18291,7 +18291,7 @@
               <w:spacing w:after="10" w:before="0"/>
               <w:ind w:left="120"/>
             </w:pPr>
-            <w:hyperlink w:history="1" r:id="rId_k6a_lfptzivqjfwzhizl">
+            <w:hyperlink w:history="1" r:id="rIdqwgd4698m1x3pitcb9pwg">
               <w:r>
                 <w:rPr>
                   <w:rFonts w:ascii="Arial" w:cs="Arial" w:eastAsia="Arial" w:hAnsi="Arial"/>
@@ -18336,7 +18336,7 @@
             <w:pPr>
               <w:spacing w:after="20" w:before="0"/>
             </w:pPr>
-            <w:hyperlink w:history="1" r:id="rIdzvhcgfaa8dlh3iig0jwro">
+            <w:hyperlink w:history="1" r:id="rIdiydwa1dspksh_yrmxovfp">
               <w:r>
                 <w:rPr>
                   <w:rFonts w:ascii="Arial" w:cs="Arial" w:eastAsia="Arial" w:hAnsi="Arial"/>
@@ -18369,7 +18369,7 @@
               <w:spacing w:after="10" w:before="0"/>
               <w:ind w:left="120"/>
             </w:pPr>
-            <w:hyperlink w:history="1" r:id="rIdfwqcizd80cvjrcka0l_m5">
+            <w:hyperlink w:history="1" r:id="rIdm-abwl9dvtfx0yrwkejc3">
               <w:r>
                 <w:rPr>
                   <w:rFonts w:ascii="Arial" w:cs="Arial" w:eastAsia="Arial" w:hAnsi="Arial"/>
@@ -18564,7 +18564,7 @@
             <w:pPr>
               <w:spacing w:after="20" w:before="0"/>
             </w:pPr>
-            <w:hyperlink w:history="1" r:id="rIdc7ubm3xeeh7rnle0ltitx">
+            <w:hyperlink w:history="1" r:id="rId7efmnaume5y1he3qmgute">
               <w:r>
                 <w:rPr>
                   <w:rFonts w:ascii="Arial" w:cs="Arial" w:eastAsia="Arial" w:hAnsi="Arial"/>
@@ -18597,7 +18597,7 @@
               <w:spacing w:after="10" w:before="0"/>
               <w:ind w:left="120"/>
             </w:pPr>
-            <w:hyperlink w:history="1" r:id="rIdcrb5a6ykxuc0jdkifmuna">
+            <w:hyperlink w:history="1" r:id="rIdweewgb1-hls6myz3vyre2">
               <w:r>
                 <w:rPr>
                   <w:rFonts w:ascii="Arial" w:cs="Arial" w:eastAsia="Arial" w:hAnsi="Arial"/>
@@ -18642,7 +18642,7 @@
             <w:pPr>
               <w:spacing w:after="20" w:before="0"/>
             </w:pPr>
-            <w:hyperlink w:history="1" r:id="rIdzvzzy5mekiki2zqj1olsx">
+            <w:hyperlink w:history="1" r:id="rIdw2o9k-6tyelavmwx9g1sa">
               <w:r>
                 <w:rPr>
                   <w:rFonts w:ascii="Arial" w:cs="Arial" w:eastAsia="Arial" w:hAnsi="Arial"/>
@@ -18675,7 +18675,7 @@
               <w:spacing w:after="10" w:before="0"/>
               <w:ind w:left="120"/>
             </w:pPr>
-            <w:hyperlink w:history="1" r:id="rIdeu1abwekk9szsmm-cq5b9">
+            <w:hyperlink w:history="1" r:id="rIdhcvroojadtno8nj_zcaxt">
               <w:r>
                 <w:rPr>
                   <w:rFonts w:ascii="Arial" w:cs="Arial" w:eastAsia="Arial" w:hAnsi="Arial"/>
@@ -18870,7 +18870,7 @@
             <w:pPr>
               <w:spacing w:after="20" w:before="0"/>
             </w:pPr>
-            <w:hyperlink w:history="1" r:id="rIdknxgtbj763nnfiypindfl">
+            <w:hyperlink w:history="1" r:id="rId067okiiiombbzmlcwnraa">
               <w:r>
                 <w:rPr>
                   <w:rFonts w:ascii="Arial" w:cs="Arial" w:eastAsia="Arial" w:hAnsi="Arial"/>
@@ -18903,7 +18903,7 @@
               <w:spacing w:after="10" w:before="0"/>
               <w:ind w:left="120"/>
             </w:pPr>
-            <w:hyperlink w:history="1" r:id="rIdzvz5q2qckodnoa8ksb2cy">
+            <w:hyperlink w:history="1" r:id="rIded1rpstzcoii4nhmtcppo">
               <w:r>
                 <w:rPr>
                   <w:rFonts w:ascii="Arial" w:cs="Arial" w:eastAsia="Arial" w:hAnsi="Arial"/>
@@ -18948,7 +18948,7 @@
             <w:pPr>
               <w:spacing w:after="20" w:before="0"/>
             </w:pPr>
-            <w:hyperlink w:history="1" r:id="rIdjyuv-ja6y7hnfz6srix0x">
+            <w:hyperlink w:history="1" r:id="rIdp1gbovwcduzqhpt6e9heg">
               <w:r>
                 <w:rPr>
                   <w:rFonts w:ascii="Arial" w:cs="Arial" w:eastAsia="Arial" w:hAnsi="Arial"/>
@@ -18981,7 +18981,7 @@
               <w:spacing w:after="10" w:before="0"/>
               <w:ind w:left="120"/>
             </w:pPr>
-            <w:hyperlink w:history="1" r:id="rIdxzemlgazl5qcjwijsowjf">
+            <w:hyperlink w:history="1" r:id="rIdxaaervw8cfk5_gt5yhqq4">
               <w:r>
                 <w:rPr>
                   <w:rFonts w:ascii="Arial" w:cs="Arial" w:eastAsia="Arial" w:hAnsi="Arial"/>
@@ -20468,7 +20468,7 @@
             <w:pPr>
               <w:spacing w:after="20" w:before="0"/>
             </w:pPr>
-            <w:hyperlink w:history="1" r:id="rIdqtqctoaoowpx4erb3m62w">
+            <w:hyperlink w:history="1" r:id="rIdyx2-54q5fgbhdj7a8ctue">
               <w:r>
                 <w:rPr>
                   <w:rFonts w:ascii="Arial" w:cs="Arial" w:eastAsia="Arial" w:hAnsi="Arial"/>
@@ -20501,7 +20501,7 @@
               <w:spacing w:after="10" w:before="0"/>
               <w:ind w:left="120"/>
             </w:pPr>
-            <w:hyperlink w:history="1" r:id="rIdeo6la18uzwldzi-n7am2h">
+            <w:hyperlink w:history="1" r:id="rIdsi3jdkwsp3nruuo6g9qv9">
               <w:r>
                 <w:rPr>
                   <w:rFonts w:ascii="Arial" w:cs="Arial" w:eastAsia="Arial" w:hAnsi="Arial"/>
@@ -20546,7 +20546,7 @@
             <w:pPr>
               <w:spacing w:after="20" w:before="0"/>
             </w:pPr>
-            <w:hyperlink w:history="1" r:id="rIduosv85erhawipimhuy6-9">
+            <w:hyperlink w:history="1" r:id="rId36dlviobt2f1owwgzs-_7">
               <w:r>
                 <w:rPr>
                   <w:rFonts w:ascii="Arial" w:cs="Arial" w:eastAsia="Arial" w:hAnsi="Arial"/>
@@ -20579,7 +20579,7 @@
               <w:spacing w:after="10" w:before="0"/>
               <w:ind w:left="120"/>
             </w:pPr>
-            <w:hyperlink w:history="1" r:id="rIdzar3o7t_kfh_wvlwzm5yp">
+            <w:hyperlink w:history="1" r:id="rId26vlz-dqp0fjx5qs1g4zx">
               <w:r>
                 <w:rPr>
                   <w:rFonts w:ascii="Arial" w:cs="Arial" w:eastAsia="Arial" w:hAnsi="Arial"/>
@@ -20774,7 +20774,7 @@
             <w:pPr>
               <w:spacing w:after="20" w:before="0"/>
             </w:pPr>
-            <w:hyperlink w:history="1" r:id="rIddyrxqkmk3pgqxnw3h7ds2">
+            <w:hyperlink w:history="1" r:id="rIdactdnnkcdfe8kcbi1xwmh">
               <w:r>
                 <w:rPr>
                   <w:rFonts w:ascii="Arial" w:cs="Arial" w:eastAsia="Arial" w:hAnsi="Arial"/>
@@ -20807,7 +20807,7 @@
               <w:spacing w:after="10" w:before="0"/>
               <w:ind w:left="120"/>
             </w:pPr>
-            <w:hyperlink w:history="1" r:id="rIddf6gpu8cbq899rojeybb4">
+            <w:hyperlink w:history="1" r:id="rIdiy36ssdbajtxolh4-ujy8">
               <w:r>
                 <w:rPr>
                   <w:rFonts w:ascii="Arial" w:cs="Arial" w:eastAsia="Arial" w:hAnsi="Arial"/>
@@ -20852,7 +20852,7 @@
             <w:pPr>
               <w:spacing w:after="20" w:before="0"/>
             </w:pPr>
-            <w:hyperlink w:history="1" r:id="rIdwepibwse3wia8nv24pcnf">
+            <w:hyperlink w:history="1" r:id="rIdqg0w3ihsrvybb48oza89z">
               <w:r>
                 <w:rPr>
                   <w:rFonts w:ascii="Arial" w:cs="Arial" w:eastAsia="Arial" w:hAnsi="Arial"/>
@@ -20885,7 +20885,7 @@
               <w:spacing w:after="10" w:before="0"/>
               <w:ind w:left="120"/>
             </w:pPr>
-            <w:hyperlink w:history="1" r:id="rIdso0t4bzgokvpyttpjhv3d">
+            <w:hyperlink w:history="1" r:id="rIdm9wzufwpt4ptgemmzhj2p">
               <w:r>
                 <w:rPr>
                   <w:rFonts w:ascii="Arial" w:cs="Arial" w:eastAsia="Arial" w:hAnsi="Arial"/>
@@ -21080,7 +21080,7 @@
             <w:pPr>
               <w:spacing w:after="20" w:before="0"/>
             </w:pPr>
-            <w:hyperlink w:history="1" r:id="rIduvsjk5mridud0kgjglaq6">
+            <w:hyperlink w:history="1" r:id="rIdifwnrusbuhwaaeuybltkb">
               <w:r>
                 <w:rPr>
                   <w:rFonts w:ascii="Arial" w:cs="Arial" w:eastAsia="Arial" w:hAnsi="Arial"/>
@@ -21113,7 +21113,7 @@
               <w:spacing w:after="10" w:before="0"/>
               <w:ind w:left="120"/>
             </w:pPr>
-            <w:hyperlink w:history="1" r:id="rId0shi3icyeu4cbepqcd_ym">
+            <w:hyperlink w:history="1" r:id="rIdtntuimhekij4skuqh2wof">
               <w:r>
                 <w:rPr>
                   <w:rFonts w:ascii="Arial" w:cs="Arial" w:eastAsia="Arial" w:hAnsi="Arial"/>
@@ -21158,7 +21158,7 @@
             <w:pPr>
               <w:spacing w:after="20" w:before="0"/>
             </w:pPr>
-            <w:hyperlink w:history="1" r:id="rIdfqcqtv4exm9ngnykqhlom">
+            <w:hyperlink w:history="1" r:id="rIdxbmh2cq4jaep6leozbcc0">
               <w:r>
                 <w:rPr>
                   <w:rFonts w:ascii="Arial" w:cs="Arial" w:eastAsia="Arial" w:hAnsi="Arial"/>
@@ -21191,7 +21191,7 @@
               <w:spacing w:after="10" w:before="0"/>
               <w:ind w:left="120"/>
             </w:pPr>
-            <w:hyperlink w:history="1" r:id="rIdjgwdvqrfgz1qb664vgfsm">
+            <w:hyperlink w:history="1" r:id="rIdvuygrstbnzz_zpowbuj-y">
               <w:r>
                 <w:rPr>
                   <w:rFonts w:ascii="Arial" w:cs="Arial" w:eastAsia="Arial" w:hAnsi="Arial"/>
@@ -21386,7 +21386,7 @@
             <w:pPr>
               <w:spacing w:after="20" w:before="0"/>
             </w:pPr>
-            <w:hyperlink w:history="1" r:id="rId3b1cijqae3ejhhjhf4dvg">
+            <w:hyperlink w:history="1" r:id="rIdopjcrfgqowiqr4iqgfcc4">
               <w:r>
                 <w:rPr>
                   <w:rFonts w:ascii="Arial" w:cs="Arial" w:eastAsia="Arial" w:hAnsi="Arial"/>
@@ -21419,7 +21419,7 @@
               <w:spacing w:after="10" w:before="0"/>
               <w:ind w:left="120"/>
             </w:pPr>
-            <w:hyperlink w:history="1" r:id="rIdgmlgbzzujnpupvabzwndh">
+            <w:hyperlink w:history="1" r:id="rIdh1xm9xrf1mgsusetdvnmb">
               <w:r>
                 <w:rPr>
                   <w:rFonts w:ascii="Arial" w:cs="Arial" w:eastAsia="Arial" w:hAnsi="Arial"/>
@@ -21464,7 +21464,7 @@
             <w:pPr>
               <w:spacing w:after="20" w:before="0"/>
             </w:pPr>
-            <w:hyperlink w:history="1" r:id="rIdygtloi5tlupp7r-kzzxbs">
+            <w:hyperlink w:history="1" r:id="rIdnmjbo62srhmdlpn2dfx6f">
               <w:r>
                 <w:rPr>
                   <w:rFonts w:ascii="Arial" w:cs="Arial" w:eastAsia="Arial" w:hAnsi="Arial"/>
@@ -21497,7 +21497,7 @@
               <w:spacing w:after="10" w:before="0"/>
               <w:ind w:left="120"/>
             </w:pPr>
-            <w:hyperlink w:history="1" r:id="rId_hqu_2v10f4qhmvirnv3r">
+            <w:hyperlink w:history="1" r:id="rIdqjukfgfcld6xax5lo0mom">
               <w:r>
                 <w:rPr>
                   <w:rFonts w:ascii="Arial" w:cs="Arial" w:eastAsia="Arial" w:hAnsi="Arial"/>
@@ -21692,7 +21692,7 @@
             <w:pPr>
               <w:spacing w:after="20" w:before="0"/>
             </w:pPr>
-            <w:hyperlink w:history="1" r:id="rIdunpcaaryvcj1iyerngajj">
+            <w:hyperlink w:history="1" r:id="rIdkj_nv_ipnunk8y6ukx7be">
               <w:r>
                 <w:rPr>
                   <w:rFonts w:ascii="Arial" w:cs="Arial" w:eastAsia="Arial" w:hAnsi="Arial"/>
@@ -21725,7 +21725,7 @@
               <w:spacing w:after="10" w:before="0"/>
               <w:ind w:left="120"/>
             </w:pPr>
-            <w:hyperlink w:history="1" r:id="rIdpd4bplk0suqvng6dp2ogu">
+            <w:hyperlink w:history="1" r:id="rIddc9dodrf-nego4nfyfi2a">
               <w:r>
                 <w:rPr>
                   <w:rFonts w:ascii="Arial" w:cs="Arial" w:eastAsia="Arial" w:hAnsi="Arial"/>
@@ -21770,7 +21770,7 @@
             <w:pPr>
               <w:spacing w:after="20" w:before="0"/>
             </w:pPr>
-            <w:hyperlink w:history="1" r:id="rIdthg1ptop6tn7-witu4hg7">
+            <w:hyperlink w:history="1" r:id="rIdwrxj3h3wyqrdw8cjmvakg">
               <w:r>
                 <w:rPr>
                   <w:rFonts w:ascii="Arial" w:cs="Arial" w:eastAsia="Arial" w:hAnsi="Arial"/>
@@ -21803,7 +21803,7 @@
               <w:spacing w:after="10" w:before="0"/>
               <w:ind w:left="120"/>
             </w:pPr>
-            <w:hyperlink w:history="1" r:id="rIdijv9jd9nshvs9qxkp0sua">
+            <w:hyperlink w:history="1" r:id="rIdohoaarxy3regq56fpzzhg">
               <w:r>
                 <w:rPr>
                   <w:rFonts w:ascii="Arial" w:cs="Arial" w:eastAsia="Arial" w:hAnsi="Arial"/>
@@ -23290,7 +23290,7 @@
             <w:pPr>
               <w:spacing w:after="20" w:before="0"/>
             </w:pPr>
-            <w:hyperlink w:history="1" r:id="rIdcsdfaety_9orr9yhjtikv">
+            <w:hyperlink w:history="1" r:id="rId1i9pz4ifih-ahdz3d9fdn">
               <w:r>
                 <w:rPr>
                   <w:rFonts w:ascii="Arial" w:cs="Arial" w:eastAsia="Arial" w:hAnsi="Arial"/>
@@ -23323,7 +23323,7 @@
               <w:spacing w:after="10" w:before="0"/>
               <w:ind w:left="120"/>
             </w:pPr>
-            <w:hyperlink w:history="1" r:id="rId_gccr5fokbwaei69o2loc">
+            <w:hyperlink w:history="1" r:id="rIdj6-62fpkxfjfiscgbkr7c">
               <w:r>
                 <w:rPr>
                   <w:rFonts w:ascii="Arial" w:cs="Arial" w:eastAsia="Arial" w:hAnsi="Arial"/>
@@ -23368,7 +23368,7 @@
             <w:pPr>
               <w:spacing w:after="20" w:before="0"/>
             </w:pPr>
-            <w:hyperlink w:history="1" r:id="rIdtfy6tvngoxd87cqv6sgck">
+            <w:hyperlink w:history="1" r:id="rIdiouriijy88dhiwvuwfsii">
               <w:r>
                 <w:rPr>
                   <w:rFonts w:ascii="Arial" w:cs="Arial" w:eastAsia="Arial" w:hAnsi="Arial"/>
@@ -23401,7 +23401,7 @@
               <w:spacing w:after="10" w:before="0"/>
               <w:ind w:left="120"/>
             </w:pPr>
-            <w:hyperlink w:history="1" r:id="rIdqoolsezcr_sifnn1u-43x">
+            <w:hyperlink w:history="1" r:id="rIdsafsjwgm2rwxrrmzcikho">
               <w:r>
                 <w:rPr>
                   <w:rFonts w:ascii="Arial" w:cs="Arial" w:eastAsia="Arial" w:hAnsi="Arial"/>
@@ -23596,7 +23596,7 @@
             <w:pPr>
               <w:spacing w:after="20" w:before="0"/>
             </w:pPr>
-            <w:hyperlink w:history="1" r:id="rIdeqb_d4xthqqzqbghfz6dd">
+            <w:hyperlink w:history="1" r:id="rIdt97nnvqvryhdeim4uov4g">
               <w:r>
                 <w:rPr>
                   <w:rFonts w:ascii="Arial" w:cs="Arial" w:eastAsia="Arial" w:hAnsi="Arial"/>
@@ -23629,7 +23629,7 @@
               <w:spacing w:after="10" w:before="0"/>
               <w:ind w:left="120"/>
             </w:pPr>
-            <w:hyperlink w:history="1" r:id="rIdpfwzwbwy8vhw99kir0as3">
+            <w:hyperlink w:history="1" r:id="rIdyv_dxchfgvauheunjcgma">
               <w:r>
                 <w:rPr>
                   <w:rFonts w:ascii="Arial" w:cs="Arial" w:eastAsia="Arial" w:hAnsi="Arial"/>
@@ -23674,7 +23674,7 @@
             <w:pPr>
               <w:spacing w:after="20" w:before="0"/>
             </w:pPr>
-            <w:hyperlink w:history="1" r:id="rIdt9cutsdqyanpde-owgaw1">
+            <w:hyperlink w:history="1" r:id="rIde5quxl9dq6ppq_lapzdkz">
               <w:r>
                 <w:rPr>
                   <w:rFonts w:ascii="Arial" w:cs="Arial" w:eastAsia="Arial" w:hAnsi="Arial"/>
@@ -23707,7 +23707,7 @@
               <w:spacing w:after="10" w:before="0"/>
               <w:ind w:left="120"/>
             </w:pPr>
-            <w:hyperlink w:history="1" r:id="rIdtxz0dl5vanybalzrlt26l">
+            <w:hyperlink w:history="1" r:id="rIdxsiv8g57j34k76ga_2f9-">
               <w:r>
                 <w:rPr>
                   <w:rFonts w:ascii="Arial" w:cs="Arial" w:eastAsia="Arial" w:hAnsi="Arial"/>
@@ -23902,7 +23902,7 @@
             <w:pPr>
               <w:spacing w:after="20" w:before="0"/>
             </w:pPr>
-            <w:hyperlink w:history="1" r:id="rIdofnmrc6diw3o1rb3khocw">
+            <w:hyperlink w:history="1" r:id="rIdrc7wmzsudqb4mnvdcn4qb">
               <w:r>
                 <w:rPr>
                   <w:rFonts w:ascii="Arial" w:cs="Arial" w:eastAsia="Arial" w:hAnsi="Arial"/>
@@ -23935,7 +23935,7 @@
               <w:spacing w:after="10" w:before="0"/>
               <w:ind w:left="120"/>
             </w:pPr>
-            <w:hyperlink w:history="1" r:id="rIdk4l-qjy22va2fll9kd1oq">
+            <w:hyperlink w:history="1" r:id="rIdqh3vhtfglhfujadfglqbz">
               <w:r>
                 <w:rPr>
                   <w:rFonts w:ascii="Arial" w:cs="Arial" w:eastAsia="Arial" w:hAnsi="Arial"/>
@@ -23980,7 +23980,7 @@
             <w:pPr>
               <w:spacing w:after="20" w:before="0"/>
             </w:pPr>
-            <w:hyperlink w:history="1" r:id="rIdlgfru5q487m7muu0er5np">
+            <w:hyperlink w:history="1" r:id="rIdulynpuofmiydivdworsma">
               <w:r>
                 <w:rPr>
                   <w:rFonts w:ascii="Arial" w:cs="Arial" w:eastAsia="Arial" w:hAnsi="Arial"/>
@@ -24013,7 +24013,7 @@
               <w:spacing w:after="10" w:before="0"/>
               <w:ind w:left="120"/>
             </w:pPr>
-            <w:hyperlink w:history="1" r:id="rId2mbn7gijxo2tb121brmfx">
+            <w:hyperlink w:history="1" r:id="rIdt0_o11r10r9_dcjp7pcr3">
               <w:r>
                 <w:rPr>
                   <w:rFonts w:ascii="Arial" w:cs="Arial" w:eastAsia="Arial" w:hAnsi="Arial"/>
@@ -24208,7 +24208,7 @@
             <w:pPr>
               <w:spacing w:after="20" w:before="0"/>
             </w:pPr>
-            <w:hyperlink w:history="1" r:id="rIdzy25ygni96qmn_b2gegbn">
+            <w:hyperlink w:history="1" r:id="rIdqcl0em0ihrfllrmwkxppk">
               <w:r>
                 <w:rPr>
                   <w:rFonts w:ascii="Arial" w:cs="Arial" w:eastAsia="Arial" w:hAnsi="Arial"/>
@@ -24241,7 +24241,7 @@
               <w:spacing w:after="10" w:before="0"/>
               <w:ind w:left="120"/>
             </w:pPr>
-            <w:hyperlink w:history="1" r:id="rIdeee7pmo9sjejq-hz6scjo">
+            <w:hyperlink w:history="1" r:id="rId0_o63eseec-osexlcwp5q">
               <w:r>
                 <w:rPr>
                   <w:rFonts w:ascii="Arial" w:cs="Arial" w:eastAsia="Arial" w:hAnsi="Arial"/>
@@ -24286,7 +24286,7 @@
             <w:pPr>
               <w:spacing w:after="20" w:before="0"/>
             </w:pPr>
-            <w:hyperlink w:history="1" r:id="rIdoqmf-cgovrnzcazxvhpao">
+            <w:hyperlink w:history="1" r:id="rIdbd47yvcmbcf6uw_vnjxo7">
               <w:r>
                 <w:rPr>
                   <w:rFonts w:ascii="Arial" w:cs="Arial" w:eastAsia="Arial" w:hAnsi="Arial"/>
@@ -24319,7 +24319,7 @@
               <w:spacing w:after="10" w:before="0"/>
               <w:ind w:left="120"/>
             </w:pPr>
-            <w:hyperlink w:history="1" r:id="rIdjbedgiantt4k9g0m1w4ba">
+            <w:hyperlink w:history="1" r:id="rIdenu8mp6uny-17yihkyyj_">
               <w:r>
                 <w:rPr>
                   <w:rFonts w:ascii="Arial" w:cs="Arial" w:eastAsia="Arial" w:hAnsi="Arial"/>
@@ -24514,7 +24514,7 @@
             <w:pPr>
               <w:spacing w:after="20" w:before="0"/>
             </w:pPr>
-            <w:hyperlink w:history="1" r:id="rIddrhcilqr3vcb5k07xdbiy">
+            <w:hyperlink w:history="1" r:id="rIdncqarxbksei6uwqcfihoh">
               <w:r>
                 <w:rPr>
                   <w:rFonts w:ascii="Arial" w:cs="Arial" w:eastAsia="Arial" w:hAnsi="Arial"/>
@@ -24547,7 +24547,7 @@
               <w:spacing w:after="10" w:before="0"/>
               <w:ind w:left="120"/>
             </w:pPr>
-            <w:hyperlink w:history="1" r:id="rIde6ejitz0neielfpg0c-jz">
+            <w:hyperlink w:history="1" r:id="rId618w9l4hjbcynav1xocb-">
               <w:r>
                 <w:rPr>
                   <w:rFonts w:ascii="Arial" w:cs="Arial" w:eastAsia="Arial" w:hAnsi="Arial"/>
@@ -24592,7 +24592,7 @@
             <w:pPr>
               <w:spacing w:after="20" w:before="0"/>
             </w:pPr>
-            <w:hyperlink w:history="1" r:id="rIdtbhicmvqejn5dawa9kjbc">
+            <w:hyperlink w:history="1" r:id="rIdzmhob-bfyz0m6wcfrcgrd">
               <w:r>
                 <w:rPr>
                   <w:rFonts w:ascii="Arial" w:cs="Arial" w:eastAsia="Arial" w:hAnsi="Arial"/>
@@ -24625,7 +24625,7 @@
               <w:spacing w:after="10" w:before="0"/>
               <w:ind w:left="120"/>
             </w:pPr>
-            <w:hyperlink w:history="1" r:id="rIdq7adl_k5ybdjj_spursh8">
+            <w:hyperlink w:history="1" r:id="rIdeafmi2sisk2n6m5bmovl8">
               <w:r>
                 <w:rPr>
                   <w:rFonts w:ascii="Arial" w:cs="Arial" w:eastAsia="Arial" w:hAnsi="Arial"/>
@@ -26112,7 +26112,7 @@
             <w:pPr>
               <w:spacing w:after="20" w:before="0"/>
             </w:pPr>
-            <w:hyperlink w:history="1" r:id="rIddzwaqnkz40ca-kyqrd3g4">
+            <w:hyperlink w:history="1" r:id="rIdskj0xmg2iwwkm18x_mmij">
               <w:r>
                 <w:rPr>
                   <w:rFonts w:ascii="Arial" w:cs="Arial" w:eastAsia="Arial" w:hAnsi="Arial"/>
@@ -26145,7 +26145,7 @@
               <w:spacing w:after="10" w:before="0"/>
               <w:ind w:left="120"/>
             </w:pPr>
-            <w:hyperlink w:history="1" r:id="rId_7qttszagbbui1qm8unfo">
+            <w:hyperlink w:history="1" r:id="rId8vpjfqjwj-qn-khdvcfjt">
               <w:r>
                 <w:rPr>
                   <w:rFonts w:ascii="Arial" w:cs="Arial" w:eastAsia="Arial" w:hAnsi="Arial"/>
@@ -26190,7 +26190,7 @@
             <w:pPr>
               <w:spacing w:after="20" w:before="0"/>
             </w:pPr>
-            <w:hyperlink w:history="1" r:id="rIdah2gqzqdlf2suqz0yctu-">
+            <w:hyperlink w:history="1" r:id="rIdrpaufbd1slfhgwgbsxk-8">
               <w:r>
                 <w:rPr>
                   <w:rFonts w:ascii="Arial" w:cs="Arial" w:eastAsia="Arial" w:hAnsi="Arial"/>
@@ -26223,7 +26223,7 @@
               <w:spacing w:after="10" w:before="0"/>
               <w:ind w:left="120"/>
             </w:pPr>
-            <w:hyperlink w:history="1" r:id="rIdhichp2wbmsk1jhq_wchbr">
+            <w:hyperlink w:history="1" r:id="rIdzsvjwhmii5v-i5g-t4dxa">
               <w:r>
                 <w:rPr>
                   <w:rFonts w:ascii="Arial" w:cs="Arial" w:eastAsia="Arial" w:hAnsi="Arial"/>
@@ -26418,7 +26418,7 @@
             <w:pPr>
               <w:spacing w:after="20" w:before="0"/>
             </w:pPr>
-            <w:hyperlink w:history="1" r:id="rIdt9lqovvbj2em0y2yqoa6q">
+            <w:hyperlink w:history="1" r:id="rId2hbs9i75-_ietulgzezqe">
               <w:r>
                 <w:rPr>
                   <w:rFonts w:ascii="Arial" w:cs="Arial" w:eastAsia="Arial" w:hAnsi="Arial"/>
@@ -26451,7 +26451,7 @@
               <w:spacing w:after="10" w:before="0"/>
               <w:ind w:left="120"/>
             </w:pPr>
-            <w:hyperlink w:history="1" r:id="rIdxdp0yykgqidzb4qycu6t5">
+            <w:hyperlink w:history="1" r:id="rIdbofndz0hahkjxbno6nacv">
               <w:r>
                 <w:rPr>
                   <w:rFonts w:ascii="Arial" w:cs="Arial" w:eastAsia="Arial" w:hAnsi="Arial"/>
@@ -26496,7 +26496,7 @@
             <w:pPr>
               <w:spacing w:after="20" w:before="0"/>
             </w:pPr>
-            <w:hyperlink w:history="1" r:id="rIdagps0az0jq3kdpxcvwg-b">
+            <w:hyperlink w:history="1" r:id="rIdzzvg_fu6tbq5-zldx4cgv">
               <w:r>
                 <w:rPr>
                   <w:rFonts w:ascii="Arial" w:cs="Arial" w:eastAsia="Arial" w:hAnsi="Arial"/>
@@ -26529,7 +26529,7 @@
               <w:spacing w:after="10" w:before="0"/>
               <w:ind w:left="120"/>
             </w:pPr>
-            <w:hyperlink w:history="1" r:id="rIdxrjl7hpfil_bj_tjzp67t">
+            <w:hyperlink w:history="1" r:id="rIdhvzjtyjf5vbduyytzsd8t">
               <w:r>
                 <w:rPr>
                   <w:rFonts w:ascii="Arial" w:cs="Arial" w:eastAsia="Arial" w:hAnsi="Arial"/>
@@ -26724,7 +26724,7 @@
             <w:pPr>
               <w:spacing w:after="20" w:before="0"/>
             </w:pPr>
-            <w:hyperlink w:history="1" r:id="rIdf7_baego7gx2xkoo86jzr">
+            <w:hyperlink w:history="1" r:id="rId0vpqnpqwuxbme5r2d1gyn">
               <w:r>
                 <w:rPr>
                   <w:rFonts w:ascii="Arial" w:cs="Arial" w:eastAsia="Arial" w:hAnsi="Arial"/>
@@ -26757,7 +26757,7 @@
               <w:spacing w:after="10" w:before="0"/>
               <w:ind w:left="120"/>
             </w:pPr>
-            <w:hyperlink w:history="1" r:id="rIdjhiio2u0ykw4n6ntqe0wg">
+            <w:hyperlink w:history="1" r:id="rIdvl05bl_d5uobefd-d0gct">
               <w:r>
                 <w:rPr>
                   <w:rFonts w:ascii="Arial" w:cs="Arial" w:eastAsia="Arial" w:hAnsi="Arial"/>
@@ -26802,7 +26802,7 @@
             <w:pPr>
               <w:spacing w:after="20" w:before="0"/>
             </w:pPr>
-            <w:hyperlink w:history="1" r:id="rIde9zn3hq-rnj8g81ng57it">
+            <w:hyperlink w:history="1" r:id="rId9wiqvf40kc2h4mhtgwo7r">
               <w:r>
                 <w:rPr>
                   <w:rFonts w:ascii="Arial" w:cs="Arial" w:eastAsia="Arial" w:hAnsi="Arial"/>
@@ -26835,7 +26835,7 @@
               <w:spacing w:after="10" w:before="0"/>
               <w:ind w:left="120"/>
             </w:pPr>
-            <w:hyperlink w:history="1" r:id="rIdr-s08vtogug6_yuj8rry1">
+            <w:hyperlink w:history="1" r:id="rId8zer8djjikenzzo21vgte">
               <w:r>
                 <w:rPr>
                   <w:rFonts w:ascii="Arial" w:cs="Arial" w:eastAsia="Arial" w:hAnsi="Arial"/>
@@ -27030,7 +27030,7 @@
             <w:pPr>
               <w:spacing w:after="20" w:before="0"/>
             </w:pPr>
-            <w:hyperlink w:history="1" r:id="rIdi8aeb7zche08tkxhwiw1q">
+            <w:hyperlink w:history="1" r:id="rIdmblogl75grlkdf_7db74j">
               <w:r>
                 <w:rPr>
                   <w:rFonts w:ascii="Arial" w:cs="Arial" w:eastAsia="Arial" w:hAnsi="Arial"/>
@@ -27063,7 +27063,7 @@
               <w:spacing w:after="10" w:before="0"/>
               <w:ind w:left="120"/>
             </w:pPr>
-            <w:hyperlink w:history="1" r:id="rIdqwmvedml8pdggt4qmiom1">
+            <w:hyperlink w:history="1" r:id="rIdkmh_fd_x6edy9rpeuktyb">
               <w:r>
                 <w:rPr>
                   <w:rFonts w:ascii="Arial" w:cs="Arial" w:eastAsia="Arial" w:hAnsi="Arial"/>
@@ -27108,7 +27108,7 @@
             <w:pPr>
               <w:spacing w:after="20" w:before="0"/>
             </w:pPr>
-            <w:hyperlink w:history="1" r:id="rId4aax4igkqf6vipbr9mt5r">
+            <w:hyperlink w:history="1" r:id="rIdh_lprjcddkygzkgjk8ddw">
               <w:r>
                 <w:rPr>
                   <w:rFonts w:ascii="Arial" w:cs="Arial" w:eastAsia="Arial" w:hAnsi="Arial"/>
@@ -27141,7 +27141,7 @@
               <w:spacing w:after="10" w:before="0"/>
               <w:ind w:left="120"/>
             </w:pPr>
-            <w:hyperlink w:history="1" r:id="rIduwipmll3tqd1ucpwjakbd">
+            <w:hyperlink w:history="1" r:id="rIdcmw9kybiivp-cby1cl2ni">
               <w:r>
                 <w:rPr>
                   <w:rFonts w:ascii="Arial" w:cs="Arial" w:eastAsia="Arial" w:hAnsi="Arial"/>
@@ -27336,7 +27336,7 @@
             <w:pPr>
               <w:spacing w:after="20" w:before="0"/>
             </w:pPr>
-            <w:hyperlink w:history="1" r:id="rIduqa7g__chedswncqa5ahm">
+            <w:hyperlink w:history="1" r:id="rIdgzh_v9csoliixofth44dx">
               <w:r>
                 <w:rPr>
                   <w:rFonts w:ascii="Arial" w:cs="Arial" w:eastAsia="Arial" w:hAnsi="Arial"/>
@@ -27369,7 +27369,7 @@
               <w:spacing w:after="10" w:before="0"/>
               <w:ind w:left="120"/>
             </w:pPr>
-            <w:hyperlink w:history="1" r:id="rIdivnrssdalqsvjsndnmjex">
+            <w:hyperlink w:history="1" r:id="rIdqybamhzd2oaj3sw65ov7b">
               <w:r>
                 <w:rPr>
                   <w:rFonts w:ascii="Arial" w:cs="Arial" w:eastAsia="Arial" w:hAnsi="Arial"/>
@@ -27414,7 +27414,7 @@
             <w:pPr>
               <w:spacing w:after="20" w:before="0"/>
             </w:pPr>
-            <w:hyperlink w:history="1" r:id="rIdpw1jgq5k-qtnkv9w8kb2_">
+            <w:hyperlink w:history="1" r:id="rIddhqzftqbs6g-t4tfne_ir">
               <w:r>
                 <w:rPr>
                   <w:rFonts w:ascii="Arial" w:cs="Arial" w:eastAsia="Arial" w:hAnsi="Arial"/>
@@ -27447,7 +27447,7 @@
               <w:spacing w:after="10" w:before="0"/>
               <w:ind w:left="120"/>
             </w:pPr>
-            <w:hyperlink w:history="1" r:id="rIdbihousplf7kgwjxpsy_ke">
+            <w:hyperlink w:history="1" r:id="rIdx40ojlbcix8pt8afsjxhh">
               <w:r>
                 <w:rPr>
                   <w:rFonts w:ascii="Arial" w:cs="Arial" w:eastAsia="Arial" w:hAnsi="Arial"/>
@@ -28934,7 +28934,7 @@
             <w:pPr>
               <w:spacing w:after="20" w:before="0"/>
             </w:pPr>
-            <w:hyperlink w:history="1" r:id="rId5zaiqudu3s9i-x0gk6zrr">
+            <w:hyperlink w:history="1" r:id="rIdvatghwzyn_efi0d0ebmkx">
               <w:r>
                 <w:rPr>
                   <w:rFonts w:ascii="Arial" w:cs="Arial" w:eastAsia="Arial" w:hAnsi="Arial"/>
@@ -28967,7 +28967,7 @@
               <w:spacing w:after="10" w:before="0"/>
               <w:ind w:left="120"/>
             </w:pPr>
-            <w:hyperlink w:history="1" r:id="rIdbjeqreeksgv07sfrg3ipe">
+            <w:hyperlink w:history="1" r:id="rIdis9gllh3jc27t4jpfzgjh">
               <w:r>
                 <w:rPr>
                   <w:rFonts w:ascii="Arial" w:cs="Arial" w:eastAsia="Arial" w:hAnsi="Arial"/>
@@ -29012,7 +29012,7 @@
             <w:pPr>
               <w:spacing w:after="20" w:before="0"/>
             </w:pPr>
-            <w:hyperlink w:history="1" r:id="rIdua2mbdz4p_sdzwy_trf3v">
+            <w:hyperlink w:history="1" r:id="rId2lify8iuyzvtxwg5zgr7w">
               <w:r>
                 <w:rPr>
                   <w:rFonts w:ascii="Arial" w:cs="Arial" w:eastAsia="Arial" w:hAnsi="Arial"/>
@@ -29045,7 +29045,7 @@
               <w:spacing w:after="10" w:before="0"/>
               <w:ind w:left="120"/>
             </w:pPr>
-            <w:hyperlink w:history="1" r:id="rIdrcx5zwzqs2hzvqv9-7bus">
+            <w:hyperlink w:history="1" r:id="rIdi_fnep-bhx3gfpllccipu">
               <w:r>
                 <w:rPr>
                   <w:rFonts w:ascii="Arial" w:cs="Arial" w:eastAsia="Arial" w:hAnsi="Arial"/>
@@ -29240,7 +29240,7 @@
             <w:pPr>
               <w:spacing w:after="20" w:before="0"/>
             </w:pPr>
-            <w:hyperlink w:history="1" r:id="rIdkpifrlryrxditr-j65paf">
+            <w:hyperlink w:history="1" r:id="rIdwuyv0hwyw3n4uyajolupb">
               <w:r>
                 <w:rPr>
                   <w:rFonts w:ascii="Arial" w:cs="Arial" w:eastAsia="Arial" w:hAnsi="Arial"/>
@@ -29273,7 +29273,7 @@
               <w:spacing w:after="10" w:before="0"/>
               <w:ind w:left="120"/>
             </w:pPr>
-            <w:hyperlink w:history="1" r:id="rIdblqzznbdfujcx-z748y5p">
+            <w:hyperlink w:history="1" r:id="rIdgfgkdc-hdtyg2sdrkvzei">
               <w:r>
                 <w:rPr>
                   <w:rFonts w:ascii="Arial" w:cs="Arial" w:eastAsia="Arial" w:hAnsi="Arial"/>
@@ -29318,7 +29318,7 @@
             <w:pPr>
               <w:spacing w:after="20" w:before="0"/>
             </w:pPr>
-            <w:hyperlink w:history="1" r:id="rId6ujdisw15372p3eshwyz-">
+            <w:hyperlink w:history="1" r:id="rId8wfm1f8uuauxz6oluxtm1">
               <w:r>
                 <w:rPr>
                   <w:rFonts w:ascii="Arial" w:cs="Arial" w:eastAsia="Arial" w:hAnsi="Arial"/>
@@ -29351,7 +29351,7 @@
               <w:spacing w:after="10" w:before="0"/>
               <w:ind w:left="120"/>
             </w:pPr>
-            <w:hyperlink w:history="1" r:id="rId7cekahaiazwzo8le5eigx">
+            <w:hyperlink w:history="1" r:id="rId9rqikunkdu5lhpqp_mben">
               <w:r>
                 <w:rPr>
                   <w:rFonts w:ascii="Arial" w:cs="Arial" w:eastAsia="Arial" w:hAnsi="Arial"/>
@@ -29584,7 +29584,7 @@
             <w:pPr>
               <w:spacing w:after="20" w:before="0"/>
             </w:pPr>
-            <w:hyperlink w:history="1" r:id="rIdkntqb856n9jp-vstdp6kv">
+            <w:hyperlink w:history="1" r:id="rId1ui5bs_qklug1rry4ty2d">
               <w:r>
                 <w:rPr>
                   <w:rFonts w:ascii="Arial" w:cs="Arial" w:eastAsia="Arial" w:hAnsi="Arial"/>
@@ -29617,7 +29617,7 @@
               <w:spacing w:after="10" w:before="0"/>
               <w:ind w:left="120"/>
             </w:pPr>
-            <w:hyperlink w:history="1" r:id="rIdieogawumjvzs2xv15lhxd">
+            <w:hyperlink w:history="1" r:id="rId55ngoaj7dl7blxrsxymow">
               <w:r>
                 <w:rPr>
                   <w:rFonts w:ascii="Arial" w:cs="Arial" w:eastAsia="Arial" w:hAnsi="Arial"/>
@@ -29662,7 +29662,7 @@
             <w:pPr>
               <w:spacing w:after="20" w:before="0"/>
             </w:pPr>
-            <w:hyperlink w:history="1" r:id="rIdqy-1vdnrt6he4mmzbyimg">
+            <w:hyperlink w:history="1" r:id="rId-vdm5qdw53_grc-oizcsn">
               <w:r>
                 <w:rPr>
                   <w:rFonts w:ascii="Arial" w:cs="Arial" w:eastAsia="Arial" w:hAnsi="Arial"/>
@@ -29695,7 +29695,7 @@
               <w:spacing w:after="10" w:before="0"/>
               <w:ind w:left="120"/>
             </w:pPr>
-            <w:hyperlink w:history="1" r:id="rIdhiyrv8nhhlcsmin5pueda">
+            <w:hyperlink w:history="1" r:id="rIdcyxq9c6xe5s-zz-ex9rfp">
               <w:r>
                 <w:rPr>
                   <w:rFonts w:ascii="Arial" w:cs="Arial" w:eastAsia="Arial" w:hAnsi="Arial"/>
@@ -29928,7 +29928,7 @@
             <w:pPr>
               <w:spacing w:after="20" w:before="0"/>
             </w:pPr>
-            <w:hyperlink w:history="1" r:id="rIdkzqz4t7xklxy4z1ala18x">
+            <w:hyperlink w:history="1" r:id="rIdebrgwxsjqsccdjuh5fzlk">
               <w:r>
                 <w:rPr>
                   <w:rFonts w:ascii="Arial" w:cs="Arial" w:eastAsia="Arial" w:hAnsi="Arial"/>
@@ -29961,7 +29961,7 @@
               <w:spacing w:after="10" w:before="0"/>
               <w:ind w:left="120"/>
             </w:pPr>
-            <w:hyperlink w:history="1" r:id="rIdbegenfnxh2yvcemh7e7tv">
+            <w:hyperlink w:history="1" r:id="rIdms3wrrvfpnnwdljbtcztq">
               <w:r>
                 <w:rPr>
                   <w:rFonts w:ascii="Arial" w:cs="Arial" w:eastAsia="Arial" w:hAnsi="Arial"/>
@@ -30006,7 +30006,7 @@
             <w:pPr>
               <w:spacing w:after="20" w:before="0"/>
             </w:pPr>
-            <w:hyperlink w:history="1" r:id="rIdsenace_i23aiwjpp0npmv">
+            <w:hyperlink w:history="1" r:id="rIdhkqhjauxlwdu0xz9znykq">
               <w:r>
                 <w:rPr>
                   <w:rFonts w:ascii="Arial" w:cs="Arial" w:eastAsia="Arial" w:hAnsi="Arial"/>
@@ -30039,7 +30039,7 @@
               <w:spacing w:after="10" w:before="0"/>
               <w:ind w:left="120"/>
             </w:pPr>
-            <w:hyperlink w:history="1" r:id="rId0tl-sekhhyext5-efum-b">
+            <w:hyperlink w:history="1" r:id="rId3zjhxrgzug52j5igdwyja">
               <w:r>
                 <w:rPr>
                   <w:rFonts w:ascii="Arial" w:cs="Arial" w:eastAsia="Arial" w:hAnsi="Arial"/>
@@ -30234,7 +30234,7 @@
             <w:pPr>
               <w:spacing w:after="20" w:before="0"/>
             </w:pPr>
-            <w:hyperlink w:history="1" r:id="rIdixfiseynph-iiksz-kl_e">
+            <w:hyperlink w:history="1" r:id="rIdggtsgzaddmraedmd1atar">
               <w:r>
                 <w:rPr>
                   <w:rFonts w:ascii="Arial" w:cs="Arial" w:eastAsia="Arial" w:hAnsi="Arial"/>
@@ -30267,7 +30267,7 @@
               <w:spacing w:after="10" w:before="0"/>
               <w:ind w:left="120"/>
             </w:pPr>
-            <w:hyperlink w:history="1" r:id="rId3khztl0bcanlvtqt-1rdz">
+            <w:hyperlink w:history="1" r:id="rIdeirmzdhatrwcjt9_q9-gm">
               <w:r>
                 <w:rPr>
                   <w:rFonts w:ascii="Arial" w:cs="Arial" w:eastAsia="Arial" w:hAnsi="Arial"/>
@@ -30312,7 +30312,7 @@
             <w:pPr>
               <w:spacing w:after="20" w:before="0"/>
             </w:pPr>
-            <w:hyperlink w:history="1" r:id="rIdyb0kxaeiub1xeybkju_cz">
+            <w:hyperlink w:history="1" r:id="rIdxmemdkmpqwfamv4oivgpg">
               <w:r>
                 <w:rPr>
                   <w:rFonts w:ascii="Arial" w:cs="Arial" w:eastAsia="Arial" w:hAnsi="Arial"/>
@@ -30345,7 +30345,7 @@
               <w:spacing w:after="10" w:before="0"/>
               <w:ind w:left="120"/>
             </w:pPr>
-            <w:hyperlink w:history="1" r:id="rIdzzkpisqv2og6nary3-zvi">
+            <w:hyperlink w:history="1" r:id="rIdrglerjcd6qpqb2wlsh2_k">
               <w:r>
                 <w:rPr>
                   <w:rFonts w:ascii="Arial" w:cs="Arial" w:eastAsia="Arial" w:hAnsi="Arial"/>

--- a/data/outputs/v2/Maths/SS3.4_Linear_Motion/Mathematics_Linear_Motion_CBE_LessonSequence.docx
+++ b/data/outputs/v2/Maths/SS3.4_Linear_Motion/Mathematics_Linear_Motion_CBE_LessonSequence.docx
@@ -3536,7 +3536,7 @@
             <w:pPr>
               <w:spacing w:after="20" w:before="0"/>
             </w:pPr>
-            <w:hyperlink w:history="1" r:id="rIdywd023woslpycrymu18v7">
+            <w:hyperlink w:history="1" r:id="rIdvv09p9wxv-yirqw7nuzi_">
               <w:r>
                 <w:rPr>
                   <w:rFonts w:ascii="Arial" w:cs="Arial" w:eastAsia="Arial" w:hAnsi="Arial"/>
@@ -3569,7 +3569,7 @@
               <w:spacing w:after="10" w:before="0"/>
               <w:ind w:left="120"/>
             </w:pPr>
-            <w:hyperlink w:history="1" r:id="rIdptac5d9_zmq6qtgebsdpe">
+            <w:hyperlink w:history="1" r:id="rIdtmqcb32n-acysdfrgs7p0">
               <w:r>
                 <w:rPr>
                   <w:rFonts w:ascii="Arial" w:cs="Arial" w:eastAsia="Arial" w:hAnsi="Arial"/>
@@ -3614,7 +3614,7 @@
             <w:pPr>
               <w:spacing w:after="20" w:before="0"/>
             </w:pPr>
-            <w:hyperlink w:history="1" r:id="rIdy8mmbvnul9yjuefmqjaqj">
+            <w:hyperlink w:history="1" r:id="rId_eudse-gac9ai4u3rxesv">
               <w:r>
                 <w:rPr>
                   <w:rFonts w:ascii="Arial" w:cs="Arial" w:eastAsia="Arial" w:hAnsi="Arial"/>
@@ -3647,7 +3647,7 @@
               <w:spacing w:after="10" w:before="0"/>
               <w:ind w:left="120"/>
             </w:pPr>
-            <w:hyperlink w:history="1" r:id="rIdgeh505ks7otndnyur6cil">
+            <w:hyperlink w:history="1" r:id="rIdkju3cygyutxufvzhzqzew">
               <w:r>
                 <w:rPr>
                   <w:rFonts w:ascii="Arial" w:cs="Arial" w:eastAsia="Arial" w:hAnsi="Arial"/>
@@ -3842,7 +3842,7 @@
             <w:pPr>
               <w:spacing w:after="20" w:before="0"/>
             </w:pPr>
-            <w:hyperlink w:history="1" r:id="rIdt6igau6hefv2mm9gy6-zs">
+            <w:hyperlink w:history="1" r:id="rId_wzzceddgajdudufyfix0">
               <w:r>
                 <w:rPr>
                   <w:rFonts w:ascii="Arial" w:cs="Arial" w:eastAsia="Arial" w:hAnsi="Arial"/>
@@ -3875,7 +3875,7 @@
               <w:spacing w:after="10" w:before="0"/>
               <w:ind w:left="120"/>
             </w:pPr>
-            <w:hyperlink w:history="1" r:id="rIdg-iyxa1gypfvbtzmouita">
+            <w:hyperlink w:history="1" r:id="rIdgfrddsqxkt4nouysdxfv1">
               <w:r>
                 <w:rPr>
                   <w:rFonts w:ascii="Arial" w:cs="Arial" w:eastAsia="Arial" w:hAnsi="Arial"/>
@@ -3920,7 +3920,7 @@
             <w:pPr>
               <w:spacing w:after="20" w:before="0"/>
             </w:pPr>
-            <w:hyperlink w:history="1" r:id="rIdwwlieiw-kujwejivkd8ta">
+            <w:hyperlink w:history="1" r:id="rIdepr1rlnmqx5optwk3ixcf">
               <w:r>
                 <w:rPr>
                   <w:rFonts w:ascii="Arial" w:cs="Arial" w:eastAsia="Arial" w:hAnsi="Arial"/>
@@ -3953,7 +3953,7 @@
               <w:spacing w:after="10" w:before="0"/>
               <w:ind w:left="120"/>
             </w:pPr>
-            <w:hyperlink w:history="1" r:id="rIdtfskvqlhp15ksxyiogcpb">
+            <w:hyperlink w:history="1" r:id="rIdud6ao2rw_sc-cy4ielte3">
               <w:r>
                 <w:rPr>
                   <w:rFonts w:ascii="Arial" w:cs="Arial" w:eastAsia="Arial" w:hAnsi="Arial"/>
@@ -4148,7 +4148,7 @@
             <w:pPr>
               <w:spacing w:after="20" w:before="0"/>
             </w:pPr>
-            <w:hyperlink w:history="1" r:id="rIdnbxa0bqb_roxkml1zrmyd">
+            <w:hyperlink w:history="1" r:id="rIdcvxv1ouavu42lgggku-wp">
               <w:r>
                 <w:rPr>
                   <w:rFonts w:ascii="Arial" w:cs="Arial" w:eastAsia="Arial" w:hAnsi="Arial"/>
@@ -4181,7 +4181,7 @@
               <w:spacing w:after="10" w:before="0"/>
               <w:ind w:left="120"/>
             </w:pPr>
-            <w:hyperlink w:history="1" r:id="rIdcg1lnyuvgstavftxa6xj4">
+            <w:hyperlink w:history="1" r:id="rIdg7cwlynkbnhwjog3-ywmq">
               <w:r>
                 <w:rPr>
                   <w:rFonts w:ascii="Arial" w:cs="Arial" w:eastAsia="Arial" w:hAnsi="Arial"/>
@@ -4226,7 +4226,7 @@
             <w:pPr>
               <w:spacing w:after="20" w:before="0"/>
             </w:pPr>
-            <w:hyperlink w:history="1" r:id="rIdxqyjvet9fhal0q9-64tcp">
+            <w:hyperlink w:history="1" r:id="rIdylxcqqesvwguebi3cuf_c">
               <w:r>
                 <w:rPr>
                   <w:rFonts w:ascii="Arial" w:cs="Arial" w:eastAsia="Arial" w:hAnsi="Arial"/>
@@ -4259,7 +4259,7 @@
               <w:spacing w:after="10" w:before="0"/>
               <w:ind w:left="120"/>
             </w:pPr>
-            <w:hyperlink w:history="1" r:id="rId-t-yk324nmqsakpgoh09m">
+            <w:hyperlink w:history="1" r:id="rIddefqncszfgjgujma5_zwi">
               <w:r>
                 <w:rPr>
                   <w:rFonts w:ascii="Arial" w:cs="Arial" w:eastAsia="Arial" w:hAnsi="Arial"/>
@@ -4454,7 +4454,7 @@
             <w:pPr>
               <w:spacing w:after="20" w:before="0"/>
             </w:pPr>
-            <w:hyperlink w:history="1" r:id="rId8rljso8lbgeiigr8zgc1t">
+            <w:hyperlink w:history="1" r:id="rId4nwsjf7ln98oyslswp5h9">
               <w:r>
                 <w:rPr>
                   <w:rFonts w:ascii="Arial" w:cs="Arial" w:eastAsia="Arial" w:hAnsi="Arial"/>
@@ -4487,7 +4487,7 @@
               <w:spacing w:after="10" w:before="0"/>
               <w:ind w:left="120"/>
             </w:pPr>
-            <w:hyperlink w:history="1" r:id="rIdf1nov3lzzonlduo5etspc">
+            <w:hyperlink w:history="1" r:id="rIdpok7jenlrivablxt6j_t_">
               <w:r>
                 <w:rPr>
                   <w:rFonts w:ascii="Arial" w:cs="Arial" w:eastAsia="Arial" w:hAnsi="Arial"/>
@@ -4532,7 +4532,7 @@
             <w:pPr>
               <w:spacing w:after="20" w:before="0"/>
             </w:pPr>
-            <w:hyperlink w:history="1" r:id="rIdto7f8bd0y5pg_vhnwi5d5">
+            <w:hyperlink w:history="1" r:id="rIdyx__eppdlxzpieyvrfy9l">
               <w:r>
                 <w:rPr>
                   <w:rFonts w:ascii="Arial" w:cs="Arial" w:eastAsia="Arial" w:hAnsi="Arial"/>
@@ -4565,7 +4565,7 @@
               <w:spacing w:after="10" w:before="0"/>
               <w:ind w:left="120"/>
             </w:pPr>
-            <w:hyperlink w:history="1" r:id="rIdnxf4suj1qomiejn5dziyj">
+            <w:hyperlink w:history="1" r:id="rId6yz3qg1v2gslimdvvjxjb">
               <w:r>
                 <w:rPr>
                   <w:rFonts w:ascii="Arial" w:cs="Arial" w:eastAsia="Arial" w:hAnsi="Arial"/>
@@ -4760,7 +4760,7 @@
             <w:pPr>
               <w:spacing w:after="20" w:before="0"/>
             </w:pPr>
-            <w:hyperlink w:history="1" r:id="rIdk6ltelqsqn7nv1mj85qdt">
+            <w:hyperlink w:history="1" r:id="rIdvn4vrtay2oi9rpckfpbrr">
               <w:r>
                 <w:rPr>
                   <w:rFonts w:ascii="Arial" w:cs="Arial" w:eastAsia="Arial" w:hAnsi="Arial"/>
@@ -4793,7 +4793,7 @@
               <w:spacing w:after="10" w:before="0"/>
               <w:ind w:left="120"/>
             </w:pPr>
-            <w:hyperlink w:history="1" r:id="rId3h-vni2rxsf5enloaas1d">
+            <w:hyperlink w:history="1" r:id="rIdvlek1ztftvi42tqbea809">
               <w:r>
                 <w:rPr>
                   <w:rFonts w:ascii="Arial" w:cs="Arial" w:eastAsia="Arial" w:hAnsi="Arial"/>
@@ -4838,7 +4838,7 @@
             <w:pPr>
               <w:spacing w:after="20" w:before="0"/>
             </w:pPr>
-            <w:hyperlink w:history="1" r:id="rIdzachd-14ubk0f0ajvte_s">
+            <w:hyperlink w:history="1" r:id="rIdybzjplsjdp8hr8owmgqti">
               <w:r>
                 <w:rPr>
                   <w:rFonts w:ascii="Arial" w:cs="Arial" w:eastAsia="Arial" w:hAnsi="Arial"/>
@@ -4871,7 +4871,7 @@
               <w:spacing w:after="10" w:before="0"/>
               <w:ind w:left="120"/>
             </w:pPr>
-            <w:hyperlink w:history="1" r:id="rId8qfi0b1_wcg4eb5cexuet">
+            <w:hyperlink w:history="1" r:id="rIdqi8-qzqwkgks0jjxneule">
               <w:r>
                 <w:rPr>
                   <w:rFonts w:ascii="Arial" w:cs="Arial" w:eastAsia="Arial" w:hAnsi="Arial"/>
@@ -6358,7 +6358,7 @@
             <w:pPr>
               <w:spacing w:after="20" w:before="0"/>
             </w:pPr>
-            <w:hyperlink w:history="1" r:id="rIdx5pntqh0ht7g_csndz9wl">
+            <w:hyperlink w:history="1" r:id="rIddcs7iy9vkl2ay6ih3senw">
               <w:r>
                 <w:rPr>
                   <w:rFonts w:ascii="Arial" w:cs="Arial" w:eastAsia="Arial" w:hAnsi="Arial"/>
@@ -6391,7 +6391,7 @@
               <w:spacing w:after="10" w:before="0"/>
               <w:ind w:left="120"/>
             </w:pPr>
-            <w:hyperlink w:history="1" r:id="rIdrv8nltu8jpmqbsomb9bm0">
+            <w:hyperlink w:history="1" r:id="rIdqv4pa6wfpllytuh_yp5yj">
               <w:r>
                 <w:rPr>
                   <w:rFonts w:ascii="Arial" w:cs="Arial" w:eastAsia="Arial" w:hAnsi="Arial"/>
@@ -6436,7 +6436,7 @@
             <w:pPr>
               <w:spacing w:after="20" w:before="0"/>
             </w:pPr>
-            <w:hyperlink w:history="1" r:id="rIda5ehcrwu3etevy6qlukm0">
+            <w:hyperlink w:history="1" r:id="rIdosbnqm7xqbbjrh-mbsxpn">
               <w:r>
                 <w:rPr>
                   <w:rFonts w:ascii="Arial" w:cs="Arial" w:eastAsia="Arial" w:hAnsi="Arial"/>
@@ -6469,7 +6469,7 @@
               <w:spacing w:after="10" w:before="0"/>
               <w:ind w:left="120"/>
             </w:pPr>
-            <w:hyperlink w:history="1" r:id="rIdxson0uplmsubydjwpadsc">
+            <w:hyperlink w:history="1" r:id="rIdqs3-i5cnexstuuouiiszw">
               <w:r>
                 <w:rPr>
                   <w:rFonts w:ascii="Arial" w:cs="Arial" w:eastAsia="Arial" w:hAnsi="Arial"/>
@@ -6664,7 +6664,7 @@
             <w:pPr>
               <w:spacing w:after="20" w:before="0"/>
             </w:pPr>
-            <w:hyperlink w:history="1" r:id="rIdykpb0iibl1xyhcpsdyhlt">
+            <w:hyperlink w:history="1" r:id="rIds34otryq8t6rbpi2k9bv8">
               <w:r>
                 <w:rPr>
                   <w:rFonts w:ascii="Arial" w:cs="Arial" w:eastAsia="Arial" w:hAnsi="Arial"/>
@@ -6697,7 +6697,7 @@
               <w:spacing w:after="10" w:before="0"/>
               <w:ind w:left="120"/>
             </w:pPr>
-            <w:hyperlink w:history="1" r:id="rIdnql-bsqy8abn2cm7gxz5f">
+            <w:hyperlink w:history="1" r:id="rId0pdz2tautrqwj_0raksbr">
               <w:r>
                 <w:rPr>
                   <w:rFonts w:ascii="Arial" w:cs="Arial" w:eastAsia="Arial" w:hAnsi="Arial"/>
@@ -6742,7 +6742,7 @@
             <w:pPr>
               <w:spacing w:after="20" w:before="0"/>
             </w:pPr>
-            <w:hyperlink w:history="1" r:id="rIdpfu59kvgzynoximdkfvux">
+            <w:hyperlink w:history="1" r:id="rIdcuq_u0ffg0e4ml93ngo5x">
               <w:r>
                 <w:rPr>
                   <w:rFonts w:ascii="Arial" w:cs="Arial" w:eastAsia="Arial" w:hAnsi="Arial"/>
@@ -6775,7 +6775,7 @@
               <w:spacing w:after="10" w:before="0"/>
               <w:ind w:left="120"/>
             </w:pPr>
-            <w:hyperlink w:history="1" r:id="rIdfyjslcuxyitu1oiwkdyns">
+            <w:hyperlink w:history="1" r:id="rIdo4n2ro84dryhd81ttkalz">
               <w:r>
                 <w:rPr>
                   <w:rFonts w:ascii="Arial" w:cs="Arial" w:eastAsia="Arial" w:hAnsi="Arial"/>
@@ -6970,7 +6970,7 @@
             <w:pPr>
               <w:spacing w:after="20" w:before="0"/>
             </w:pPr>
-            <w:hyperlink w:history="1" r:id="rIddc9g9yykxnj9ytrtghxgj">
+            <w:hyperlink w:history="1" r:id="rId5z0zoct_wehd9mtc52l-m">
               <w:r>
                 <w:rPr>
                   <w:rFonts w:ascii="Arial" w:cs="Arial" w:eastAsia="Arial" w:hAnsi="Arial"/>
@@ -7003,7 +7003,7 @@
               <w:spacing w:after="10" w:before="0"/>
               <w:ind w:left="120"/>
             </w:pPr>
-            <w:hyperlink w:history="1" r:id="rIdltfb_yck1v-00pbbm457d">
+            <w:hyperlink w:history="1" r:id="rId_11zqlokexqqrand4poow">
               <w:r>
                 <w:rPr>
                   <w:rFonts w:ascii="Arial" w:cs="Arial" w:eastAsia="Arial" w:hAnsi="Arial"/>
@@ -7048,7 +7048,7 @@
             <w:pPr>
               <w:spacing w:after="20" w:before="0"/>
             </w:pPr>
-            <w:hyperlink w:history="1" r:id="rIdrguhhgrjv90ijzltjfb4-">
+            <w:hyperlink w:history="1" r:id="rIdm-szygndng29hmrrx3vdj">
               <w:r>
                 <w:rPr>
                   <w:rFonts w:ascii="Arial" w:cs="Arial" w:eastAsia="Arial" w:hAnsi="Arial"/>
@@ -7081,7 +7081,7 @@
               <w:spacing w:after="10" w:before="0"/>
               <w:ind w:left="120"/>
             </w:pPr>
-            <w:hyperlink w:history="1" r:id="rIdrhevhznft3szc5gwfrphc">
+            <w:hyperlink w:history="1" r:id="rId4pqgfvpe4jecpltratdx8">
               <w:r>
                 <w:rPr>
                   <w:rFonts w:ascii="Arial" w:cs="Arial" w:eastAsia="Arial" w:hAnsi="Arial"/>
@@ -7276,7 +7276,7 @@
             <w:pPr>
               <w:spacing w:after="20" w:before="0"/>
             </w:pPr>
-            <w:hyperlink w:history="1" r:id="rIdljv5__e4psxkktcip6lr3">
+            <w:hyperlink w:history="1" r:id="rIduxuxfxg5hxvlmr7shri32">
               <w:r>
                 <w:rPr>
                   <w:rFonts w:ascii="Arial" w:cs="Arial" w:eastAsia="Arial" w:hAnsi="Arial"/>
@@ -7309,7 +7309,7 @@
               <w:spacing w:after="10" w:before="0"/>
               <w:ind w:left="120"/>
             </w:pPr>
-            <w:hyperlink w:history="1" r:id="rIdqxm34q6bua3pdqkv8dqt9">
+            <w:hyperlink w:history="1" r:id="rId-pmlgmeax5xkfqhwflkrb">
               <w:r>
                 <w:rPr>
                   <w:rFonts w:ascii="Arial" w:cs="Arial" w:eastAsia="Arial" w:hAnsi="Arial"/>
@@ -7354,7 +7354,7 @@
             <w:pPr>
               <w:spacing w:after="20" w:before="0"/>
             </w:pPr>
-            <w:hyperlink w:history="1" r:id="rIddtpan6ts-egehik48laev">
+            <w:hyperlink w:history="1" r:id="rId27kz4r-e0ogfr-lhqk5f1">
               <w:r>
                 <w:rPr>
                   <w:rFonts w:ascii="Arial" w:cs="Arial" w:eastAsia="Arial" w:hAnsi="Arial"/>
@@ -7387,7 +7387,7 @@
               <w:spacing w:after="10" w:before="0"/>
               <w:ind w:left="120"/>
             </w:pPr>
-            <w:hyperlink w:history="1" r:id="rIdaxss8bcjhkxy3akxf_5cs">
+            <w:hyperlink w:history="1" r:id="rIdzyqvlxnyynbdndipx_ghr">
               <w:r>
                 <w:rPr>
                   <w:rFonts w:ascii="Arial" w:cs="Arial" w:eastAsia="Arial" w:hAnsi="Arial"/>
@@ -7582,7 +7582,7 @@
             <w:pPr>
               <w:spacing w:after="20" w:before="0"/>
             </w:pPr>
-            <w:hyperlink w:history="1" r:id="rIdzygsqknluq3mbct98j5-p">
+            <w:hyperlink w:history="1" r:id="rIdnr75aeodoazszgicjxerc">
               <w:r>
                 <w:rPr>
                   <w:rFonts w:ascii="Arial" w:cs="Arial" w:eastAsia="Arial" w:hAnsi="Arial"/>
@@ -7615,7 +7615,7 @@
               <w:spacing w:after="10" w:before="0"/>
               <w:ind w:left="120"/>
             </w:pPr>
-            <w:hyperlink w:history="1" r:id="rIdg1lhhxm80fp5-1z2gz6cy">
+            <w:hyperlink w:history="1" r:id="rIdfm6r0dmf0trwpb4gj0_9o">
               <w:r>
                 <w:rPr>
                   <w:rFonts w:ascii="Arial" w:cs="Arial" w:eastAsia="Arial" w:hAnsi="Arial"/>
@@ -7660,7 +7660,7 @@
             <w:pPr>
               <w:spacing w:after="20" w:before="0"/>
             </w:pPr>
-            <w:hyperlink w:history="1" r:id="rIdrvt8-62m10d8nwlgeldd-">
+            <w:hyperlink w:history="1" r:id="rIdgs2s6jmy7sp0rxg3r7qgt">
               <w:r>
                 <w:rPr>
                   <w:rFonts w:ascii="Arial" w:cs="Arial" w:eastAsia="Arial" w:hAnsi="Arial"/>
@@ -7693,7 +7693,7 @@
               <w:spacing w:after="10" w:before="0"/>
               <w:ind w:left="120"/>
             </w:pPr>
-            <w:hyperlink w:history="1" r:id="rIds33de2gv9rcv_aew7291n">
+            <w:hyperlink w:history="1" r:id="rIdcoctdplctdvtmpibvtayc">
               <w:r>
                 <w:rPr>
                   <w:rFonts w:ascii="Arial" w:cs="Arial" w:eastAsia="Arial" w:hAnsi="Arial"/>
@@ -9180,7 +9180,7 @@
             <w:pPr>
               <w:spacing w:after="20" w:before="0"/>
             </w:pPr>
-            <w:hyperlink w:history="1" r:id="rIdb2dkzxtoxlcntmfvxdvxp">
+            <w:hyperlink w:history="1" r:id="rIdb3hpbbk6yin9hqcyktud8">
               <w:r>
                 <w:rPr>
                   <w:rFonts w:ascii="Arial" w:cs="Arial" w:eastAsia="Arial" w:hAnsi="Arial"/>
@@ -9213,7 +9213,7 @@
               <w:spacing w:after="10" w:before="0"/>
               <w:ind w:left="120"/>
             </w:pPr>
-            <w:hyperlink w:history="1" r:id="rIdcak8gfo1of7etfuoyblfs">
+            <w:hyperlink w:history="1" r:id="rIdqpiwy7jio_5suncp-boxn">
               <w:r>
                 <w:rPr>
                   <w:rFonts w:ascii="Arial" w:cs="Arial" w:eastAsia="Arial" w:hAnsi="Arial"/>
@@ -9258,7 +9258,7 @@
             <w:pPr>
               <w:spacing w:after="20" w:before="0"/>
             </w:pPr>
-            <w:hyperlink w:history="1" r:id="rIdbnee-27sz83zbylrsjt83">
+            <w:hyperlink w:history="1" r:id="rIdf1clijn9agemzzatbt8zb">
               <w:r>
                 <w:rPr>
                   <w:rFonts w:ascii="Arial" w:cs="Arial" w:eastAsia="Arial" w:hAnsi="Arial"/>
@@ -9291,7 +9291,7 @@
               <w:spacing w:after="10" w:before="0"/>
               <w:ind w:left="120"/>
             </w:pPr>
-            <w:hyperlink w:history="1" r:id="rIdhbcvwgcrswb-yupbcfok4">
+            <w:hyperlink w:history="1" r:id="rIdr2wmewhf4-cvbnhklwudo">
               <w:r>
                 <w:rPr>
                   <w:rFonts w:ascii="Arial" w:cs="Arial" w:eastAsia="Arial" w:hAnsi="Arial"/>
@@ -9486,7 +9486,7 @@
             <w:pPr>
               <w:spacing w:after="20" w:before="0"/>
             </w:pPr>
-            <w:hyperlink w:history="1" r:id="rId9uht-fh_k_tucchmsvc1y">
+            <w:hyperlink w:history="1" r:id="rIdqbswejo7lgv4xlphqcy0r">
               <w:r>
                 <w:rPr>
                   <w:rFonts w:ascii="Arial" w:cs="Arial" w:eastAsia="Arial" w:hAnsi="Arial"/>
@@ -9519,7 +9519,7 @@
               <w:spacing w:after="10" w:before="0"/>
               <w:ind w:left="120"/>
             </w:pPr>
-            <w:hyperlink w:history="1" r:id="rId0xv7oti2br5iz1chybcoy">
+            <w:hyperlink w:history="1" r:id="rIdamrg4zxr3pclkwygudqod">
               <w:r>
                 <w:rPr>
                   <w:rFonts w:ascii="Arial" w:cs="Arial" w:eastAsia="Arial" w:hAnsi="Arial"/>
@@ -9564,7 +9564,7 @@
             <w:pPr>
               <w:spacing w:after="20" w:before="0"/>
             </w:pPr>
-            <w:hyperlink w:history="1" r:id="rIdvguylkrh1iuubg-5p_jcm">
+            <w:hyperlink w:history="1" r:id="rIde0m9rgw1hibzsl-koqvqb">
               <w:r>
                 <w:rPr>
                   <w:rFonts w:ascii="Arial" w:cs="Arial" w:eastAsia="Arial" w:hAnsi="Arial"/>
@@ -9597,7 +9597,7 @@
               <w:spacing w:after="10" w:before="0"/>
               <w:ind w:left="120"/>
             </w:pPr>
-            <w:hyperlink w:history="1" r:id="rIdh__0gy25xgrn5wxp1xfn3">
+            <w:hyperlink w:history="1" r:id="rIdde-bfz8pqnpn2xfwmnbzp">
               <w:r>
                 <w:rPr>
                   <w:rFonts w:ascii="Arial" w:cs="Arial" w:eastAsia="Arial" w:hAnsi="Arial"/>
@@ -9792,7 +9792,7 @@
             <w:pPr>
               <w:spacing w:after="20" w:before="0"/>
             </w:pPr>
-            <w:hyperlink w:history="1" r:id="rIdfgjd_6dtyudd8o5uhcwvj">
+            <w:hyperlink w:history="1" r:id="rId3ni2l-ak4hogcwyma7x9o">
               <w:r>
                 <w:rPr>
                   <w:rFonts w:ascii="Arial" w:cs="Arial" w:eastAsia="Arial" w:hAnsi="Arial"/>
@@ -9825,7 +9825,7 @@
               <w:spacing w:after="10" w:before="0"/>
               <w:ind w:left="120"/>
             </w:pPr>
-            <w:hyperlink w:history="1" r:id="rIdjutg-3yu-ef8rmbcgwxax">
+            <w:hyperlink w:history="1" r:id="rIdiwantffiirohd6_bglkf4">
               <w:r>
                 <w:rPr>
                   <w:rFonts w:ascii="Arial" w:cs="Arial" w:eastAsia="Arial" w:hAnsi="Arial"/>
@@ -9870,7 +9870,7 @@
             <w:pPr>
               <w:spacing w:after="20" w:before="0"/>
             </w:pPr>
-            <w:hyperlink w:history="1" r:id="rIdyuqxwwoxm7kk07wja6rjf">
+            <w:hyperlink w:history="1" r:id="rIdppgstq862mqxl58itztve">
               <w:r>
                 <w:rPr>
                   <w:rFonts w:ascii="Arial" w:cs="Arial" w:eastAsia="Arial" w:hAnsi="Arial"/>
@@ -9903,7 +9903,7 @@
               <w:spacing w:after="10" w:before="0"/>
               <w:ind w:left="120"/>
             </w:pPr>
-            <w:hyperlink w:history="1" r:id="rIdii3dwdyomsqveudlexlid">
+            <w:hyperlink w:history="1" r:id="rIdow489hobtoepi0b-3fh_p">
               <w:r>
                 <w:rPr>
                   <w:rFonts w:ascii="Arial" w:cs="Arial" w:eastAsia="Arial" w:hAnsi="Arial"/>
@@ -10098,7 +10098,7 @@
             <w:pPr>
               <w:spacing w:after="20" w:before="0"/>
             </w:pPr>
-            <w:hyperlink w:history="1" r:id="rIdo2msff4tovwv4uxc8twwm">
+            <w:hyperlink w:history="1" r:id="rIddkmwi6r7xrij9rfdhqstd">
               <w:r>
                 <w:rPr>
                   <w:rFonts w:ascii="Arial" w:cs="Arial" w:eastAsia="Arial" w:hAnsi="Arial"/>
@@ -10131,7 +10131,7 @@
               <w:spacing w:after="10" w:before="0"/>
               <w:ind w:left="120"/>
             </w:pPr>
-            <w:hyperlink w:history="1" r:id="rId_4olzkblsyxqfylbak5qy">
+            <w:hyperlink w:history="1" r:id="rIdcptcndt_n1l40hyss1okd">
               <w:r>
                 <w:rPr>
                   <w:rFonts w:ascii="Arial" w:cs="Arial" w:eastAsia="Arial" w:hAnsi="Arial"/>
@@ -10176,7 +10176,7 @@
             <w:pPr>
               <w:spacing w:after="20" w:before="0"/>
             </w:pPr>
-            <w:hyperlink w:history="1" r:id="rIdh4qkjo3kmvuqghxwjhsz1">
+            <w:hyperlink w:history="1" r:id="rId9pdmu76wsywyjyqhe-vg0">
               <w:r>
                 <w:rPr>
                   <w:rFonts w:ascii="Arial" w:cs="Arial" w:eastAsia="Arial" w:hAnsi="Arial"/>
@@ -10209,7 +10209,7 @@
               <w:spacing w:after="10" w:before="0"/>
               <w:ind w:left="120"/>
             </w:pPr>
-            <w:hyperlink w:history="1" r:id="rId6cpzkb2lum0y7y1frfzbl">
+            <w:hyperlink w:history="1" r:id="rIdxiltge0swfgoz06v5sxa7">
               <w:r>
                 <w:rPr>
                   <w:rFonts w:ascii="Arial" w:cs="Arial" w:eastAsia="Arial" w:hAnsi="Arial"/>
@@ -10404,7 +10404,7 @@
             <w:pPr>
               <w:spacing w:after="20" w:before="0"/>
             </w:pPr>
-            <w:hyperlink w:history="1" r:id="rIdzh_pivzvnrbbwowt9-fha">
+            <w:hyperlink w:history="1" r:id="rIdtvlo0zt9apycgkmdegvcr">
               <w:r>
                 <w:rPr>
                   <w:rFonts w:ascii="Arial" w:cs="Arial" w:eastAsia="Arial" w:hAnsi="Arial"/>
@@ -10437,7 +10437,7 @@
               <w:spacing w:after="10" w:before="0"/>
               <w:ind w:left="120"/>
             </w:pPr>
-            <w:hyperlink w:history="1" r:id="rIdgr4yvd56y2cucfwq1avzm">
+            <w:hyperlink w:history="1" r:id="rIdp-xamqlwizoxg2aq_lu2m">
               <w:r>
                 <w:rPr>
                   <w:rFonts w:ascii="Arial" w:cs="Arial" w:eastAsia="Arial" w:hAnsi="Arial"/>
@@ -10482,7 +10482,7 @@
             <w:pPr>
               <w:spacing w:after="20" w:before="0"/>
             </w:pPr>
-            <w:hyperlink w:history="1" r:id="rIdlszej-wjqfhsojmrivfee">
+            <w:hyperlink w:history="1" r:id="rIdexea3gbuysab5vub1_ktd">
               <w:r>
                 <w:rPr>
                   <w:rFonts w:ascii="Arial" w:cs="Arial" w:eastAsia="Arial" w:hAnsi="Arial"/>
@@ -10515,7 +10515,7 @@
               <w:spacing w:after="10" w:before="0"/>
               <w:ind w:left="120"/>
             </w:pPr>
-            <w:hyperlink w:history="1" r:id="rIdj85xg1e9-pgxi3khypv4r">
+            <w:hyperlink w:history="1" r:id="rIdxwgmkjhlsea2paqbmd9f4">
               <w:r>
                 <w:rPr>
                   <w:rFonts w:ascii="Arial" w:cs="Arial" w:eastAsia="Arial" w:hAnsi="Arial"/>
@@ -12002,7 +12002,7 @@
             <w:pPr>
               <w:spacing w:after="20" w:before="0"/>
             </w:pPr>
-            <w:hyperlink w:history="1" r:id="rIdzcjfnn2gw0s-pdlvi-l8n">
+            <w:hyperlink w:history="1" r:id="rIdjyansjek3lbgdh4gcu8ml">
               <w:r>
                 <w:rPr>
                   <w:rFonts w:ascii="Arial" w:cs="Arial" w:eastAsia="Arial" w:hAnsi="Arial"/>
@@ -12035,7 +12035,7 @@
               <w:spacing w:after="10" w:before="0"/>
               <w:ind w:left="120"/>
             </w:pPr>
-            <w:hyperlink w:history="1" r:id="rId3ifayfid0b4-hfbvsxsaj">
+            <w:hyperlink w:history="1" r:id="rIdlv4zahqzg5ltpw7tfvg8v">
               <w:r>
                 <w:rPr>
                   <w:rFonts w:ascii="Arial" w:cs="Arial" w:eastAsia="Arial" w:hAnsi="Arial"/>
@@ -12080,7 +12080,7 @@
             <w:pPr>
               <w:spacing w:after="20" w:before="0"/>
             </w:pPr>
-            <w:hyperlink w:history="1" r:id="rIdf77-5ghwgem4g3hc7djp6">
+            <w:hyperlink w:history="1" r:id="rIdehdw_juckq0latidllvir">
               <w:r>
                 <w:rPr>
                   <w:rFonts w:ascii="Arial" w:cs="Arial" w:eastAsia="Arial" w:hAnsi="Arial"/>
@@ -12113,7 +12113,7 @@
               <w:spacing w:after="10" w:before="0"/>
               <w:ind w:left="120"/>
             </w:pPr>
-            <w:hyperlink w:history="1" r:id="rIdl0k3zdqasyqc8dlq8p1jg">
+            <w:hyperlink w:history="1" r:id="rIdz-xhb1kcx03zfrenncist">
               <w:r>
                 <w:rPr>
                   <w:rFonts w:ascii="Arial" w:cs="Arial" w:eastAsia="Arial" w:hAnsi="Arial"/>
@@ -12308,7 +12308,7 @@
             <w:pPr>
               <w:spacing w:after="20" w:before="0"/>
             </w:pPr>
-            <w:hyperlink w:history="1" r:id="rIdzzkulb0m-teqou3o_8nuv">
+            <w:hyperlink w:history="1" r:id="rIdpfabgsfbn7i5cuujnomkx">
               <w:r>
                 <w:rPr>
                   <w:rFonts w:ascii="Arial" w:cs="Arial" w:eastAsia="Arial" w:hAnsi="Arial"/>
@@ -12341,7 +12341,7 @@
               <w:spacing w:after="10" w:before="0"/>
               <w:ind w:left="120"/>
             </w:pPr>
-            <w:hyperlink w:history="1" r:id="rIdo1hkox8g6iftphnhq2ix_">
+            <w:hyperlink w:history="1" r:id="rIdd08oggtxnrh0z-_amc-vq">
               <w:r>
                 <w:rPr>
                   <w:rFonts w:ascii="Arial" w:cs="Arial" w:eastAsia="Arial" w:hAnsi="Arial"/>
@@ -12386,7 +12386,7 @@
             <w:pPr>
               <w:spacing w:after="20" w:before="0"/>
             </w:pPr>
-            <w:hyperlink w:history="1" r:id="rIdnngr7nyurndt2qklfztxi">
+            <w:hyperlink w:history="1" r:id="rIdhjzvqblpzb4ao7lgdstzi">
               <w:r>
                 <w:rPr>
                   <w:rFonts w:ascii="Arial" w:cs="Arial" w:eastAsia="Arial" w:hAnsi="Arial"/>
@@ -12419,7 +12419,7 @@
               <w:spacing w:after="10" w:before="0"/>
               <w:ind w:left="120"/>
             </w:pPr>
-            <w:hyperlink w:history="1" r:id="rId3lmgfpusodbaykwvlk-sg">
+            <w:hyperlink w:history="1" r:id="rIdsuv1gk1bv7vpddzziw8nt">
               <w:r>
                 <w:rPr>
                   <w:rFonts w:ascii="Arial" w:cs="Arial" w:eastAsia="Arial" w:hAnsi="Arial"/>
@@ -12614,7 +12614,7 @@
             <w:pPr>
               <w:spacing w:after="20" w:before="0"/>
             </w:pPr>
-            <w:hyperlink w:history="1" r:id="rIdwz6eh4w16h0dgf9kvb0uv">
+            <w:hyperlink w:history="1" r:id="rIdwkowbgeco2qhj_drr2ogz">
               <w:r>
                 <w:rPr>
                   <w:rFonts w:ascii="Arial" w:cs="Arial" w:eastAsia="Arial" w:hAnsi="Arial"/>
@@ -12647,7 +12647,7 @@
               <w:spacing w:after="10" w:before="0"/>
               <w:ind w:left="120"/>
             </w:pPr>
-            <w:hyperlink w:history="1" r:id="rIdvfqmvxrxgcxzuwysgpe20">
+            <w:hyperlink w:history="1" r:id="rIdwbeboikzizn-kjreen8et">
               <w:r>
                 <w:rPr>
                   <w:rFonts w:ascii="Arial" w:cs="Arial" w:eastAsia="Arial" w:hAnsi="Arial"/>
@@ -12692,7 +12692,7 @@
             <w:pPr>
               <w:spacing w:after="20" w:before="0"/>
             </w:pPr>
-            <w:hyperlink w:history="1" r:id="rIdpt8ygdogerzcads6d91yr">
+            <w:hyperlink w:history="1" r:id="rId1ekcu8o8a52oc9gqmkc8s">
               <w:r>
                 <w:rPr>
                   <w:rFonts w:ascii="Arial" w:cs="Arial" w:eastAsia="Arial" w:hAnsi="Arial"/>
@@ -12725,7 +12725,7 @@
               <w:spacing w:after="10" w:before="0"/>
               <w:ind w:left="120"/>
             </w:pPr>
-            <w:hyperlink w:history="1" r:id="rIdajva9eiipvd5jfkc9a1br">
+            <w:hyperlink w:history="1" r:id="rId8_clg2svh3h4hjg4i4m7g">
               <w:r>
                 <w:rPr>
                   <w:rFonts w:ascii="Arial" w:cs="Arial" w:eastAsia="Arial" w:hAnsi="Arial"/>
@@ -12920,7 +12920,7 @@
             <w:pPr>
               <w:spacing w:after="20" w:before="0"/>
             </w:pPr>
-            <w:hyperlink w:history="1" r:id="rIdwgce4hku79bnxr7xjdtvu">
+            <w:hyperlink w:history="1" r:id="rIdiwet9mmnxv4p-0fuwblgc">
               <w:r>
                 <w:rPr>
                   <w:rFonts w:ascii="Arial" w:cs="Arial" w:eastAsia="Arial" w:hAnsi="Arial"/>
@@ -12953,7 +12953,7 @@
               <w:spacing w:after="10" w:before="0"/>
               <w:ind w:left="120"/>
             </w:pPr>
-            <w:hyperlink w:history="1" r:id="rIdqvk7q7ddifclgaoqo8g_d">
+            <w:hyperlink w:history="1" r:id="rIdzzwh0gwmqs3foqokslvtd">
               <w:r>
                 <w:rPr>
                   <w:rFonts w:ascii="Arial" w:cs="Arial" w:eastAsia="Arial" w:hAnsi="Arial"/>
@@ -12998,7 +12998,7 @@
             <w:pPr>
               <w:spacing w:after="20" w:before="0"/>
             </w:pPr>
-            <w:hyperlink w:history="1" r:id="rIdglmnhxfcelfdzq1xmqxbp">
+            <w:hyperlink w:history="1" r:id="rIdfp7ixghotusnvgabgf2kw">
               <w:r>
                 <w:rPr>
                   <w:rFonts w:ascii="Arial" w:cs="Arial" w:eastAsia="Arial" w:hAnsi="Arial"/>
@@ -13031,7 +13031,7 @@
               <w:spacing w:after="10" w:before="0"/>
               <w:ind w:left="120"/>
             </w:pPr>
-            <w:hyperlink w:history="1" r:id="rIddvni2occj9bbe5eyuy5gr">
+            <w:hyperlink w:history="1" r:id="rIdjclby5brsi1rjewc_qqde">
               <w:r>
                 <w:rPr>
                   <w:rFonts w:ascii="Arial" w:cs="Arial" w:eastAsia="Arial" w:hAnsi="Arial"/>
@@ -13226,7 +13226,7 @@
             <w:pPr>
               <w:spacing w:after="20" w:before="0"/>
             </w:pPr>
-            <w:hyperlink w:history="1" r:id="rIdx3safbrs-etmmcodvyzog">
+            <w:hyperlink w:history="1" r:id="rId-t5qituc2xrcjpljhdge1">
               <w:r>
                 <w:rPr>
                   <w:rFonts w:ascii="Arial" w:cs="Arial" w:eastAsia="Arial" w:hAnsi="Arial"/>
@@ -13259,7 +13259,7 @@
               <w:spacing w:after="10" w:before="0"/>
               <w:ind w:left="120"/>
             </w:pPr>
-            <w:hyperlink w:history="1" r:id="rId1jcqglfdf2yja5klzos6p">
+            <w:hyperlink w:history="1" r:id="rIdsg6iodazmqeuzv7_nbwfc">
               <w:r>
                 <w:rPr>
                   <w:rFonts w:ascii="Arial" w:cs="Arial" w:eastAsia="Arial" w:hAnsi="Arial"/>
@@ -13304,7 +13304,7 @@
             <w:pPr>
               <w:spacing w:after="20" w:before="0"/>
             </w:pPr>
-            <w:hyperlink w:history="1" r:id="rIdwgvxoemps8gdmc5zyloem">
+            <w:hyperlink w:history="1" r:id="rIdmksqisymhf5qb9hidwy2j">
               <w:r>
                 <w:rPr>
                   <w:rFonts w:ascii="Arial" w:cs="Arial" w:eastAsia="Arial" w:hAnsi="Arial"/>
@@ -13337,7 +13337,7 @@
               <w:spacing w:after="10" w:before="0"/>
               <w:ind w:left="120"/>
             </w:pPr>
-            <w:hyperlink w:history="1" r:id="rIddk_wrxvwuxxv1jx0ko_-o">
+            <w:hyperlink w:history="1" r:id="rIdrogfqhrq1wlnadl9vdlkm">
               <w:r>
                 <w:rPr>
                   <w:rFonts w:ascii="Arial" w:cs="Arial" w:eastAsia="Arial" w:hAnsi="Arial"/>
@@ -14824,7 +14824,7 @@
             <w:pPr>
               <w:spacing w:after="20" w:before="0"/>
             </w:pPr>
-            <w:hyperlink w:history="1" r:id="rId7f6exyr7r2v8bshp-3lul">
+            <w:hyperlink w:history="1" r:id="rIdqlg2gr42q2s2bjyh8mt28">
               <w:r>
                 <w:rPr>
                   <w:rFonts w:ascii="Arial" w:cs="Arial" w:eastAsia="Arial" w:hAnsi="Arial"/>
@@ -14857,7 +14857,7 @@
               <w:spacing w:after="10" w:before="0"/>
               <w:ind w:left="120"/>
             </w:pPr>
-            <w:hyperlink w:history="1" r:id="rIdqd2baudmv_edbr_ojmgku">
+            <w:hyperlink w:history="1" r:id="rIdk2r5sqysca5vrkt-muc00">
               <w:r>
                 <w:rPr>
                   <w:rFonts w:ascii="Arial" w:cs="Arial" w:eastAsia="Arial" w:hAnsi="Arial"/>
@@ -14902,7 +14902,7 @@
             <w:pPr>
               <w:spacing w:after="20" w:before="0"/>
             </w:pPr>
-            <w:hyperlink w:history="1" r:id="rIdcueqijvqt7srqtxyutset">
+            <w:hyperlink w:history="1" r:id="rIdii-fwamiudsjly1we5ubj">
               <w:r>
                 <w:rPr>
                   <w:rFonts w:ascii="Arial" w:cs="Arial" w:eastAsia="Arial" w:hAnsi="Arial"/>
@@ -14935,7 +14935,7 @@
               <w:spacing w:after="10" w:before="0"/>
               <w:ind w:left="120"/>
             </w:pPr>
-            <w:hyperlink w:history="1" r:id="rIdojpyxmsq1ixfh74mybynj">
+            <w:hyperlink w:history="1" r:id="rIdcy2a84jvc1dqgwckma-zd">
               <w:r>
                 <w:rPr>
                   <w:rFonts w:ascii="Arial" w:cs="Arial" w:eastAsia="Arial" w:hAnsi="Arial"/>
@@ -15130,7 +15130,7 @@
             <w:pPr>
               <w:spacing w:after="20" w:before="0"/>
             </w:pPr>
-            <w:hyperlink w:history="1" r:id="rIdu04-eyu58tikrudmmajvd">
+            <w:hyperlink w:history="1" r:id="rId5_1es0bypdhlubxka3veu">
               <w:r>
                 <w:rPr>
                   <w:rFonts w:ascii="Arial" w:cs="Arial" w:eastAsia="Arial" w:hAnsi="Arial"/>
@@ -15163,7 +15163,7 @@
               <w:spacing w:after="10" w:before="0"/>
               <w:ind w:left="120"/>
             </w:pPr>
-            <w:hyperlink w:history="1" r:id="rIda-deyd98ttbbt-nzpzvni">
+            <w:hyperlink w:history="1" r:id="rIdemd3is0nxinqiizyqugtr">
               <w:r>
                 <w:rPr>
                   <w:rFonts w:ascii="Arial" w:cs="Arial" w:eastAsia="Arial" w:hAnsi="Arial"/>
@@ -15208,7 +15208,7 @@
             <w:pPr>
               <w:spacing w:after="20" w:before="0"/>
             </w:pPr>
-            <w:hyperlink w:history="1" r:id="rId-aejjeilcfrclsrshrlg3">
+            <w:hyperlink w:history="1" r:id="rIdwvpefd-0_e6ullutv_nzk">
               <w:r>
                 <w:rPr>
                   <w:rFonts w:ascii="Arial" w:cs="Arial" w:eastAsia="Arial" w:hAnsi="Arial"/>
@@ -15241,7 +15241,7 @@
               <w:spacing w:after="10" w:before="0"/>
               <w:ind w:left="120"/>
             </w:pPr>
-            <w:hyperlink w:history="1" r:id="rIdduh0yf6unxk4doo0rgz75">
+            <w:hyperlink w:history="1" r:id="rId-h5ty6vtberblx8x-pm-d">
               <w:r>
                 <w:rPr>
                   <w:rFonts w:ascii="Arial" w:cs="Arial" w:eastAsia="Arial" w:hAnsi="Arial"/>
@@ -15436,7 +15436,7 @@
             <w:pPr>
               <w:spacing w:after="20" w:before="0"/>
             </w:pPr>
-            <w:hyperlink w:history="1" r:id="rId7jo11w6jnxovdpplllmyp">
+            <w:hyperlink w:history="1" r:id="rIdfjpajfnuvl2svw2_e9wtc">
               <w:r>
                 <w:rPr>
                   <w:rFonts w:ascii="Arial" w:cs="Arial" w:eastAsia="Arial" w:hAnsi="Arial"/>
@@ -15469,7 +15469,7 @@
               <w:spacing w:after="10" w:before="0"/>
               <w:ind w:left="120"/>
             </w:pPr>
-            <w:hyperlink w:history="1" r:id="rIdlycd62ejli_uedqjw6gon">
+            <w:hyperlink w:history="1" r:id="rIdwp8bueesee8_rdd3kfkgy">
               <w:r>
                 <w:rPr>
                   <w:rFonts w:ascii="Arial" w:cs="Arial" w:eastAsia="Arial" w:hAnsi="Arial"/>
@@ -15514,7 +15514,7 @@
             <w:pPr>
               <w:spacing w:after="20" w:before="0"/>
             </w:pPr>
-            <w:hyperlink w:history="1" r:id="rIdee1yyjsso-0bkscfohjkg">
+            <w:hyperlink w:history="1" r:id="rIdycyblmtf3pm-1ouvebv9t">
               <w:r>
                 <w:rPr>
                   <w:rFonts w:ascii="Arial" w:cs="Arial" w:eastAsia="Arial" w:hAnsi="Arial"/>
@@ -15547,7 +15547,7 @@
               <w:spacing w:after="10" w:before="0"/>
               <w:ind w:left="120"/>
             </w:pPr>
-            <w:hyperlink w:history="1" r:id="rIdg2bqc8aq1heytcypmhbel">
+            <w:hyperlink w:history="1" r:id="rIdcs9ysn_b_zlg9ylibbabm">
               <w:r>
                 <w:rPr>
                   <w:rFonts w:ascii="Arial" w:cs="Arial" w:eastAsia="Arial" w:hAnsi="Arial"/>
@@ -15742,7 +15742,7 @@
             <w:pPr>
               <w:spacing w:after="20" w:before="0"/>
             </w:pPr>
-            <w:hyperlink w:history="1" r:id="rIdsfdewu1x6bb0w2v1oemdy">
+            <w:hyperlink w:history="1" r:id="rIdnoobqwejgo3vce22cutj6">
               <w:r>
                 <w:rPr>
                   <w:rFonts w:ascii="Arial" w:cs="Arial" w:eastAsia="Arial" w:hAnsi="Arial"/>
@@ -15775,7 +15775,7 @@
               <w:spacing w:after="10" w:before="0"/>
               <w:ind w:left="120"/>
             </w:pPr>
-            <w:hyperlink w:history="1" r:id="rIdwh284s7c_pmvtaetwqjws">
+            <w:hyperlink w:history="1" r:id="rId370u6dguxbyggywkof3me">
               <w:r>
                 <w:rPr>
                   <w:rFonts w:ascii="Arial" w:cs="Arial" w:eastAsia="Arial" w:hAnsi="Arial"/>
@@ -15820,7 +15820,7 @@
             <w:pPr>
               <w:spacing w:after="20" w:before="0"/>
             </w:pPr>
-            <w:hyperlink w:history="1" r:id="rIdjvomisbpmxj2q_lqqgssm">
+            <w:hyperlink w:history="1" r:id="rIdlh22rgjrqgsn7fyprx12g">
               <w:r>
                 <w:rPr>
                   <w:rFonts w:ascii="Arial" w:cs="Arial" w:eastAsia="Arial" w:hAnsi="Arial"/>
@@ -15853,7 +15853,7 @@
               <w:spacing w:after="10" w:before="0"/>
               <w:ind w:left="120"/>
             </w:pPr>
-            <w:hyperlink w:history="1" r:id="rIdkgzugaa3cao08wct2vvfb">
+            <w:hyperlink w:history="1" r:id="rIdykighodhhu0rexsz16ynl">
               <w:r>
                 <w:rPr>
                   <w:rFonts w:ascii="Arial" w:cs="Arial" w:eastAsia="Arial" w:hAnsi="Arial"/>
@@ -16048,7 +16048,7 @@
             <w:pPr>
               <w:spacing w:after="20" w:before="0"/>
             </w:pPr>
-            <w:hyperlink w:history="1" r:id="rIdlrr8lwzb1kl5_n5lo0frg">
+            <w:hyperlink w:history="1" r:id="rIdxpkpyjuyrnpi89ir2vla1">
               <w:r>
                 <w:rPr>
                   <w:rFonts w:ascii="Arial" w:cs="Arial" w:eastAsia="Arial" w:hAnsi="Arial"/>
@@ -16081,7 +16081,7 @@
               <w:spacing w:after="10" w:before="0"/>
               <w:ind w:left="120"/>
             </w:pPr>
-            <w:hyperlink w:history="1" r:id="rIdmqwdb9ogihxdubrmqikbf">
+            <w:hyperlink w:history="1" r:id="rIdq4kgtrsx-mboxqrlrz5y1">
               <w:r>
                 <w:rPr>
                   <w:rFonts w:ascii="Arial" w:cs="Arial" w:eastAsia="Arial" w:hAnsi="Arial"/>
@@ -16126,7 +16126,7 @@
             <w:pPr>
               <w:spacing w:after="20" w:before="0"/>
             </w:pPr>
-            <w:hyperlink w:history="1" r:id="rIdsodqe8fyspvw09c8qdeg2">
+            <w:hyperlink w:history="1" r:id="rIdk49rln3_rzx0_bgajdxfd">
               <w:r>
                 <w:rPr>
                   <w:rFonts w:ascii="Arial" w:cs="Arial" w:eastAsia="Arial" w:hAnsi="Arial"/>
@@ -16159,7 +16159,7 @@
               <w:spacing w:after="10" w:before="0"/>
               <w:ind w:left="120"/>
             </w:pPr>
-            <w:hyperlink w:history="1" r:id="rIdhfagemuxwh0lwxxkrv0xk">
+            <w:hyperlink w:history="1" r:id="rIdwydcnjq1fovbhwjbfs5k8">
               <w:r>
                 <w:rPr>
                   <w:rFonts w:ascii="Arial" w:cs="Arial" w:eastAsia="Arial" w:hAnsi="Arial"/>
@@ -17646,7 +17646,7 @@
             <w:pPr>
               <w:spacing w:after="20" w:before="0"/>
             </w:pPr>
-            <w:hyperlink w:history="1" r:id="rIdcinrwuba4ohe3uqxb7hsq">
+            <w:hyperlink w:history="1" r:id="rIdbdxcghqofzko-dan7eos1">
               <w:r>
                 <w:rPr>
                   <w:rFonts w:ascii="Arial" w:cs="Arial" w:eastAsia="Arial" w:hAnsi="Arial"/>
@@ -17679,7 +17679,7 @@
               <w:spacing w:after="10" w:before="0"/>
               <w:ind w:left="120"/>
             </w:pPr>
-            <w:hyperlink w:history="1" r:id="rId9vo5qhrhf1pwoyv4vxzjh">
+            <w:hyperlink w:history="1" r:id="rIdi-a9zfskt7jxb1mozmvzn">
               <w:r>
                 <w:rPr>
                   <w:rFonts w:ascii="Arial" w:cs="Arial" w:eastAsia="Arial" w:hAnsi="Arial"/>
@@ -17724,7 +17724,7 @@
             <w:pPr>
               <w:spacing w:after="20" w:before="0"/>
             </w:pPr>
-            <w:hyperlink w:history="1" r:id="rId89kzwwe4sfm1mqs27tb_v">
+            <w:hyperlink w:history="1" r:id="rId4wu90oeluq_giy9p3lwsy">
               <w:r>
                 <w:rPr>
                   <w:rFonts w:ascii="Arial" w:cs="Arial" w:eastAsia="Arial" w:hAnsi="Arial"/>
@@ -17757,7 +17757,7 @@
               <w:spacing w:after="10" w:before="0"/>
               <w:ind w:left="120"/>
             </w:pPr>
-            <w:hyperlink w:history="1" r:id="rIdwpyv-v3o6ozcd_hk7tkbc">
+            <w:hyperlink w:history="1" r:id="rIdlvuqammts3qa5xfir3naf">
               <w:r>
                 <w:rPr>
                   <w:rFonts w:ascii="Arial" w:cs="Arial" w:eastAsia="Arial" w:hAnsi="Arial"/>
@@ -17952,7 +17952,7 @@
             <w:pPr>
               <w:spacing w:after="20" w:before="0"/>
             </w:pPr>
-            <w:hyperlink w:history="1" r:id="rIdkkxqt_p1fa_xt4guodogs">
+            <w:hyperlink w:history="1" r:id="rIdzvh80u4b_6ihkkl-igarz">
               <w:r>
                 <w:rPr>
                   <w:rFonts w:ascii="Arial" w:cs="Arial" w:eastAsia="Arial" w:hAnsi="Arial"/>
@@ -17985,7 +17985,7 @@
               <w:spacing w:after="10" w:before="0"/>
               <w:ind w:left="120"/>
             </w:pPr>
-            <w:hyperlink w:history="1" r:id="rIdl7j-q9ftkkcodjqlxmbdo">
+            <w:hyperlink w:history="1" r:id="rIdnorgm8oqg1cgqzsslkng6">
               <w:r>
                 <w:rPr>
                   <w:rFonts w:ascii="Arial" w:cs="Arial" w:eastAsia="Arial" w:hAnsi="Arial"/>
@@ -18030,7 +18030,7 @@
             <w:pPr>
               <w:spacing w:after="20" w:before="0"/>
             </w:pPr>
-            <w:hyperlink w:history="1" r:id="rId-oufasxtavcb8eud_22wc">
+            <w:hyperlink w:history="1" r:id="rIdt-eg8aoi-ieg9mwe3qmcv">
               <w:r>
                 <w:rPr>
                   <w:rFonts w:ascii="Arial" w:cs="Arial" w:eastAsia="Arial" w:hAnsi="Arial"/>
@@ -18063,7 +18063,7 @@
               <w:spacing w:after="10" w:before="0"/>
               <w:ind w:left="120"/>
             </w:pPr>
-            <w:hyperlink w:history="1" r:id="rIdme6ef_tkyjg9s7y-qumuv">
+            <w:hyperlink w:history="1" r:id="rId7xennoy7xrq1177jgptz0">
               <w:r>
                 <w:rPr>
                   <w:rFonts w:ascii="Arial" w:cs="Arial" w:eastAsia="Arial" w:hAnsi="Arial"/>
@@ -18258,7 +18258,7 @@
             <w:pPr>
               <w:spacing w:after="20" w:before="0"/>
             </w:pPr>
-            <w:hyperlink w:history="1" r:id="rIdewvglw2tme9l2uvfbjtzb">
+            <w:hyperlink w:history="1" r:id="rIdjm-bjlbiubxhwgbg5bblf">
               <w:r>
                 <w:rPr>
                   <w:rFonts w:ascii="Arial" w:cs="Arial" w:eastAsia="Arial" w:hAnsi="Arial"/>
@@ -18291,7 +18291,7 @@
               <w:spacing w:after="10" w:before="0"/>
               <w:ind w:left="120"/>
             </w:pPr>
-            <w:hyperlink w:history="1" r:id="rIdqwgd4698m1x3pitcb9pwg">
+            <w:hyperlink w:history="1" r:id="rIdz1mdglnbqvficn_ngyrxp">
               <w:r>
                 <w:rPr>
                   <w:rFonts w:ascii="Arial" w:cs="Arial" w:eastAsia="Arial" w:hAnsi="Arial"/>
@@ -18336,7 +18336,7 @@
             <w:pPr>
               <w:spacing w:after="20" w:before="0"/>
             </w:pPr>
-            <w:hyperlink w:history="1" r:id="rIdiydwa1dspksh_yrmxovfp">
+            <w:hyperlink w:history="1" r:id="rId1ickxzq64sppqlgfxldjy">
               <w:r>
                 <w:rPr>
                   <w:rFonts w:ascii="Arial" w:cs="Arial" w:eastAsia="Arial" w:hAnsi="Arial"/>
@@ -18369,7 +18369,7 @@
               <w:spacing w:after="10" w:before="0"/>
               <w:ind w:left="120"/>
             </w:pPr>
-            <w:hyperlink w:history="1" r:id="rIdm-abwl9dvtfx0yrwkejc3">
+            <w:hyperlink w:history="1" r:id="rIdb7hzxxqyf33ygmig2x-bu">
               <w:r>
                 <w:rPr>
                   <w:rFonts w:ascii="Arial" w:cs="Arial" w:eastAsia="Arial" w:hAnsi="Arial"/>
@@ -18564,7 +18564,7 @@
             <w:pPr>
               <w:spacing w:after="20" w:before="0"/>
             </w:pPr>
-            <w:hyperlink w:history="1" r:id="rId7efmnaume5y1he3qmgute">
+            <w:hyperlink w:history="1" r:id="rIdu0pzdar8iis4sz2hhtasi">
               <w:r>
                 <w:rPr>
                   <w:rFonts w:ascii="Arial" w:cs="Arial" w:eastAsia="Arial" w:hAnsi="Arial"/>
@@ -18597,7 +18597,7 @@
               <w:spacing w:after="10" w:before="0"/>
               <w:ind w:left="120"/>
             </w:pPr>
-            <w:hyperlink w:history="1" r:id="rIdweewgb1-hls6myz3vyre2">
+            <w:hyperlink w:history="1" r:id="rIdzdiokldcmqz_-jnmnsafr">
               <w:r>
                 <w:rPr>
                   <w:rFonts w:ascii="Arial" w:cs="Arial" w:eastAsia="Arial" w:hAnsi="Arial"/>
@@ -18642,7 +18642,7 @@
             <w:pPr>
               <w:spacing w:after="20" w:before="0"/>
             </w:pPr>
-            <w:hyperlink w:history="1" r:id="rIdw2o9k-6tyelavmwx9g1sa">
+            <w:hyperlink w:history="1" r:id="rId5opbg_lda93dascowgpwc">
               <w:r>
                 <w:rPr>
                   <w:rFonts w:ascii="Arial" w:cs="Arial" w:eastAsia="Arial" w:hAnsi="Arial"/>
@@ -18675,7 +18675,7 @@
               <w:spacing w:after="10" w:before="0"/>
               <w:ind w:left="120"/>
             </w:pPr>
-            <w:hyperlink w:history="1" r:id="rIdhcvroojadtno8nj_zcaxt">
+            <w:hyperlink w:history="1" r:id="rIdowslq0gxm4ernlcbbw6xd">
               <w:r>
                 <w:rPr>
                   <w:rFonts w:ascii="Arial" w:cs="Arial" w:eastAsia="Arial" w:hAnsi="Arial"/>
@@ -18870,7 +18870,7 @@
             <w:pPr>
               <w:spacing w:after="20" w:before="0"/>
             </w:pPr>
-            <w:hyperlink w:history="1" r:id="rId067okiiiombbzmlcwnraa">
+            <w:hyperlink w:history="1" r:id="rIdued-fvpiwez4utkmbphb4">
               <w:r>
                 <w:rPr>
                   <w:rFonts w:ascii="Arial" w:cs="Arial" w:eastAsia="Arial" w:hAnsi="Arial"/>
@@ -18903,7 +18903,7 @@
               <w:spacing w:after="10" w:before="0"/>
               <w:ind w:left="120"/>
             </w:pPr>
-            <w:hyperlink w:history="1" r:id="rIded1rpstzcoii4nhmtcppo">
+            <w:hyperlink w:history="1" r:id="rIdvkcsixbpzxkbyevbtqi5a">
               <w:r>
                 <w:rPr>
                   <w:rFonts w:ascii="Arial" w:cs="Arial" w:eastAsia="Arial" w:hAnsi="Arial"/>
@@ -18948,7 +18948,7 @@
             <w:pPr>
               <w:spacing w:after="20" w:before="0"/>
             </w:pPr>
-            <w:hyperlink w:history="1" r:id="rIdp1gbovwcduzqhpt6e9heg">
+            <w:hyperlink w:history="1" r:id="rIdf-2je0fajryccnnrtiqof">
               <w:r>
                 <w:rPr>
                   <w:rFonts w:ascii="Arial" w:cs="Arial" w:eastAsia="Arial" w:hAnsi="Arial"/>
@@ -18981,7 +18981,7 @@
               <w:spacing w:after="10" w:before="0"/>
               <w:ind w:left="120"/>
             </w:pPr>
-            <w:hyperlink w:history="1" r:id="rIdxaaervw8cfk5_gt5yhqq4">
+            <w:hyperlink w:history="1" r:id="rId7zs55s413b3rahd9yjdjh">
               <w:r>
                 <w:rPr>
                   <w:rFonts w:ascii="Arial" w:cs="Arial" w:eastAsia="Arial" w:hAnsi="Arial"/>
@@ -20468,7 +20468,7 @@
             <w:pPr>
               <w:spacing w:after="20" w:before="0"/>
             </w:pPr>
-            <w:hyperlink w:history="1" r:id="rIdyx2-54q5fgbhdj7a8ctue">
+            <w:hyperlink w:history="1" r:id="rId-mpjyn-eawwm2hgtfzcr0">
               <w:r>
                 <w:rPr>
                   <w:rFonts w:ascii="Arial" w:cs="Arial" w:eastAsia="Arial" w:hAnsi="Arial"/>
@@ -20501,7 +20501,7 @@
               <w:spacing w:after="10" w:before="0"/>
               <w:ind w:left="120"/>
             </w:pPr>
-            <w:hyperlink w:history="1" r:id="rIdsi3jdkwsp3nruuo6g9qv9">
+            <w:hyperlink w:history="1" r:id="rIdr2p8nd1zkbdvvb3ssfede">
               <w:r>
                 <w:rPr>
                   <w:rFonts w:ascii="Arial" w:cs="Arial" w:eastAsia="Arial" w:hAnsi="Arial"/>
@@ -20546,7 +20546,7 @@
             <w:pPr>
               <w:spacing w:after="20" w:before="0"/>
             </w:pPr>
-            <w:hyperlink w:history="1" r:id="rId36dlviobt2f1owwgzs-_7">
+            <w:hyperlink w:history="1" r:id="rIdiphvmt3g1vrzqtnxcskop">
               <w:r>
                 <w:rPr>
                   <w:rFonts w:ascii="Arial" w:cs="Arial" w:eastAsia="Arial" w:hAnsi="Arial"/>
@@ -20579,7 +20579,7 @@
               <w:spacing w:after="10" w:before="0"/>
               <w:ind w:left="120"/>
             </w:pPr>
-            <w:hyperlink w:history="1" r:id="rId26vlz-dqp0fjx5qs1g4zx">
+            <w:hyperlink w:history="1" r:id="rId2al1ogkynxtqdjf-5wjc7">
               <w:r>
                 <w:rPr>
                   <w:rFonts w:ascii="Arial" w:cs="Arial" w:eastAsia="Arial" w:hAnsi="Arial"/>
@@ -20774,7 +20774,7 @@
             <w:pPr>
               <w:spacing w:after="20" w:before="0"/>
             </w:pPr>
-            <w:hyperlink w:history="1" r:id="rIdactdnnkcdfe8kcbi1xwmh">
+            <w:hyperlink w:history="1" r:id="rId1t9ybounvruosh1rrg0mv">
               <w:r>
                 <w:rPr>
                   <w:rFonts w:ascii="Arial" w:cs="Arial" w:eastAsia="Arial" w:hAnsi="Arial"/>
@@ -20807,7 +20807,7 @@
               <w:spacing w:after="10" w:before="0"/>
               <w:ind w:left="120"/>
             </w:pPr>
-            <w:hyperlink w:history="1" r:id="rIdiy36ssdbajtxolh4-ujy8">
+            <w:hyperlink w:history="1" r:id="rIdelnv8zuj0i0agvx7hs0kf">
               <w:r>
                 <w:rPr>
                   <w:rFonts w:ascii="Arial" w:cs="Arial" w:eastAsia="Arial" w:hAnsi="Arial"/>
@@ -20852,7 +20852,7 @@
             <w:pPr>
               <w:spacing w:after="20" w:before="0"/>
             </w:pPr>
-            <w:hyperlink w:history="1" r:id="rIdqg0w3ihsrvybb48oza89z">
+            <w:hyperlink w:history="1" r:id="rId47uwfzgtktpjgcryjcw7p">
               <w:r>
                 <w:rPr>
                   <w:rFonts w:ascii="Arial" w:cs="Arial" w:eastAsia="Arial" w:hAnsi="Arial"/>
@@ -20885,7 +20885,7 @@
               <w:spacing w:after="10" w:before="0"/>
               <w:ind w:left="120"/>
             </w:pPr>
-            <w:hyperlink w:history="1" r:id="rIdm9wzufwpt4ptgemmzhj2p">
+            <w:hyperlink w:history="1" r:id="rIdip1gveyast6l0wvpr_ugp">
               <w:r>
                 <w:rPr>
                   <w:rFonts w:ascii="Arial" w:cs="Arial" w:eastAsia="Arial" w:hAnsi="Arial"/>
@@ -21080,7 +21080,7 @@
             <w:pPr>
               <w:spacing w:after="20" w:before="0"/>
             </w:pPr>
-            <w:hyperlink w:history="1" r:id="rIdifwnrusbuhwaaeuybltkb">
+            <w:hyperlink w:history="1" r:id="rIdbbgehu5g5p35pla32xqh-">
               <w:r>
                 <w:rPr>
                   <w:rFonts w:ascii="Arial" w:cs="Arial" w:eastAsia="Arial" w:hAnsi="Arial"/>
@@ -21113,7 +21113,7 @@
               <w:spacing w:after="10" w:before="0"/>
               <w:ind w:left="120"/>
             </w:pPr>
-            <w:hyperlink w:history="1" r:id="rIdtntuimhekij4skuqh2wof">
+            <w:hyperlink w:history="1" r:id="rId6q_zynjrrqrjoahtcwlfu">
               <w:r>
                 <w:rPr>
                   <w:rFonts w:ascii="Arial" w:cs="Arial" w:eastAsia="Arial" w:hAnsi="Arial"/>
@@ -21158,7 +21158,7 @@
             <w:pPr>
               <w:spacing w:after="20" w:before="0"/>
             </w:pPr>
-            <w:hyperlink w:history="1" r:id="rIdxbmh2cq4jaep6leozbcc0">
+            <w:hyperlink w:history="1" r:id="rId37x8psruwyl0pivzoclx0">
               <w:r>
                 <w:rPr>
                   <w:rFonts w:ascii="Arial" w:cs="Arial" w:eastAsia="Arial" w:hAnsi="Arial"/>
@@ -21191,7 +21191,7 @@
               <w:spacing w:after="10" w:before="0"/>
               <w:ind w:left="120"/>
             </w:pPr>
-            <w:hyperlink w:history="1" r:id="rIdvuygrstbnzz_zpowbuj-y">
+            <w:hyperlink w:history="1" r:id="rIdjbtfs14sbw5i9ja-luvn0">
               <w:r>
                 <w:rPr>
                   <w:rFonts w:ascii="Arial" w:cs="Arial" w:eastAsia="Arial" w:hAnsi="Arial"/>
@@ -21386,7 +21386,7 @@
             <w:pPr>
               <w:spacing w:after="20" w:before="0"/>
             </w:pPr>
-            <w:hyperlink w:history="1" r:id="rIdopjcrfgqowiqr4iqgfcc4">
+            <w:hyperlink w:history="1" r:id="rId0bsjmr1twnf361muli5pl">
               <w:r>
                 <w:rPr>
                   <w:rFonts w:ascii="Arial" w:cs="Arial" w:eastAsia="Arial" w:hAnsi="Arial"/>
@@ -21419,7 +21419,7 @@
               <w:spacing w:after="10" w:before="0"/>
               <w:ind w:left="120"/>
             </w:pPr>
-            <w:hyperlink w:history="1" r:id="rIdh1xm9xrf1mgsusetdvnmb">
+            <w:hyperlink w:history="1" r:id="rIdb_jjroysdo1zmejsbehz1">
               <w:r>
                 <w:rPr>
                   <w:rFonts w:ascii="Arial" w:cs="Arial" w:eastAsia="Arial" w:hAnsi="Arial"/>
@@ -21464,7 +21464,7 @@
             <w:pPr>
               <w:spacing w:after="20" w:before="0"/>
             </w:pPr>
-            <w:hyperlink w:history="1" r:id="rIdnmjbo62srhmdlpn2dfx6f">
+            <w:hyperlink w:history="1" r:id="rIdjrshg8obwk0h9au3tfu-3">
               <w:r>
                 <w:rPr>
                   <w:rFonts w:ascii="Arial" w:cs="Arial" w:eastAsia="Arial" w:hAnsi="Arial"/>
@@ -21497,7 +21497,7 @@
               <w:spacing w:after="10" w:before="0"/>
               <w:ind w:left="120"/>
             </w:pPr>
-            <w:hyperlink w:history="1" r:id="rIdqjukfgfcld6xax5lo0mom">
+            <w:hyperlink w:history="1" r:id="rIdpg24wstvd0hpm2praqqkv">
               <w:r>
                 <w:rPr>
                   <w:rFonts w:ascii="Arial" w:cs="Arial" w:eastAsia="Arial" w:hAnsi="Arial"/>
@@ -21692,7 +21692,7 @@
             <w:pPr>
               <w:spacing w:after="20" w:before="0"/>
             </w:pPr>
-            <w:hyperlink w:history="1" r:id="rIdkj_nv_ipnunk8y6ukx7be">
+            <w:hyperlink w:history="1" r:id="rIdgotqio7jh6r2g3pknqkt8">
               <w:r>
                 <w:rPr>
                   <w:rFonts w:ascii="Arial" w:cs="Arial" w:eastAsia="Arial" w:hAnsi="Arial"/>
@@ -21725,7 +21725,7 @@
               <w:spacing w:after="10" w:before="0"/>
               <w:ind w:left="120"/>
             </w:pPr>
-            <w:hyperlink w:history="1" r:id="rIddc9dodrf-nego4nfyfi2a">
+            <w:hyperlink w:history="1" r:id="rId_zagmubtpjpxh85qqnkyp">
               <w:r>
                 <w:rPr>
                   <w:rFonts w:ascii="Arial" w:cs="Arial" w:eastAsia="Arial" w:hAnsi="Arial"/>
@@ -21770,7 +21770,7 @@
             <w:pPr>
               <w:spacing w:after="20" w:before="0"/>
             </w:pPr>
-            <w:hyperlink w:history="1" r:id="rIdwrxj3h3wyqrdw8cjmvakg">
+            <w:hyperlink w:history="1" r:id="rIdnwdk597yb2kbfxunjwmw3">
               <w:r>
                 <w:rPr>
                   <w:rFonts w:ascii="Arial" w:cs="Arial" w:eastAsia="Arial" w:hAnsi="Arial"/>
@@ -21803,7 +21803,7 @@
               <w:spacing w:after="10" w:before="0"/>
               <w:ind w:left="120"/>
             </w:pPr>
-            <w:hyperlink w:history="1" r:id="rIdohoaarxy3regq56fpzzhg">
+            <w:hyperlink w:history="1" r:id="rIdtyv4b9xr8fnlibzu9y0qg">
               <w:r>
                 <w:rPr>
                   <w:rFonts w:ascii="Arial" w:cs="Arial" w:eastAsia="Arial" w:hAnsi="Arial"/>
@@ -23290,7 +23290,7 @@
             <w:pPr>
               <w:spacing w:after="20" w:before="0"/>
             </w:pPr>
-            <w:hyperlink w:history="1" r:id="rId1i9pz4ifih-ahdz3d9fdn">
+            <w:hyperlink w:history="1" r:id="rIdbyrehiwkuehtohfnkfc4h">
               <w:r>
                 <w:rPr>
                   <w:rFonts w:ascii="Arial" w:cs="Arial" w:eastAsia="Arial" w:hAnsi="Arial"/>
@@ -23323,7 +23323,7 @@
               <w:spacing w:after="10" w:before="0"/>
               <w:ind w:left="120"/>
             </w:pPr>
-            <w:hyperlink w:history="1" r:id="rIdj6-62fpkxfjfiscgbkr7c">
+            <w:hyperlink w:history="1" r:id="rIdwrs8mwyapozgeardcdcbx">
               <w:r>
                 <w:rPr>
                   <w:rFonts w:ascii="Arial" w:cs="Arial" w:eastAsia="Arial" w:hAnsi="Arial"/>
@@ -23368,7 +23368,7 @@
             <w:pPr>
               <w:spacing w:after="20" w:before="0"/>
             </w:pPr>
-            <w:hyperlink w:history="1" r:id="rIdiouriijy88dhiwvuwfsii">
+            <w:hyperlink w:history="1" r:id="rId8qi_byarm7mqk8xzgl45o">
               <w:r>
                 <w:rPr>
                   <w:rFonts w:ascii="Arial" w:cs="Arial" w:eastAsia="Arial" w:hAnsi="Arial"/>
@@ -23401,7 +23401,7 @@
               <w:spacing w:after="10" w:before="0"/>
               <w:ind w:left="120"/>
             </w:pPr>
-            <w:hyperlink w:history="1" r:id="rIdsafsjwgm2rwxrrmzcikho">
+            <w:hyperlink w:history="1" r:id="rIdg28yb0w-hgxrn1v6zz4p_">
               <w:r>
                 <w:rPr>
                   <w:rFonts w:ascii="Arial" w:cs="Arial" w:eastAsia="Arial" w:hAnsi="Arial"/>
@@ -23596,7 +23596,7 @@
             <w:pPr>
               <w:spacing w:after="20" w:before="0"/>
             </w:pPr>
-            <w:hyperlink w:history="1" r:id="rIdt97nnvqvryhdeim4uov4g">
+            <w:hyperlink w:history="1" r:id="rIdfj3q-9dcirivf5v_jynkr">
               <w:r>
                 <w:rPr>
                   <w:rFonts w:ascii="Arial" w:cs="Arial" w:eastAsia="Arial" w:hAnsi="Arial"/>
@@ -23629,7 +23629,7 @@
               <w:spacing w:after="10" w:before="0"/>
               <w:ind w:left="120"/>
             </w:pPr>
-            <w:hyperlink w:history="1" r:id="rIdyv_dxchfgvauheunjcgma">
+            <w:hyperlink w:history="1" r:id="rIdlvascehrpqgzpelymj3tg">
               <w:r>
                 <w:rPr>
                   <w:rFonts w:ascii="Arial" w:cs="Arial" w:eastAsia="Arial" w:hAnsi="Arial"/>
@@ -23674,7 +23674,7 @@
             <w:pPr>
               <w:spacing w:after="20" w:before="0"/>
             </w:pPr>
-            <w:hyperlink w:history="1" r:id="rIde5quxl9dq6ppq_lapzdkz">
+            <w:hyperlink w:history="1" r:id="rIdeenarphx7ah-duzy9bryz">
               <w:r>
                 <w:rPr>
                   <w:rFonts w:ascii="Arial" w:cs="Arial" w:eastAsia="Arial" w:hAnsi="Arial"/>
@@ -23707,7 +23707,7 @@
               <w:spacing w:after="10" w:before="0"/>
               <w:ind w:left="120"/>
             </w:pPr>
-            <w:hyperlink w:history="1" r:id="rIdxsiv8g57j34k76ga_2f9-">
+            <w:hyperlink w:history="1" r:id="rIdnlo0i6hkf1hgcltprutmg">
               <w:r>
                 <w:rPr>
                   <w:rFonts w:ascii="Arial" w:cs="Arial" w:eastAsia="Arial" w:hAnsi="Arial"/>
@@ -23902,7 +23902,7 @@
             <w:pPr>
               <w:spacing w:after="20" w:before="0"/>
             </w:pPr>
-            <w:hyperlink w:history="1" r:id="rIdrc7wmzsudqb4mnvdcn4qb">
+            <w:hyperlink w:history="1" r:id="rIdune3lwvyqy7mqkps-qngy">
               <w:r>
                 <w:rPr>
                   <w:rFonts w:ascii="Arial" w:cs="Arial" w:eastAsia="Arial" w:hAnsi="Arial"/>
@@ -23935,7 +23935,7 @@
               <w:spacing w:after="10" w:before="0"/>
               <w:ind w:left="120"/>
             </w:pPr>
-            <w:hyperlink w:history="1" r:id="rIdqh3vhtfglhfujadfglqbz">
+            <w:hyperlink w:history="1" r:id="rId3sxrb48ltuyp7dct9qk4v">
               <w:r>
                 <w:rPr>
                   <w:rFonts w:ascii="Arial" w:cs="Arial" w:eastAsia="Arial" w:hAnsi="Arial"/>
@@ -23980,7 +23980,7 @@
             <w:pPr>
               <w:spacing w:after="20" w:before="0"/>
             </w:pPr>
-            <w:hyperlink w:history="1" r:id="rIdulynpuofmiydivdworsma">
+            <w:hyperlink w:history="1" r:id="rId0rmoi3ovcabb2yoezgckj">
               <w:r>
                 <w:rPr>
                   <w:rFonts w:ascii="Arial" w:cs="Arial" w:eastAsia="Arial" w:hAnsi="Arial"/>
@@ -24013,7 +24013,7 @@
               <w:spacing w:after="10" w:before="0"/>
               <w:ind w:left="120"/>
             </w:pPr>
-            <w:hyperlink w:history="1" r:id="rIdt0_o11r10r9_dcjp7pcr3">
+            <w:hyperlink w:history="1" r:id="rIddtyj4jqmtzwqdaytniy75">
               <w:r>
                 <w:rPr>
                   <w:rFonts w:ascii="Arial" w:cs="Arial" w:eastAsia="Arial" w:hAnsi="Arial"/>
@@ -24208,7 +24208,7 @@
             <w:pPr>
               <w:spacing w:after="20" w:before="0"/>
             </w:pPr>
-            <w:hyperlink w:history="1" r:id="rIdqcl0em0ihrfllrmwkxppk">
+            <w:hyperlink w:history="1" r:id="rIdvut9az6g25dzmnykvjin_">
               <w:r>
                 <w:rPr>
                   <w:rFonts w:ascii="Arial" w:cs="Arial" w:eastAsia="Arial" w:hAnsi="Arial"/>
@@ -24241,7 +24241,7 @@
               <w:spacing w:after="10" w:before="0"/>
               <w:ind w:left="120"/>
             </w:pPr>
-            <w:hyperlink w:history="1" r:id="rId0_o63eseec-osexlcwp5q">
+            <w:hyperlink w:history="1" r:id="rIds5xw7v3vqr2orffk8zt-h">
               <w:r>
                 <w:rPr>
                   <w:rFonts w:ascii="Arial" w:cs="Arial" w:eastAsia="Arial" w:hAnsi="Arial"/>
@@ -24286,7 +24286,7 @@
             <w:pPr>
               <w:spacing w:after="20" w:before="0"/>
             </w:pPr>
-            <w:hyperlink w:history="1" r:id="rIdbd47yvcmbcf6uw_vnjxo7">
+            <w:hyperlink w:history="1" r:id="rIdklqbgoia52_g3kq_k7bzv">
               <w:r>
                 <w:rPr>
                   <w:rFonts w:ascii="Arial" w:cs="Arial" w:eastAsia="Arial" w:hAnsi="Arial"/>
@@ -24319,7 +24319,7 @@
               <w:spacing w:after="10" w:before="0"/>
               <w:ind w:left="120"/>
             </w:pPr>
-            <w:hyperlink w:history="1" r:id="rIdenu8mp6uny-17yihkyyj_">
+            <w:hyperlink w:history="1" r:id="rId92cnrioqpgvyos0qic17-">
               <w:r>
                 <w:rPr>
                   <w:rFonts w:ascii="Arial" w:cs="Arial" w:eastAsia="Arial" w:hAnsi="Arial"/>
@@ -24514,7 +24514,7 @@
             <w:pPr>
               <w:spacing w:after="20" w:before="0"/>
             </w:pPr>
-            <w:hyperlink w:history="1" r:id="rIdncqarxbksei6uwqcfihoh">
+            <w:hyperlink w:history="1" r:id="rIdbe8yk8kznbldp9wcmcthh">
               <w:r>
                 <w:rPr>
                   <w:rFonts w:ascii="Arial" w:cs="Arial" w:eastAsia="Arial" w:hAnsi="Arial"/>
@@ -24547,7 +24547,7 @@
               <w:spacing w:after="10" w:before="0"/>
               <w:ind w:left="120"/>
             </w:pPr>
-            <w:hyperlink w:history="1" r:id="rId618w9l4hjbcynav1xocb-">
+            <w:hyperlink w:history="1" r:id="rIdb3efugmx2xuqxni2nhfcl">
               <w:r>
                 <w:rPr>
                   <w:rFonts w:ascii="Arial" w:cs="Arial" w:eastAsia="Arial" w:hAnsi="Arial"/>
@@ -24592,7 +24592,7 @@
             <w:pPr>
               <w:spacing w:after="20" w:before="0"/>
             </w:pPr>
-            <w:hyperlink w:history="1" r:id="rIdzmhob-bfyz0m6wcfrcgrd">
+            <w:hyperlink w:history="1" r:id="rIdsbkjqmlr2pnza4wbiwyhn">
               <w:r>
                 <w:rPr>
                   <w:rFonts w:ascii="Arial" w:cs="Arial" w:eastAsia="Arial" w:hAnsi="Arial"/>
@@ -24625,7 +24625,7 @@
               <w:spacing w:after="10" w:before="0"/>
               <w:ind w:left="120"/>
             </w:pPr>
-            <w:hyperlink w:history="1" r:id="rIdeafmi2sisk2n6m5bmovl8">
+            <w:hyperlink w:history="1" r:id="rId3isk2lt3ofhjoz52e8s0s">
               <w:r>
                 <w:rPr>
                   <w:rFonts w:ascii="Arial" w:cs="Arial" w:eastAsia="Arial" w:hAnsi="Arial"/>
@@ -26112,7 +26112,7 @@
             <w:pPr>
               <w:spacing w:after="20" w:before="0"/>
             </w:pPr>
-            <w:hyperlink w:history="1" r:id="rIdskj0xmg2iwwkm18x_mmij">
+            <w:hyperlink w:history="1" r:id="rIdfqhm9xonwbr7ui9secltl">
               <w:r>
                 <w:rPr>
                   <w:rFonts w:ascii="Arial" w:cs="Arial" w:eastAsia="Arial" w:hAnsi="Arial"/>
@@ -26145,7 +26145,7 @@
               <w:spacing w:after="10" w:before="0"/>
               <w:ind w:left="120"/>
             </w:pPr>
-            <w:hyperlink w:history="1" r:id="rId8vpjfqjwj-qn-khdvcfjt">
+            <w:hyperlink w:history="1" r:id="rIdmq77vi-lvj4zuhq6hftsd">
               <w:r>
                 <w:rPr>
                   <w:rFonts w:ascii="Arial" w:cs="Arial" w:eastAsia="Arial" w:hAnsi="Arial"/>
@@ -26190,7 +26190,7 @@
             <w:pPr>
               <w:spacing w:after="20" w:before="0"/>
             </w:pPr>
-            <w:hyperlink w:history="1" r:id="rIdrpaufbd1slfhgwgbsxk-8">
+            <w:hyperlink w:history="1" r:id="rIdolwp7ruddavxoueqebt15">
               <w:r>
                 <w:rPr>
                   <w:rFonts w:ascii="Arial" w:cs="Arial" w:eastAsia="Arial" w:hAnsi="Arial"/>
@@ -26223,7 +26223,7 @@
               <w:spacing w:after="10" w:before="0"/>
               <w:ind w:left="120"/>
             </w:pPr>
-            <w:hyperlink w:history="1" r:id="rIdzsvjwhmii5v-i5g-t4dxa">
+            <w:hyperlink w:history="1" r:id="rIdpdzsp1m9y6eusjcray1h8">
               <w:r>
                 <w:rPr>
                   <w:rFonts w:ascii="Arial" w:cs="Arial" w:eastAsia="Arial" w:hAnsi="Arial"/>
@@ -26418,7 +26418,7 @@
             <w:pPr>
               <w:spacing w:after="20" w:before="0"/>
             </w:pPr>
-            <w:hyperlink w:history="1" r:id="rId2hbs9i75-_ietulgzezqe">
+            <w:hyperlink w:history="1" r:id="rIdncmxiwzpyvqnzlebpcuaz">
               <w:r>
                 <w:rPr>
                   <w:rFonts w:ascii="Arial" w:cs="Arial" w:eastAsia="Arial" w:hAnsi="Arial"/>
@@ -26451,7 +26451,7 @@
               <w:spacing w:after="10" w:before="0"/>
               <w:ind w:left="120"/>
             </w:pPr>
-            <w:hyperlink w:history="1" r:id="rIdbofndz0hahkjxbno6nacv">
+            <w:hyperlink w:history="1" r:id="rIdgb6zusalbw3isams1gajd">
               <w:r>
                 <w:rPr>
                   <w:rFonts w:ascii="Arial" w:cs="Arial" w:eastAsia="Arial" w:hAnsi="Arial"/>
@@ -26496,7 +26496,7 @@
             <w:pPr>
               <w:spacing w:after="20" w:before="0"/>
             </w:pPr>
-            <w:hyperlink w:history="1" r:id="rIdzzvg_fu6tbq5-zldx4cgv">
+            <w:hyperlink w:history="1" r:id="rIdtbzooqfbfqkpvwgi6bwru">
               <w:r>
                 <w:rPr>
                   <w:rFonts w:ascii="Arial" w:cs="Arial" w:eastAsia="Arial" w:hAnsi="Arial"/>
@@ -26529,7 +26529,7 @@
               <w:spacing w:after="10" w:before="0"/>
               <w:ind w:left="120"/>
             </w:pPr>
-            <w:hyperlink w:history="1" r:id="rIdhvzjtyjf5vbduyytzsd8t">
+            <w:hyperlink w:history="1" r:id="rIdh-8wxfssnzg_nkq7ppmmr">
               <w:r>
                 <w:rPr>
                   <w:rFonts w:ascii="Arial" w:cs="Arial" w:eastAsia="Arial" w:hAnsi="Arial"/>
@@ -26724,7 +26724,7 @@
             <w:pPr>
               <w:spacing w:after="20" w:before="0"/>
             </w:pPr>
-            <w:hyperlink w:history="1" r:id="rId0vpqnpqwuxbme5r2d1gyn">
+            <w:hyperlink w:history="1" r:id="rId_irrznuvz0d94eymr_pq8">
               <w:r>
                 <w:rPr>
                   <w:rFonts w:ascii="Arial" w:cs="Arial" w:eastAsia="Arial" w:hAnsi="Arial"/>
@@ -26757,7 +26757,7 @@
               <w:spacing w:after="10" w:before="0"/>
               <w:ind w:left="120"/>
             </w:pPr>
-            <w:hyperlink w:history="1" r:id="rIdvl05bl_d5uobefd-d0gct">
+            <w:hyperlink w:history="1" r:id="rIduvfzf42wikc9ndltofvpx">
               <w:r>
                 <w:rPr>
                   <w:rFonts w:ascii="Arial" w:cs="Arial" w:eastAsia="Arial" w:hAnsi="Arial"/>
@@ -26802,7 +26802,7 @@
             <w:pPr>
               <w:spacing w:after="20" w:before="0"/>
             </w:pPr>
-            <w:hyperlink w:history="1" r:id="rId9wiqvf40kc2h4mhtgwo7r">
+            <w:hyperlink w:history="1" r:id="rIdlomuzy-okb1g_mnfrxlzd">
               <w:r>
                 <w:rPr>
                   <w:rFonts w:ascii="Arial" w:cs="Arial" w:eastAsia="Arial" w:hAnsi="Arial"/>
@@ -26835,7 +26835,7 @@
               <w:spacing w:after="10" w:before="0"/>
               <w:ind w:left="120"/>
             </w:pPr>
-            <w:hyperlink w:history="1" r:id="rId8zer8djjikenzzo21vgte">
+            <w:hyperlink w:history="1" r:id="rIdennsfoox4ycgkfvyob29b">
               <w:r>
                 <w:rPr>
                   <w:rFonts w:ascii="Arial" w:cs="Arial" w:eastAsia="Arial" w:hAnsi="Arial"/>
@@ -27030,7 +27030,7 @@
             <w:pPr>
               <w:spacing w:after="20" w:before="0"/>
             </w:pPr>
-            <w:hyperlink w:history="1" r:id="rIdmblogl75grlkdf_7db74j">
+            <w:hyperlink w:history="1" r:id="rIdllhhe4rhwey-v5m7giouu">
               <w:r>
                 <w:rPr>
                   <w:rFonts w:ascii="Arial" w:cs="Arial" w:eastAsia="Arial" w:hAnsi="Arial"/>
@@ -27063,7 +27063,7 @@
               <w:spacing w:after="10" w:before="0"/>
               <w:ind w:left="120"/>
             </w:pPr>
-            <w:hyperlink w:history="1" r:id="rIdkmh_fd_x6edy9rpeuktyb">
+            <w:hyperlink w:history="1" r:id="rIdzroe2suyossn6yr0d533a">
               <w:r>
                 <w:rPr>
                   <w:rFonts w:ascii="Arial" w:cs="Arial" w:eastAsia="Arial" w:hAnsi="Arial"/>
@@ -27108,7 +27108,7 @@
             <w:pPr>
               <w:spacing w:after="20" w:before="0"/>
             </w:pPr>
-            <w:hyperlink w:history="1" r:id="rIdh_lprjcddkygzkgjk8ddw">
+            <w:hyperlink w:history="1" r:id="rIdvv45g4t5bgodjlcvqjlqn">
               <w:r>
                 <w:rPr>
                   <w:rFonts w:ascii="Arial" w:cs="Arial" w:eastAsia="Arial" w:hAnsi="Arial"/>
@@ -27141,7 +27141,7 @@
               <w:spacing w:after="10" w:before="0"/>
               <w:ind w:left="120"/>
             </w:pPr>
-            <w:hyperlink w:history="1" r:id="rIdcmw9kybiivp-cby1cl2ni">
+            <w:hyperlink w:history="1" r:id="rIdov0ibbupepcdi4d2dngex">
               <w:r>
                 <w:rPr>
                   <w:rFonts w:ascii="Arial" w:cs="Arial" w:eastAsia="Arial" w:hAnsi="Arial"/>
@@ -27336,7 +27336,7 @@
             <w:pPr>
               <w:spacing w:after="20" w:before="0"/>
             </w:pPr>
-            <w:hyperlink w:history="1" r:id="rIdgzh_v9csoliixofth44dx">
+            <w:hyperlink w:history="1" r:id="rIdo_t0og335zbnmelmzqown">
               <w:r>
                 <w:rPr>
                   <w:rFonts w:ascii="Arial" w:cs="Arial" w:eastAsia="Arial" w:hAnsi="Arial"/>
@@ -27369,7 +27369,7 @@
               <w:spacing w:after="10" w:before="0"/>
               <w:ind w:left="120"/>
             </w:pPr>
-            <w:hyperlink w:history="1" r:id="rIdqybamhzd2oaj3sw65ov7b">
+            <w:hyperlink w:history="1" r:id="rIdmcikchqs9d2rvfom94nuo">
               <w:r>
                 <w:rPr>
                   <w:rFonts w:ascii="Arial" w:cs="Arial" w:eastAsia="Arial" w:hAnsi="Arial"/>
@@ -27414,7 +27414,7 @@
             <w:pPr>
               <w:spacing w:after="20" w:before="0"/>
             </w:pPr>
-            <w:hyperlink w:history="1" r:id="rIddhqzftqbs6g-t4tfne_ir">
+            <w:hyperlink w:history="1" r:id="rIdvp_eemovmxz1g_4w5gcdo">
               <w:r>
                 <w:rPr>
                   <w:rFonts w:ascii="Arial" w:cs="Arial" w:eastAsia="Arial" w:hAnsi="Arial"/>
@@ -27447,7 +27447,7 @@
               <w:spacing w:after="10" w:before="0"/>
               <w:ind w:left="120"/>
             </w:pPr>
-            <w:hyperlink w:history="1" r:id="rIdx40ojlbcix8pt8afsjxhh">
+            <w:hyperlink w:history="1" r:id="rIdbppfywa3jgkpuqtvwhp5x">
               <w:r>
                 <w:rPr>
                   <w:rFonts w:ascii="Arial" w:cs="Arial" w:eastAsia="Arial" w:hAnsi="Arial"/>
@@ -28934,7 +28934,7 @@
             <w:pPr>
               <w:spacing w:after="20" w:before="0"/>
             </w:pPr>
-            <w:hyperlink w:history="1" r:id="rIdvatghwzyn_efi0d0ebmkx">
+            <w:hyperlink w:history="1" r:id="rIdeugh901ooloabidnhkgg2">
               <w:r>
                 <w:rPr>
                   <w:rFonts w:ascii="Arial" w:cs="Arial" w:eastAsia="Arial" w:hAnsi="Arial"/>
@@ -28967,7 +28967,7 @@
               <w:spacing w:after="10" w:before="0"/>
               <w:ind w:left="120"/>
             </w:pPr>
-            <w:hyperlink w:history="1" r:id="rIdis9gllh3jc27t4jpfzgjh">
+            <w:hyperlink w:history="1" r:id="rIdx-p2qfxeknzgs2ogl--eg">
               <w:r>
                 <w:rPr>
                   <w:rFonts w:ascii="Arial" w:cs="Arial" w:eastAsia="Arial" w:hAnsi="Arial"/>
@@ -29012,7 +29012,7 @@
             <w:pPr>
               <w:spacing w:after="20" w:before="0"/>
             </w:pPr>
-            <w:hyperlink w:history="1" r:id="rId2lify8iuyzvtxwg5zgr7w">
+            <w:hyperlink w:history="1" r:id="rId-lmvt5ps2swxqziqf4weg">
               <w:r>
                 <w:rPr>
                   <w:rFonts w:ascii="Arial" w:cs="Arial" w:eastAsia="Arial" w:hAnsi="Arial"/>
@@ -29045,7 +29045,7 @@
               <w:spacing w:after="10" w:before="0"/>
               <w:ind w:left="120"/>
             </w:pPr>
-            <w:hyperlink w:history="1" r:id="rIdi_fnep-bhx3gfpllccipu">
+            <w:hyperlink w:history="1" r:id="rIdwyal6hmshg737onkg24kb">
               <w:r>
                 <w:rPr>
                   <w:rFonts w:ascii="Arial" w:cs="Arial" w:eastAsia="Arial" w:hAnsi="Arial"/>
@@ -29240,7 +29240,7 @@
             <w:pPr>
               <w:spacing w:after="20" w:before="0"/>
             </w:pPr>
-            <w:hyperlink w:history="1" r:id="rIdwuyv0hwyw3n4uyajolupb">
+            <w:hyperlink w:history="1" r:id="rId8sfh0nwos_8svm-51mou6">
               <w:r>
                 <w:rPr>
                   <w:rFonts w:ascii="Arial" w:cs="Arial" w:eastAsia="Arial" w:hAnsi="Arial"/>
@@ -29273,7 +29273,7 @@
               <w:spacing w:after="10" w:before="0"/>
               <w:ind w:left="120"/>
             </w:pPr>
-            <w:hyperlink w:history="1" r:id="rIdgfgkdc-hdtyg2sdrkvzei">
+            <w:hyperlink w:history="1" r:id="rId2-oqxsmewnypcujadagcv">
               <w:r>
                 <w:rPr>
                   <w:rFonts w:ascii="Arial" w:cs="Arial" w:eastAsia="Arial" w:hAnsi="Arial"/>
@@ -29318,7 +29318,7 @@
             <w:pPr>
               <w:spacing w:after="20" w:before="0"/>
             </w:pPr>
-            <w:hyperlink w:history="1" r:id="rId8wfm1f8uuauxz6oluxtm1">
+            <w:hyperlink w:history="1" r:id="rIdkotw5j8tkcsf-dsscbsic">
               <w:r>
                 <w:rPr>
                   <w:rFonts w:ascii="Arial" w:cs="Arial" w:eastAsia="Arial" w:hAnsi="Arial"/>
@@ -29351,7 +29351,7 @@
               <w:spacing w:after="10" w:before="0"/>
               <w:ind w:left="120"/>
             </w:pPr>
-            <w:hyperlink w:history="1" r:id="rId9rqikunkdu5lhpqp_mben">
+            <w:hyperlink w:history="1" r:id="rId3vofxwjp4xvg9i_vbajdx">
               <w:r>
                 <w:rPr>
                   <w:rFonts w:ascii="Arial" w:cs="Arial" w:eastAsia="Arial" w:hAnsi="Arial"/>
@@ -29584,7 +29584,7 @@
             <w:pPr>
               <w:spacing w:after="20" w:before="0"/>
             </w:pPr>
-            <w:hyperlink w:history="1" r:id="rId1ui5bs_qklug1rry4ty2d">
+            <w:hyperlink w:history="1" r:id="rIdjpl3y_uthn1mqpehdjxrn">
               <w:r>
                 <w:rPr>
                   <w:rFonts w:ascii="Arial" w:cs="Arial" w:eastAsia="Arial" w:hAnsi="Arial"/>
@@ -29617,7 +29617,7 @@
               <w:spacing w:after="10" w:before="0"/>
               <w:ind w:left="120"/>
             </w:pPr>
-            <w:hyperlink w:history="1" r:id="rId55ngoaj7dl7blxrsxymow">
+            <w:hyperlink w:history="1" r:id="rIdk9dqrpkyg9is80u6hu6ad">
               <w:r>
                 <w:rPr>
                   <w:rFonts w:ascii="Arial" w:cs="Arial" w:eastAsia="Arial" w:hAnsi="Arial"/>
@@ -29662,7 +29662,7 @@
             <w:pPr>
               <w:spacing w:after="20" w:before="0"/>
             </w:pPr>
-            <w:hyperlink w:history="1" r:id="rId-vdm5qdw53_grc-oizcsn">
+            <w:hyperlink w:history="1" r:id="rIdy9qojvriwznathptv8maf">
               <w:r>
                 <w:rPr>
                   <w:rFonts w:ascii="Arial" w:cs="Arial" w:eastAsia="Arial" w:hAnsi="Arial"/>
@@ -29695,7 +29695,7 @@
               <w:spacing w:after="10" w:before="0"/>
               <w:ind w:left="120"/>
             </w:pPr>
-            <w:hyperlink w:history="1" r:id="rIdcyxq9c6xe5s-zz-ex9rfp">
+            <w:hyperlink w:history="1" r:id="rIddfzgpwcywxd9wtlbzjkik">
               <w:r>
                 <w:rPr>
                   <w:rFonts w:ascii="Arial" w:cs="Arial" w:eastAsia="Arial" w:hAnsi="Arial"/>
@@ -29928,7 +29928,7 @@
             <w:pPr>
               <w:spacing w:after="20" w:before="0"/>
             </w:pPr>
-            <w:hyperlink w:history="1" r:id="rIdebrgwxsjqsccdjuh5fzlk">
+            <w:hyperlink w:history="1" r:id="rIdrghsohz6li9i8dgz2c7ud">
               <w:r>
                 <w:rPr>
                   <w:rFonts w:ascii="Arial" w:cs="Arial" w:eastAsia="Arial" w:hAnsi="Arial"/>
@@ -29961,7 +29961,7 @@
               <w:spacing w:after="10" w:before="0"/>
               <w:ind w:left="120"/>
             </w:pPr>
-            <w:hyperlink w:history="1" r:id="rIdms3wrrvfpnnwdljbtcztq">
+            <w:hyperlink w:history="1" r:id="rIda8l7ifm2gnm7astfr8v9z">
               <w:r>
                 <w:rPr>
                   <w:rFonts w:ascii="Arial" w:cs="Arial" w:eastAsia="Arial" w:hAnsi="Arial"/>
@@ -30006,7 +30006,7 @@
             <w:pPr>
               <w:spacing w:after="20" w:before="0"/>
             </w:pPr>
-            <w:hyperlink w:history="1" r:id="rIdhkqhjauxlwdu0xz9znykq">
+            <w:hyperlink w:history="1" r:id="rIdgayptgoxmbifvn4j3x1ps">
               <w:r>
                 <w:rPr>
                   <w:rFonts w:ascii="Arial" w:cs="Arial" w:eastAsia="Arial" w:hAnsi="Arial"/>
@@ -30039,7 +30039,7 @@
               <w:spacing w:after="10" w:before="0"/>
               <w:ind w:left="120"/>
             </w:pPr>
-            <w:hyperlink w:history="1" r:id="rId3zjhxrgzug52j5igdwyja">
+            <w:hyperlink w:history="1" r:id="rIdfqg5evsbesi_l8xhwefnb">
               <w:r>
                 <w:rPr>
                   <w:rFonts w:ascii="Arial" w:cs="Arial" w:eastAsia="Arial" w:hAnsi="Arial"/>
@@ -30234,7 +30234,7 @@
             <w:pPr>
               <w:spacing w:after="20" w:before="0"/>
             </w:pPr>
-            <w:hyperlink w:history="1" r:id="rIdggtsgzaddmraedmd1atar">
+            <w:hyperlink w:history="1" r:id="rIdwcuewx7kujgyp1y-z7_uh">
               <w:r>
                 <w:rPr>
                   <w:rFonts w:ascii="Arial" w:cs="Arial" w:eastAsia="Arial" w:hAnsi="Arial"/>
@@ -30267,7 +30267,7 @@
               <w:spacing w:after="10" w:before="0"/>
               <w:ind w:left="120"/>
             </w:pPr>
-            <w:hyperlink w:history="1" r:id="rIdeirmzdhatrwcjt9_q9-gm">
+            <w:hyperlink w:history="1" r:id="rIdm6g5c7rgx_vijtul6xizl">
               <w:r>
                 <w:rPr>
                   <w:rFonts w:ascii="Arial" w:cs="Arial" w:eastAsia="Arial" w:hAnsi="Arial"/>
@@ -30312,7 +30312,7 @@
             <w:pPr>
               <w:spacing w:after="20" w:before="0"/>
             </w:pPr>
-            <w:hyperlink w:history="1" r:id="rIdxmemdkmpqwfamv4oivgpg">
+            <w:hyperlink w:history="1" r:id="rIdroy1-ox5ddsky4ajt8uca">
               <w:r>
                 <w:rPr>
                   <w:rFonts w:ascii="Arial" w:cs="Arial" w:eastAsia="Arial" w:hAnsi="Arial"/>
@@ -30345,7 +30345,7 @@
               <w:spacing w:after="10" w:before="0"/>
               <w:ind w:left="120"/>
             </w:pPr>
-            <w:hyperlink w:history="1" r:id="rIdrglerjcd6qpqb2wlsh2_k">
+            <w:hyperlink w:history="1" r:id="rIdlxh7k6qezgkt_k_otrce3">
               <w:r>
                 <w:rPr>
                   <w:rFonts w:ascii="Arial" w:cs="Arial" w:eastAsia="Arial" w:hAnsi="Arial"/>

--- a/data/outputs/v2/Maths/SS3.4_Linear_Motion/Mathematics_Linear_Motion_CBE_LessonSequence.docx
+++ b/data/outputs/v2/Maths/SS3.4_Linear_Motion/Mathematics_Linear_Motion_CBE_LessonSequence.docx
@@ -3536,7 +3536,7 @@
             <w:pPr>
               <w:spacing w:after="20" w:before="0"/>
             </w:pPr>
-            <w:hyperlink w:history="1" r:id="rIdvv09p9wxv-yirqw7nuzi_">
+            <w:hyperlink w:history="1" r:id="rIdwuverf3tyxsfc50bku040">
               <w:r>
                 <w:rPr>
                   <w:rFonts w:ascii="Arial" w:cs="Arial" w:eastAsia="Arial" w:hAnsi="Arial"/>
@@ -3569,7 +3569,7 @@
               <w:spacing w:after="10" w:before="0"/>
               <w:ind w:left="120"/>
             </w:pPr>
-            <w:hyperlink w:history="1" r:id="rIdtmqcb32n-acysdfrgs7p0">
+            <w:hyperlink w:history="1" r:id="rId99nxk-sdrqhwai1610k3z">
               <w:r>
                 <w:rPr>
                   <w:rFonts w:ascii="Arial" w:cs="Arial" w:eastAsia="Arial" w:hAnsi="Arial"/>
@@ -3614,7 +3614,7 @@
             <w:pPr>
               <w:spacing w:after="20" w:before="0"/>
             </w:pPr>
-            <w:hyperlink w:history="1" r:id="rId_eudse-gac9ai4u3rxesv">
+            <w:hyperlink w:history="1" r:id="rIdlf7rehcm9ucjxlz4resjp">
               <w:r>
                 <w:rPr>
                   <w:rFonts w:ascii="Arial" w:cs="Arial" w:eastAsia="Arial" w:hAnsi="Arial"/>
@@ -3647,7 +3647,7 @@
               <w:spacing w:after="10" w:before="0"/>
               <w:ind w:left="120"/>
             </w:pPr>
-            <w:hyperlink w:history="1" r:id="rIdkju3cygyutxufvzhzqzew">
+            <w:hyperlink w:history="1" r:id="rIddj3skzzurmumhctv5olpj">
               <w:r>
                 <w:rPr>
                   <w:rFonts w:ascii="Arial" w:cs="Arial" w:eastAsia="Arial" w:hAnsi="Arial"/>
@@ -3842,7 +3842,7 @@
             <w:pPr>
               <w:spacing w:after="20" w:before="0"/>
             </w:pPr>
-            <w:hyperlink w:history="1" r:id="rId_wzzceddgajdudufyfix0">
+            <w:hyperlink w:history="1" r:id="rIdmpe71biztiopoy0hkwph_">
               <w:r>
                 <w:rPr>
                   <w:rFonts w:ascii="Arial" w:cs="Arial" w:eastAsia="Arial" w:hAnsi="Arial"/>
@@ -3875,7 +3875,7 @@
               <w:spacing w:after="10" w:before="0"/>
               <w:ind w:left="120"/>
             </w:pPr>
-            <w:hyperlink w:history="1" r:id="rIdgfrddsqxkt4nouysdxfv1">
+            <w:hyperlink w:history="1" r:id="rIdrhb2pbi4abi6wbui9ovrp">
               <w:r>
                 <w:rPr>
                   <w:rFonts w:ascii="Arial" w:cs="Arial" w:eastAsia="Arial" w:hAnsi="Arial"/>
@@ -3920,7 +3920,7 @@
             <w:pPr>
               <w:spacing w:after="20" w:before="0"/>
             </w:pPr>
-            <w:hyperlink w:history="1" r:id="rIdepr1rlnmqx5optwk3ixcf">
+            <w:hyperlink w:history="1" r:id="rIdhp7xlrh96rtq9e9al6hef">
               <w:r>
                 <w:rPr>
                   <w:rFonts w:ascii="Arial" w:cs="Arial" w:eastAsia="Arial" w:hAnsi="Arial"/>
@@ -3953,7 +3953,7 @@
               <w:spacing w:after="10" w:before="0"/>
               <w:ind w:left="120"/>
             </w:pPr>
-            <w:hyperlink w:history="1" r:id="rIdud6ao2rw_sc-cy4ielte3">
+            <w:hyperlink w:history="1" r:id="rIdvfuxodlpueb7xskb8mpsl">
               <w:r>
                 <w:rPr>
                   <w:rFonts w:ascii="Arial" w:cs="Arial" w:eastAsia="Arial" w:hAnsi="Arial"/>
@@ -4148,7 +4148,7 @@
             <w:pPr>
               <w:spacing w:after="20" w:before="0"/>
             </w:pPr>
-            <w:hyperlink w:history="1" r:id="rIdcvxv1ouavu42lgggku-wp">
+            <w:hyperlink w:history="1" r:id="rIdq0zjzpcweytwrztkzz7a-">
               <w:r>
                 <w:rPr>
                   <w:rFonts w:ascii="Arial" w:cs="Arial" w:eastAsia="Arial" w:hAnsi="Arial"/>
@@ -4181,7 +4181,7 @@
               <w:spacing w:after="10" w:before="0"/>
               <w:ind w:left="120"/>
             </w:pPr>
-            <w:hyperlink w:history="1" r:id="rIdg7cwlynkbnhwjog3-ywmq">
+            <w:hyperlink w:history="1" r:id="rId7ngglneewqtrdr1xmkenw">
               <w:r>
                 <w:rPr>
                   <w:rFonts w:ascii="Arial" w:cs="Arial" w:eastAsia="Arial" w:hAnsi="Arial"/>
@@ -4226,7 +4226,7 @@
             <w:pPr>
               <w:spacing w:after="20" w:before="0"/>
             </w:pPr>
-            <w:hyperlink w:history="1" r:id="rIdylxcqqesvwguebi3cuf_c">
+            <w:hyperlink w:history="1" r:id="rIdxixtujyt4xkszaz30ttck">
               <w:r>
                 <w:rPr>
                   <w:rFonts w:ascii="Arial" w:cs="Arial" w:eastAsia="Arial" w:hAnsi="Arial"/>
@@ -4259,7 +4259,7 @@
               <w:spacing w:after="10" w:before="0"/>
               <w:ind w:left="120"/>
             </w:pPr>
-            <w:hyperlink w:history="1" r:id="rIddefqncszfgjgujma5_zwi">
+            <w:hyperlink w:history="1" r:id="rIdb0olc9fjwfiygw7jjqo_2">
               <w:r>
                 <w:rPr>
                   <w:rFonts w:ascii="Arial" w:cs="Arial" w:eastAsia="Arial" w:hAnsi="Arial"/>
@@ -4454,7 +4454,7 @@
             <w:pPr>
               <w:spacing w:after="20" w:before="0"/>
             </w:pPr>
-            <w:hyperlink w:history="1" r:id="rId4nwsjf7ln98oyslswp5h9">
+            <w:hyperlink w:history="1" r:id="rIdgwejfrp-o5uvcqmctgsmk">
               <w:r>
                 <w:rPr>
                   <w:rFonts w:ascii="Arial" w:cs="Arial" w:eastAsia="Arial" w:hAnsi="Arial"/>
@@ -4487,7 +4487,7 @@
               <w:spacing w:after="10" w:before="0"/>
               <w:ind w:left="120"/>
             </w:pPr>
-            <w:hyperlink w:history="1" r:id="rIdpok7jenlrivablxt6j_t_">
+            <w:hyperlink w:history="1" r:id="rIdg2byn9vu1okridcffht23">
               <w:r>
                 <w:rPr>
                   <w:rFonts w:ascii="Arial" w:cs="Arial" w:eastAsia="Arial" w:hAnsi="Arial"/>
@@ -4532,7 +4532,7 @@
             <w:pPr>
               <w:spacing w:after="20" w:before="0"/>
             </w:pPr>
-            <w:hyperlink w:history="1" r:id="rIdyx__eppdlxzpieyvrfy9l">
+            <w:hyperlink w:history="1" r:id="rIdunzrsp426o7ui1bmdnlaq">
               <w:r>
                 <w:rPr>
                   <w:rFonts w:ascii="Arial" w:cs="Arial" w:eastAsia="Arial" w:hAnsi="Arial"/>
@@ -4565,7 +4565,7 @@
               <w:spacing w:after="10" w:before="0"/>
               <w:ind w:left="120"/>
             </w:pPr>
-            <w:hyperlink w:history="1" r:id="rId6yz3qg1v2gslimdvvjxjb">
+            <w:hyperlink w:history="1" r:id="rIdzy6xmnmdpd63uwq3aa40m">
               <w:r>
                 <w:rPr>
                   <w:rFonts w:ascii="Arial" w:cs="Arial" w:eastAsia="Arial" w:hAnsi="Arial"/>
@@ -4760,7 +4760,7 @@
             <w:pPr>
               <w:spacing w:after="20" w:before="0"/>
             </w:pPr>
-            <w:hyperlink w:history="1" r:id="rIdvn4vrtay2oi9rpckfpbrr">
+            <w:hyperlink w:history="1" r:id="rIdfx72qynndw2jvarsejirb">
               <w:r>
                 <w:rPr>
                   <w:rFonts w:ascii="Arial" w:cs="Arial" w:eastAsia="Arial" w:hAnsi="Arial"/>
@@ -4793,7 +4793,7 @@
               <w:spacing w:after="10" w:before="0"/>
               <w:ind w:left="120"/>
             </w:pPr>
-            <w:hyperlink w:history="1" r:id="rIdvlek1ztftvi42tqbea809">
+            <w:hyperlink w:history="1" r:id="rIduidspak7fq4gymfii0sgv">
               <w:r>
                 <w:rPr>
                   <w:rFonts w:ascii="Arial" w:cs="Arial" w:eastAsia="Arial" w:hAnsi="Arial"/>
@@ -4838,7 +4838,7 @@
             <w:pPr>
               <w:spacing w:after="20" w:before="0"/>
             </w:pPr>
-            <w:hyperlink w:history="1" r:id="rIdybzjplsjdp8hr8owmgqti">
+            <w:hyperlink w:history="1" r:id="rIdox9a_tb_yitylxaotuypl">
               <w:r>
                 <w:rPr>
                   <w:rFonts w:ascii="Arial" w:cs="Arial" w:eastAsia="Arial" w:hAnsi="Arial"/>
@@ -4871,7 +4871,7 @@
               <w:spacing w:after="10" w:before="0"/>
               <w:ind w:left="120"/>
             </w:pPr>
-            <w:hyperlink w:history="1" r:id="rIdqi8-qzqwkgks0jjxneule">
+            <w:hyperlink w:history="1" r:id="rIdi2i1ophggkyxmwtb36r3x">
               <w:r>
                 <w:rPr>
                   <w:rFonts w:ascii="Arial" w:cs="Arial" w:eastAsia="Arial" w:hAnsi="Arial"/>
@@ -6358,7 +6358,7 @@
             <w:pPr>
               <w:spacing w:after="20" w:before="0"/>
             </w:pPr>
-            <w:hyperlink w:history="1" r:id="rIddcs7iy9vkl2ay6ih3senw">
+            <w:hyperlink w:history="1" r:id="rId_rznmdzidsygcrvmhapnd">
               <w:r>
                 <w:rPr>
                   <w:rFonts w:ascii="Arial" w:cs="Arial" w:eastAsia="Arial" w:hAnsi="Arial"/>
@@ -6391,7 +6391,7 @@
               <w:spacing w:after="10" w:before="0"/>
               <w:ind w:left="120"/>
             </w:pPr>
-            <w:hyperlink w:history="1" r:id="rIdqv4pa6wfpllytuh_yp5yj">
+            <w:hyperlink w:history="1" r:id="rId1lghsqthiw8e04azccpxn">
               <w:r>
                 <w:rPr>
                   <w:rFonts w:ascii="Arial" w:cs="Arial" w:eastAsia="Arial" w:hAnsi="Arial"/>
@@ -6436,7 +6436,7 @@
             <w:pPr>
               <w:spacing w:after="20" w:before="0"/>
             </w:pPr>
-            <w:hyperlink w:history="1" r:id="rIdosbnqm7xqbbjrh-mbsxpn">
+            <w:hyperlink w:history="1" r:id="rId8cxrrcackmmfdmr4pcp9p">
               <w:r>
                 <w:rPr>
                   <w:rFonts w:ascii="Arial" w:cs="Arial" w:eastAsia="Arial" w:hAnsi="Arial"/>
@@ -6469,7 +6469,7 @@
               <w:spacing w:after="10" w:before="0"/>
               <w:ind w:left="120"/>
             </w:pPr>
-            <w:hyperlink w:history="1" r:id="rIdqs3-i5cnexstuuouiiszw">
+            <w:hyperlink w:history="1" r:id="rIdh2hn3ndamm_qhvgu6_7_l">
               <w:r>
                 <w:rPr>
                   <w:rFonts w:ascii="Arial" w:cs="Arial" w:eastAsia="Arial" w:hAnsi="Arial"/>
@@ -6664,7 +6664,7 @@
             <w:pPr>
               <w:spacing w:after="20" w:before="0"/>
             </w:pPr>
-            <w:hyperlink w:history="1" r:id="rIds34otryq8t6rbpi2k9bv8">
+            <w:hyperlink w:history="1" r:id="rIdq_6ijrgnbxs3ckppevij1">
               <w:r>
                 <w:rPr>
                   <w:rFonts w:ascii="Arial" w:cs="Arial" w:eastAsia="Arial" w:hAnsi="Arial"/>
@@ -6697,7 +6697,7 @@
               <w:spacing w:after="10" w:before="0"/>
               <w:ind w:left="120"/>
             </w:pPr>
-            <w:hyperlink w:history="1" r:id="rId0pdz2tautrqwj_0raksbr">
+            <w:hyperlink w:history="1" r:id="rIdsj-a8ht2eascdvf3-gpdr">
               <w:r>
                 <w:rPr>
                   <w:rFonts w:ascii="Arial" w:cs="Arial" w:eastAsia="Arial" w:hAnsi="Arial"/>
@@ -6742,7 +6742,7 @@
             <w:pPr>
               <w:spacing w:after="20" w:before="0"/>
             </w:pPr>
-            <w:hyperlink w:history="1" r:id="rIdcuq_u0ffg0e4ml93ngo5x">
+            <w:hyperlink w:history="1" r:id="rIdj2foxp031bb4l2r8ee8oo">
               <w:r>
                 <w:rPr>
                   <w:rFonts w:ascii="Arial" w:cs="Arial" w:eastAsia="Arial" w:hAnsi="Arial"/>
@@ -6775,7 +6775,7 @@
               <w:spacing w:after="10" w:before="0"/>
               <w:ind w:left="120"/>
             </w:pPr>
-            <w:hyperlink w:history="1" r:id="rIdo4n2ro84dryhd81ttkalz">
+            <w:hyperlink w:history="1" r:id="rIdioecifdskik5ktimtzgkz">
               <w:r>
                 <w:rPr>
                   <w:rFonts w:ascii="Arial" w:cs="Arial" w:eastAsia="Arial" w:hAnsi="Arial"/>
@@ -6970,7 +6970,7 @@
             <w:pPr>
               <w:spacing w:after="20" w:before="0"/>
             </w:pPr>
-            <w:hyperlink w:history="1" r:id="rId5z0zoct_wehd9mtc52l-m">
+            <w:hyperlink w:history="1" r:id="rIdwhxw4hko3kfjm6o4fkw63">
               <w:r>
                 <w:rPr>
                   <w:rFonts w:ascii="Arial" w:cs="Arial" w:eastAsia="Arial" w:hAnsi="Arial"/>
@@ -7003,7 +7003,7 @@
               <w:spacing w:after="10" w:before="0"/>
               <w:ind w:left="120"/>
             </w:pPr>
-            <w:hyperlink w:history="1" r:id="rId_11zqlokexqqrand4poow">
+            <w:hyperlink w:history="1" r:id="rIdpiqvyrct7f9h7ynyvvet0">
               <w:r>
                 <w:rPr>
                   <w:rFonts w:ascii="Arial" w:cs="Arial" w:eastAsia="Arial" w:hAnsi="Arial"/>
@@ -7048,7 +7048,7 @@
             <w:pPr>
               <w:spacing w:after="20" w:before="0"/>
             </w:pPr>
-            <w:hyperlink w:history="1" r:id="rIdm-szygndng29hmrrx3vdj">
+            <w:hyperlink w:history="1" r:id="rIdaizduq7hwtrdnjkcucwgb">
               <w:r>
                 <w:rPr>
                   <w:rFonts w:ascii="Arial" w:cs="Arial" w:eastAsia="Arial" w:hAnsi="Arial"/>
@@ -7081,7 +7081,7 @@
               <w:spacing w:after="10" w:before="0"/>
               <w:ind w:left="120"/>
             </w:pPr>
-            <w:hyperlink w:history="1" r:id="rId4pqgfvpe4jecpltratdx8">
+            <w:hyperlink w:history="1" r:id="rIdjmg8mqytnzijuzsvpampd">
               <w:r>
                 <w:rPr>
                   <w:rFonts w:ascii="Arial" w:cs="Arial" w:eastAsia="Arial" w:hAnsi="Arial"/>
@@ -7276,7 +7276,7 @@
             <w:pPr>
               <w:spacing w:after="20" w:before="0"/>
             </w:pPr>
-            <w:hyperlink w:history="1" r:id="rIduxuxfxg5hxvlmr7shri32">
+            <w:hyperlink w:history="1" r:id="rIdxslofho1cat3wsenjtbkx">
               <w:r>
                 <w:rPr>
                   <w:rFonts w:ascii="Arial" w:cs="Arial" w:eastAsia="Arial" w:hAnsi="Arial"/>
@@ -7309,7 +7309,7 @@
               <w:spacing w:after="10" w:before="0"/>
               <w:ind w:left="120"/>
             </w:pPr>
-            <w:hyperlink w:history="1" r:id="rId-pmlgmeax5xkfqhwflkrb">
+            <w:hyperlink w:history="1" r:id="rIdyvl_rtpw74h_t4srhtdfx">
               <w:r>
                 <w:rPr>
                   <w:rFonts w:ascii="Arial" w:cs="Arial" w:eastAsia="Arial" w:hAnsi="Arial"/>
@@ -7354,7 +7354,7 @@
             <w:pPr>
               <w:spacing w:after="20" w:before="0"/>
             </w:pPr>
-            <w:hyperlink w:history="1" r:id="rId27kz4r-e0ogfr-lhqk5f1">
+            <w:hyperlink w:history="1" r:id="rIdrt8fr706w5bjjpx5dyel5">
               <w:r>
                 <w:rPr>
                   <w:rFonts w:ascii="Arial" w:cs="Arial" w:eastAsia="Arial" w:hAnsi="Arial"/>
@@ -7387,7 +7387,7 @@
               <w:spacing w:after="10" w:before="0"/>
               <w:ind w:left="120"/>
             </w:pPr>
-            <w:hyperlink w:history="1" r:id="rIdzyqvlxnyynbdndipx_ghr">
+            <w:hyperlink w:history="1" r:id="rIdbnblnj085zx1hdc2kcmfz">
               <w:r>
                 <w:rPr>
                   <w:rFonts w:ascii="Arial" w:cs="Arial" w:eastAsia="Arial" w:hAnsi="Arial"/>
@@ -7582,7 +7582,7 @@
             <w:pPr>
               <w:spacing w:after="20" w:before="0"/>
             </w:pPr>
-            <w:hyperlink w:history="1" r:id="rIdnr75aeodoazszgicjxerc">
+            <w:hyperlink w:history="1" r:id="rIdm7cjaqz35bdbxierwk_74">
               <w:r>
                 <w:rPr>
                   <w:rFonts w:ascii="Arial" w:cs="Arial" w:eastAsia="Arial" w:hAnsi="Arial"/>
@@ -7615,7 +7615,7 @@
               <w:spacing w:after="10" w:before="0"/>
               <w:ind w:left="120"/>
             </w:pPr>
-            <w:hyperlink w:history="1" r:id="rIdfm6r0dmf0trwpb4gj0_9o">
+            <w:hyperlink w:history="1" r:id="rIdew0esmqsqq1eyga3b_jn5">
               <w:r>
                 <w:rPr>
                   <w:rFonts w:ascii="Arial" w:cs="Arial" w:eastAsia="Arial" w:hAnsi="Arial"/>
@@ -7660,7 +7660,7 @@
             <w:pPr>
               <w:spacing w:after="20" w:before="0"/>
             </w:pPr>
-            <w:hyperlink w:history="1" r:id="rIdgs2s6jmy7sp0rxg3r7qgt">
+            <w:hyperlink w:history="1" r:id="rId6zlecsyfjv1mg2tprthgn">
               <w:r>
                 <w:rPr>
                   <w:rFonts w:ascii="Arial" w:cs="Arial" w:eastAsia="Arial" w:hAnsi="Arial"/>
@@ -7693,7 +7693,7 @@
               <w:spacing w:after="10" w:before="0"/>
               <w:ind w:left="120"/>
             </w:pPr>
-            <w:hyperlink w:history="1" r:id="rIdcoctdplctdvtmpibvtayc">
+            <w:hyperlink w:history="1" r:id="rIdznotnkp7g52pvlb9nqo9o">
               <w:r>
                 <w:rPr>
                   <w:rFonts w:ascii="Arial" w:cs="Arial" w:eastAsia="Arial" w:hAnsi="Arial"/>
@@ -9180,7 +9180,7 @@
             <w:pPr>
               <w:spacing w:after="20" w:before="0"/>
             </w:pPr>
-            <w:hyperlink w:history="1" r:id="rIdb3hpbbk6yin9hqcyktud8">
+            <w:hyperlink w:history="1" r:id="rIduzmb8ozdfe56g_glyhzsg">
               <w:r>
                 <w:rPr>
                   <w:rFonts w:ascii="Arial" w:cs="Arial" w:eastAsia="Arial" w:hAnsi="Arial"/>
@@ -9213,7 +9213,7 @@
               <w:spacing w:after="10" w:before="0"/>
               <w:ind w:left="120"/>
             </w:pPr>
-            <w:hyperlink w:history="1" r:id="rIdqpiwy7jio_5suncp-boxn">
+            <w:hyperlink w:history="1" r:id="rIdnieq6ss58qupfx9qffrc5">
               <w:r>
                 <w:rPr>
                   <w:rFonts w:ascii="Arial" w:cs="Arial" w:eastAsia="Arial" w:hAnsi="Arial"/>
@@ -9258,7 +9258,7 @@
             <w:pPr>
               <w:spacing w:after="20" w:before="0"/>
             </w:pPr>
-            <w:hyperlink w:history="1" r:id="rIdf1clijn9agemzzatbt8zb">
+            <w:hyperlink w:history="1" r:id="rIdbhm2dxa9qgfjwlf7oj2tp">
               <w:r>
                 <w:rPr>
                   <w:rFonts w:ascii="Arial" w:cs="Arial" w:eastAsia="Arial" w:hAnsi="Arial"/>
@@ -9291,7 +9291,7 @@
               <w:spacing w:after="10" w:before="0"/>
               <w:ind w:left="120"/>
             </w:pPr>
-            <w:hyperlink w:history="1" r:id="rIdr2wmewhf4-cvbnhklwudo">
+            <w:hyperlink w:history="1" r:id="rId_kkj8viswpjrhufawvedn">
               <w:r>
                 <w:rPr>
                   <w:rFonts w:ascii="Arial" w:cs="Arial" w:eastAsia="Arial" w:hAnsi="Arial"/>
@@ -9486,7 +9486,7 @@
             <w:pPr>
               <w:spacing w:after="20" w:before="0"/>
             </w:pPr>
-            <w:hyperlink w:history="1" r:id="rIdqbswejo7lgv4xlphqcy0r">
+            <w:hyperlink w:history="1" r:id="rIdk_rxdem7td0ki5lmig_a1">
               <w:r>
                 <w:rPr>
                   <w:rFonts w:ascii="Arial" w:cs="Arial" w:eastAsia="Arial" w:hAnsi="Arial"/>
@@ -9519,7 +9519,7 @@
               <w:spacing w:after="10" w:before="0"/>
               <w:ind w:left="120"/>
             </w:pPr>
-            <w:hyperlink w:history="1" r:id="rIdamrg4zxr3pclkwygudqod">
+            <w:hyperlink w:history="1" r:id="rIdjeswkxucbyp9me4vew6xz">
               <w:r>
                 <w:rPr>
                   <w:rFonts w:ascii="Arial" w:cs="Arial" w:eastAsia="Arial" w:hAnsi="Arial"/>
@@ -9564,7 +9564,7 @@
             <w:pPr>
               <w:spacing w:after="20" w:before="0"/>
             </w:pPr>
-            <w:hyperlink w:history="1" r:id="rIde0m9rgw1hibzsl-koqvqb">
+            <w:hyperlink w:history="1" r:id="rId48afohrctdqzaddv372rm">
               <w:r>
                 <w:rPr>
                   <w:rFonts w:ascii="Arial" w:cs="Arial" w:eastAsia="Arial" w:hAnsi="Arial"/>
@@ -9597,7 +9597,7 @@
               <w:spacing w:after="10" w:before="0"/>
               <w:ind w:left="120"/>
             </w:pPr>
-            <w:hyperlink w:history="1" r:id="rIdde-bfz8pqnpn2xfwmnbzp">
+            <w:hyperlink w:history="1" r:id="rIdxlz25fa2w-qpo4c_fwumt">
               <w:r>
                 <w:rPr>
                   <w:rFonts w:ascii="Arial" w:cs="Arial" w:eastAsia="Arial" w:hAnsi="Arial"/>
@@ -9792,7 +9792,7 @@
             <w:pPr>
               <w:spacing w:after="20" w:before="0"/>
             </w:pPr>
-            <w:hyperlink w:history="1" r:id="rId3ni2l-ak4hogcwyma7x9o">
+            <w:hyperlink w:history="1" r:id="rIdinl5haxfhesketsec42ao">
               <w:r>
                 <w:rPr>
                   <w:rFonts w:ascii="Arial" w:cs="Arial" w:eastAsia="Arial" w:hAnsi="Arial"/>
@@ -9825,7 +9825,7 @@
               <w:spacing w:after="10" w:before="0"/>
               <w:ind w:left="120"/>
             </w:pPr>
-            <w:hyperlink w:history="1" r:id="rIdiwantffiirohd6_bglkf4">
+            <w:hyperlink w:history="1" r:id="rIddb4rxee360iiclsz1gf5p">
               <w:r>
                 <w:rPr>
                   <w:rFonts w:ascii="Arial" w:cs="Arial" w:eastAsia="Arial" w:hAnsi="Arial"/>
@@ -9870,7 +9870,7 @@
             <w:pPr>
               <w:spacing w:after="20" w:before="0"/>
             </w:pPr>
-            <w:hyperlink w:history="1" r:id="rIdppgstq862mqxl58itztve">
+            <w:hyperlink w:history="1" r:id="rIdq285cpuxtj6r4kznreoi_">
               <w:r>
                 <w:rPr>
                   <w:rFonts w:ascii="Arial" w:cs="Arial" w:eastAsia="Arial" w:hAnsi="Arial"/>
@@ -9903,7 +9903,7 @@
               <w:spacing w:after="10" w:before="0"/>
               <w:ind w:left="120"/>
             </w:pPr>
-            <w:hyperlink w:history="1" r:id="rIdow489hobtoepi0b-3fh_p">
+            <w:hyperlink w:history="1" r:id="rIdifcxk1fa5jftih09jk5ak">
               <w:r>
                 <w:rPr>
                   <w:rFonts w:ascii="Arial" w:cs="Arial" w:eastAsia="Arial" w:hAnsi="Arial"/>
@@ -10098,7 +10098,7 @@
             <w:pPr>
               <w:spacing w:after="20" w:before="0"/>
             </w:pPr>
-            <w:hyperlink w:history="1" r:id="rIddkmwi6r7xrij9rfdhqstd">
+            <w:hyperlink w:history="1" r:id="rIdjk_sry0su4esxwszefh2n">
               <w:r>
                 <w:rPr>
                   <w:rFonts w:ascii="Arial" w:cs="Arial" w:eastAsia="Arial" w:hAnsi="Arial"/>
@@ -10131,7 +10131,7 @@
               <w:spacing w:after="10" w:before="0"/>
               <w:ind w:left="120"/>
             </w:pPr>
-            <w:hyperlink w:history="1" r:id="rIdcptcndt_n1l40hyss1okd">
+            <w:hyperlink w:history="1" r:id="rIdrhvdrbar2do2-pveuitcm">
               <w:r>
                 <w:rPr>
                   <w:rFonts w:ascii="Arial" w:cs="Arial" w:eastAsia="Arial" w:hAnsi="Arial"/>
@@ -10176,7 +10176,7 @@
             <w:pPr>
               <w:spacing w:after="20" w:before="0"/>
             </w:pPr>
-            <w:hyperlink w:history="1" r:id="rId9pdmu76wsywyjyqhe-vg0">
+            <w:hyperlink w:history="1" r:id="rId6clifoqixsrc1vp85ppri">
               <w:r>
                 <w:rPr>
                   <w:rFonts w:ascii="Arial" w:cs="Arial" w:eastAsia="Arial" w:hAnsi="Arial"/>
@@ -10209,7 +10209,7 @@
               <w:spacing w:after="10" w:before="0"/>
               <w:ind w:left="120"/>
             </w:pPr>
-            <w:hyperlink w:history="1" r:id="rIdxiltge0swfgoz06v5sxa7">
+            <w:hyperlink w:history="1" r:id="rIdvxqufuzxh-h_odtuayido">
               <w:r>
                 <w:rPr>
                   <w:rFonts w:ascii="Arial" w:cs="Arial" w:eastAsia="Arial" w:hAnsi="Arial"/>
@@ -10404,7 +10404,7 @@
             <w:pPr>
               <w:spacing w:after="20" w:before="0"/>
             </w:pPr>
-            <w:hyperlink w:history="1" r:id="rIdtvlo0zt9apycgkmdegvcr">
+            <w:hyperlink w:history="1" r:id="rIdrfzjq8ebsmggohr3xk0h1">
               <w:r>
                 <w:rPr>
                   <w:rFonts w:ascii="Arial" w:cs="Arial" w:eastAsia="Arial" w:hAnsi="Arial"/>
@@ -10437,7 +10437,7 @@
               <w:spacing w:after="10" w:before="0"/>
               <w:ind w:left="120"/>
             </w:pPr>
-            <w:hyperlink w:history="1" r:id="rIdp-xamqlwizoxg2aq_lu2m">
+            <w:hyperlink w:history="1" r:id="rIdjcqlk1ffwfcf7w9c2-vms">
               <w:r>
                 <w:rPr>
                   <w:rFonts w:ascii="Arial" w:cs="Arial" w:eastAsia="Arial" w:hAnsi="Arial"/>
@@ -10482,7 +10482,7 @@
             <w:pPr>
               <w:spacing w:after="20" w:before="0"/>
             </w:pPr>
-            <w:hyperlink w:history="1" r:id="rIdexea3gbuysab5vub1_ktd">
+            <w:hyperlink w:history="1" r:id="rIdwuuum3ukvoklxzvmsj6f9">
               <w:r>
                 <w:rPr>
                   <w:rFonts w:ascii="Arial" w:cs="Arial" w:eastAsia="Arial" w:hAnsi="Arial"/>
@@ -10515,7 +10515,7 @@
               <w:spacing w:after="10" w:before="0"/>
               <w:ind w:left="120"/>
             </w:pPr>
-            <w:hyperlink w:history="1" r:id="rIdxwgmkjhlsea2paqbmd9f4">
+            <w:hyperlink w:history="1" r:id="rIddi1pqpqwxhwn0uhbr4zfg">
               <w:r>
                 <w:rPr>
                   <w:rFonts w:ascii="Arial" w:cs="Arial" w:eastAsia="Arial" w:hAnsi="Arial"/>
@@ -12002,7 +12002,7 @@
             <w:pPr>
               <w:spacing w:after="20" w:before="0"/>
             </w:pPr>
-            <w:hyperlink w:history="1" r:id="rIdjyansjek3lbgdh4gcu8ml">
+            <w:hyperlink w:history="1" r:id="rId0ms5x6zazqydld1ysqgsy">
               <w:r>
                 <w:rPr>
                   <w:rFonts w:ascii="Arial" w:cs="Arial" w:eastAsia="Arial" w:hAnsi="Arial"/>
@@ -12035,7 +12035,7 @@
               <w:spacing w:after="10" w:before="0"/>
               <w:ind w:left="120"/>
             </w:pPr>
-            <w:hyperlink w:history="1" r:id="rIdlv4zahqzg5ltpw7tfvg8v">
+            <w:hyperlink w:history="1" r:id="rIdbo7ht9btaduueviurfiap">
               <w:r>
                 <w:rPr>
                   <w:rFonts w:ascii="Arial" w:cs="Arial" w:eastAsia="Arial" w:hAnsi="Arial"/>
@@ -12080,7 +12080,7 @@
             <w:pPr>
               <w:spacing w:after="20" w:before="0"/>
             </w:pPr>
-            <w:hyperlink w:history="1" r:id="rIdehdw_juckq0latidllvir">
+            <w:hyperlink w:history="1" r:id="rIdccsaxpzcdtzprtkd_exbc">
               <w:r>
                 <w:rPr>
                   <w:rFonts w:ascii="Arial" w:cs="Arial" w:eastAsia="Arial" w:hAnsi="Arial"/>
@@ -12113,7 +12113,7 @@
               <w:spacing w:after="10" w:before="0"/>
               <w:ind w:left="120"/>
             </w:pPr>
-            <w:hyperlink w:history="1" r:id="rIdz-xhb1kcx03zfrenncist">
+            <w:hyperlink w:history="1" r:id="rIdxpobexdo-cyghjp9u9jsz">
               <w:r>
                 <w:rPr>
                   <w:rFonts w:ascii="Arial" w:cs="Arial" w:eastAsia="Arial" w:hAnsi="Arial"/>
@@ -12308,7 +12308,7 @@
             <w:pPr>
               <w:spacing w:after="20" w:before="0"/>
             </w:pPr>
-            <w:hyperlink w:history="1" r:id="rIdpfabgsfbn7i5cuujnomkx">
+            <w:hyperlink w:history="1" r:id="rIdfqkmabsga8dzmoq2sstkm">
               <w:r>
                 <w:rPr>
                   <w:rFonts w:ascii="Arial" w:cs="Arial" w:eastAsia="Arial" w:hAnsi="Arial"/>
@@ -12341,7 +12341,7 @@
               <w:spacing w:after="10" w:before="0"/>
               <w:ind w:left="120"/>
             </w:pPr>
-            <w:hyperlink w:history="1" r:id="rIdd08oggtxnrh0z-_amc-vq">
+            <w:hyperlink w:history="1" r:id="rIdbhvmp0gdezqqv8tlgazzp">
               <w:r>
                 <w:rPr>
                   <w:rFonts w:ascii="Arial" w:cs="Arial" w:eastAsia="Arial" w:hAnsi="Arial"/>
@@ -12386,7 +12386,7 @@
             <w:pPr>
               <w:spacing w:after="20" w:before="0"/>
             </w:pPr>
-            <w:hyperlink w:history="1" r:id="rIdhjzvqblpzb4ao7lgdstzi">
+            <w:hyperlink w:history="1" r:id="rIdiw0p04yqxrepjkpnpig5e">
               <w:r>
                 <w:rPr>
                   <w:rFonts w:ascii="Arial" w:cs="Arial" w:eastAsia="Arial" w:hAnsi="Arial"/>
@@ -12419,7 +12419,7 @@
               <w:spacing w:after="10" w:before="0"/>
               <w:ind w:left="120"/>
             </w:pPr>
-            <w:hyperlink w:history="1" r:id="rIdsuv1gk1bv7vpddzziw8nt">
+            <w:hyperlink w:history="1" r:id="rIdgzf_ktx76lb3bi12vflze">
               <w:r>
                 <w:rPr>
                   <w:rFonts w:ascii="Arial" w:cs="Arial" w:eastAsia="Arial" w:hAnsi="Arial"/>
@@ -12614,7 +12614,7 @@
             <w:pPr>
               <w:spacing w:after="20" w:before="0"/>
             </w:pPr>
-            <w:hyperlink w:history="1" r:id="rIdwkowbgeco2qhj_drr2ogz">
+            <w:hyperlink w:history="1" r:id="rIdtzextcdltra4ziol6ybh-">
               <w:r>
                 <w:rPr>
                   <w:rFonts w:ascii="Arial" w:cs="Arial" w:eastAsia="Arial" w:hAnsi="Arial"/>
@@ -12647,7 +12647,7 @@
               <w:spacing w:after="10" w:before="0"/>
               <w:ind w:left="120"/>
             </w:pPr>
-            <w:hyperlink w:history="1" r:id="rIdwbeboikzizn-kjreen8et">
+            <w:hyperlink w:history="1" r:id="rIdfeuvppmtchrjhuzpvgqmg">
               <w:r>
                 <w:rPr>
                   <w:rFonts w:ascii="Arial" w:cs="Arial" w:eastAsia="Arial" w:hAnsi="Arial"/>
@@ -12692,7 +12692,7 @@
             <w:pPr>
               <w:spacing w:after="20" w:before="0"/>
             </w:pPr>
-            <w:hyperlink w:history="1" r:id="rId1ekcu8o8a52oc9gqmkc8s">
+            <w:hyperlink w:history="1" r:id="rId5oqkfg5li00fdr12y9i0q">
               <w:r>
                 <w:rPr>
                   <w:rFonts w:ascii="Arial" w:cs="Arial" w:eastAsia="Arial" w:hAnsi="Arial"/>
@@ -12725,7 +12725,7 @@
               <w:spacing w:after="10" w:before="0"/>
               <w:ind w:left="120"/>
             </w:pPr>
-            <w:hyperlink w:history="1" r:id="rId8_clg2svh3h4hjg4i4m7g">
+            <w:hyperlink w:history="1" r:id="rIdvgvoot1cgtiirsbocplcj">
               <w:r>
                 <w:rPr>
                   <w:rFonts w:ascii="Arial" w:cs="Arial" w:eastAsia="Arial" w:hAnsi="Arial"/>
@@ -12920,7 +12920,7 @@
             <w:pPr>
               <w:spacing w:after="20" w:before="0"/>
             </w:pPr>
-            <w:hyperlink w:history="1" r:id="rIdiwet9mmnxv4p-0fuwblgc">
+            <w:hyperlink w:history="1" r:id="rId0glhyfyt19imfoy4hiu_a">
               <w:r>
                 <w:rPr>
                   <w:rFonts w:ascii="Arial" w:cs="Arial" w:eastAsia="Arial" w:hAnsi="Arial"/>
@@ -12953,7 +12953,7 @@
               <w:spacing w:after="10" w:before="0"/>
               <w:ind w:left="120"/>
             </w:pPr>
-            <w:hyperlink w:history="1" r:id="rIdzzwh0gwmqs3foqokslvtd">
+            <w:hyperlink w:history="1" r:id="rIdfvhv12v_psdxa3hlb6lfv">
               <w:r>
                 <w:rPr>
                   <w:rFonts w:ascii="Arial" w:cs="Arial" w:eastAsia="Arial" w:hAnsi="Arial"/>
@@ -12998,7 +12998,7 @@
             <w:pPr>
               <w:spacing w:after="20" w:before="0"/>
             </w:pPr>
-            <w:hyperlink w:history="1" r:id="rIdfp7ixghotusnvgabgf2kw">
+            <w:hyperlink w:history="1" r:id="rIdixumbbbomvhlo-48mmaxs">
               <w:r>
                 <w:rPr>
                   <w:rFonts w:ascii="Arial" w:cs="Arial" w:eastAsia="Arial" w:hAnsi="Arial"/>
@@ -13031,7 +13031,7 @@
               <w:spacing w:after="10" w:before="0"/>
               <w:ind w:left="120"/>
             </w:pPr>
-            <w:hyperlink w:history="1" r:id="rIdjclby5brsi1rjewc_qqde">
+            <w:hyperlink w:history="1" r:id="rIdsldqtx65p3opnoashu-_j">
               <w:r>
                 <w:rPr>
                   <w:rFonts w:ascii="Arial" w:cs="Arial" w:eastAsia="Arial" w:hAnsi="Arial"/>
@@ -13226,7 +13226,7 @@
             <w:pPr>
               <w:spacing w:after="20" w:before="0"/>
             </w:pPr>
-            <w:hyperlink w:history="1" r:id="rId-t5qituc2xrcjpljhdge1">
+            <w:hyperlink w:history="1" r:id="rId0fntoco_djkvicaukc2jm">
               <w:r>
                 <w:rPr>
                   <w:rFonts w:ascii="Arial" w:cs="Arial" w:eastAsia="Arial" w:hAnsi="Arial"/>
@@ -13259,7 +13259,7 @@
               <w:spacing w:after="10" w:before="0"/>
               <w:ind w:left="120"/>
             </w:pPr>
-            <w:hyperlink w:history="1" r:id="rIdsg6iodazmqeuzv7_nbwfc">
+            <w:hyperlink w:history="1" r:id="rIdv2jx_qwbgheavp4v0bobw">
               <w:r>
                 <w:rPr>
                   <w:rFonts w:ascii="Arial" w:cs="Arial" w:eastAsia="Arial" w:hAnsi="Arial"/>
@@ -13304,7 +13304,7 @@
             <w:pPr>
               <w:spacing w:after="20" w:before="0"/>
             </w:pPr>
-            <w:hyperlink w:history="1" r:id="rIdmksqisymhf5qb9hidwy2j">
+            <w:hyperlink w:history="1" r:id="rId6aef3weyc3r1w2zjqxvfb">
               <w:r>
                 <w:rPr>
                   <w:rFonts w:ascii="Arial" w:cs="Arial" w:eastAsia="Arial" w:hAnsi="Arial"/>
@@ -13337,7 +13337,7 @@
               <w:spacing w:after="10" w:before="0"/>
               <w:ind w:left="120"/>
             </w:pPr>
-            <w:hyperlink w:history="1" r:id="rIdrogfqhrq1wlnadl9vdlkm">
+            <w:hyperlink w:history="1" r:id="rIdvg6u-orcwz8llky9cbk_4">
               <w:r>
                 <w:rPr>
                   <w:rFonts w:ascii="Arial" w:cs="Arial" w:eastAsia="Arial" w:hAnsi="Arial"/>
@@ -14824,7 +14824,7 @@
             <w:pPr>
               <w:spacing w:after="20" w:before="0"/>
             </w:pPr>
-            <w:hyperlink w:history="1" r:id="rIdqlg2gr42q2s2bjyh8mt28">
+            <w:hyperlink w:history="1" r:id="rIdcbxzbez1czkvkwskhfjvv">
               <w:r>
                 <w:rPr>
                   <w:rFonts w:ascii="Arial" w:cs="Arial" w:eastAsia="Arial" w:hAnsi="Arial"/>
@@ -14857,7 +14857,7 @@
               <w:spacing w:after="10" w:before="0"/>
               <w:ind w:left="120"/>
             </w:pPr>
-            <w:hyperlink w:history="1" r:id="rIdk2r5sqysca5vrkt-muc00">
+            <w:hyperlink w:history="1" r:id="rIdhjh59qpd6i3tjobtlxtwx">
               <w:r>
                 <w:rPr>
                   <w:rFonts w:ascii="Arial" w:cs="Arial" w:eastAsia="Arial" w:hAnsi="Arial"/>
@@ -14902,7 +14902,7 @@
             <w:pPr>
               <w:spacing w:after="20" w:before="0"/>
             </w:pPr>
-            <w:hyperlink w:history="1" r:id="rIdii-fwamiudsjly1we5ubj">
+            <w:hyperlink w:history="1" r:id="rIdl_gwfu-8l5s6tzkls8mcp">
               <w:r>
                 <w:rPr>
                   <w:rFonts w:ascii="Arial" w:cs="Arial" w:eastAsia="Arial" w:hAnsi="Arial"/>
@@ -14935,7 +14935,7 @@
               <w:spacing w:after="10" w:before="0"/>
               <w:ind w:left="120"/>
             </w:pPr>
-            <w:hyperlink w:history="1" r:id="rIdcy2a84jvc1dqgwckma-zd">
+            <w:hyperlink w:history="1" r:id="rIdeqgvhmntirzwqurrgwwmo">
               <w:r>
                 <w:rPr>
                   <w:rFonts w:ascii="Arial" w:cs="Arial" w:eastAsia="Arial" w:hAnsi="Arial"/>
@@ -15130,7 +15130,7 @@
             <w:pPr>
               <w:spacing w:after="20" w:before="0"/>
             </w:pPr>
-            <w:hyperlink w:history="1" r:id="rId5_1es0bypdhlubxka3veu">
+            <w:hyperlink w:history="1" r:id="rIdvfx87avpj_cjzge48aink">
               <w:r>
                 <w:rPr>
                   <w:rFonts w:ascii="Arial" w:cs="Arial" w:eastAsia="Arial" w:hAnsi="Arial"/>
@@ -15163,7 +15163,7 @@
               <w:spacing w:after="10" w:before="0"/>
               <w:ind w:left="120"/>
             </w:pPr>
-            <w:hyperlink w:history="1" r:id="rIdemd3is0nxinqiizyqugtr">
+            <w:hyperlink w:history="1" r:id="rIdamfokl7zqxozhqqvf600s">
               <w:r>
                 <w:rPr>
                   <w:rFonts w:ascii="Arial" w:cs="Arial" w:eastAsia="Arial" w:hAnsi="Arial"/>
@@ -15208,7 +15208,7 @@
             <w:pPr>
               <w:spacing w:after="20" w:before="0"/>
             </w:pPr>
-            <w:hyperlink w:history="1" r:id="rIdwvpefd-0_e6ullutv_nzk">
+            <w:hyperlink w:history="1" r:id="rIdsep07x4xdcaqfwhzuvv0_">
               <w:r>
                 <w:rPr>
                   <w:rFonts w:ascii="Arial" w:cs="Arial" w:eastAsia="Arial" w:hAnsi="Arial"/>
@@ -15241,7 +15241,7 @@
               <w:spacing w:after="10" w:before="0"/>
               <w:ind w:left="120"/>
             </w:pPr>
-            <w:hyperlink w:history="1" r:id="rId-h5ty6vtberblx8x-pm-d">
+            <w:hyperlink w:history="1" r:id="rIdimq5w_tvg9qszheesfvkl">
               <w:r>
                 <w:rPr>
                   <w:rFonts w:ascii="Arial" w:cs="Arial" w:eastAsia="Arial" w:hAnsi="Arial"/>
@@ -15436,7 +15436,7 @@
             <w:pPr>
               <w:spacing w:after="20" w:before="0"/>
             </w:pPr>
-            <w:hyperlink w:history="1" r:id="rIdfjpajfnuvl2svw2_e9wtc">
+            <w:hyperlink w:history="1" r:id="rIddfhdkj7pjsswsjquzknjn">
               <w:r>
                 <w:rPr>
                   <w:rFonts w:ascii="Arial" w:cs="Arial" w:eastAsia="Arial" w:hAnsi="Arial"/>
@@ -15469,7 +15469,7 @@
               <w:spacing w:after="10" w:before="0"/>
               <w:ind w:left="120"/>
             </w:pPr>
-            <w:hyperlink w:history="1" r:id="rIdwp8bueesee8_rdd3kfkgy">
+            <w:hyperlink w:history="1" r:id="rIdpkjavv_jl-zb_0zeuzgzp">
               <w:r>
                 <w:rPr>
                   <w:rFonts w:ascii="Arial" w:cs="Arial" w:eastAsia="Arial" w:hAnsi="Arial"/>
@@ -15514,7 +15514,7 @@
             <w:pPr>
               <w:spacing w:after="20" w:before="0"/>
             </w:pPr>
-            <w:hyperlink w:history="1" r:id="rIdycyblmtf3pm-1ouvebv9t">
+            <w:hyperlink w:history="1" r:id="rIdlhv9mijpgi3fymktqedu0">
               <w:r>
                 <w:rPr>
                   <w:rFonts w:ascii="Arial" w:cs="Arial" w:eastAsia="Arial" w:hAnsi="Arial"/>
@@ -15547,7 +15547,7 @@
               <w:spacing w:after="10" w:before="0"/>
               <w:ind w:left="120"/>
             </w:pPr>
-            <w:hyperlink w:history="1" r:id="rIdcs9ysn_b_zlg9ylibbabm">
+            <w:hyperlink w:history="1" r:id="rIdnayi0xlek9vfqee2rsj_v">
               <w:r>
                 <w:rPr>
                   <w:rFonts w:ascii="Arial" w:cs="Arial" w:eastAsia="Arial" w:hAnsi="Arial"/>
@@ -15742,7 +15742,7 @@
             <w:pPr>
               <w:spacing w:after="20" w:before="0"/>
             </w:pPr>
-            <w:hyperlink w:history="1" r:id="rIdnoobqwejgo3vce22cutj6">
+            <w:hyperlink w:history="1" r:id="rId3x5bpo_5mcnzwwn0fhcv2">
               <w:r>
                 <w:rPr>
                   <w:rFonts w:ascii="Arial" w:cs="Arial" w:eastAsia="Arial" w:hAnsi="Arial"/>
@@ -15775,7 +15775,7 @@
               <w:spacing w:after="10" w:before="0"/>
               <w:ind w:left="120"/>
             </w:pPr>
-            <w:hyperlink w:history="1" r:id="rId370u6dguxbyggywkof3me">
+            <w:hyperlink w:history="1" r:id="rIdvbtq81mescjejrl-vspqi">
               <w:r>
                 <w:rPr>
                   <w:rFonts w:ascii="Arial" w:cs="Arial" w:eastAsia="Arial" w:hAnsi="Arial"/>
@@ -15820,7 +15820,7 @@
             <w:pPr>
               <w:spacing w:after="20" w:before="0"/>
             </w:pPr>
-            <w:hyperlink w:history="1" r:id="rIdlh22rgjrqgsn7fyprx12g">
+            <w:hyperlink w:history="1" r:id="rIde_xrbnbdo-5_y9j1j3rvz">
               <w:r>
                 <w:rPr>
                   <w:rFonts w:ascii="Arial" w:cs="Arial" w:eastAsia="Arial" w:hAnsi="Arial"/>
@@ -15853,7 +15853,7 @@
               <w:spacing w:after="10" w:before="0"/>
               <w:ind w:left="120"/>
             </w:pPr>
-            <w:hyperlink w:history="1" r:id="rIdykighodhhu0rexsz16ynl">
+            <w:hyperlink w:history="1" r:id="rIdcnlh0eseqlid7n4ndwcup">
               <w:r>
                 <w:rPr>
                   <w:rFonts w:ascii="Arial" w:cs="Arial" w:eastAsia="Arial" w:hAnsi="Arial"/>
@@ -16048,7 +16048,7 @@
             <w:pPr>
               <w:spacing w:after="20" w:before="0"/>
             </w:pPr>
-            <w:hyperlink w:history="1" r:id="rIdxpkpyjuyrnpi89ir2vla1">
+            <w:hyperlink w:history="1" r:id="rIdustdccfrjwiuy6sgorg9m">
               <w:r>
                 <w:rPr>
                   <w:rFonts w:ascii="Arial" w:cs="Arial" w:eastAsia="Arial" w:hAnsi="Arial"/>
@@ -16081,7 +16081,7 @@
               <w:spacing w:after="10" w:before="0"/>
               <w:ind w:left="120"/>
             </w:pPr>
-            <w:hyperlink w:history="1" r:id="rIdq4kgtrsx-mboxqrlrz5y1">
+            <w:hyperlink w:history="1" r:id="rIdro9qh3h9wjnxzalirl0e6">
               <w:r>
                 <w:rPr>
                   <w:rFonts w:ascii="Arial" w:cs="Arial" w:eastAsia="Arial" w:hAnsi="Arial"/>
@@ -16126,7 +16126,7 @@
             <w:pPr>
               <w:spacing w:after="20" w:before="0"/>
             </w:pPr>
-            <w:hyperlink w:history="1" r:id="rIdk49rln3_rzx0_bgajdxfd">
+            <w:hyperlink w:history="1" r:id="rIdpbgp8wvddw7dejrksapb-">
               <w:r>
                 <w:rPr>
                   <w:rFonts w:ascii="Arial" w:cs="Arial" w:eastAsia="Arial" w:hAnsi="Arial"/>
@@ -16159,7 +16159,7 @@
               <w:spacing w:after="10" w:before="0"/>
               <w:ind w:left="120"/>
             </w:pPr>
-            <w:hyperlink w:history="1" r:id="rIdwydcnjq1fovbhwjbfs5k8">
+            <w:hyperlink w:history="1" r:id="rIdatctfzsrfpds_cxmb-rnb">
               <w:r>
                 <w:rPr>
                   <w:rFonts w:ascii="Arial" w:cs="Arial" w:eastAsia="Arial" w:hAnsi="Arial"/>
@@ -17646,7 +17646,7 @@
             <w:pPr>
               <w:spacing w:after="20" w:before="0"/>
             </w:pPr>
-            <w:hyperlink w:history="1" r:id="rIdbdxcghqofzko-dan7eos1">
+            <w:hyperlink w:history="1" r:id="rId4cwhxraftxiflasyoogx1">
               <w:r>
                 <w:rPr>
                   <w:rFonts w:ascii="Arial" w:cs="Arial" w:eastAsia="Arial" w:hAnsi="Arial"/>
@@ -17679,7 +17679,7 @@
               <w:spacing w:after="10" w:before="0"/>
               <w:ind w:left="120"/>
             </w:pPr>
-            <w:hyperlink w:history="1" r:id="rIdi-a9zfskt7jxb1mozmvzn">
+            <w:hyperlink w:history="1" r:id="rId6tavxsjou7x6rnio9p4rm">
               <w:r>
                 <w:rPr>
                   <w:rFonts w:ascii="Arial" w:cs="Arial" w:eastAsia="Arial" w:hAnsi="Arial"/>
@@ -17724,7 +17724,7 @@
             <w:pPr>
               <w:spacing w:after="20" w:before="0"/>
             </w:pPr>
-            <w:hyperlink w:history="1" r:id="rId4wu90oeluq_giy9p3lwsy">
+            <w:hyperlink w:history="1" r:id="rIdpzabp7h0lwn-xnavbgq6r">
               <w:r>
                 <w:rPr>
                   <w:rFonts w:ascii="Arial" w:cs="Arial" w:eastAsia="Arial" w:hAnsi="Arial"/>
@@ -17757,7 +17757,7 @@
               <w:spacing w:after="10" w:before="0"/>
               <w:ind w:left="120"/>
             </w:pPr>
-            <w:hyperlink w:history="1" r:id="rIdlvuqammts3qa5xfir3naf">
+            <w:hyperlink w:history="1" r:id="rIdptlibbkycw7zeo0i8h9hk">
               <w:r>
                 <w:rPr>
                   <w:rFonts w:ascii="Arial" w:cs="Arial" w:eastAsia="Arial" w:hAnsi="Arial"/>
@@ -17952,7 +17952,7 @@
             <w:pPr>
               <w:spacing w:after="20" w:before="0"/>
             </w:pPr>
-            <w:hyperlink w:history="1" r:id="rIdzvh80u4b_6ihkkl-igarz">
+            <w:hyperlink w:history="1" r:id="rId18wgjpi6b5jvgo0dehfpn">
               <w:r>
                 <w:rPr>
                   <w:rFonts w:ascii="Arial" w:cs="Arial" w:eastAsia="Arial" w:hAnsi="Arial"/>
@@ -17985,7 +17985,7 @@
               <w:spacing w:after="10" w:before="0"/>
               <w:ind w:left="120"/>
             </w:pPr>
-            <w:hyperlink w:history="1" r:id="rIdnorgm8oqg1cgqzsslkng6">
+            <w:hyperlink w:history="1" r:id="rId1hkys5pvg4bz1nu87eggg">
               <w:r>
                 <w:rPr>
                   <w:rFonts w:ascii="Arial" w:cs="Arial" w:eastAsia="Arial" w:hAnsi="Arial"/>
@@ -18030,7 +18030,7 @@
             <w:pPr>
               <w:spacing w:after="20" w:before="0"/>
             </w:pPr>
-            <w:hyperlink w:history="1" r:id="rIdt-eg8aoi-ieg9mwe3qmcv">
+            <w:hyperlink w:history="1" r:id="rId_sxnc2fx_cb6esmlf4yi6">
               <w:r>
                 <w:rPr>
                   <w:rFonts w:ascii="Arial" w:cs="Arial" w:eastAsia="Arial" w:hAnsi="Arial"/>
@@ -18063,7 +18063,7 @@
               <w:spacing w:after="10" w:before="0"/>
               <w:ind w:left="120"/>
             </w:pPr>
-            <w:hyperlink w:history="1" r:id="rId7xennoy7xrq1177jgptz0">
+            <w:hyperlink w:history="1" r:id="rIdfyyegjgp_u5nj1r_krjbz">
               <w:r>
                 <w:rPr>
                   <w:rFonts w:ascii="Arial" w:cs="Arial" w:eastAsia="Arial" w:hAnsi="Arial"/>
@@ -18258,7 +18258,7 @@
             <w:pPr>
               <w:spacing w:after="20" w:before="0"/>
             </w:pPr>
-            <w:hyperlink w:history="1" r:id="rIdjm-bjlbiubxhwgbg5bblf">
+            <w:hyperlink w:history="1" r:id="rIdhzgdth2geil_njw1-fojh">
               <w:r>
                 <w:rPr>
                   <w:rFonts w:ascii="Arial" w:cs="Arial" w:eastAsia="Arial" w:hAnsi="Arial"/>
@@ -18291,7 +18291,7 @@
               <w:spacing w:after="10" w:before="0"/>
               <w:ind w:left="120"/>
             </w:pPr>
-            <w:hyperlink w:history="1" r:id="rIdz1mdglnbqvficn_ngyrxp">
+            <w:hyperlink w:history="1" r:id="rIdf9mjutlvmzc_ridp1ybou">
               <w:r>
                 <w:rPr>
                   <w:rFonts w:ascii="Arial" w:cs="Arial" w:eastAsia="Arial" w:hAnsi="Arial"/>
@@ -18336,7 +18336,7 @@
             <w:pPr>
               <w:spacing w:after="20" w:before="0"/>
             </w:pPr>
-            <w:hyperlink w:history="1" r:id="rId1ickxzq64sppqlgfxldjy">
+            <w:hyperlink w:history="1" r:id="rIdtjgniupogzhnvv4cfxyex">
               <w:r>
                 <w:rPr>
                   <w:rFonts w:ascii="Arial" w:cs="Arial" w:eastAsia="Arial" w:hAnsi="Arial"/>
@@ -18369,7 +18369,7 @@
               <w:spacing w:after="10" w:before="0"/>
               <w:ind w:left="120"/>
             </w:pPr>
-            <w:hyperlink w:history="1" r:id="rIdb7hzxxqyf33ygmig2x-bu">
+            <w:hyperlink w:history="1" r:id="rIdiiz37o6zwfvjgpwflfxyd">
               <w:r>
                 <w:rPr>
                   <w:rFonts w:ascii="Arial" w:cs="Arial" w:eastAsia="Arial" w:hAnsi="Arial"/>
@@ -18564,7 +18564,7 @@
             <w:pPr>
               <w:spacing w:after="20" w:before="0"/>
             </w:pPr>
-            <w:hyperlink w:history="1" r:id="rIdu0pzdar8iis4sz2hhtasi">
+            <w:hyperlink w:history="1" r:id="rIdbbsxe7lzzjxvu5t6qn2wt">
               <w:r>
                 <w:rPr>
                   <w:rFonts w:ascii="Arial" w:cs="Arial" w:eastAsia="Arial" w:hAnsi="Arial"/>
@@ -18597,7 +18597,7 @@
               <w:spacing w:after="10" w:before="0"/>
               <w:ind w:left="120"/>
             </w:pPr>
-            <w:hyperlink w:history="1" r:id="rIdzdiokldcmqz_-jnmnsafr">
+            <w:hyperlink w:history="1" r:id="rId8ccr0dksm_gintslg4q2q">
               <w:r>
                 <w:rPr>
                   <w:rFonts w:ascii="Arial" w:cs="Arial" w:eastAsia="Arial" w:hAnsi="Arial"/>
@@ -18642,7 +18642,7 @@
             <w:pPr>
               <w:spacing w:after="20" w:before="0"/>
             </w:pPr>
-            <w:hyperlink w:history="1" r:id="rId5opbg_lda93dascowgpwc">
+            <w:hyperlink w:history="1" r:id="rIdqyxjdd2l3cdewvykvovgy">
               <w:r>
                 <w:rPr>
                   <w:rFonts w:ascii="Arial" w:cs="Arial" w:eastAsia="Arial" w:hAnsi="Arial"/>
@@ -18675,7 +18675,7 @@
               <w:spacing w:after="10" w:before="0"/>
               <w:ind w:left="120"/>
             </w:pPr>
-            <w:hyperlink w:history="1" r:id="rIdowslq0gxm4ernlcbbw6xd">
+            <w:hyperlink w:history="1" r:id="rIday2kwpuqyp9475wsnap_m">
               <w:r>
                 <w:rPr>
                   <w:rFonts w:ascii="Arial" w:cs="Arial" w:eastAsia="Arial" w:hAnsi="Arial"/>
@@ -18870,7 +18870,7 @@
             <w:pPr>
               <w:spacing w:after="20" w:before="0"/>
             </w:pPr>
-            <w:hyperlink w:history="1" r:id="rIdued-fvpiwez4utkmbphb4">
+            <w:hyperlink w:history="1" r:id="rIduadpoabijml3xtnx9fmfh">
               <w:r>
                 <w:rPr>
                   <w:rFonts w:ascii="Arial" w:cs="Arial" w:eastAsia="Arial" w:hAnsi="Arial"/>
@@ -18903,7 +18903,7 @@
               <w:spacing w:after="10" w:before="0"/>
               <w:ind w:left="120"/>
             </w:pPr>
-            <w:hyperlink w:history="1" r:id="rIdvkcsixbpzxkbyevbtqi5a">
+            <w:hyperlink w:history="1" r:id="rIdsejrnl-gl2nzmokeazuae">
               <w:r>
                 <w:rPr>
                   <w:rFonts w:ascii="Arial" w:cs="Arial" w:eastAsia="Arial" w:hAnsi="Arial"/>
@@ -18948,7 +18948,7 @@
             <w:pPr>
               <w:spacing w:after="20" w:before="0"/>
             </w:pPr>
-            <w:hyperlink w:history="1" r:id="rIdf-2je0fajryccnnrtiqof">
+            <w:hyperlink w:history="1" r:id="rIdt8dvljwtc-tvskbmg0tdd">
               <w:r>
                 <w:rPr>
                   <w:rFonts w:ascii="Arial" w:cs="Arial" w:eastAsia="Arial" w:hAnsi="Arial"/>
@@ -18981,7 +18981,7 @@
               <w:spacing w:after="10" w:before="0"/>
               <w:ind w:left="120"/>
             </w:pPr>
-            <w:hyperlink w:history="1" r:id="rId7zs55s413b3rahd9yjdjh">
+            <w:hyperlink w:history="1" r:id="rId-7gxtsqch4qh05tpoutvt">
               <w:r>
                 <w:rPr>
                   <w:rFonts w:ascii="Arial" w:cs="Arial" w:eastAsia="Arial" w:hAnsi="Arial"/>
@@ -20468,7 +20468,7 @@
             <w:pPr>
               <w:spacing w:after="20" w:before="0"/>
             </w:pPr>
-            <w:hyperlink w:history="1" r:id="rId-mpjyn-eawwm2hgtfzcr0">
+            <w:hyperlink w:history="1" r:id="rIdvqldjsi1zwwhcofbt1qdc">
               <w:r>
                 <w:rPr>
                   <w:rFonts w:ascii="Arial" w:cs="Arial" w:eastAsia="Arial" w:hAnsi="Arial"/>
@@ -20501,7 +20501,7 @@
               <w:spacing w:after="10" w:before="0"/>
               <w:ind w:left="120"/>
             </w:pPr>
-            <w:hyperlink w:history="1" r:id="rIdr2p8nd1zkbdvvb3ssfede">
+            <w:hyperlink w:history="1" r:id="rIdgtwpxu8wcru1ql4nniq6c">
               <w:r>
                 <w:rPr>
                   <w:rFonts w:ascii="Arial" w:cs="Arial" w:eastAsia="Arial" w:hAnsi="Arial"/>
@@ -20546,7 +20546,7 @@
             <w:pPr>
               <w:spacing w:after="20" w:before="0"/>
             </w:pPr>
-            <w:hyperlink w:history="1" r:id="rIdiphvmt3g1vrzqtnxcskop">
+            <w:hyperlink w:history="1" r:id="rIdq_ppr6z3vbffu571a1fur">
               <w:r>
                 <w:rPr>
                   <w:rFonts w:ascii="Arial" w:cs="Arial" w:eastAsia="Arial" w:hAnsi="Arial"/>
@@ -20579,7 +20579,7 @@
               <w:spacing w:after="10" w:before="0"/>
               <w:ind w:left="120"/>
             </w:pPr>
-            <w:hyperlink w:history="1" r:id="rId2al1ogkynxtqdjf-5wjc7">
+            <w:hyperlink w:history="1" r:id="rIda9mcls2hlslk5zxr6fhzz">
               <w:r>
                 <w:rPr>
                   <w:rFonts w:ascii="Arial" w:cs="Arial" w:eastAsia="Arial" w:hAnsi="Arial"/>
@@ -20774,7 +20774,7 @@
             <w:pPr>
               <w:spacing w:after="20" w:before="0"/>
             </w:pPr>
-            <w:hyperlink w:history="1" r:id="rId1t9ybounvruosh1rrg0mv">
+            <w:hyperlink w:history="1" r:id="rIdvfglhqtj_5sysqxbbyhsy">
               <w:r>
                 <w:rPr>
                   <w:rFonts w:ascii="Arial" w:cs="Arial" w:eastAsia="Arial" w:hAnsi="Arial"/>
@@ -20807,7 +20807,7 @@
               <w:spacing w:after="10" w:before="0"/>
               <w:ind w:left="120"/>
             </w:pPr>
-            <w:hyperlink w:history="1" r:id="rIdelnv8zuj0i0agvx7hs0kf">
+            <w:hyperlink w:history="1" r:id="rIdx4cakydy6ypoeibcncpsc">
               <w:r>
                 <w:rPr>
                   <w:rFonts w:ascii="Arial" w:cs="Arial" w:eastAsia="Arial" w:hAnsi="Arial"/>
@@ -20852,7 +20852,7 @@
             <w:pPr>
               <w:spacing w:after="20" w:before="0"/>
             </w:pPr>
-            <w:hyperlink w:history="1" r:id="rId47uwfzgtktpjgcryjcw7p">
+            <w:hyperlink w:history="1" r:id="rId6-vgidhst1pc2kkexjdzw">
               <w:r>
                 <w:rPr>
                   <w:rFonts w:ascii="Arial" w:cs="Arial" w:eastAsia="Arial" w:hAnsi="Arial"/>
@@ -20885,7 +20885,7 @@
               <w:spacing w:after="10" w:before="0"/>
               <w:ind w:left="120"/>
             </w:pPr>
-            <w:hyperlink w:history="1" r:id="rIdip1gveyast6l0wvpr_ugp">
+            <w:hyperlink w:history="1" r:id="rIdq_40unu5ewzhwtihs1wu-">
               <w:r>
                 <w:rPr>
                   <w:rFonts w:ascii="Arial" w:cs="Arial" w:eastAsia="Arial" w:hAnsi="Arial"/>
@@ -21080,7 +21080,7 @@
             <w:pPr>
               <w:spacing w:after="20" w:before="0"/>
             </w:pPr>
-            <w:hyperlink w:history="1" r:id="rIdbbgehu5g5p35pla32xqh-">
+            <w:hyperlink w:history="1" r:id="rIdprzhjpu9olcrpnrcqfcye">
               <w:r>
                 <w:rPr>
                   <w:rFonts w:ascii="Arial" w:cs="Arial" w:eastAsia="Arial" w:hAnsi="Arial"/>
@@ -21113,7 +21113,7 @@
               <w:spacing w:after="10" w:before="0"/>
               <w:ind w:left="120"/>
             </w:pPr>
-            <w:hyperlink w:history="1" r:id="rId6q_zynjrrqrjoahtcwlfu">
+            <w:hyperlink w:history="1" r:id="rIdhy5lanzmoikenkna3x88n">
               <w:r>
                 <w:rPr>
                   <w:rFonts w:ascii="Arial" w:cs="Arial" w:eastAsia="Arial" w:hAnsi="Arial"/>
@@ -21158,7 +21158,7 @@
             <w:pPr>
               <w:spacing w:after="20" w:before="0"/>
             </w:pPr>
-            <w:hyperlink w:history="1" r:id="rId37x8psruwyl0pivzoclx0">
+            <w:hyperlink w:history="1" r:id="rIdkatqp9w8yg5kej6veg-kb">
               <w:r>
                 <w:rPr>
                   <w:rFonts w:ascii="Arial" w:cs="Arial" w:eastAsia="Arial" w:hAnsi="Arial"/>
@@ -21191,7 +21191,7 @@
               <w:spacing w:after="10" w:before="0"/>
               <w:ind w:left="120"/>
             </w:pPr>
-            <w:hyperlink w:history="1" r:id="rIdjbtfs14sbw5i9ja-luvn0">
+            <w:hyperlink w:history="1" r:id="rIduomu66mzgulqq9qwz6wnm">
               <w:r>
                 <w:rPr>
                   <w:rFonts w:ascii="Arial" w:cs="Arial" w:eastAsia="Arial" w:hAnsi="Arial"/>
@@ -21386,7 +21386,7 @@
             <w:pPr>
               <w:spacing w:after="20" w:before="0"/>
             </w:pPr>
-            <w:hyperlink w:history="1" r:id="rId0bsjmr1twnf361muli5pl">
+            <w:hyperlink w:history="1" r:id="rIdsoe--q-vgruyivv4dbk_8">
               <w:r>
                 <w:rPr>
                   <w:rFonts w:ascii="Arial" w:cs="Arial" w:eastAsia="Arial" w:hAnsi="Arial"/>
@@ -21419,7 +21419,7 @@
               <w:spacing w:after="10" w:before="0"/>
               <w:ind w:left="120"/>
             </w:pPr>
-            <w:hyperlink w:history="1" r:id="rIdb_jjroysdo1zmejsbehz1">
+            <w:hyperlink w:history="1" r:id="rId-d8fxjat__gwruhqi6pq6">
               <w:r>
                 <w:rPr>
                   <w:rFonts w:ascii="Arial" w:cs="Arial" w:eastAsia="Arial" w:hAnsi="Arial"/>
@@ -21464,7 +21464,7 @@
             <w:pPr>
               <w:spacing w:after="20" w:before="0"/>
             </w:pPr>
-            <w:hyperlink w:history="1" r:id="rIdjrshg8obwk0h9au3tfu-3">
+            <w:hyperlink w:history="1" r:id="rIdqix_-ra43frs8qmurjwlj">
               <w:r>
                 <w:rPr>
                   <w:rFonts w:ascii="Arial" w:cs="Arial" w:eastAsia="Arial" w:hAnsi="Arial"/>
@@ -21497,7 +21497,7 @@
               <w:spacing w:after="10" w:before="0"/>
               <w:ind w:left="120"/>
             </w:pPr>
-            <w:hyperlink w:history="1" r:id="rIdpg24wstvd0hpm2praqqkv">
+            <w:hyperlink w:history="1" r:id="rIdi2pevul8zzhc6o2ow3gft">
               <w:r>
                 <w:rPr>
                   <w:rFonts w:ascii="Arial" w:cs="Arial" w:eastAsia="Arial" w:hAnsi="Arial"/>
@@ -21692,7 +21692,7 @@
             <w:pPr>
               <w:spacing w:after="20" w:before="0"/>
             </w:pPr>
-            <w:hyperlink w:history="1" r:id="rIdgotqio7jh6r2g3pknqkt8">
+            <w:hyperlink w:history="1" r:id="rIdm3nwmxsg5ixl3m5iuv1x5">
               <w:r>
                 <w:rPr>
                   <w:rFonts w:ascii="Arial" w:cs="Arial" w:eastAsia="Arial" w:hAnsi="Arial"/>
@@ -21725,7 +21725,7 @@
               <w:spacing w:after="10" w:before="0"/>
               <w:ind w:left="120"/>
             </w:pPr>
-            <w:hyperlink w:history="1" r:id="rId_zagmubtpjpxh85qqnkyp">
+            <w:hyperlink w:history="1" r:id="rId9cxl0eosf4sn3ubqtmehm">
               <w:r>
                 <w:rPr>
                   <w:rFonts w:ascii="Arial" w:cs="Arial" w:eastAsia="Arial" w:hAnsi="Arial"/>
@@ -21770,7 +21770,7 @@
             <w:pPr>
               <w:spacing w:after="20" w:before="0"/>
             </w:pPr>
-            <w:hyperlink w:history="1" r:id="rIdnwdk597yb2kbfxunjwmw3">
+            <w:hyperlink w:history="1" r:id="rIdibe1amqjxsy8s4gzokuc0">
               <w:r>
                 <w:rPr>
                   <w:rFonts w:ascii="Arial" w:cs="Arial" w:eastAsia="Arial" w:hAnsi="Arial"/>
@@ -21803,7 +21803,7 @@
               <w:spacing w:after="10" w:before="0"/>
               <w:ind w:left="120"/>
             </w:pPr>
-            <w:hyperlink w:history="1" r:id="rIdtyv4b9xr8fnlibzu9y0qg">
+            <w:hyperlink w:history="1" r:id="rIde5px-oetcnwqkkmoc5fi3">
               <w:r>
                 <w:rPr>
                   <w:rFonts w:ascii="Arial" w:cs="Arial" w:eastAsia="Arial" w:hAnsi="Arial"/>
@@ -23290,7 +23290,7 @@
             <w:pPr>
               <w:spacing w:after="20" w:before="0"/>
             </w:pPr>
-            <w:hyperlink w:history="1" r:id="rIdbyrehiwkuehtohfnkfc4h">
+            <w:hyperlink w:history="1" r:id="rIdp0_r5pm1guporxlllrskg">
               <w:r>
                 <w:rPr>
                   <w:rFonts w:ascii="Arial" w:cs="Arial" w:eastAsia="Arial" w:hAnsi="Arial"/>
@@ -23323,7 +23323,7 @@
               <w:spacing w:after="10" w:before="0"/>
               <w:ind w:left="120"/>
             </w:pPr>
-            <w:hyperlink w:history="1" r:id="rIdwrs8mwyapozgeardcdcbx">
+            <w:hyperlink w:history="1" r:id="rIdsstx8tpx7px5agtfgodbz">
               <w:r>
                 <w:rPr>
                   <w:rFonts w:ascii="Arial" w:cs="Arial" w:eastAsia="Arial" w:hAnsi="Arial"/>
@@ -23368,7 +23368,7 @@
             <w:pPr>
               <w:spacing w:after="20" w:before="0"/>
             </w:pPr>
-            <w:hyperlink w:history="1" r:id="rId8qi_byarm7mqk8xzgl45o">
+            <w:hyperlink w:history="1" r:id="rId_y1sbfh7x4qismcloi6ye">
               <w:r>
                 <w:rPr>
                   <w:rFonts w:ascii="Arial" w:cs="Arial" w:eastAsia="Arial" w:hAnsi="Arial"/>
@@ -23401,7 +23401,7 @@
               <w:spacing w:after="10" w:before="0"/>
               <w:ind w:left="120"/>
             </w:pPr>
-            <w:hyperlink w:history="1" r:id="rIdg28yb0w-hgxrn1v6zz4p_">
+            <w:hyperlink w:history="1" r:id="rIdh-rwrjkas1ts-odqjmz2u">
               <w:r>
                 <w:rPr>
                   <w:rFonts w:ascii="Arial" w:cs="Arial" w:eastAsia="Arial" w:hAnsi="Arial"/>
@@ -23596,7 +23596,7 @@
             <w:pPr>
               <w:spacing w:after="20" w:before="0"/>
             </w:pPr>
-            <w:hyperlink w:history="1" r:id="rIdfj3q-9dcirivf5v_jynkr">
+            <w:hyperlink w:history="1" r:id="rIdyusw_hyfcsk1cdihuthb3">
               <w:r>
                 <w:rPr>
                   <w:rFonts w:ascii="Arial" w:cs="Arial" w:eastAsia="Arial" w:hAnsi="Arial"/>
@@ -23629,7 +23629,7 @@
               <w:spacing w:after="10" w:before="0"/>
               <w:ind w:left="120"/>
             </w:pPr>
-            <w:hyperlink w:history="1" r:id="rIdlvascehrpqgzpelymj3tg">
+            <w:hyperlink w:history="1" r:id="rId8vjb43-dz6zdodyk4nuv0">
               <w:r>
                 <w:rPr>
                   <w:rFonts w:ascii="Arial" w:cs="Arial" w:eastAsia="Arial" w:hAnsi="Arial"/>
@@ -23674,7 +23674,7 @@
             <w:pPr>
               <w:spacing w:after="20" w:before="0"/>
             </w:pPr>
-            <w:hyperlink w:history="1" r:id="rIdeenarphx7ah-duzy9bryz">
+            <w:hyperlink w:history="1" r:id="rIdix_jelh2io-6-7tpcrewz">
               <w:r>
                 <w:rPr>
                   <w:rFonts w:ascii="Arial" w:cs="Arial" w:eastAsia="Arial" w:hAnsi="Arial"/>
@@ -23707,7 +23707,7 @@
               <w:spacing w:after="10" w:before="0"/>
               <w:ind w:left="120"/>
             </w:pPr>
-            <w:hyperlink w:history="1" r:id="rIdnlo0i6hkf1hgcltprutmg">
+            <w:hyperlink w:history="1" r:id="rIdqap7vr8bu0uinhnrbamdf">
               <w:r>
                 <w:rPr>
                   <w:rFonts w:ascii="Arial" w:cs="Arial" w:eastAsia="Arial" w:hAnsi="Arial"/>
@@ -23902,7 +23902,7 @@
             <w:pPr>
               <w:spacing w:after="20" w:before="0"/>
             </w:pPr>
-            <w:hyperlink w:history="1" r:id="rIdune3lwvyqy7mqkps-qngy">
+            <w:hyperlink w:history="1" r:id="rIdrkz5e2suptdgieu3tzfpj">
               <w:r>
                 <w:rPr>
                   <w:rFonts w:ascii="Arial" w:cs="Arial" w:eastAsia="Arial" w:hAnsi="Arial"/>
@@ -23935,7 +23935,7 @@
               <w:spacing w:after="10" w:before="0"/>
               <w:ind w:left="120"/>
             </w:pPr>
-            <w:hyperlink w:history="1" r:id="rId3sxrb48ltuyp7dct9qk4v">
+            <w:hyperlink w:history="1" r:id="rIdfuwfelkbjoiy4rew0ww1d">
               <w:r>
                 <w:rPr>
                   <w:rFonts w:ascii="Arial" w:cs="Arial" w:eastAsia="Arial" w:hAnsi="Arial"/>
@@ -23980,7 +23980,7 @@
             <w:pPr>
               <w:spacing w:after="20" w:before="0"/>
             </w:pPr>
-            <w:hyperlink w:history="1" r:id="rId0rmoi3ovcabb2yoezgckj">
+            <w:hyperlink w:history="1" r:id="rIddxw_lq6mavvg41iwrzgpr">
               <w:r>
                 <w:rPr>
                   <w:rFonts w:ascii="Arial" w:cs="Arial" w:eastAsia="Arial" w:hAnsi="Arial"/>
@@ -24013,7 +24013,7 @@
               <w:spacing w:after="10" w:before="0"/>
               <w:ind w:left="120"/>
             </w:pPr>
-            <w:hyperlink w:history="1" r:id="rIddtyj4jqmtzwqdaytniy75">
+            <w:hyperlink w:history="1" r:id="rIdi91aqhqieaqkkx2xjli39">
               <w:r>
                 <w:rPr>
                   <w:rFonts w:ascii="Arial" w:cs="Arial" w:eastAsia="Arial" w:hAnsi="Arial"/>
@@ -24208,7 +24208,7 @@
             <w:pPr>
               <w:spacing w:after="20" w:before="0"/>
             </w:pPr>
-            <w:hyperlink w:history="1" r:id="rIdvut9az6g25dzmnykvjin_">
+            <w:hyperlink w:history="1" r:id="rId5xf3l6tmx_n0zwr4pfvp2">
               <w:r>
                 <w:rPr>
                   <w:rFonts w:ascii="Arial" w:cs="Arial" w:eastAsia="Arial" w:hAnsi="Arial"/>
@@ -24241,7 +24241,7 @@
               <w:spacing w:after="10" w:before="0"/>
               <w:ind w:left="120"/>
             </w:pPr>
-            <w:hyperlink w:history="1" r:id="rIds5xw7v3vqr2orffk8zt-h">
+            <w:hyperlink w:history="1" r:id="rIdymw-eu43ijulgjuppglbo">
               <w:r>
                 <w:rPr>
                   <w:rFonts w:ascii="Arial" w:cs="Arial" w:eastAsia="Arial" w:hAnsi="Arial"/>
@@ -24286,7 +24286,7 @@
             <w:pPr>
               <w:spacing w:after="20" w:before="0"/>
             </w:pPr>
-            <w:hyperlink w:history="1" r:id="rIdklqbgoia52_g3kq_k7bzv">
+            <w:hyperlink w:history="1" r:id="rIddvanh1solnppxksirn_l_">
               <w:r>
                 <w:rPr>
                   <w:rFonts w:ascii="Arial" w:cs="Arial" w:eastAsia="Arial" w:hAnsi="Arial"/>
@@ -24319,7 +24319,7 @@
               <w:spacing w:after="10" w:before="0"/>
               <w:ind w:left="120"/>
             </w:pPr>
-            <w:hyperlink w:history="1" r:id="rId92cnrioqpgvyos0qic17-">
+            <w:hyperlink w:history="1" r:id="rIdotqrwva0jtvc9wqluf1n-">
               <w:r>
                 <w:rPr>
                   <w:rFonts w:ascii="Arial" w:cs="Arial" w:eastAsia="Arial" w:hAnsi="Arial"/>
@@ -24514,7 +24514,7 @@
             <w:pPr>
               <w:spacing w:after="20" w:before="0"/>
             </w:pPr>
-            <w:hyperlink w:history="1" r:id="rIdbe8yk8kznbldp9wcmcthh">
+            <w:hyperlink w:history="1" r:id="rId6tysbycq2ehkcaoz3oqvy">
               <w:r>
                 <w:rPr>
                   <w:rFonts w:ascii="Arial" w:cs="Arial" w:eastAsia="Arial" w:hAnsi="Arial"/>
@@ -24547,7 +24547,7 @@
               <w:spacing w:after="10" w:before="0"/>
               <w:ind w:left="120"/>
             </w:pPr>
-            <w:hyperlink w:history="1" r:id="rIdb3efugmx2xuqxni2nhfcl">
+            <w:hyperlink w:history="1" r:id="rIdwlevg-udumiz5tgagdq5c">
               <w:r>
                 <w:rPr>
                   <w:rFonts w:ascii="Arial" w:cs="Arial" w:eastAsia="Arial" w:hAnsi="Arial"/>
@@ -24592,7 +24592,7 @@
             <w:pPr>
               <w:spacing w:after="20" w:before="0"/>
             </w:pPr>
-            <w:hyperlink w:history="1" r:id="rIdsbkjqmlr2pnza4wbiwyhn">
+            <w:hyperlink w:history="1" r:id="rIdfoq-mkqnjk85mfwobj4vs">
               <w:r>
                 <w:rPr>
                   <w:rFonts w:ascii="Arial" w:cs="Arial" w:eastAsia="Arial" w:hAnsi="Arial"/>
@@ -24625,7 +24625,7 @@
               <w:spacing w:after="10" w:before="0"/>
               <w:ind w:left="120"/>
             </w:pPr>
-            <w:hyperlink w:history="1" r:id="rId3isk2lt3ofhjoz52e8s0s">
+            <w:hyperlink w:history="1" r:id="rIdvd-ybrxpvushiouuhfmwo">
               <w:r>
                 <w:rPr>
                   <w:rFonts w:ascii="Arial" w:cs="Arial" w:eastAsia="Arial" w:hAnsi="Arial"/>
@@ -26112,7 +26112,7 @@
             <w:pPr>
               <w:spacing w:after="20" w:before="0"/>
             </w:pPr>
-            <w:hyperlink w:history="1" r:id="rIdfqhm9xonwbr7ui9secltl">
+            <w:hyperlink w:history="1" r:id="rIddpucfuwky96pvqctvztfz">
               <w:r>
                 <w:rPr>
                   <w:rFonts w:ascii="Arial" w:cs="Arial" w:eastAsia="Arial" w:hAnsi="Arial"/>
@@ -26145,7 +26145,7 @@
               <w:spacing w:after="10" w:before="0"/>
               <w:ind w:left="120"/>
             </w:pPr>
-            <w:hyperlink w:history="1" r:id="rIdmq77vi-lvj4zuhq6hftsd">
+            <w:hyperlink w:history="1" r:id="rIdrri3o_b3j3tv3vletqpxm">
               <w:r>
                 <w:rPr>
                   <w:rFonts w:ascii="Arial" w:cs="Arial" w:eastAsia="Arial" w:hAnsi="Arial"/>
@@ -26190,7 +26190,7 @@
             <w:pPr>
               <w:spacing w:after="20" w:before="0"/>
             </w:pPr>
-            <w:hyperlink w:history="1" r:id="rIdolwp7ruddavxoueqebt15">
+            <w:hyperlink w:history="1" r:id="rIdw9orzygllf_p6fgrwwu3e">
               <w:r>
                 <w:rPr>
                   <w:rFonts w:ascii="Arial" w:cs="Arial" w:eastAsia="Arial" w:hAnsi="Arial"/>
@@ -26223,7 +26223,7 @@
               <w:spacing w:after="10" w:before="0"/>
               <w:ind w:left="120"/>
             </w:pPr>
-            <w:hyperlink w:history="1" r:id="rIdpdzsp1m9y6eusjcray1h8">
+            <w:hyperlink w:history="1" r:id="rIdkjz5vjzouj04hoctjfuid">
               <w:r>
                 <w:rPr>
                   <w:rFonts w:ascii="Arial" w:cs="Arial" w:eastAsia="Arial" w:hAnsi="Arial"/>
@@ -26418,7 +26418,7 @@
             <w:pPr>
               <w:spacing w:after="20" w:before="0"/>
             </w:pPr>
-            <w:hyperlink w:history="1" r:id="rIdncmxiwzpyvqnzlebpcuaz">
+            <w:hyperlink w:history="1" r:id="rIdjk4ek0g1mmmepiptdgxt_">
               <w:r>
                 <w:rPr>
                   <w:rFonts w:ascii="Arial" w:cs="Arial" w:eastAsia="Arial" w:hAnsi="Arial"/>
@@ -26451,7 +26451,7 @@
               <w:spacing w:after="10" w:before="0"/>
               <w:ind w:left="120"/>
             </w:pPr>
-            <w:hyperlink w:history="1" r:id="rIdgb6zusalbw3isams1gajd">
+            <w:hyperlink w:history="1" r:id="rIdrjvmv6aujrw0-oqzk8jbn">
               <w:r>
                 <w:rPr>
                   <w:rFonts w:ascii="Arial" w:cs="Arial" w:eastAsia="Arial" w:hAnsi="Arial"/>
@@ -26496,7 +26496,7 @@
             <w:pPr>
               <w:spacing w:after="20" w:before="0"/>
             </w:pPr>
-            <w:hyperlink w:history="1" r:id="rIdtbzooqfbfqkpvwgi6bwru">
+            <w:hyperlink w:history="1" r:id="rIdbgrlmg-w6mxbkgekremfo">
               <w:r>
                 <w:rPr>
                   <w:rFonts w:ascii="Arial" w:cs="Arial" w:eastAsia="Arial" w:hAnsi="Arial"/>
@@ -26529,7 +26529,7 @@
               <w:spacing w:after="10" w:before="0"/>
               <w:ind w:left="120"/>
             </w:pPr>
-            <w:hyperlink w:history="1" r:id="rIdh-8wxfssnzg_nkq7ppmmr">
+            <w:hyperlink w:history="1" r:id="rId6l3fqlgvswod4c4mj813u">
               <w:r>
                 <w:rPr>
                   <w:rFonts w:ascii="Arial" w:cs="Arial" w:eastAsia="Arial" w:hAnsi="Arial"/>
@@ -26724,7 +26724,7 @@
             <w:pPr>
               <w:spacing w:after="20" w:before="0"/>
             </w:pPr>
-            <w:hyperlink w:history="1" r:id="rId_irrznuvz0d94eymr_pq8">
+            <w:hyperlink w:history="1" r:id="rId0amtwm6jpuaoaolvg53bf">
               <w:r>
                 <w:rPr>
                   <w:rFonts w:ascii="Arial" w:cs="Arial" w:eastAsia="Arial" w:hAnsi="Arial"/>
@@ -26757,7 +26757,7 @@
               <w:spacing w:after="10" w:before="0"/>
               <w:ind w:left="120"/>
             </w:pPr>
-            <w:hyperlink w:history="1" r:id="rIduvfzf42wikc9ndltofvpx">
+            <w:hyperlink w:history="1" r:id="rIdbvoddoru9b7p_af-sm-b8">
               <w:r>
                 <w:rPr>
                   <w:rFonts w:ascii="Arial" w:cs="Arial" w:eastAsia="Arial" w:hAnsi="Arial"/>
@@ -26802,7 +26802,7 @@
             <w:pPr>
               <w:spacing w:after="20" w:before="0"/>
             </w:pPr>
-            <w:hyperlink w:history="1" r:id="rIdlomuzy-okb1g_mnfrxlzd">
+            <w:hyperlink w:history="1" r:id="rIdtwkpos32iiyvj9dldqfqq">
               <w:r>
                 <w:rPr>
                   <w:rFonts w:ascii="Arial" w:cs="Arial" w:eastAsia="Arial" w:hAnsi="Arial"/>
@@ -26835,7 +26835,7 @@
               <w:spacing w:after="10" w:before="0"/>
               <w:ind w:left="120"/>
             </w:pPr>
-            <w:hyperlink w:history="1" r:id="rIdennsfoox4ycgkfvyob29b">
+            <w:hyperlink w:history="1" r:id="rIdlkr4bixch8ac6bxhvg1a6">
               <w:r>
                 <w:rPr>
                   <w:rFonts w:ascii="Arial" w:cs="Arial" w:eastAsia="Arial" w:hAnsi="Arial"/>
@@ -27030,7 +27030,7 @@
             <w:pPr>
               <w:spacing w:after="20" w:before="0"/>
             </w:pPr>
-            <w:hyperlink w:history="1" r:id="rIdllhhe4rhwey-v5m7giouu">
+            <w:hyperlink w:history="1" r:id="rIdprs-wufzxxlt2uucb4inr">
               <w:r>
                 <w:rPr>
                   <w:rFonts w:ascii="Arial" w:cs="Arial" w:eastAsia="Arial" w:hAnsi="Arial"/>
@@ -27063,7 +27063,7 @@
               <w:spacing w:after="10" w:before="0"/>
               <w:ind w:left="120"/>
             </w:pPr>
-            <w:hyperlink w:history="1" r:id="rIdzroe2suyossn6yr0d533a">
+            <w:hyperlink w:history="1" r:id="rIdn7ub9xw1oin073iqvcoh2">
               <w:r>
                 <w:rPr>
                   <w:rFonts w:ascii="Arial" w:cs="Arial" w:eastAsia="Arial" w:hAnsi="Arial"/>
@@ -27108,7 +27108,7 @@
             <w:pPr>
               <w:spacing w:after="20" w:before="0"/>
             </w:pPr>
-            <w:hyperlink w:history="1" r:id="rIdvv45g4t5bgodjlcvqjlqn">
+            <w:hyperlink w:history="1" r:id="rIdern-zswzto2gp986siabh">
               <w:r>
                 <w:rPr>
                   <w:rFonts w:ascii="Arial" w:cs="Arial" w:eastAsia="Arial" w:hAnsi="Arial"/>
@@ -27141,7 +27141,7 @@
               <w:spacing w:after="10" w:before="0"/>
               <w:ind w:left="120"/>
             </w:pPr>
-            <w:hyperlink w:history="1" r:id="rIdov0ibbupepcdi4d2dngex">
+            <w:hyperlink w:history="1" r:id="rIdfbuajctikjsxv0qphw_5v">
               <w:r>
                 <w:rPr>
                   <w:rFonts w:ascii="Arial" w:cs="Arial" w:eastAsia="Arial" w:hAnsi="Arial"/>
@@ -27336,7 +27336,7 @@
             <w:pPr>
               <w:spacing w:after="20" w:before="0"/>
             </w:pPr>
-            <w:hyperlink w:history="1" r:id="rIdo_t0og335zbnmelmzqown">
+            <w:hyperlink w:history="1" r:id="rIdso4wit92fswg2zul5wvtn">
               <w:r>
                 <w:rPr>
                   <w:rFonts w:ascii="Arial" w:cs="Arial" w:eastAsia="Arial" w:hAnsi="Arial"/>
@@ -27369,7 +27369,7 @@
               <w:spacing w:after="10" w:before="0"/>
               <w:ind w:left="120"/>
             </w:pPr>
-            <w:hyperlink w:history="1" r:id="rIdmcikchqs9d2rvfom94nuo">
+            <w:hyperlink w:history="1" r:id="rId_32yawfqsrnfpfwqetcag">
               <w:r>
                 <w:rPr>
                   <w:rFonts w:ascii="Arial" w:cs="Arial" w:eastAsia="Arial" w:hAnsi="Arial"/>
@@ -27414,7 +27414,7 @@
             <w:pPr>
               <w:spacing w:after="20" w:before="0"/>
             </w:pPr>
-            <w:hyperlink w:history="1" r:id="rIdvp_eemovmxz1g_4w5gcdo">
+            <w:hyperlink w:history="1" r:id="rIdy69ruradtr4sbgvyj2wfn">
               <w:r>
                 <w:rPr>
                   <w:rFonts w:ascii="Arial" w:cs="Arial" w:eastAsia="Arial" w:hAnsi="Arial"/>
@@ -27447,7 +27447,7 @@
               <w:spacing w:after="10" w:before="0"/>
               <w:ind w:left="120"/>
             </w:pPr>
-            <w:hyperlink w:history="1" r:id="rIdbppfywa3jgkpuqtvwhp5x">
+            <w:hyperlink w:history="1" r:id="rIdikd-zfsblsxpwe2kgyx8l">
               <w:r>
                 <w:rPr>
                   <w:rFonts w:ascii="Arial" w:cs="Arial" w:eastAsia="Arial" w:hAnsi="Arial"/>
@@ -28934,7 +28934,7 @@
             <w:pPr>
               <w:spacing w:after="20" w:before="0"/>
             </w:pPr>
-            <w:hyperlink w:history="1" r:id="rIdeugh901ooloabidnhkgg2">
+            <w:hyperlink w:history="1" r:id="rId7hfhoujivpz19jvzkekic">
               <w:r>
                 <w:rPr>
                   <w:rFonts w:ascii="Arial" w:cs="Arial" w:eastAsia="Arial" w:hAnsi="Arial"/>
@@ -28967,7 +28967,7 @@
               <w:spacing w:after="10" w:before="0"/>
               <w:ind w:left="120"/>
             </w:pPr>
-            <w:hyperlink w:history="1" r:id="rIdx-p2qfxeknzgs2ogl--eg">
+            <w:hyperlink w:history="1" r:id="rId99ddupse093ppruxszva7">
               <w:r>
                 <w:rPr>
                   <w:rFonts w:ascii="Arial" w:cs="Arial" w:eastAsia="Arial" w:hAnsi="Arial"/>
@@ -29012,7 +29012,7 @@
             <w:pPr>
               <w:spacing w:after="20" w:before="0"/>
             </w:pPr>
-            <w:hyperlink w:history="1" r:id="rId-lmvt5ps2swxqziqf4weg">
+            <w:hyperlink w:history="1" r:id="rIdazdnxk8yjuxbppdgb0ldb">
               <w:r>
                 <w:rPr>
                   <w:rFonts w:ascii="Arial" w:cs="Arial" w:eastAsia="Arial" w:hAnsi="Arial"/>
@@ -29045,7 +29045,7 @@
               <w:spacing w:after="10" w:before="0"/>
               <w:ind w:left="120"/>
             </w:pPr>
-            <w:hyperlink w:history="1" r:id="rIdwyal6hmshg737onkg24kb">
+            <w:hyperlink w:history="1" r:id="rIdj-uiu-5drhkmhxn-xiw5b">
               <w:r>
                 <w:rPr>
                   <w:rFonts w:ascii="Arial" w:cs="Arial" w:eastAsia="Arial" w:hAnsi="Arial"/>
@@ -29240,7 +29240,7 @@
             <w:pPr>
               <w:spacing w:after="20" w:before="0"/>
             </w:pPr>
-            <w:hyperlink w:history="1" r:id="rId8sfh0nwos_8svm-51mou6">
+            <w:hyperlink w:history="1" r:id="rIdnuib1kkwv77xixhdeg11g">
               <w:r>
                 <w:rPr>
                   <w:rFonts w:ascii="Arial" w:cs="Arial" w:eastAsia="Arial" w:hAnsi="Arial"/>
@@ -29273,7 +29273,7 @@
               <w:spacing w:after="10" w:before="0"/>
               <w:ind w:left="120"/>
             </w:pPr>
-            <w:hyperlink w:history="1" r:id="rId2-oqxsmewnypcujadagcv">
+            <w:hyperlink w:history="1" r:id="rIdry5nvzxfzbv7wexw2jtek">
               <w:r>
                 <w:rPr>
                   <w:rFonts w:ascii="Arial" w:cs="Arial" w:eastAsia="Arial" w:hAnsi="Arial"/>
@@ -29318,7 +29318,7 @@
             <w:pPr>
               <w:spacing w:after="20" w:before="0"/>
             </w:pPr>
-            <w:hyperlink w:history="1" r:id="rIdkotw5j8tkcsf-dsscbsic">
+            <w:hyperlink w:history="1" r:id="rIdpubqdb-ijfh_jvx-fzmew">
               <w:r>
                 <w:rPr>
                   <w:rFonts w:ascii="Arial" w:cs="Arial" w:eastAsia="Arial" w:hAnsi="Arial"/>
@@ -29351,7 +29351,7 @@
               <w:spacing w:after="10" w:before="0"/>
               <w:ind w:left="120"/>
             </w:pPr>
-            <w:hyperlink w:history="1" r:id="rId3vofxwjp4xvg9i_vbajdx">
+            <w:hyperlink w:history="1" r:id="rIdog7b6eiwriq3j2ed3l9ky">
               <w:r>
                 <w:rPr>
                   <w:rFonts w:ascii="Arial" w:cs="Arial" w:eastAsia="Arial" w:hAnsi="Arial"/>
@@ -29584,7 +29584,7 @@
             <w:pPr>
               <w:spacing w:after="20" w:before="0"/>
             </w:pPr>
-            <w:hyperlink w:history="1" r:id="rIdjpl3y_uthn1mqpehdjxrn">
+            <w:hyperlink w:history="1" r:id="rId_a2a5f7l11k9kzkdijdrp">
               <w:r>
                 <w:rPr>
                   <w:rFonts w:ascii="Arial" w:cs="Arial" w:eastAsia="Arial" w:hAnsi="Arial"/>
@@ -29617,7 +29617,7 @@
               <w:spacing w:after="10" w:before="0"/>
               <w:ind w:left="120"/>
             </w:pPr>
-            <w:hyperlink w:history="1" r:id="rIdk9dqrpkyg9is80u6hu6ad">
+            <w:hyperlink w:history="1" r:id="rIduxi04xi5drvvc367hqvlf">
               <w:r>
                 <w:rPr>
                   <w:rFonts w:ascii="Arial" w:cs="Arial" w:eastAsia="Arial" w:hAnsi="Arial"/>
@@ -29662,7 +29662,7 @@
             <w:pPr>
               <w:spacing w:after="20" w:before="0"/>
             </w:pPr>
-            <w:hyperlink w:history="1" r:id="rIdy9qojvriwznathptv8maf">
+            <w:hyperlink w:history="1" r:id="rIdqnfvj1iighlbaiykpa_3a">
               <w:r>
                 <w:rPr>
                   <w:rFonts w:ascii="Arial" w:cs="Arial" w:eastAsia="Arial" w:hAnsi="Arial"/>
@@ -29695,7 +29695,7 @@
               <w:spacing w:after="10" w:before="0"/>
               <w:ind w:left="120"/>
             </w:pPr>
-            <w:hyperlink w:history="1" r:id="rIddfzgpwcywxd9wtlbzjkik">
+            <w:hyperlink w:history="1" r:id="rId1qgyrph2ongowvmuozfju">
               <w:r>
                 <w:rPr>
                   <w:rFonts w:ascii="Arial" w:cs="Arial" w:eastAsia="Arial" w:hAnsi="Arial"/>
@@ -29928,7 +29928,7 @@
             <w:pPr>
               <w:spacing w:after="20" w:before="0"/>
             </w:pPr>
-            <w:hyperlink w:history="1" r:id="rIdrghsohz6li9i8dgz2c7ud">
+            <w:hyperlink w:history="1" r:id="rIdt1_oimhk9eo1qf9y6tfzr">
               <w:r>
                 <w:rPr>
                   <w:rFonts w:ascii="Arial" w:cs="Arial" w:eastAsia="Arial" w:hAnsi="Arial"/>
@@ -29961,7 +29961,7 @@
               <w:spacing w:after="10" w:before="0"/>
               <w:ind w:left="120"/>
             </w:pPr>
-            <w:hyperlink w:history="1" r:id="rIda8l7ifm2gnm7astfr8v9z">
+            <w:hyperlink w:history="1" r:id="rId9-5j24q2loxnsmbpp4fim">
               <w:r>
                 <w:rPr>
                   <w:rFonts w:ascii="Arial" w:cs="Arial" w:eastAsia="Arial" w:hAnsi="Arial"/>
@@ -30006,7 +30006,7 @@
             <w:pPr>
               <w:spacing w:after="20" w:before="0"/>
             </w:pPr>
-            <w:hyperlink w:history="1" r:id="rIdgayptgoxmbifvn4j3x1ps">
+            <w:hyperlink w:history="1" r:id="rIdijoj5ld5kjsresbdwqgqk">
               <w:r>
                 <w:rPr>
                   <w:rFonts w:ascii="Arial" w:cs="Arial" w:eastAsia="Arial" w:hAnsi="Arial"/>
@@ -30039,7 +30039,7 @@
               <w:spacing w:after="10" w:before="0"/>
               <w:ind w:left="120"/>
             </w:pPr>
-            <w:hyperlink w:history="1" r:id="rIdfqg5evsbesi_l8xhwefnb">
+            <w:hyperlink w:history="1" r:id="rIdsyuhletnokuxo1fsec1tq">
               <w:r>
                 <w:rPr>
                   <w:rFonts w:ascii="Arial" w:cs="Arial" w:eastAsia="Arial" w:hAnsi="Arial"/>
@@ -30234,7 +30234,7 @@
             <w:pPr>
               <w:spacing w:after="20" w:before="0"/>
             </w:pPr>
-            <w:hyperlink w:history="1" r:id="rIdwcuewx7kujgyp1y-z7_uh">
+            <w:hyperlink w:history="1" r:id="rIdhxopulhbum58qsxnghx16">
               <w:r>
                 <w:rPr>
                   <w:rFonts w:ascii="Arial" w:cs="Arial" w:eastAsia="Arial" w:hAnsi="Arial"/>
@@ -30267,7 +30267,7 @@
               <w:spacing w:after="10" w:before="0"/>
               <w:ind w:left="120"/>
             </w:pPr>
-            <w:hyperlink w:history="1" r:id="rIdm6g5c7rgx_vijtul6xizl">
+            <w:hyperlink w:history="1" r:id="rIdrson4zjmzwn_oxhi9nzdz">
               <w:r>
                 <w:rPr>
                   <w:rFonts w:ascii="Arial" w:cs="Arial" w:eastAsia="Arial" w:hAnsi="Arial"/>
@@ -30312,7 +30312,7 @@
             <w:pPr>
               <w:spacing w:after="20" w:before="0"/>
             </w:pPr>
-            <w:hyperlink w:history="1" r:id="rIdroy1-ox5ddsky4ajt8uca">
+            <w:hyperlink w:history="1" r:id="rIdk6j9keueb6nf9o2qkm_tj">
               <w:r>
                 <w:rPr>
                   <w:rFonts w:ascii="Arial" w:cs="Arial" w:eastAsia="Arial" w:hAnsi="Arial"/>
@@ -30345,7 +30345,7 @@
               <w:spacing w:after="10" w:before="0"/>
               <w:ind w:left="120"/>
             </w:pPr>
-            <w:hyperlink w:history="1" r:id="rIdlxh7k6qezgkt_k_otrce3">
+            <w:hyperlink w:history="1" r:id="rId98ykth7dkjf2bjq1vqfll">
               <w:r>
                 <w:rPr>
                   <w:rFonts w:ascii="Arial" w:cs="Arial" w:eastAsia="Arial" w:hAnsi="Arial"/>
